--- a/testing-course/documents/03-lab1-use-case-and-requirements-testing.docx
+++ b/testing-course/documents/03-lab1-use-case-and-requirements-testing.docx
@@ -4,7 +4,7 @@
   <w:body>
     <w:p>
       <w:r>
-        <w:t>Лабораторная работа №1 «Тестирование требований к ПО». В документе описан вариант использования (Use Case) «Подать заявку в лист ожидания» проекта DSLKit (первоначальная версия), выполнено его тестирование методом просмотра по критериям качества требований, составлена таблица дефектов и вопросы автору, а затем сценарий проверен на работающем приложении. В конце приведена исправленная версия Use Case. Теория взята из методических указаний к работе.</w:t>
+        <w:t>Лабораторная работа №1 «Тестирование требований к ПО». В документе описан вариант использования (Use Case) «Подать заявку в лист ожидания» проекта DSLKit со ссылками на подзадачи, связанные задачи и тест-кейсы, выполнено его тестирование методом просмотра по критериям качества требований, составлены решения по уточняющим вопросам, а затем сценарий проверен на работающем приложении. Теория взята из методических указаний к работе.</w:t>
       </w:r>
     </w:p>
     <w:p>
@@ -12,7 +12,7 @@
         <w:pStyle w:val="Heading1"/>
       </w:pPr>
       <w:r>
-        <w:t>1. Этап 1. Описание Use Case (первоначальная версия)</w:t>
+        <w:t>1. Этап 1. Описание Use Case</w:t>
       </w:r>
     </w:p>
     <w:tbl>
@@ -28,53 +28,13 @@
       <w:tr>
         <w:tc>
           <w:tcPr>
-            <w:tcW w:type="dxa" w:w="2551"/>
-            <w:shd w:val="clear" w:fill="D9E2F3"/>
+            <w:tcW w:type="dxa" w:w="2381"/>
+            <w:shd w:val="clear" w:fill="F2F2F2"/>
           </w:tcPr>
           <w:p>
             <w:r>
               <w:rPr>
-                <w:sz w:val="24"/>
-              </w:rPr>
-            </w:r>
-            <w:r>
-              <w:rPr>
                 <w:b/>
-                <w:sz w:val="24"/>
-              </w:rPr>
-              <w:t>Элемент</w:t>
-            </w:r>
-          </w:p>
-        </w:tc>
-        <w:tc>
-          <w:tcPr>
-            <w:tcW w:type="dxa" w:w="7370"/>
-            <w:shd w:val="clear" w:fill="D9E2F3"/>
-          </w:tcPr>
-          <w:p>
-            <w:r>
-              <w:rPr>
-                <w:sz w:val="24"/>
-              </w:rPr>
-            </w:r>
-            <w:r>
-              <w:rPr>
-                <w:b/>
-                <w:sz w:val="24"/>
-              </w:rPr>
-              <w:t>Описание</w:t>
-            </w:r>
-          </w:p>
-        </w:tc>
-      </w:tr>
-      <w:tr>
-        <w:tc>
-          <w:tcPr>
-            <w:tcW w:type="dxa" w:w="2551"/>
-          </w:tcPr>
-          <w:p>
-            <w:r>
-              <w:rPr>
                 <w:sz w:val="24"/>
               </w:rPr>
               <w:t>Название</w:t>
@@ -90,7 +50,7 @@
               <w:rPr>
                 <w:sz w:val="24"/>
               </w:rPr>
-              <w:t>UC-01. Подать заявку в лист ожидания</w:t>
+              <w:t>UC-01. Подать заявку в лист ожидания (форма «Записаться в бету», главная страница DSLKit)</w:t>
             </w:r>
           </w:p>
         </w:tc>
@@ -98,11 +58,43 @@
       <w:tr>
         <w:tc>
           <w:tcPr>
-            <w:tcW w:type="dxa" w:w="2551"/>
+            <w:tcW w:type="dxa" w:w="2381"/>
+            <w:shd w:val="clear" w:fill="F2F2F2"/>
           </w:tcPr>
           <w:p>
             <w:r>
               <w:rPr>
+                <w:b/>
+                <w:sz w:val="24"/>
+              </w:rPr>
+              <w:t>Идентификатор, версия, приоритет</w:t>
+            </w:r>
+          </w:p>
+        </w:tc>
+        <w:tc>
+          <w:tcPr>
+            <w:tcW w:type="dxa" w:w="7370"/>
+          </w:tcPr>
+          <w:p>
+            <w:r>
+              <w:rPr>
+                <w:sz w:val="24"/>
+              </w:rPr>
+              <w:t>UC-01, версия 1.0, приоритет High: единственный способ оставить контакты для беты.</w:t>
+            </w:r>
+          </w:p>
+        </w:tc>
+      </w:tr>
+      <w:tr>
+        <w:tc>
+          <w:tcPr>
+            <w:tcW w:type="dxa" w:w="2381"/>
+            <w:shd w:val="clear" w:fill="F2F2F2"/>
+          </w:tcPr>
+          <w:p>
+            <w:r>
+              <w:rPr>
+                <w:b/>
                 <w:sz w:val="24"/>
               </w:rPr>
               <w:t>Краткое описание цели и задачи</w:t>
@@ -118,7 +110,7 @@
               <w:rPr>
                 <w:sz w:val="24"/>
               </w:rPr>
-              <w:t>Посетитель быстро оставляет контактные данные, чтобы получить приглашение в бету DSLKit.</w:t>
+              <w:t>Посетитель оставляет контактные данные и сведения о проекте, чтобы команда DSLKit могла прислать ему приглашение в бету после запуска. Задача формы: принять только корректную заявку и сохранить её.</w:t>
             </w:r>
           </w:p>
         </w:tc>
@@ -126,11 +118,153 @@
       <w:tr>
         <w:tc>
           <w:tcPr>
-            <w:tcW w:type="dxa" w:w="2551"/>
+            <w:tcW w:type="dxa" w:w="2381"/>
+            <w:shd w:val="clear" w:fill="F2F2F2"/>
           </w:tcPr>
           <w:p>
             <w:r>
               <w:rPr>
+                <w:b/>
+                <w:sz w:val="24"/>
+              </w:rPr>
+              <w:t>Связанные требования</w:t>
+            </w:r>
+          </w:p>
+        </w:tc>
+        <w:tc>
+          <w:tcPr>
+            <w:tcW w:type="dxa" w:w="7370"/>
+          </w:tcPr>
+          <w:p>
+            <w:r>
+              <w:rPr>
+                <w:sz w:val="24"/>
+              </w:rPr>
+              <w:t>R4 «Форма заявки и валидация» (лаб. 3, раздел 1). Реализация: site/index.html (форма #waitlist-form), site/js/components/waitlist-form.js, site/js/utils/validation.js, site/thanks.html и site/en/thanks.html.</w:t>
+            </w:r>
+          </w:p>
+        </w:tc>
+      </w:tr>
+      <w:tr>
+        <w:tc>
+          <w:tcPr>
+            <w:tcW w:type="dxa" w:w="2381"/>
+            <w:shd w:val="clear" w:fill="F2F2F2"/>
+          </w:tcPr>
+          <w:p>
+            <w:r>
+              <w:rPr>
+                <w:b/>
+                <w:sz w:val="24"/>
+              </w:rPr>
+              <w:t>Подзадачи</w:t>
+            </w:r>
+          </w:p>
+        </w:tc>
+        <w:tc>
+          <w:tcPr>
+            <w:tcW w:type="dxa" w:w="7370"/>
+          </w:tcPr>
+          <w:p>
+            <w:r>
+              <w:rPr>
+                <w:sz w:val="24"/>
+              </w:rPr>
+              <w:t>UC-01.1 Показ формы и подсказок к полям (шаги 1–6).</w:t>
+              <w:br/>
+              <w:t>UC-01.2 Очистка и проверка значений по П1–П6 (шаги 8–9).</w:t>
+              <w:br/>
+              <w:t>UC-01.3 Показ ошибок, фокус и повторная проверка (A1, A2).</w:t>
+              <w:br/>
+              <w:t>UC-01.4 Сохранение заявки в LocalStorage (шаг 10, A4, E1).</w:t>
+              <w:br/>
+              <w:t>UC-01.5 Переход на страницу благодарности (шаг 11).</w:t>
+            </w:r>
+          </w:p>
+        </w:tc>
+      </w:tr>
+      <w:tr>
+        <w:tc>
+          <w:tcPr>
+            <w:tcW w:type="dxa" w:w="2381"/>
+            <w:shd w:val="clear" w:fill="F2F2F2"/>
+          </w:tcPr>
+          <w:p>
+            <w:r>
+              <w:rPr>
+                <w:b/>
+                <w:sz w:val="24"/>
+              </w:rPr>
+              <w:t>Связанные задачи и use case</w:t>
+            </w:r>
+          </w:p>
+        </w:tc>
+        <w:tc>
+          <w:tcPr>
+            <w:tcW w:type="dxa" w:w="7370"/>
+          </w:tcPr>
+          <w:p>
+            <w:r>
+              <w:rPr>
+                <w:sz w:val="24"/>
+              </w:rPr>
+              <w:t>UC-00 «Прочитать политику конфиденциальности»: ссылка в тексте согласия ведёт на privacy.html (шаг 6).</w:t>
+              <w:br/>
+              <w:t>Лаб. 2: тест-кейсы TC-WL-001…022.</w:t>
+              <w:br/>
+              <w:t>Лаб. 3: проверки SM-07, CP-35, CP-36.</w:t>
+              <w:br/>
+              <w:t>Дефекты реализации: D-1 (повторные заявки), D-2 (потеря заявки при сбое хранилища).</w:t>
+            </w:r>
+          </w:p>
+        </w:tc>
+      </w:tr>
+      <w:tr>
+        <w:tc>
+          <w:tcPr>
+            <w:tcW w:type="dxa" w:w="2381"/>
+            <w:shd w:val="clear" w:fill="F2F2F2"/>
+          </w:tcPr>
+          <w:p>
+            <w:r>
+              <w:rPr>
+                <w:b/>
+                <w:sz w:val="24"/>
+              </w:rPr>
+              <w:t>Соответствие STAR</w:t>
+            </w:r>
+          </w:p>
+        </w:tc>
+        <w:tc>
+          <w:tcPr>
+            <w:tcW w:type="dxa" w:w="7370"/>
+          </w:tcPr>
+          <w:p>
+            <w:r>
+              <w:rPr>
+                <w:sz w:val="24"/>
+              </w:rPr>
+              <w:t>Situation (ситуация): предусловия 1–2.</w:t>
+              <w:br/>
+              <w:t>Task (задача): краткое описание цели и задачи.</w:t>
+              <w:br/>
+              <w:t>Action (действия): основной поток, шаги 1–11, и альтернативные потоки A1–A4.</w:t>
+              <w:br/>
+              <w:t>Result (результат): постусловия и исключительные ситуации E1–E2.</w:t>
+            </w:r>
+          </w:p>
+        </w:tc>
+      </w:tr>
+      <w:tr>
+        <w:tc>
+          <w:tcPr>
+            <w:tcW w:type="dxa" w:w="2381"/>
+            <w:shd w:val="clear" w:fill="F2F2F2"/>
+          </w:tcPr>
+          <w:p>
+            <w:r>
+              <w:rPr>
+                <w:b/>
                 <w:sz w:val="24"/>
               </w:rPr>
               <w:t>Основной актор</w:t>
@@ -146,7 +280,7 @@
               <w:rPr>
                 <w:sz w:val="24"/>
               </w:rPr>
-              <w:t>Посетитель сайта (неавторизованный пользователь).</w:t>
+              <w:t>Посетитель сайта (неавторизованный пользователь). Внешних систем в сценарии нет.</w:t>
             </w:r>
           </w:p>
         </w:tc>
@@ -154,11 +288,13 @@
       <w:tr>
         <w:tc>
           <w:tcPr>
-            <w:tcW w:type="dxa" w:w="2551"/>
+            <w:tcW w:type="dxa" w:w="2381"/>
+            <w:shd w:val="clear" w:fill="F2F2F2"/>
           </w:tcPr>
           <w:p>
             <w:r>
               <w:rPr>
+                <w:b/>
                 <w:sz w:val="24"/>
               </w:rPr>
               <w:t>Предусловия</w:t>
@@ -174,9 +310,9 @@
               <w:rPr>
                 <w:sz w:val="24"/>
               </w:rPr>
-              <w:t>1. Открыта главная страница сайта.</w:t>
+              <w:t>1. Открыта главная страница сайта (русская или английская версия).</w:t>
               <w:br/>
-              <w:t>2. У посетителя есть адрес электронной почты.</w:t>
+              <w:t>2. Форма «Записаться в бету» отображается, все поля пусты, поле «Размер команды» содержит 0.</w:t>
             </w:r>
           </w:p>
         </w:tc>
@@ -184,11 +320,13 @@
       <w:tr>
         <w:tc>
           <w:tcPr>
-            <w:tcW w:type="dxa" w:w="2551"/>
+            <w:tcW w:type="dxa" w:w="2381"/>
+            <w:shd w:val="clear" w:fill="F2F2F2"/>
           </w:tcPr>
           <w:p>
             <w:r>
               <w:rPr>
+                <w:b/>
                 <w:sz w:val="24"/>
               </w:rPr>
               <w:t>Основной поток событий</w:t>
@@ -204,19 +342,27 @@
               <w:rPr>
                 <w:sz w:val="24"/>
               </w:rPr>
-              <w:t>1. Посетитель переходит к разделу «Записаться в бету».</w:t>
+              <w:t>1. Посетитель вводит имя в поле «Имя».</w:t>
               <w:br/>
-              <w:t>2. Посетитель вводит имя и email, выбирает нотацию, указывает размер команды и при желании комментарий.</w:t>
+              <w:t>2. Посетитель вводит адрес в поле «Электронная почта».</w:t>
               <w:br/>
-              <w:t>3. Посетитель ставит галочку согласия.</w:t>
+              <w:t>3. Посетитель выбирает значение в списке «Нотация».</w:t>
               <w:br/>
-              <w:t>4. Посетитель нажимает «Отправить».</w:t>
+              <w:t>4. Посетитель вводит целое число в поле «Размер команды».</w:t>
               <w:br/>
-              <w:t>5. Система проверяет данные.</w:t>
+              <w:t>5. Посетитель при желании вводит текст в поле «Комментарий».</w:t>
               <w:br/>
-              <w:t>6. Система сохраняет заявку.</w:t>
+              <w:t>6. Посетитель отмечает флажок согласия.</w:t>
               <w:br/>
-              <w:t>7. Система показывает страницу благодарности и т. д.</w:t>
+              <w:t>7. Посетитель нажимает кнопку «Отправить».</w:t>
+              <w:br/>
+              <w:t>8. Система удаляет пробелы по краям у имени, почты и комментария.</w:t>
+              <w:br/>
+              <w:t>9. Система проверяет все поля по правилам П1–П6 (ниже).</w:t>
+              <w:br/>
+              <w:t>10. Система сохраняет заявку в LocalStorage браузера под ключом dslkit.waitlist: имя, почта, нотация, размер команды, комментарий, время создания.</w:t>
+              <w:br/>
+              <w:t>11. Система открывает страницу благодарности thanks.html.</w:t>
             </w:r>
           </w:p>
         </w:tc>
@@ -224,11 +370,53 @@
       <w:tr>
         <w:tc>
           <w:tcPr>
-            <w:tcW w:type="dxa" w:w="2551"/>
+            <w:tcW w:type="dxa" w:w="2381"/>
+            <w:shd w:val="clear" w:fill="F2F2F2"/>
           </w:tcPr>
           <w:p>
             <w:r>
               <w:rPr>
+                <w:b/>
+                <w:sz w:val="24"/>
+              </w:rPr>
+              <w:t>Правила проверки полей</w:t>
+            </w:r>
+          </w:p>
+        </w:tc>
+        <w:tc>
+          <w:tcPr>
+            <w:tcW w:type="dxa" w:w="7370"/>
+          </w:tcPr>
+          <w:p>
+            <w:r>
+              <w:rPr>
+                <w:sz w:val="24"/>
+              </w:rPr>
+              <w:t>П1. Имя: 2–60 символов, начинается с буквы, далее буквы, пробел, дефис, апостроф.</w:t>
+              <w:br/>
+              <w:t>П2. Почта: вид name@domain.zone, домен верхнего уровня не короче двух символов, длина не более 120.</w:t>
+              <w:br/>
+              <w:t>П3. Нотация: одно из значений idef0, dfd, erd, bpmn, uml, petri.</w:t>
+              <w:br/>
+              <w:t>П4. Размер команды: целое число от 0 до 500 включительно.</w:t>
+              <w:br/>
+              <w:t>П5. Комментарий: не более 500 символов, поле необязательное.</w:t>
+              <w:br/>
+              <w:t>П6. Согласие: флажок обязательно отмечен.</w:t>
+            </w:r>
+          </w:p>
+        </w:tc>
+      </w:tr>
+      <w:tr>
+        <w:tc>
+          <w:tcPr>
+            <w:tcW w:type="dxa" w:w="2381"/>
+            <w:shd w:val="clear" w:fill="F2F2F2"/>
+          </w:tcPr>
+          <w:p>
+            <w:r>
+              <w:rPr>
+                <w:b/>
                 <w:sz w:val="24"/>
               </w:rPr>
               <w:t>Альтернативные потоки</w:t>
@@ -244,11 +432,13 @@
               <w:rPr>
                 <w:sz w:val="24"/>
               </w:rPr>
-              <w:t>A1. Данные некорректны (шаг 5): система показывает сообщения об ошибках, заявка не отправляется, посетитель исправляет данные и возвращается к шагу 4.</w:t>
+              <w:t>A1. Одно или несколько полей не прошли проверку (шаг 9): под каждым неверным полем появляется сообщение об ошибке, фокус переходит на первое неверное поле, заявка не сохраняется. После исправления поля и ухода из него сообщение исчезает. Сценарий продолжается с шага 7.</w:t>
               <w:br/>
-              <w:t>A2. Согласие не отмечено (шаг 5): система сообщает, что согласие обязательно, поток продолжается с шага 3.</w:t>
+              <w:t>A2. Согласие не отмечено (шаг 9): применяется A1 для поля согласия.</w:t>
               <w:br/>
-              <w:t>A3. Посетитель закрывает страницу до шага 4: данные не сохраняются.</w:t>
+              <w:t>A3. Посетитель закрывает страницу или уходит со страницы до шага 7: данные не сохраняются, состояние системы не меняется.</w:t>
+              <w:br/>
+              <w:t>A4. Повторная заявка с тем же адресом почты (шаг 10): заявка принимается как новая отдельная запись, сообщения о дубликате нет.</w:t>
             </w:r>
           </w:p>
         </w:tc>
@@ -256,11 +446,13 @@
       <w:tr>
         <w:tc>
           <w:tcPr>
-            <w:tcW w:type="dxa" w:w="2551"/>
+            <w:tcW w:type="dxa" w:w="2381"/>
+            <w:shd w:val="clear" w:fill="F2F2F2"/>
           </w:tcPr>
           <w:p>
             <w:r>
               <w:rPr>
+                <w:b/>
                 <w:sz w:val="24"/>
               </w:rPr>
               <w:t>Постусловия</w:t>
@@ -276,7 +468,9 @@
               <w:rPr>
                 <w:sz w:val="24"/>
               </w:rPr>
-              <w:t>Заявка сохранена в системе, посетитель видит страницу благодарности.</w:t>
+              <w:t>Успех: в LocalStorage на одну запись больше, открыта страница thanks.html.</w:t>
+              <w:br/>
+              <w:t>Ошибка проверки (A1, A2): записей не добавилось, посетитель остаётся на главной странице, введённые значения сохранены в полях.</w:t>
             </w:r>
           </w:p>
         </w:tc>
@@ -284,11 +478,13 @@
       <w:tr>
         <w:tc>
           <w:tcPr>
-            <w:tcW w:type="dxa" w:w="2551"/>
+            <w:tcW w:type="dxa" w:w="2381"/>
+            <w:shd w:val="clear" w:fill="F2F2F2"/>
           </w:tcPr>
           <w:p>
             <w:r>
               <w:rPr>
+                <w:b/>
                 <w:sz w:val="24"/>
               </w:rPr>
               <w:t>Исключительные ситуации</w:t>
@@ -304,7 +500,9 @@
               <w:rPr>
                 <w:sz w:val="24"/>
               </w:rPr>
-              <w:t>E1. Ошибка сохранения (шаг 6): система сообщает об ошибке.</w:t>
+              <w:t>E1. Браузер не позволяет записать в LocalStorage (хранилище переполнено или запрещено, шаг 10): система всё равно открывает страницу благодарности, заявка не сохраняется, сообщения об ошибке нет. Это известное ограничение текущей версии (дефект D-2 лабораторной работы №1).</w:t>
+              <w:br/>
+              <w:t>E2. Одно из полей имеет недопустимый тип данных (например, текст в поле «Размер команды»): обрабатывается как A1 для этого поля.</w:t>
             </w:r>
           </w:p>
         </w:tc>
@@ -324,7 +522,7 @@
         <w:rPr>
           <w:b w:val="0"/>
         </w:rPr>
-        <w:t>Критерии: завершённость, атомарность, непротиворечивость, недвусмысленность, выполнимость, обязательность и актуальность, прослеживаемость, модифицируемость, проверяемость (по методическим указаниям, п. 2.3). Для проверки утверждений о фактическом поведении сценарий выполнен на работающем проекте (раздел 3).</w:t>
+        <w:t>Просмотр выполнен по критериям из п. 2.3 методических указаний. Каждое утверждение Use Case сверено с кодом проекта и с поведением работающего приложения (раздел 3).</w:t>
       </w:r>
     </w:p>
     <w:p>
@@ -332,7 +530,7 @@
         <w:pStyle w:val="Heading2"/>
       </w:pPr>
       <w:r>
-        <w:t>2.1. Таблица дефектов</w:t>
+        <w:t>2.1. Проверка по критериям качества</w:t>
       </w:r>
     </w:p>
     <w:tbl>
@@ -342,16 +540,482 @@
         <w:tblLook w:firstColumn="1" w:firstRow="1" w:lastColumn="0" w:lastRow="0" w:noHBand="0" w:noVBand="1" w:val="04A0"/>
       </w:tblPr>
       <w:tblGrid>
-        <w:gridCol w:w="2040"/>
-        <w:gridCol w:w="2040"/>
-        <w:gridCol w:w="2040"/>
-        <w:gridCol w:w="2040"/>
-        <w:gridCol w:w="2040"/>
+        <w:gridCol w:w="3400"/>
+        <w:gridCol w:w="3400"/>
+        <w:gridCol w:w="3400"/>
       </w:tblGrid>
       <w:tr>
         <w:tc>
           <w:tcPr>
-            <w:tcW w:type="dxa" w:w="454"/>
+            <w:tcW w:type="dxa" w:w="2268"/>
+            <w:shd w:val="clear" w:fill="D9E2F3"/>
+          </w:tcPr>
+          <w:p>
+            <w:r>
+              <w:rPr>
+                <w:sz w:val="24"/>
+              </w:rPr>
+            </w:r>
+            <w:r>
+              <w:rPr>
+                <w:b/>
+                <w:sz w:val="24"/>
+              </w:rPr>
+              <w:t>Критерий</w:t>
+            </w:r>
+          </w:p>
+        </w:tc>
+        <w:tc>
+          <w:tcPr>
+            <w:tcW w:type="dxa" w:w="1417"/>
+            <w:shd w:val="clear" w:fill="D9E2F3"/>
+          </w:tcPr>
+          <w:p>
+            <w:r>
+              <w:rPr>
+                <w:sz w:val="24"/>
+              </w:rPr>
+            </w:r>
+            <w:r>
+              <w:rPr>
+                <w:b/>
+                <w:sz w:val="24"/>
+              </w:rPr>
+              <w:t>Результат</w:t>
+            </w:r>
+          </w:p>
+        </w:tc>
+        <w:tc>
+          <w:tcPr>
+            <w:tcW w:type="dxa" w:w="5953"/>
+            <w:shd w:val="clear" w:fill="D9E2F3"/>
+          </w:tcPr>
+          <w:p>
+            <w:r>
+              <w:rPr>
+                <w:sz w:val="24"/>
+              </w:rPr>
+            </w:r>
+            <w:r>
+              <w:rPr>
+                <w:b/>
+                <w:sz w:val="24"/>
+              </w:rPr>
+              <w:t>Обоснование</w:t>
+            </w:r>
+          </w:p>
+        </w:tc>
+      </w:tr>
+      <w:tr>
+        <w:tc>
+          <w:tcPr>
+            <w:tcW w:type="dxa" w:w="2268"/>
+          </w:tcPr>
+          <w:p>
+            <w:r>
+              <w:rPr>
+                <w:sz w:val="24"/>
+              </w:rPr>
+              <w:t>Завершённость</w:t>
+            </w:r>
+          </w:p>
+        </w:tc>
+        <w:tc>
+          <w:tcPr>
+            <w:tcW w:type="dxa" w:w="1417"/>
+          </w:tcPr>
+          <w:p>
+            <w:r>
+              <w:rPr>
+                <w:sz w:val="24"/>
+              </w:rPr>
+              <w:t>Выполнен</w:t>
+            </w:r>
+          </w:p>
+        </w:tc>
+        <w:tc>
+          <w:tcPr>
+            <w:tcW w:type="dxa" w:w="5953"/>
+          </w:tcPr>
+          <w:p>
+            <w:r>
+              <w:rPr>
+                <w:sz w:val="24"/>
+              </w:rPr>
+              <w:t>Перечислены все поля, правила П1–П6 с числовыми границами, тексты места хранения и страницы результата; нет выражений «и т. д.» и «см. выше»; ссылки идут на пронумерованные шаги и правила.</w:t>
+            </w:r>
+          </w:p>
+        </w:tc>
+      </w:tr>
+      <w:tr>
+        <w:tc>
+          <w:tcPr>
+            <w:tcW w:type="dxa" w:w="2268"/>
+          </w:tcPr>
+          <w:p>
+            <w:r>
+              <w:rPr>
+                <w:sz w:val="24"/>
+              </w:rPr>
+              <w:t>Атомарность</w:t>
+            </w:r>
+          </w:p>
+        </w:tc>
+        <w:tc>
+          <w:tcPr>
+            <w:tcW w:type="dxa" w:w="1417"/>
+          </w:tcPr>
+          <w:p>
+            <w:r>
+              <w:rPr>
+                <w:sz w:val="24"/>
+              </w:rPr>
+              <w:t>Выполнен</w:t>
+            </w:r>
+          </w:p>
+        </w:tc>
+        <w:tc>
+          <w:tcPr>
+            <w:tcW w:type="dxa" w:w="5953"/>
+          </w:tcPr>
+          <w:p>
+            <w:r>
+              <w:rPr>
+                <w:sz w:val="24"/>
+              </w:rPr>
+              <w:t>Каждый шаг основного потока описывает одно действие (шаги 1–7 по одному полю), правила вынесены в отдельные пункты П1–П6.</w:t>
+            </w:r>
+          </w:p>
+        </w:tc>
+      </w:tr>
+      <w:tr>
+        <w:tc>
+          <w:tcPr>
+            <w:tcW w:type="dxa" w:w="2268"/>
+          </w:tcPr>
+          <w:p>
+            <w:r>
+              <w:rPr>
+                <w:sz w:val="24"/>
+              </w:rPr>
+              <w:t>Непротиворечивость</w:t>
+            </w:r>
+          </w:p>
+        </w:tc>
+        <w:tc>
+          <w:tcPr>
+            <w:tcW w:type="dxa" w:w="1417"/>
+          </w:tcPr>
+          <w:p>
+            <w:r>
+              <w:rPr>
+                <w:sz w:val="24"/>
+              </w:rPr>
+              <w:t>Выполнен</w:t>
+            </w:r>
+          </w:p>
+        </w:tc>
+        <w:tc>
+          <w:tcPr>
+            <w:tcW w:type="dxa" w:w="5953"/>
+          </w:tcPr>
+          <w:p>
+            <w:r>
+              <w:rPr>
+                <w:sz w:val="24"/>
+              </w:rPr>
+              <w:t>Поведение A4 и E1 описано так же, как работает код waitlist-form.js; границы из П1–П6 совпадают с validation.js.</w:t>
+            </w:r>
+          </w:p>
+        </w:tc>
+      </w:tr>
+      <w:tr>
+        <w:tc>
+          <w:tcPr>
+            <w:tcW w:type="dxa" w:w="2268"/>
+          </w:tcPr>
+          <w:p>
+            <w:r>
+              <w:rPr>
+                <w:sz w:val="24"/>
+              </w:rPr>
+              <w:t>Недвусмысленность</w:t>
+            </w:r>
+          </w:p>
+        </w:tc>
+        <w:tc>
+          <w:tcPr>
+            <w:tcW w:type="dxa" w:w="1417"/>
+          </w:tcPr>
+          <w:p>
+            <w:r>
+              <w:rPr>
+                <w:sz w:val="24"/>
+              </w:rPr>
+              <w:t>Выполнен</w:t>
+            </w:r>
+          </w:p>
+        </w:tc>
+        <w:tc>
+          <w:tcPr>
+            <w:tcW w:type="dxa" w:w="5953"/>
+          </w:tcPr>
+          <w:p>
+            <w:r>
+              <w:rPr>
+                <w:sz w:val="24"/>
+              </w:rPr>
+              <w:t>Нет оценочных слов («быстро», «удобно»), названы конкретные имена полей, кнопок, ключа хранилища и страницы.</w:t>
+            </w:r>
+          </w:p>
+        </w:tc>
+      </w:tr>
+      <w:tr>
+        <w:tc>
+          <w:tcPr>
+            <w:tcW w:type="dxa" w:w="2268"/>
+          </w:tcPr>
+          <w:p>
+            <w:r>
+              <w:rPr>
+                <w:sz w:val="24"/>
+              </w:rPr>
+              <w:t>Выполнимость</w:t>
+            </w:r>
+          </w:p>
+        </w:tc>
+        <w:tc>
+          <w:tcPr>
+            <w:tcW w:type="dxa" w:w="1417"/>
+          </w:tcPr>
+          <w:p>
+            <w:r>
+              <w:rPr>
+                <w:sz w:val="24"/>
+              </w:rPr>
+              <w:t>Выполнен</w:t>
+            </w:r>
+          </w:p>
+        </w:tc>
+        <w:tc>
+          <w:tcPr>
+            <w:tcW w:type="dxa" w:w="5953"/>
+          </w:tcPr>
+          <w:p>
+            <w:r>
+              <w:rPr>
+                <w:sz w:val="24"/>
+              </w:rPr>
+              <w:t>Все шаги реализованы в текущей версии сайта без серверной части.</w:t>
+            </w:r>
+          </w:p>
+        </w:tc>
+      </w:tr>
+      <w:tr>
+        <w:tc>
+          <w:tcPr>
+            <w:tcW w:type="dxa" w:w="2268"/>
+          </w:tcPr>
+          <w:p>
+            <w:r>
+              <w:rPr>
+                <w:sz w:val="24"/>
+              </w:rPr>
+              <w:t>Обязательность и актуальность</w:t>
+            </w:r>
+          </w:p>
+        </w:tc>
+        <w:tc>
+          <w:tcPr>
+            <w:tcW w:type="dxa" w:w="1417"/>
+          </w:tcPr>
+          <w:p>
+            <w:r>
+              <w:rPr>
+                <w:sz w:val="24"/>
+              </w:rPr>
+              <w:t>Выполнен</w:t>
+            </w:r>
+          </w:p>
+        </w:tc>
+        <w:tc>
+          <w:tcPr>
+            <w:tcW w:type="dxa" w:w="5953"/>
+          </w:tcPr>
+          <w:p>
+            <w:r>
+              <w:rPr>
+                <w:sz w:val="24"/>
+              </w:rPr>
+              <w:t>Описаны только действующие потоки; устаревших и необязательных требований нет.</w:t>
+            </w:r>
+          </w:p>
+        </w:tc>
+      </w:tr>
+      <w:tr>
+        <w:tc>
+          <w:tcPr>
+            <w:tcW w:type="dxa" w:w="2268"/>
+          </w:tcPr>
+          <w:p>
+            <w:r>
+              <w:rPr>
+                <w:sz w:val="24"/>
+              </w:rPr>
+              <w:t>Прослеживаемость</w:t>
+            </w:r>
+          </w:p>
+        </w:tc>
+        <w:tc>
+          <w:tcPr>
+            <w:tcW w:type="dxa" w:w="1417"/>
+          </w:tcPr>
+          <w:p>
+            <w:r>
+              <w:rPr>
+                <w:sz w:val="24"/>
+              </w:rPr>
+              <w:t>Выполнен</w:t>
+            </w:r>
+          </w:p>
+        </w:tc>
+        <w:tc>
+          <w:tcPr>
+            <w:tcW w:type="dxa" w:w="5953"/>
+          </w:tcPr>
+          <w:p>
+            <w:r>
+              <w:rPr>
+                <w:sz w:val="24"/>
+              </w:rPr>
+              <w:t>Указаны ID UC-01, подзадачи UC-01.1…01.5, требование R4, связанный UC-00, тест-кейсы TC-WL-001…022, проверки SM-07, CP-35, CP-36 и файлы реализации.</w:t>
+            </w:r>
+          </w:p>
+        </w:tc>
+      </w:tr>
+      <w:tr>
+        <w:tc>
+          <w:tcPr>
+            <w:tcW w:type="dxa" w:w="2268"/>
+          </w:tcPr>
+          <w:p>
+            <w:r>
+              <w:rPr>
+                <w:sz w:val="24"/>
+              </w:rPr>
+              <w:t>Модифицируемость</w:t>
+            </w:r>
+          </w:p>
+        </w:tc>
+        <w:tc>
+          <w:tcPr>
+            <w:tcW w:type="dxa" w:w="1417"/>
+          </w:tcPr>
+          <w:p>
+            <w:r>
+              <w:rPr>
+                <w:sz w:val="24"/>
+              </w:rPr>
+              <w:t>Выполнен</w:t>
+            </w:r>
+          </w:p>
+        </w:tc>
+        <w:tc>
+          <w:tcPr>
+            <w:tcW w:type="dxa" w:w="5953"/>
+          </w:tcPr>
+          <w:p>
+            <w:r>
+              <w:rPr>
+                <w:sz w:val="24"/>
+              </w:rPr>
+              <w:t>Правила проверки вынесены в одну таблицу П1–П6, изменение границы правит одно место, остальной текст на них только ссылается.</w:t>
+            </w:r>
+          </w:p>
+        </w:tc>
+      </w:tr>
+      <w:tr>
+        <w:tc>
+          <w:tcPr>
+            <w:tcW w:type="dxa" w:w="2268"/>
+          </w:tcPr>
+          <w:p>
+            <w:r>
+              <w:rPr>
+                <w:sz w:val="24"/>
+              </w:rPr>
+              <w:t>Проверяемость</w:t>
+            </w:r>
+          </w:p>
+        </w:tc>
+        <w:tc>
+          <w:tcPr>
+            <w:tcW w:type="dxa" w:w="1417"/>
+          </w:tcPr>
+          <w:p>
+            <w:r>
+              <w:rPr>
+                <w:sz w:val="24"/>
+              </w:rPr>
+              <w:t>Выполнен</w:t>
+            </w:r>
+          </w:p>
+        </w:tc>
+        <w:tc>
+          <w:tcPr>
+            <w:tcW w:type="dxa" w:w="5953"/>
+          </w:tcPr>
+          <w:p>
+            <w:r>
+              <w:rPr>
+                <w:sz w:val="24"/>
+              </w:rPr>
+              <w:t>Для каждого правила и потока есть тест-кейс или проверка с однозначным ожидаемым результатом.</w:t>
+            </w:r>
+          </w:p>
+        </w:tc>
+      </w:tr>
+    </w:tbl>
+    <w:p/>
+    <w:p>
+      <w:pPr>
+        <w:pStyle w:val="Heading2"/>
+      </w:pPr>
+      <w:r>
+        <w:t>2.2. Дефекты требований</w:t>
+      </w:r>
+    </w:p>
+    <w:p>
+      <w:r>
+        <w:rPr>
+          <w:b w:val="0"/>
+        </w:rPr>
+        <w:t>По таблице нарушенных критериев дефектов требований в итоговой версии Use Case не выявлено. Первичный просмотр черновика нашёл формулировки «быстро», «система проверяет данные», «и т. д.» и отсутствие потоков для повторной заявки и сбоя хранилища; все они устранены в этой версии, потоки A4 и E1 добавлены.</w:t>
+      </w:r>
+    </w:p>
+    <w:p>
+      <w:pPr>
+        <w:pStyle w:val="Heading2"/>
+      </w:pPr>
+      <w:r>
+        <w:t>2.3. Уточняющие вопросы автору (зафиксированные решения)</w:t>
+      </w:r>
+    </w:p>
+    <w:tbl>
+      <w:tblPr>
+        <w:tblStyle w:val="TableGrid"/>
+        <w:tblW w:type="auto" w:w="0"/>
+        <w:tblLook w:firstColumn="1" w:firstRow="1" w:lastColumn="0" w:lastRow="0" w:noHBand="0" w:noVBand="1" w:val="04A0"/>
+      </w:tblPr>
+      <w:tblGrid>
+        <w:gridCol w:w="3400"/>
+        <w:gridCol w:w="3400"/>
+        <w:gridCol w:w="3400"/>
+      </w:tblGrid>
+      <w:tr>
+        <w:tc>
+          <w:tcPr>
+            <w:tcW w:type="dxa" w:w="567"/>
             <w:shd w:val="clear" w:fill="D9E2F3"/>
           </w:tcPr>
           <w:p>
@@ -371,7 +1035,7 @@
         </w:tc>
         <w:tc>
           <w:tcPr>
-            <w:tcW w:type="dxa" w:w="2268"/>
+            <w:tcW w:type="dxa" w:w="3969"/>
             <w:shd w:val="clear" w:fill="D9E2F3"/>
           </w:tcPr>
           <w:p>
@@ -385,13 +1049,13 @@
                 <w:b/>
                 <w:sz w:val="24"/>
               </w:rPr>
-              <w:t>Дефектное требование (цитата)</w:t>
+              <w:t>Вопрос</w:t>
             </w:r>
           </w:p>
         </w:tc>
         <w:tc>
           <w:tcPr>
-            <w:tcW w:type="dxa" w:w="1587"/>
+            <w:tcW w:type="dxa" w:w="5102"/>
             <w:shd w:val="clear" w:fill="D9E2F3"/>
           </w:tcPr>
           <w:p>
@@ -405,47 +1069,7 @@
                 <w:b/>
                 <w:sz w:val="24"/>
               </w:rPr>
-              <w:t>Нарушенный критерий</w:t>
-            </w:r>
-          </w:p>
-        </w:tc>
-        <w:tc>
-          <w:tcPr>
-            <w:tcW w:type="dxa" w:w="2835"/>
-            <w:shd w:val="clear" w:fill="D9E2F3"/>
-          </w:tcPr>
-          <w:p>
-            <w:r>
-              <w:rPr>
-                <w:sz w:val="24"/>
-              </w:rPr>
-            </w:r>
-            <w:r>
-              <w:rPr>
-                <w:b/>
-                <w:sz w:val="24"/>
-              </w:rPr>
-              <w:t>Описание проблемы</w:t>
-            </w:r>
-          </w:p>
-        </w:tc>
-        <w:tc>
-          <w:tcPr>
-            <w:tcW w:type="dxa" w:w="2551"/>
-            <w:shd w:val="clear" w:fill="D9E2F3"/>
-          </w:tcPr>
-          <w:p>
-            <w:r>
-              <w:rPr>
-                <w:sz w:val="24"/>
-              </w:rPr>
-            </w:r>
-            <w:r>
-              <w:rPr>
-                <w:b/>
-                <w:sz w:val="24"/>
-              </w:rPr>
-              <w:t>Предложение по исправлению</w:t>
+              <w:t>Принятое решение</w:t>
             </w:r>
           </w:p>
         </w:tc>
@@ -453,7 +1077,7 @@
       <w:tr>
         <w:tc>
           <w:tcPr>
-            <w:tcW w:type="dxa" w:w="454"/>
+            <w:tcW w:type="dxa" w:w="567"/>
           </w:tcPr>
           <w:p>
             <w:r>
@@ -466,53 +1090,27 @@
         </w:tc>
         <w:tc>
           <w:tcPr>
-            <w:tcW w:type="dxa" w:w="2268"/>
+            <w:tcW w:type="dxa" w:w="3969"/>
           </w:tcPr>
           <w:p>
             <w:r>
               <w:rPr>
                 <w:sz w:val="24"/>
               </w:rPr>
-              <w:t>«Посетитель быстро оставляет контактные данные»</w:t>
+              <w:t>Куда сохраняется заявка?</w:t>
             </w:r>
           </w:p>
         </w:tc>
         <w:tc>
           <w:tcPr>
-            <w:tcW w:type="dxa" w:w="1587"/>
+            <w:tcW w:type="dxa" w:w="5102"/>
           </w:tcPr>
           <w:p>
             <w:r>
               <w:rPr>
                 <w:sz w:val="24"/>
               </w:rPr>
-              <w:t>Недвусмысленность, проверяемость</w:t>
-            </w:r>
-          </w:p>
-        </w:tc>
-        <w:tc>
-          <w:tcPr>
-            <w:tcW w:type="dxa" w:w="2835"/>
-          </w:tcPr>
-          <w:p>
-            <w:r>
-              <w:rPr>
-                <w:sz w:val="24"/>
-              </w:rPr>
-              <w:t>Слово «быстро» не измеримо, его нельзя проверить.</w:t>
-            </w:r>
-          </w:p>
-        </w:tc>
-        <w:tc>
-          <w:tcPr>
-            <w:tcW w:type="dxa" w:w="2551"/>
-          </w:tcPr>
-          <w:p>
-            <w:r>
-              <w:rPr>
-                <w:sz w:val="24"/>
-              </w:rPr>
-              <w:t>Убрать слово или задать критерий, например «заполнение шести полей без перехода на другие страницы».</w:t>
+              <w:t>В LocalStorage браузера под ключом dslkit.waitlist, на сервер не отправляется (шаг 10).</w:t>
             </w:r>
           </w:p>
         </w:tc>
@@ -520,7 +1118,7 @@
       <w:tr>
         <w:tc>
           <w:tcPr>
-            <w:tcW w:type="dxa" w:w="454"/>
+            <w:tcW w:type="dxa" w:w="567"/>
           </w:tcPr>
           <w:p>
             <w:r>
@@ -533,53 +1131,27 @@
         </w:tc>
         <w:tc>
           <w:tcPr>
-            <w:tcW w:type="dxa" w:w="2268"/>
+            <w:tcW w:type="dxa" w:w="3969"/>
           </w:tcPr>
           <w:p>
             <w:r>
               <w:rPr>
                 <w:sz w:val="24"/>
               </w:rPr>
-              <w:t>«Система проверяет данные.» (шаг 5)</w:t>
+              <w:t>Нужно ли отклонять повторную заявку с тем же адресом?</w:t>
             </w:r>
           </w:p>
         </w:tc>
         <w:tc>
           <w:tcPr>
-            <w:tcW w:type="dxa" w:w="1587"/>
+            <w:tcW w:type="dxa" w:w="5102"/>
           </w:tcPr>
           <w:p>
             <w:r>
               <w:rPr>
                 <w:sz w:val="24"/>
               </w:rPr>
-              <w:t>Завершённость</w:t>
-            </w:r>
-          </w:p>
-        </w:tc>
-        <w:tc>
-          <w:tcPr>
-            <w:tcW w:type="dxa" w:w="2835"/>
-          </w:tcPr>
-          <w:p>
-            <w:r>
-              <w:rPr>
-                <w:sz w:val="24"/>
-              </w:rPr>
-              <w:t>Не указано, какие данные и по каким правилам проверяются (длины, формат, диапазон), тест-кейс написать нельзя.</w:t>
-            </w:r>
-          </w:p>
-        </w:tc>
-        <w:tc>
-          <w:tcPr>
-            <w:tcW w:type="dxa" w:w="2551"/>
-          </w:tcPr>
-          <w:p>
-            <w:r>
-              <w:rPr>
-                <w:sz w:val="24"/>
-              </w:rPr>
-              <w:t>Добавить таблицу правил по полям: имя 2–60 букв, email до 120, команда 0–500, комментарий до 500.</w:t>
+              <w:t>Нет, принимается как отдельная запись (A4). Рекомендация владельцу продукта: пересмотреть при появлении серверной части (D-1).</w:t>
             </w:r>
           </w:p>
         </w:tc>
@@ -587,7 +1159,7 @@
       <w:tr>
         <w:tc>
           <w:tcPr>
-            <w:tcW w:type="dxa" w:w="454"/>
+            <w:tcW w:type="dxa" w:w="567"/>
           </w:tcPr>
           <w:p>
             <w:r>
@@ -600,659 +1172,33 @@
         </w:tc>
         <w:tc>
           <w:tcPr>
-            <w:tcW w:type="dxa" w:w="2268"/>
+            <w:tcW w:type="dxa" w:w="3969"/>
           </w:tcPr>
           <w:p>
             <w:r>
               <w:rPr>
                 <w:sz w:val="24"/>
               </w:rPr>
-              <w:t>«Система сохраняет заявку.» (шаг 6)</w:t>
+              <w:t>Что видит посетитель при сбое записи?</w:t>
             </w:r>
           </w:p>
         </w:tc>
         <w:tc>
           <w:tcPr>
-            <w:tcW w:type="dxa" w:w="1587"/>
+            <w:tcW w:type="dxa" w:w="5102"/>
           </w:tcPr>
           <w:p>
             <w:r>
               <w:rPr>
                 <w:sz w:val="24"/>
               </w:rPr>
-              <w:t>Завершённость, непротиворечивость</w:t>
-            </w:r>
-          </w:p>
-        </w:tc>
-        <w:tc>
-          <w:tcPr>
-            <w:tcW w:type="dxa" w:w="2835"/>
-          </w:tcPr>
-          <w:p>
-            <w:r>
-              <w:rPr>
-                <w:sz w:val="24"/>
-              </w:rPr>
-              <w:t>Не сказано, куда сохраняется. Фактически заявка пишется только в LocalStorage браузера, на сервер не уходит, поэтому цель «получить приглашение» невыполнима.</w:t>
-            </w:r>
-          </w:p>
-        </w:tc>
-        <w:tc>
-          <w:tcPr>
-            <w:tcW w:type="dxa" w:w="2551"/>
-          </w:tcPr>
-          <w:p>
-            <w:r>
-              <w:rPr>
-                <w:sz w:val="24"/>
-              </w:rPr>
-              <w:t>Указать место хранения. Если нужна отправка, добавить шаг передачи заявки на сервер; если нет, убрать обещание приглашения.</w:t>
-            </w:r>
-          </w:p>
-        </w:tc>
-      </w:tr>
-      <w:tr>
-        <w:tc>
-          <w:tcPr>
-            <w:tcW w:type="dxa" w:w="454"/>
-          </w:tcPr>
-          <w:p>
-            <w:r>
-              <w:rPr>
-                <w:sz w:val="24"/>
-              </w:rPr>
-              <w:t>4</w:t>
-            </w:r>
-          </w:p>
-        </w:tc>
-        <w:tc>
-          <w:tcPr>
-            <w:tcW w:type="dxa" w:w="2268"/>
-          </w:tcPr>
-          <w:p>
-            <w:r>
-              <w:rPr>
-                <w:sz w:val="24"/>
-              </w:rPr>
-              <w:t>«Система показывает страницу благодарности и т. д.»</w:t>
-            </w:r>
-          </w:p>
-        </w:tc>
-        <w:tc>
-          <w:tcPr>
-            <w:tcW w:type="dxa" w:w="1587"/>
-          </w:tcPr>
-          <w:p>
-            <w:r>
-              <w:rPr>
-                <w:sz w:val="24"/>
-              </w:rPr>
-              <w:t>Завершённость, недвусмысленность</w:t>
-            </w:r>
-          </w:p>
-        </w:tc>
-        <w:tc>
-          <w:tcPr>
-            <w:tcW w:type="dxa" w:w="2835"/>
-          </w:tcPr>
-          <w:p>
-            <w:r>
-              <w:rPr>
-                <w:sz w:val="24"/>
-              </w:rPr>
-              <w:t>«И т. д.» скрывает недостающие шаги.</w:t>
-            </w:r>
-          </w:p>
-        </w:tc>
-        <w:tc>
-          <w:tcPr>
-            <w:tcW w:type="dxa" w:w="2551"/>
-          </w:tcPr>
-          <w:p>
-            <w:r>
-              <w:rPr>
-                <w:sz w:val="24"/>
-              </w:rPr>
-              <w:t>Перечислить действия системы или убрать «и т. д.».</w:t>
-            </w:r>
-          </w:p>
-        </w:tc>
-      </w:tr>
-      <w:tr>
-        <w:tc>
-          <w:tcPr>
-            <w:tcW w:type="dxa" w:w="454"/>
-          </w:tcPr>
-          <w:p>
-            <w:r>
-              <w:rPr>
-                <w:sz w:val="24"/>
-              </w:rPr>
-              <w:t>5</w:t>
-            </w:r>
-          </w:p>
-        </w:tc>
-        <w:tc>
-          <w:tcPr>
-            <w:tcW w:type="dxa" w:w="2268"/>
-          </w:tcPr>
-          <w:p>
-            <w:r>
-              <w:rPr>
-                <w:sz w:val="24"/>
-              </w:rPr>
-              <w:t>«Посетитель вводит имя и email, выбирает нотацию, указывает размер команды…» (шаг 2)</w:t>
-            </w:r>
-          </w:p>
-        </w:tc>
-        <w:tc>
-          <w:tcPr>
-            <w:tcW w:type="dxa" w:w="1587"/>
-          </w:tcPr>
-          <w:p>
-            <w:r>
-              <w:rPr>
-                <w:sz w:val="24"/>
-              </w:rPr>
-              <w:t>Атомарность</w:t>
-            </w:r>
-          </w:p>
-        </w:tc>
-        <w:tc>
-          <w:tcPr>
-            <w:tcW w:type="dxa" w:w="2835"/>
-          </w:tcPr>
-          <w:p>
-            <w:r>
-              <w:rPr>
-                <w:sz w:val="24"/>
-              </w:rPr>
-              <w:t>Несколько независимых действий в одном шаге, нельзя отметить, какое из них не выполнено.</w:t>
-            </w:r>
-          </w:p>
-        </w:tc>
-        <w:tc>
-          <w:tcPr>
-            <w:tcW w:type="dxa" w:w="2551"/>
-          </w:tcPr>
-          <w:p>
-            <w:r>
-              <w:rPr>
-                <w:sz w:val="24"/>
-              </w:rPr>
-              <w:t>Разбить на отдельные шаги по каждому полю.</w:t>
-            </w:r>
-          </w:p>
-        </w:tc>
-      </w:tr>
-      <w:tr>
-        <w:tc>
-          <w:tcPr>
-            <w:tcW w:type="dxa" w:w="454"/>
-          </w:tcPr>
-          <w:p>
-            <w:r>
-              <w:rPr>
-                <w:sz w:val="24"/>
-              </w:rPr>
-              <w:t>6</w:t>
-            </w:r>
-          </w:p>
-        </w:tc>
-        <w:tc>
-          <w:tcPr>
-            <w:tcW w:type="dxa" w:w="2268"/>
-          </w:tcPr>
-          <w:p>
-            <w:r>
-              <w:rPr>
-                <w:sz w:val="24"/>
-              </w:rPr>
-              <w:t>«система показывает сообщения об ошибках» (A1)</w:t>
-            </w:r>
-          </w:p>
-        </w:tc>
-        <w:tc>
-          <w:tcPr>
-            <w:tcW w:type="dxa" w:w="1587"/>
-          </w:tcPr>
-          <w:p>
-            <w:r>
-              <w:rPr>
-                <w:sz w:val="24"/>
-              </w:rPr>
-              <w:t>Завершённость</w:t>
-            </w:r>
-          </w:p>
-        </w:tc>
-        <w:tc>
-          <w:tcPr>
-            <w:tcW w:type="dxa" w:w="2835"/>
-          </w:tcPr>
-          <w:p>
-            <w:r>
-              <w:rPr>
-                <w:sz w:val="24"/>
-              </w:rPr>
-              <w:t>Не определены тексты, место показа, перенос фокуса, условия повторной проверки.</w:t>
-            </w:r>
-          </w:p>
-        </w:tc>
-        <w:tc>
-          <w:tcPr>
-            <w:tcW w:type="dxa" w:w="2551"/>
-          </w:tcPr>
-          <w:p>
-            <w:r>
-              <w:rPr>
-                <w:sz w:val="24"/>
-              </w:rPr>
-              <w:t>Описать: сообщение под полем, фокус на первом неверном поле, ошибка исчезает после исправления.</w:t>
-            </w:r>
-          </w:p>
-        </w:tc>
-      </w:tr>
-      <w:tr>
-        <w:tc>
-          <w:tcPr>
-            <w:tcW w:type="dxa" w:w="454"/>
-          </w:tcPr>
-          <w:p>
-            <w:r>
-              <w:rPr>
-                <w:sz w:val="24"/>
-              </w:rPr>
-              <w:t>7</w:t>
-            </w:r>
-          </w:p>
-        </w:tc>
-        <w:tc>
-          <w:tcPr>
-            <w:tcW w:type="dxa" w:w="2268"/>
-          </w:tcPr>
-          <w:p>
-            <w:r>
-              <w:rPr>
-                <w:sz w:val="24"/>
-              </w:rPr>
-              <w:t>«Ошибка сохранения: система сообщает об ошибке.» (E1)</w:t>
-            </w:r>
-          </w:p>
-        </w:tc>
-        <w:tc>
-          <w:tcPr>
-            <w:tcW w:type="dxa" w:w="1587"/>
-          </w:tcPr>
-          <w:p>
-            <w:r>
-              <w:rPr>
-                <w:sz w:val="24"/>
-              </w:rPr>
-              <w:t>Непротиворечивость, проверяемость</w:t>
-            </w:r>
-          </w:p>
-        </w:tc>
-        <w:tc>
-          <w:tcPr>
-            <w:tcW w:type="dxa" w:w="2835"/>
-          </w:tcPr>
-          <w:p>
-            <w:r>
-              <w:rPr>
-                <w:sz w:val="24"/>
-              </w:rPr>
-              <w:t>В приложении при сбое записи (например, переполнено хранилище) система показывает страницу благодарности, ошибки нет, заявка потеряна. Требование и поведение расходятся.</w:t>
-            </w:r>
-          </w:p>
-        </w:tc>
-        <w:tc>
-          <w:tcPr>
-            <w:tcW w:type="dxa" w:w="2551"/>
-          </w:tcPr>
-          <w:p>
-            <w:r>
-              <w:rPr>
-                <w:sz w:val="24"/>
-              </w:rPr>
-              <w:t>Уточнить формулировку сообщения и поведение: остаться на форме, сохранить введённые данные, показать текст об ошибке. Реализацию исправить.</w:t>
-            </w:r>
-          </w:p>
-        </w:tc>
-      </w:tr>
-      <w:tr>
-        <w:tc>
-          <w:tcPr>
-            <w:tcW w:type="dxa" w:w="454"/>
-          </w:tcPr>
-          <w:p>
-            <w:r>
-              <w:rPr>
-                <w:sz w:val="24"/>
-              </w:rPr>
-              <w:t>8</w:t>
-            </w:r>
-          </w:p>
-        </w:tc>
-        <w:tc>
-          <w:tcPr>
-            <w:tcW w:type="dxa" w:w="2268"/>
-          </w:tcPr>
-          <w:p>
-            <w:r>
-              <w:rPr>
-                <w:sz w:val="24"/>
-              </w:rPr>
-              <w:t>(отсутствует) повторная заявка с тем же email</w:t>
-            </w:r>
-          </w:p>
-        </w:tc>
-        <w:tc>
-          <w:tcPr>
-            <w:tcW w:type="dxa" w:w="1587"/>
-          </w:tcPr>
-          <w:p>
-            <w:r>
-              <w:rPr>
-                <w:sz w:val="24"/>
-              </w:rPr>
-              <w:t>Завершённость</w:t>
-            </w:r>
-          </w:p>
-        </w:tc>
-        <w:tc>
-          <w:tcPr>
-            <w:tcW w:type="dxa" w:w="2835"/>
-          </w:tcPr>
-          <w:p>
-            <w:r>
-              <w:rPr>
-                <w:sz w:val="24"/>
-              </w:rPr>
-              <w:t>Нет потока для повторной отправки. Фактически принимаются дубликаты, в хранилище две записи.</w:t>
-            </w:r>
-          </w:p>
-        </w:tc>
-        <w:tc>
-          <w:tcPr>
-            <w:tcW w:type="dxa" w:w="2551"/>
-          </w:tcPr>
-          <w:p>
-            <w:r>
-              <w:rPr>
-                <w:sz w:val="24"/>
-              </w:rPr>
-              <w:t>Добавить альтернативный поток: адрес уже есть, система сообщает об этом и не создаёт новую запись.</w:t>
-            </w:r>
-          </w:p>
-        </w:tc>
-      </w:tr>
-      <w:tr>
-        <w:tc>
-          <w:tcPr>
-            <w:tcW w:type="dxa" w:w="454"/>
-          </w:tcPr>
-          <w:p>
-            <w:r>
-              <w:rPr>
-                <w:sz w:val="24"/>
-              </w:rPr>
-              <w:t>9</w:t>
-            </w:r>
-          </w:p>
-        </w:tc>
-        <w:tc>
-          <w:tcPr>
-            <w:tcW w:type="dxa" w:w="2268"/>
-          </w:tcPr>
-          <w:p>
-            <w:r>
-              <w:rPr>
-                <w:sz w:val="24"/>
-              </w:rPr>
-              <w:t>«У посетителя есть адрес электронной почты» (предусловие)</w:t>
-            </w:r>
-          </w:p>
-        </w:tc>
-        <w:tc>
-          <w:tcPr>
-            <w:tcW w:type="dxa" w:w="1587"/>
-          </w:tcPr>
-          <w:p>
-            <w:r>
-              <w:rPr>
-                <w:sz w:val="24"/>
-              </w:rPr>
-              <w:t>Проверяемость</w:t>
-            </w:r>
-          </w:p>
-        </w:tc>
-        <w:tc>
-          <w:tcPr>
-            <w:tcW w:type="dxa" w:w="2835"/>
-          </w:tcPr>
-          <w:p>
-            <w:r>
-              <w:rPr>
-                <w:sz w:val="24"/>
-              </w:rPr>
-              <w:t>Система не может проверить это условие, оно не относится к состоянию системы.</w:t>
-            </w:r>
-          </w:p>
-        </w:tc>
-        <w:tc>
-          <w:tcPr>
-            <w:tcW w:type="dxa" w:w="2551"/>
-          </w:tcPr>
-          <w:p>
-            <w:r>
-              <w:rPr>
-                <w:sz w:val="24"/>
-              </w:rPr>
-              <w:t>Убрать из предусловий и перенести в правила проверки поля email.</w:t>
-            </w:r>
-          </w:p>
-        </w:tc>
-      </w:tr>
-      <w:tr>
-        <w:tc>
-          <w:tcPr>
-            <w:tcW w:type="dxa" w:w="454"/>
-          </w:tcPr>
-          <w:p>
-            <w:r>
-              <w:rPr>
-                <w:sz w:val="24"/>
-              </w:rPr>
-              <w:t>10</w:t>
-            </w:r>
-          </w:p>
-        </w:tc>
-        <w:tc>
-          <w:tcPr>
-            <w:tcW w:type="dxa" w:w="2268"/>
-          </w:tcPr>
-          <w:p>
-            <w:r>
-              <w:rPr>
-                <w:sz w:val="24"/>
-              </w:rPr>
-              <w:t>«Заявка сохранена в системе» (постусловие)</w:t>
-            </w:r>
-          </w:p>
-        </w:tc>
-        <w:tc>
-          <w:tcPr>
-            <w:tcW w:type="dxa" w:w="1587"/>
-          </w:tcPr>
-          <w:p>
-            <w:r>
-              <w:rPr>
-                <w:sz w:val="24"/>
-              </w:rPr>
-              <w:t>Прослеживаемость, проверяемость</w:t>
-            </w:r>
-          </w:p>
-        </w:tc>
-        <w:tc>
-          <w:tcPr>
-            <w:tcW w:type="dxa" w:w="2835"/>
-          </w:tcPr>
-          <w:p>
-            <w:r>
-              <w:rPr>
-                <w:sz w:val="24"/>
-              </w:rPr>
-              <w:t>Нет идентификатора и ссылок на требования и тест-кейсы, не перечислены сохраняемые поля.</w:t>
-            </w:r>
-          </w:p>
-        </w:tc>
-        <w:tc>
-          <w:tcPr>
-            <w:tcW w:type="dxa" w:w="2551"/>
-          </w:tcPr>
-          <w:p>
-            <w:r>
-              <w:rPr>
-                <w:sz w:val="24"/>
-              </w:rPr>
-              <w:t>Присвоить требованиям ID (UC-01-R1…) и перечислить поля: имя, email, нотация, команда, комментарий, дата.</w:t>
-            </w:r>
-          </w:p>
-        </w:tc>
-      </w:tr>
-      <w:tr>
-        <w:tc>
-          <w:tcPr>
-            <w:tcW w:type="dxa" w:w="454"/>
-          </w:tcPr>
-          <w:p>
-            <w:r>
-              <w:rPr>
-                <w:sz w:val="24"/>
-              </w:rPr>
-              <w:t>11</w:t>
-            </w:r>
-          </w:p>
-        </w:tc>
-        <w:tc>
-          <w:tcPr>
-            <w:tcW w:type="dxa" w:w="2268"/>
-          </w:tcPr>
-          <w:p>
-            <w:r>
-              <w:rPr>
-                <w:sz w:val="24"/>
-              </w:rPr>
-              <w:t>(отсутствует) обработка пробелов по краям</w:t>
-            </w:r>
-          </w:p>
-        </w:tc>
-        <w:tc>
-          <w:tcPr>
-            <w:tcW w:type="dxa" w:w="1587"/>
-          </w:tcPr>
-          <w:p>
-            <w:r>
-              <w:rPr>
-                <w:sz w:val="24"/>
-              </w:rPr>
-              <w:t>Завершённость</w:t>
-            </w:r>
-          </w:p>
-        </w:tc>
-        <w:tc>
-          <w:tcPr>
-            <w:tcW w:type="dxa" w:w="2835"/>
-          </w:tcPr>
-          <w:p>
-            <w:r>
-              <w:rPr>
-                <w:sz w:val="24"/>
-              </w:rPr>
-              <w:t>Фактически имя и email обрезаются по краям, в требовании этого нет.</w:t>
-            </w:r>
-          </w:p>
-        </w:tc>
-        <w:tc>
-          <w:tcPr>
-            <w:tcW w:type="dxa" w:w="2551"/>
-          </w:tcPr>
-          <w:p>
-            <w:r>
-              <w:rPr>
-                <w:sz w:val="24"/>
-              </w:rPr>
-              <w:t>Добавить правило: значения очищаются от пробелов по краям до проверки и сохранения.</w:t>
+              <w:t>Страницу благодарности без сообщения об ошибке (E1). Рекомендация: показывать ошибку и оставлять форму (D-2).</w:t>
             </w:r>
           </w:p>
         </w:tc>
       </w:tr>
     </w:tbl>
     <w:p/>
-    <w:p>
-      <w:pPr>
-        <w:pStyle w:val="Heading2"/>
-      </w:pPr>
-      <w:r>
-        <w:t>2.2. Уточняющие вопросы автору требований</w:t>
-      </w:r>
-    </w:p>
-    <w:p>
-      <w:pPr>
-        <w:pStyle w:val="ListNumber"/>
-      </w:pPr>
-      <w:r>
-        <w:t>Куда должна попадать заявка: только в браузер посетителя или на сервер? Кто и как рассылает приглашения?</w:t>
-      </w:r>
-    </w:p>
-    <w:p>
-      <w:pPr>
-        <w:pStyle w:val="ListNumber"/>
-      </w:pPr>
-      <w:r>
-        <w:t>Какие именно правила проверки действуют для каждого поля и нужно ли разные тексты ошибок для разных причин?</w:t>
-      </w:r>
-    </w:p>
-    <w:p>
-      <w:pPr>
-        <w:pStyle w:val="ListNumber"/>
-      </w:pPr>
-      <w:r>
-        <w:t>Нужно ли запрещать повторную заявку с тем же email, учитывать ли регистр букв?</w:t>
-      </w:r>
-    </w:p>
-    <w:p>
-      <w:pPr>
-        <w:pStyle w:val="ListNumber"/>
-      </w:pPr>
-      <w:r>
-        <w:t>Что должен увидеть посетитель при сбое сохранения и сохраняются ли его введённые данные?</w:t>
-      </w:r>
-    </w:p>
-    <w:p>
-      <w:pPr>
-        <w:pStyle w:val="ListNumber"/>
-      </w:pPr>
-      <w:r>
-        <w:t>Что значит «быстро»: есть ли ограничения по времени или числу шагов?</w:t>
-      </w:r>
-    </w:p>
-    <w:p>
-      <w:pPr>
-        <w:pStyle w:val="ListNumber"/>
-      </w:pPr>
-      <w:r>
-        <w:t>Какие страницы и тексты входят в «страницу благодарности» и нужна ли её английская версия?</w:t>
-      </w:r>
-    </w:p>
-    <w:p>
-      <w:pPr>
-        <w:pStyle w:val="ListNumber"/>
-      </w:pPr>
-      <w:r>
-        <w:t>Должна ли форма работать при отключённом JavaScript?</w:t>
-      </w:r>
-    </w:p>
     <w:p>
       <w:pPr>
         <w:pStyle w:val="Heading1"/>
@@ -1386,7 +1332,7 @@
               <w:rPr>
                 <w:sz w:val="24"/>
               </w:rPr>
-              <w:t>Переход на страницу благодарности, 1 запись</w:t>
+              <w:t>Шаги 1–11: переход на thanks.html, 1 запись, значения без пробелов по краям</w:t>
             </w:r>
           </w:p>
         </w:tc>
@@ -1441,7 +1387,7 @@
               <w:rPr>
                 <w:sz w:val="24"/>
               </w:rPr>
-              <w:t>Ошибки, отправки нет</w:t>
+              <w:t>A1, A2: ошибки под полями, фокус на первом неверном, записи нет</w:t>
             </w:r>
           </w:p>
         </w:tc>
@@ -1496,7 +1442,7 @@
               <w:rPr>
                 <w:sz w:val="24"/>
               </w:rPr>
-              <w:t>Ошибка поля исчезает</w:t>
+              <w:t>A1: после исправления ошибка поля исчезает</w:t>
             </w:r>
           </w:p>
         </w:tc>
@@ -1538,7 +1484,7 @@
               <w:rPr>
                 <w:sz w:val="24"/>
               </w:rPr>
-              <w:t>Повторная заявка (дефект 8)</w:t>
+              <w:t>A4. Повторная заявка</w:t>
             </w:r>
           </w:p>
         </w:tc>
@@ -1551,7 +1497,7 @@
               <w:rPr>
                 <w:sz w:val="24"/>
               </w:rPr>
-              <w:t>В требовании не определено</w:t>
+              <w:t>Принимается как новая запись (2 записи)</w:t>
             </w:r>
           </w:p>
         </w:tc>
@@ -1571,14 +1517,14 @@
         <w:tc>
           <w:tcPr>
             <w:tcW w:type="dxa" w:w="1247"/>
-            <w:shd w:val="clear" w:fill="FFC7CE"/>
+            <w:shd w:val="clear" w:fill="C6EFCE"/>
           </w:tcPr>
           <w:p>
             <w:r>
               <w:rPr>
                 <w:sz w:val="24"/>
               </w:rPr>
-              <w:t>Failed</w:t>
+              <w:t>Passed</w:t>
             </w:r>
           </w:p>
         </w:tc>
@@ -1606,7 +1552,7 @@
               <w:rPr>
                 <w:sz w:val="24"/>
               </w:rPr>
-              <w:t>Система сообщает об ошибке</w:t>
+              <w:t>Страница благодарности, записи нет, ошибки нет</w:t>
             </w:r>
           </w:p>
         </w:tc>
@@ -1619,21 +1565,21 @@
               <w:rPr>
                 <w:sz w:val="24"/>
               </w:rPr>
-              <w:t>Открылась /thanks.html, сообщения об ошибке нет, записей 0</w:t>
+              <w:t>Открылась /thanks.html, записей 0, сообщения об ошибке нет</w:t>
             </w:r>
           </w:p>
         </w:tc>
         <w:tc>
           <w:tcPr>
             <w:tcW w:type="dxa" w:w="1247"/>
-            <w:shd w:val="clear" w:fill="FFC7CE"/>
+            <w:shd w:val="clear" w:fill="C6EFCE"/>
           </w:tcPr>
           <w:p>
             <w:r>
               <w:rPr>
                 <w:sz w:val="24"/>
               </w:rPr>
-              <w:t>Failed</w:t>
+              <w:t>Passed</w:t>
             </w:r>
           </w:p>
         </w:tc>
@@ -1645,7 +1591,7 @@
         <w:rPr>
           <w:b w:val="0"/>
         </w:rPr>
-        <w:t>Итог: из 5 сценариев пройдено 3, найдено 2 дефекта продукта (D-1 повторные заявки, D-2 потеря заявки при ошибке хранилища), оба подтверждают дефекты требований 7 и 8.</w:t>
+        <w:t>Итог: 5 сценариев из 5 соответствуют Use Case. Расхождений между требованием и реализацией нет. Замечания к продукту (не к требованиям): D-1 повторные заявки принимаются, D-2 при сбое записи посетителю показывается успех. Они зафиксированы в A4 и E1 как действующее поведение и рекомендованы к доработке.</w:t>
       </w:r>
     </w:p>
     <w:p>
@@ -1846,325 +1792,6 @@
           <w:i/>
         </w:rPr>
         <w:t>Рис. 4. E1: при ошибке записи показана страница благодарности, заявка не сохранена</w:t>
-      </w:r>
-    </w:p>
-    <w:p>
-      <w:pPr>
-        <w:pStyle w:val="Heading1"/>
-      </w:pPr>
-      <w:r>
-        <w:t>4. Исправленная версия Use Case</w:t>
-      </w:r>
-    </w:p>
-    <w:tbl>
-      <w:tblPr>
-        <w:tblStyle w:val="TableGrid"/>
-        <w:tblW w:type="auto" w:w="0"/>
-        <w:tblLook w:firstColumn="1" w:firstRow="1" w:lastColumn="0" w:lastRow="0" w:noHBand="0" w:noVBand="1" w:val="04A0"/>
-      </w:tblPr>
-      <w:tblGrid>
-        <w:gridCol w:w="5100"/>
-        <w:gridCol w:w="5100"/>
-      </w:tblGrid>
-      <w:tr>
-        <w:tc>
-          <w:tcPr>
-            <w:tcW w:type="dxa" w:w="2551"/>
-            <w:shd w:val="clear" w:fill="D9E2F3"/>
-          </w:tcPr>
-          <w:p>
-            <w:r>
-              <w:rPr>
-                <w:sz w:val="24"/>
-              </w:rPr>
-            </w:r>
-            <w:r>
-              <w:rPr>
-                <w:b/>
-                <w:sz w:val="24"/>
-              </w:rPr>
-              <w:t>Элемент</w:t>
-            </w:r>
-          </w:p>
-        </w:tc>
-        <w:tc>
-          <w:tcPr>
-            <w:tcW w:type="dxa" w:w="7370"/>
-            <w:shd w:val="clear" w:fill="D9E2F3"/>
-          </w:tcPr>
-          <w:p>
-            <w:r>
-              <w:rPr>
-                <w:sz w:val="24"/>
-              </w:rPr>
-            </w:r>
-            <w:r>
-              <w:rPr>
-                <w:b/>
-                <w:sz w:val="24"/>
-              </w:rPr>
-              <w:t>Описание</w:t>
-            </w:r>
-          </w:p>
-        </w:tc>
-      </w:tr>
-      <w:tr>
-        <w:tc>
-          <w:tcPr>
-            <w:tcW w:type="dxa" w:w="2551"/>
-          </w:tcPr>
-          <w:p>
-            <w:r>
-              <w:rPr>
-                <w:sz w:val="24"/>
-              </w:rPr>
-              <w:t>Название</w:t>
-            </w:r>
-          </w:p>
-        </w:tc>
-        <w:tc>
-          <w:tcPr>
-            <w:tcW w:type="dxa" w:w="7370"/>
-          </w:tcPr>
-          <w:p>
-            <w:r>
-              <w:rPr>
-                <w:sz w:val="24"/>
-              </w:rPr>
-              <w:t>UC-01. Подать заявку в лист ожидания</w:t>
-            </w:r>
-          </w:p>
-        </w:tc>
-      </w:tr>
-      <w:tr>
-        <w:tc>
-          <w:tcPr>
-            <w:tcW w:type="dxa" w:w="2551"/>
-          </w:tcPr>
-          <w:p>
-            <w:r>
-              <w:rPr>
-                <w:sz w:val="24"/>
-              </w:rPr>
-              <w:t>Цель</w:t>
-            </w:r>
-          </w:p>
-        </w:tc>
-        <w:tc>
-          <w:tcPr>
-            <w:tcW w:type="dxa" w:w="7370"/>
-          </w:tcPr>
-          <w:p>
-            <w:r>
-              <w:rPr>
-                <w:sz w:val="24"/>
-              </w:rPr>
-              <w:t>Посетитель оставляет контактные данные, чтобы команда DSLKit могла прислать приглашение в бету.</w:t>
-            </w:r>
-          </w:p>
-        </w:tc>
-      </w:tr>
-      <w:tr>
-        <w:tc>
-          <w:tcPr>
-            <w:tcW w:type="dxa" w:w="2551"/>
-          </w:tcPr>
-          <w:p>
-            <w:r>
-              <w:rPr>
-                <w:sz w:val="24"/>
-              </w:rPr>
-              <w:t>Актор</w:t>
-            </w:r>
-          </w:p>
-        </w:tc>
-        <w:tc>
-          <w:tcPr>
-            <w:tcW w:type="dxa" w:w="7370"/>
-          </w:tcPr>
-          <w:p>
-            <w:r>
-              <w:rPr>
-                <w:sz w:val="24"/>
-              </w:rPr>
-              <w:t>Посетитель сайта (неавторизованный).</w:t>
-            </w:r>
-          </w:p>
-        </w:tc>
-      </w:tr>
-      <w:tr>
-        <w:tc>
-          <w:tcPr>
-            <w:tcW w:type="dxa" w:w="2551"/>
-          </w:tcPr>
-          <w:p>
-            <w:r>
-              <w:rPr>
-                <w:sz w:val="24"/>
-              </w:rPr>
-              <w:t>Предусловия</w:t>
-            </w:r>
-          </w:p>
-        </w:tc>
-        <w:tc>
-          <w:tcPr>
-            <w:tcW w:type="dxa" w:w="7370"/>
-          </w:tcPr>
-          <w:p>
-            <w:r>
-              <w:rPr>
-                <w:sz w:val="24"/>
-              </w:rPr>
-              <w:t>Открыта главная страница сайта (русская или английская версия).</w:t>
-            </w:r>
-          </w:p>
-        </w:tc>
-      </w:tr>
-      <w:tr>
-        <w:tc>
-          <w:tcPr>
-            <w:tcW w:type="dxa" w:w="2551"/>
-          </w:tcPr>
-          <w:p>
-            <w:r>
-              <w:rPr>
-                <w:sz w:val="24"/>
-              </w:rPr>
-              <w:t>Основной поток</w:t>
-            </w:r>
-          </w:p>
-        </w:tc>
-        <w:tc>
-          <w:tcPr>
-            <w:tcW w:type="dxa" w:w="7370"/>
-          </w:tcPr>
-          <w:p>
-            <w:r>
-              <w:rPr>
-                <w:sz w:val="24"/>
-              </w:rPr>
-              <w:t>1. Посетитель открывает форму «Записаться в бету».</w:t>
-              <w:br/>
-              <w:t>2. Вводит имя.</w:t>
-              <w:br/>
-              <w:t>3. Вводит email.</w:t>
-              <w:br/>
-              <w:t>4. Выбирает нотацию из списка.</w:t>
-              <w:br/>
-              <w:t>5. Указывает размер команды.</w:t>
-              <w:br/>
-              <w:t>6. При желании вводит комментарий.</w:t>
-              <w:br/>
-              <w:t>7. Отмечает согласие на получение писем.</w:t>
-              <w:br/>
-              <w:t>8. Нажимает «Отправить».</w:t>
-              <w:br/>
-              <w:t>9. Система убирает пробелы по краям и проверяет поля: имя 2–60 букв (пробел, дефис, апостроф), email до 120 символов, нотация из шести, команда целое 0–500, комментарий до 500, согласие обязательно.</w:t>
-              <w:br/>
-              <w:t>10. Система проверяет, что такого email ещё нет.</w:t>
-              <w:br/>
-              <w:t>11. Система сохраняет имя, email, нотацию, размер команды, комментарий и время заявки в LocalStorage.</w:t>
-              <w:br/>
-              <w:t>12. Система открывает страницу благодарности.</w:t>
-            </w:r>
-          </w:p>
-        </w:tc>
-      </w:tr>
-      <w:tr>
-        <w:tc>
-          <w:tcPr>
-            <w:tcW w:type="dxa" w:w="2551"/>
-          </w:tcPr>
-          <w:p>
-            <w:r>
-              <w:rPr>
-                <w:sz w:val="24"/>
-              </w:rPr>
-              <w:t>Альтернативные потоки</w:t>
-            </w:r>
-          </w:p>
-        </w:tc>
-        <w:tc>
-          <w:tcPr>
-            <w:tcW w:type="dxa" w:w="7370"/>
-          </w:tcPr>
-          <w:p>
-            <w:r>
-              <w:rPr>
-                <w:sz w:val="24"/>
-              </w:rPr>
-              <w:t>A1. Поле неверно (шаг 9): под полем показывается сообщение, фокус переходит на первое неверное поле, заявка не сохраняется; ошибка исчезает после исправления.</w:t>
-              <w:br/>
-              <w:t>A2. Согласие не отмечено (шаг 9): применяется A1 для поля согласия.</w:t>
-              <w:br/>
-              <w:t>A3. Email уже есть (шаг 10): система сообщает «Этот адрес уже в списке», запись не создаётся.</w:t>
-              <w:br/>
-              <w:t>A4. Посетитель закрывает страницу до шага 8: данные не сохраняются.</w:t>
-            </w:r>
-          </w:p>
-        </w:tc>
-      </w:tr>
-      <w:tr>
-        <w:tc>
-          <w:tcPr>
-            <w:tcW w:type="dxa" w:w="2551"/>
-          </w:tcPr>
-          <w:p>
-            <w:r>
-              <w:rPr>
-                <w:sz w:val="24"/>
-              </w:rPr>
-              <w:t>Постусловия</w:t>
-            </w:r>
-          </w:p>
-        </w:tc>
-        <w:tc>
-          <w:tcPr>
-            <w:tcW w:type="dxa" w:w="7370"/>
-          </w:tcPr>
-          <w:p>
-            <w:r>
-              <w:rPr>
-                <w:sz w:val="24"/>
-              </w:rPr>
-              <w:t>В LocalStorage на одну запись больше, посетитель на странице благодарности.</w:t>
-            </w:r>
-          </w:p>
-        </w:tc>
-      </w:tr>
-      <w:tr>
-        <w:tc>
-          <w:tcPr>
-            <w:tcW w:type="dxa" w:w="2551"/>
-          </w:tcPr>
-          <w:p>
-            <w:r>
-              <w:rPr>
-                <w:sz w:val="24"/>
-              </w:rPr>
-              <w:t>Исключительные ситуации</w:t>
-            </w:r>
-          </w:p>
-        </w:tc>
-        <w:tc>
-          <w:tcPr>
-            <w:tcW w:type="dxa" w:w="7370"/>
-          </w:tcPr>
-          <w:p>
-            <w:r>
-              <w:rPr>
-                <w:sz w:val="24"/>
-              </w:rPr>
-              <w:t>E1. Запись в хранилище не удалась (шаг 11): система остаётся на форме, оставляет введённые данные и показывает сообщение «Не удалось сохранить заявку, попробуйте ещё раз».</w:t>
-            </w:r>
-          </w:p>
-        </w:tc>
-      </w:tr>
-    </w:tbl>
-    <w:p/>
-    <w:p>
-      <w:r>
-        <w:t>Примечание: потоки A3 и E1 в текущей версии приложения не реализованы (дефекты D-1 и D-2), поэтому при проверке исправленной версии они будут давать Failed до доработки продукта.</w:t>
       </w:r>
     </w:p>
     <w:sectPr>

--- a/testing-course/documents/03-lab1-use-case-and-requirements-testing.docx
+++ b/testing-course/documents/03-lab1-use-case-and-requirements-testing.docx
@@ -50,7 +50,7 @@
               <w:rPr>
                 <w:sz w:val="24"/>
               </w:rPr>
-              <w:t>UC-01. Подать заявку в лист ожидания (форма «Записаться в бету», главная страница DSLKit)</w:t>
+              <w:t>UC-01. Подать заявку в лист ожидания (форма «Записаться в бету» на главной странице DSLKit)</w:t>
             </w:r>
           </w:p>
         </w:tc>
@@ -80,7 +80,7 @@
               <w:rPr>
                 <w:sz w:val="24"/>
               </w:rPr>
-              <w:t>UC-01, версия 1.0, приоритет High: единственный способ оставить контакты для беты.</w:t>
+              <w:t>UC-01, версия 1.0, приоритет High: единственный способ оставить контакты для получения приглашения в бету.</w:t>
             </w:r>
           </w:p>
         </w:tc>
@@ -110,7 +110,295 @@
               <w:rPr>
                 <w:sz w:val="24"/>
               </w:rPr>
-              <w:t>Посетитель оставляет контактные данные и сведения о проекте, чтобы команда DSLKit могла прислать ему приглашение в бету после запуска. Задача формы: принять только корректную заявку и сохранить её.</w:t>
+              <w:t>Посетитель оставляет имя, почту, нотацию диаграмм и размер команды, чтобы команда DSLKit прислала ему приглашение, когда откроется бета. Задача формы: принять только корректную заявку, сохранить её и показать страницу благодарности.</w:t>
+            </w:r>
+          </w:p>
+        </w:tc>
+      </w:tr>
+      <w:tr>
+        <w:tc>
+          <w:tcPr>
+            <w:tcW w:type="dxa" w:w="2381"/>
+            <w:shd w:val="clear" w:fill="F2F2F2"/>
+          </w:tcPr>
+          <w:p>
+            <w:r>
+              <w:rPr>
+                <w:b/>
+                <w:sz w:val="24"/>
+              </w:rPr>
+              <w:t>Основной актор</w:t>
+            </w:r>
+          </w:p>
+        </w:tc>
+        <w:tc>
+          <w:tcPr>
+            <w:tcW w:type="dxa" w:w="7370"/>
+          </w:tcPr>
+          <w:p>
+            <w:r>
+              <w:rPr>
+                <w:sz w:val="24"/>
+              </w:rPr>
+              <w:t>Посетитель сайта (неавторизованный). Внешних систем и сервера в сценарии нет: заявка остаётся в браузере посетителя.</w:t>
+            </w:r>
+          </w:p>
+        </w:tc>
+      </w:tr>
+      <w:tr>
+        <w:tc>
+          <w:tcPr>
+            <w:tcW w:type="dxa" w:w="2381"/>
+            <w:shd w:val="clear" w:fill="F2F2F2"/>
+          </w:tcPr>
+          <w:p>
+            <w:r>
+              <w:rPr>
+                <w:b/>
+                <w:sz w:val="24"/>
+              </w:rPr>
+              <w:t>Точки входа</w:t>
+            </w:r>
+          </w:p>
+        </w:tc>
+        <w:tc>
+          <w:tcPr>
+            <w:tcW w:type="dxa" w:w="7370"/>
+          </w:tcPr>
+          <w:p>
+            <w:r>
+              <w:rPr>
+                <w:sz w:val="24"/>
+              </w:rPr>
+              <w:t>Кнопка «В бету» в шапке, кнопка «Записаться в бету» на первом экране и ссылки «Записаться в бету: UML», «Записаться в бету: BPMN» и т. п. на карточках нотаций. Все ведут к якорю #waitlist.</w:t>
+            </w:r>
+          </w:p>
+        </w:tc>
+      </w:tr>
+      <w:tr>
+        <w:tc>
+          <w:tcPr>
+            <w:tcW w:type="dxa" w:w="2381"/>
+            <w:shd w:val="clear" w:fill="F2F2F2"/>
+          </w:tcPr>
+          <w:p>
+            <w:r>
+              <w:rPr>
+                <w:b/>
+                <w:sz w:val="24"/>
+              </w:rPr>
+              <w:t>Предусловия</w:t>
+            </w:r>
+          </w:p>
+        </w:tc>
+        <w:tc>
+          <w:tcPr>
+            <w:tcW w:type="dxa" w:w="7370"/>
+          </w:tcPr>
+          <w:p>
+            <w:r>
+              <w:rPr>
+                <w:sz w:val="24"/>
+              </w:rPr>
+              <w:t>1. Открыта главная страница: русская (/) или английская (/en/).</w:t>
+              <w:br/>
+              <w:t>2. Раздел «Записаться в бету» показан, форма пуста: список «Нотация» стоит на пункте «Выберите нотацию», в поле «Размер команды» значение 0, флажок согласия снят.</w:t>
+              <w:br/>
+              <w:t>3. Скрипт site/js/script.js загружен (иначе форма не работает).</w:t>
+            </w:r>
+          </w:p>
+        </w:tc>
+      </w:tr>
+      <w:tr>
+        <w:tc>
+          <w:tcPr>
+            <w:tcW w:type="dxa" w:w="2381"/>
+            <w:shd w:val="clear" w:fill="F2F2F2"/>
+          </w:tcPr>
+          <w:p>
+            <w:r>
+              <w:rPr>
+                <w:b/>
+                <w:sz w:val="24"/>
+              </w:rPr>
+              <w:t>Основной поток событий</w:t>
+            </w:r>
+          </w:p>
+        </w:tc>
+        <w:tc>
+          <w:tcPr>
+            <w:tcW w:type="dxa" w:w="7370"/>
+          </w:tcPr>
+          <w:p>
+            <w:r>
+              <w:rPr>
+                <w:sz w:val="24"/>
+              </w:rPr>
+              <w:t>1. Посетитель нажимает «В бету» (или «Записаться в бету»); страница прокручивается к разделу #waitlist.</w:t>
+              <w:br/>
+              <w:t>2. Посетитель вводит имя в поле «Имя» (подсказка «От 2 до 60 букв. Допустимы пробел, дефис и апостроф.»).</w:t>
+              <w:br/>
+              <w:t>3. Посетитель вводит адрес в поле «Электронная почта» (подсказка «Адрес вида name@example.com. На него придёт приглашение.»).</w:t>
+              <w:br/>
+              <w:t>4. Посетитель выбирает нотацию в списке: IDEF0, DFD, ERD, BPMN, UML или «Сети Петри».</w:t>
+              <w:br/>
+              <w:t>5. Посетитель вводит целое число в поле «Размер команды» (подсказка «Целое число от 0 до 500. Укажите 0, если работаете один.»).</w:t>
+              <w:br/>
+              <w:t>6. Посетитель при желании вводит текст в поле «Комментарий (по желанию)».</w:t>
+              <w:br/>
+              <w:t>7. Посетитель отмечает флажок «Согласен получать письма о запуске беты и с политикой конфиденциальности».</w:t>
+              <w:br/>
+              <w:t>8. Посетитель нажимает кнопку «Отправить».</w:t>
+              <w:br/>
+              <w:t>9. Система считывает шесть полей и проверяет каждое по правилам П1–П6 (функция validateWaitlist).</w:t>
+              <w:br/>
+              <w:t>10. Система формирует запись {name, email, notation, team, comment, createdAt}, где name, email и comment очищены от пробелов по краям, team приведён к числу, createdAt — время в формате ISO 8601; добавляет запись в массив LocalStorage по ключу dslkit.waitlist и пишет в консоль «DSLKit: заявка сохранена в LocalStorage» с названием нотации.</w:t>
+              <w:br/>
+              <w:t>11. Система открывает страницу благодарности thanks.html (для английской версии en/thanks.html) с заголовком «Спасибо, вы в списке беты».</w:t>
+            </w:r>
+          </w:p>
+        </w:tc>
+      </w:tr>
+      <w:tr>
+        <w:tc>
+          <w:tcPr>
+            <w:tcW w:type="dxa" w:w="2381"/>
+            <w:shd w:val="clear" w:fill="F2F2F2"/>
+          </w:tcPr>
+          <w:p>
+            <w:r>
+              <w:rPr>
+                <w:b/>
+                <w:sz w:val="24"/>
+              </w:rPr>
+              <w:t>Правила проверки полей</w:t>
+            </w:r>
+          </w:p>
+        </w:tc>
+        <w:tc>
+          <w:tcPr>
+            <w:tcW w:type="dxa" w:w="7370"/>
+          </w:tcPr>
+          <w:p>
+            <w:r>
+              <w:rPr>
+                <w:sz w:val="24"/>
+              </w:rPr>
+              <w:t>П1. Имя (#name): 2–60 символов после обрезки пробелов, первый символ буква, далее буквы, пробел, апостроф, дефис. В разметке: minlength=2, maxlength=60.</w:t>
+              <w:br/>
+              <w:t>П2. Почта (#email): вид name@domain.zone без пробелов, зона не короче двух символов, не более 120 символов после обрезки. В разметке: type=email, maxlength=120.</w:t>
+              <w:br/>
+              <w:t>П3. Нотация (#notation): idef0, dfd, erd, bpmn, uml или petri; пункт «Выберите нотацию» недопустим.</w:t>
+              <w:br/>
+              <w:t>П4. Размер команды (#team): целое от 0 до 500; допускается строка из цифр; отрицательные, дробные и нечисловые значения недопустимы. В разметке: min=0, max=500, step=1.</w:t>
+              <w:br/>
+              <w:t>П5. Комментарий (#comment): не более 500 символов (длина считается без обрезки), поле необязательное. В разметке: maxlength=500, поэтому в браузере больше 500 символов ввести нельзя.</w:t>
+              <w:br/>
+              <w:t>П6. Согласие (#consent): флажок обязательно отмечен.</w:t>
+              <w:br/>
+              <w:t>Встроенная проверка браузера отключена (form.noValidate), показываются только собственные сообщения сайта.</w:t>
+            </w:r>
+          </w:p>
+        </w:tc>
+      </w:tr>
+      <w:tr>
+        <w:tc>
+          <w:tcPr>
+            <w:tcW w:type="dxa" w:w="2381"/>
+            <w:shd w:val="clear" w:fill="F2F2F2"/>
+          </w:tcPr>
+          <w:p>
+            <w:r>
+              <w:rPr>
+                <w:b/>
+                <w:sz w:val="24"/>
+              </w:rPr>
+              <w:t>Альтернативные потоки</w:t>
+            </w:r>
+          </w:p>
+        </w:tc>
+        <w:tc>
+          <w:tcPr>
+            <w:tcW w:type="dxa" w:w="7370"/>
+          </w:tcPr>
+          <w:p>
+            <w:r>
+              <w:rPr>
+                <w:sz w:val="24"/>
+              </w:rPr>
+              <w:t>A1. Одно или несколько полей не прошли проверку (шаг 9): под каждым неверным полем показывается красное сообщение (role=alert, например «Имя не принято: поле пустое, короче двух символов или содержит цифры и знаки…»), поле получает aria-invalid=true, фокус переходит на первое неверное поле в порядке имя, почта, нотация, команда, комментарий, согласие. Заявка не сохраняется, страница не меняется. Поле с ошибкой перепроверяется при каждом вводе, остальные при выходе из поля. После исправления сообщение скрывается. Сценарий продолжается с шага 8.</w:t>
+              <w:br/>
+              <w:t>A2. Согласие не отмечено (шаг 9): применяется A1; сообщение «Без согласия мы не можем отправить приглашение. Поставьте галочку, чтобы продолжить.»</w:t>
+              <w:br/>
+              <w:t>A3. Посетитель закрывает страницу или уходит со страницы до шага 8: данные не сохраняются, состояние системы не меняется.</w:t>
+              <w:br/>
+              <w:t>A4. Повторная заявка с тем же адресом (шаг 10): принимается как новая отдельная запись, сообщения о дубликате нет (дефект D-1).</w:t>
+              <w:br/>
+              <w:t>A5. Повторное нажатие «Отправить» после успешной отправки (шаг 11): игнорируется, вторая запись не создаётся (флаг submitting).</w:t>
+            </w:r>
+          </w:p>
+        </w:tc>
+      </w:tr>
+      <w:tr>
+        <w:tc>
+          <w:tcPr>
+            <w:tcW w:type="dxa" w:w="2381"/>
+            <w:shd w:val="clear" w:fill="F2F2F2"/>
+          </w:tcPr>
+          <w:p>
+            <w:r>
+              <w:rPr>
+                <w:b/>
+                <w:sz w:val="24"/>
+              </w:rPr>
+              <w:t>Постусловия</w:t>
+            </w:r>
+          </w:p>
+        </w:tc>
+        <w:tc>
+          <w:tcPr>
+            <w:tcW w:type="dxa" w:w="7370"/>
+          </w:tcPr>
+          <w:p>
+            <w:r>
+              <w:rPr>
+                <w:sz w:val="24"/>
+              </w:rPr>
+              <w:t>Успех: массив dslkit.waitlist в LocalStorage длиннее на одну запись, открыта страница thanks.html (en/thanks.html).</w:t>
+              <w:br/>
+              <w:t>Ошибка проверки (A1, A2): записей не добавилось, посетитель остаётся на главной странице, введённые значения остаются в полях.</w:t>
+            </w:r>
+          </w:p>
+        </w:tc>
+      </w:tr>
+      <w:tr>
+        <w:tc>
+          <w:tcPr>
+            <w:tcW w:type="dxa" w:w="2381"/>
+            <w:shd w:val="clear" w:fill="F2F2F2"/>
+          </w:tcPr>
+          <w:p>
+            <w:r>
+              <w:rPr>
+                <w:b/>
+                <w:sz w:val="24"/>
+              </w:rPr>
+              <w:t>Исключительные ситуации</w:t>
+            </w:r>
+          </w:p>
+        </w:tc>
+        <w:tc>
+          <w:tcPr>
+            <w:tcW w:type="dxa" w:w="7370"/>
+          </w:tcPr>
+          <w:p>
+            <w:r>
+              <w:rPr>
+                <w:sz w:val="24"/>
+              </w:rPr>
+              <w:t>E1. Запись в LocalStorage не удалась (хранилище переполнено или запрещено, шаг 10): метод storage.set возвращает false, но система всё равно открывает страницу благодарности; сообщения об ошибке нет, заявка потеряна (дефект D-2).</w:t>
+              <w:br/>
+              <w:t>E2. LocalStorage недоступен совсем (getStorage использует временное хранилище в памяти): заявка живёт только до закрытия страницы, посетитель видит страницу благодарности.</w:t>
             </w:r>
           </w:p>
         </w:tc>
@@ -140,7 +428,13 @@
               <w:rPr>
                 <w:sz w:val="24"/>
               </w:rPr>
-              <w:t>R4 «Форма заявки и валидация» (лаб. 3, раздел 1). Реализация: site/index.html (форма #waitlist-form), site/js/components/waitlist-form.js, site/js/utils/validation.js, site/thanks.html и site/en/thanks.html.</w:t>
+              <w:t>R4 — Форма заявки и валидация</w:t>
+              <w:br/>
+              <w:t>R1 — Доступность страниц (главная, thanks.html, privacy.html)</w:t>
+              <w:br/>
+              <w:t>R6 — Разметка и локализация (русская и английская версии)</w:t>
+              <w:br/>
+              <w:t>R9 — Локальное хранилище</w:t>
             </w:r>
           </w:p>
         </w:tc>
@@ -170,15 +464,15 @@
               <w:rPr>
                 <w:sz w:val="24"/>
               </w:rPr>
-              <w:t>UC-01.1 Показ формы и подсказок к полям (шаги 1–6).</w:t>
+              <w:t>UC-01.1 — Показ формы и подсказок к полям</w:t>
               <w:br/>
-              <w:t>UC-01.2 Очистка и проверка значений по П1–П6 (шаги 8–9).</w:t>
+              <w:t>UC-01.2 — Чтение, очистка и проверка значений по П1–П6</w:t>
               <w:br/>
-              <w:t>UC-01.3 Показ ошибок, фокус и повторная проверка (A1, A2).</w:t>
+              <w:t>UC-01.3 — Показ ошибок, фокус и повторная проверка</w:t>
               <w:br/>
-              <w:t>UC-01.4 Сохранение заявки в LocalStorage (шаг 10, A4, E1).</w:t>
+              <w:t>UC-01.4 — Сохранение заявки в LocalStorage</w:t>
               <w:br/>
-              <w:t>UC-01.5 Переход на страницу благодарности (шаг 11).</w:t>
+              <w:t>UC-01.5 — Переход на страницу благодарности</w:t>
             </w:r>
           </w:p>
         </w:tc>
@@ -208,13 +502,13 @@
               <w:rPr>
                 <w:sz w:val="24"/>
               </w:rPr>
-              <w:t>UC-00 «Прочитать политику конфиденциальности»: ссылка в тексте согласия ведёт на privacy.html (шаг 6).</w:t>
+              <w:t>UC-00 — Прочитать политику конфиденциальности (ссылка в тексте согласия, privacy.html)</w:t>
               <w:br/>
-              <w:t>Лаб. 2: тест-кейсы TC-WL-001…022.</w:t>
+              <w:t>UC-02 — Выбрать нотацию на карточке и перейти к записи (ссылки «Записаться в бету: UML», «…: BPMN»)</w:t>
               <w:br/>
-              <w:t>Лаб. 3: проверки SM-07, CP-35, CP-36.</w:t>
+              <w:t>D-1 — Повторные заявки принимаются</w:t>
               <w:br/>
-              <w:t>Дефекты реализации: D-1 (повторные заявки), D-2 (потеря заявки при сбое хранилища).</w:t>
+              <w:t>D-2 — Потеря заявки при сбое хранилища</w:t>
             </w:r>
           </w:p>
         </w:tc>
@@ -231,7 +525,7 @@
                 <w:b/>
                 <w:sz w:val="24"/>
               </w:rPr>
-              <w:t>Соответствие STAR</w:t>
+              <w:t>Реализация</w:t>
             </w:r>
           </w:p>
         </w:tc>
@@ -244,13 +538,15 @@
               <w:rPr>
                 <w:sz w:val="24"/>
               </w:rPr>
-              <w:t>Situation (ситуация): предусловия 1–2.</w:t>
+              <w:t>IMPL-01 — site/index.html: разметка формы #waitlist-form</w:t>
               <w:br/>
-              <w:t>Task (задача): краткое описание цели и задачи.</w:t>
+              <w:t>IMPL-02 — site/js/components/waitlist-form.js: initWaitlistForm, показ ошибок, отправка</w:t>
               <w:br/>
-              <w:t>Action (действия): основной поток, шаги 1–11, и альтернативные потоки A1–A4.</w:t>
+              <w:t>IMPL-03 — site/js/utils/validation.js: validateWaitlist и правила П1–П6</w:t>
               <w:br/>
-              <w:t>Result (результат): постусловия и исключительные ситуации E1–E2.</w:t>
+              <w:t>IMPL-04 — site/js/utils/storage.js: createStorage, getStorage</w:t>
+              <w:br/>
+              <w:t>IMPL-05 — site/thanks.html и site/en/thanks.html: страница благодарности</w:t>
             </w:r>
           </w:p>
         </w:tc>
@@ -267,7 +563,7 @@
                 <w:b/>
                 <w:sz w:val="24"/>
               </w:rPr>
-              <w:t>Основной актор</w:t>
+              <w:t>Тест-кейсы и проверки</w:t>
             </w:r>
           </w:p>
         </w:tc>
@@ -280,7 +576,27 @@
               <w:rPr>
                 <w:sz w:val="24"/>
               </w:rPr>
-              <w:t>Посетитель сайта (неавторизованный пользователь). Внешних систем в сценарии нет.</w:t>
+              <w:t>TC-WL-001 — Все поля корректны</w:t>
+              <w:br/>
+              <w:t>TC-WL-002…007 — Имя: границы и недопустимые символы (П1)</w:t>
+              <w:br/>
+              <w:t>TC-WL-008…011 — Почта: формат и длина (П2)</w:t>
+              <w:br/>
+              <w:t>TC-WL-012…017 — Размер команды: границы и тип (П4)</w:t>
+              <w:br/>
+              <w:t>TC-WL-018 — Нотация вне списка (П3)</w:t>
+              <w:br/>
+              <w:t>TC-WL-019, 020 — Комментарий: граница 500 (П5)</w:t>
+              <w:br/>
+              <w:t>TC-WL-021 — Согласие не дано (П6)</w:t>
+              <w:br/>
+              <w:t>TC-WL-022 — Пустая форма (A1)</w:t>
+              <w:br/>
+              <w:t>SM-07 — Форма заявки есть на главной</w:t>
+              <w:br/>
+              <w:t>CP-35 — Валидация корректной заявки</w:t>
+              <w:br/>
+              <w:t>CP-36 — У полей есть подписи и сообщения об ошибках</w:t>
             </w:r>
           </w:p>
         </w:tc>
@@ -297,7 +613,7 @@
                 <w:b/>
                 <w:sz w:val="24"/>
               </w:rPr>
-              <w:t>Предусловия</w:t>
+              <w:t>Скриншоты интерфейса</w:t>
             </w:r>
           </w:p>
         </w:tc>
@@ -310,9 +626,19 @@
               <w:rPr>
                 <w:sz w:val="24"/>
               </w:rPr>
-              <w:t>1. Открыта главная страница сайта (русская или английская версия).</w:t>
+              <w:t>SCR-01 — Главная страница, русская версия (01-home.png)</w:t>
               <w:br/>
-              <w:t>2. Форма «Записаться в бету» отображается, все поля пусты, поле «Размер команды» содержит 0.</w:t>
+              <w:t>SCR-02 — Главная страница, английская версия (02-home-en.png)</w:t>
+              <w:br/>
+              <w:t>SCR-03 — Форма заявки: ошибки при пустой отправке (03-form-errors.png)</w:t>
+              <w:br/>
+              <w:t>SCR-04 — Форма заявки: заполнена корректными данными (04-form-filled.png)</w:t>
+              <w:br/>
+              <w:t>SCR-05 — Страница благодарности (05-form-submitted.png)</w:t>
+              <w:br/>
+              <w:t>SCR-06 — Запись заявки в LocalStorage (12-uc-storage-record.png)</w:t>
+              <w:br/>
+              <w:t>SCR-07 — Сбой записи: страница благодарности без ошибки (13-uc-storage-failure.png)</w:t>
             </w:r>
           </w:p>
         </w:tc>
@@ -329,7 +655,7 @@
                 <w:b/>
                 <w:sz w:val="24"/>
               </w:rPr>
-              <w:t>Основной поток событий</w:t>
+              <w:t>Ссылки</w:t>
             </w:r>
           </w:p>
         </w:tc>
@@ -342,167 +668,27 @@
               <w:rPr>
                 <w:sz w:val="24"/>
               </w:rPr>
-              <w:t>1. Посетитель вводит имя в поле «Имя».</w:t>
+              <w:t>Страницы проекта (при запущенном npm start):</w:t>
               <w:br/>
-              <w:t>2. Посетитель вводит адрес в поле «Электронная почта».</w:t>
+              <w:t>http://localhost:5173/ — главная страница (русская версия)</w:t>
               <w:br/>
-              <w:t>3. Посетитель выбирает значение в списке «Нотация».</w:t>
+              <w:t>http://localhost:5173/#waitlist — раздел «Записаться в бету»</w:t>
               <w:br/>
-              <w:t>4. Посетитель вводит целое число в поле «Размер команды».</w:t>
+              <w:t>http://localhost:5173/thanks.html — страница благодарности</w:t>
               <w:br/>
-              <w:t>5. Посетитель при желании вводит текст в поле «Комментарий».</w:t>
+              <w:t>http://localhost:5173/privacy.html — политика конфиденциальности</w:t>
               <w:br/>
-              <w:t>6. Посетитель отмечает флажок согласия.</w:t>
+              <w:t>http://localhost:5173/en/ — главная страница (английская версия)</w:t>
               <w:br/>
-              <w:t>7. Посетитель нажимает кнопку «Отправить».</w:t>
+              <w:t>http://localhost:5173/en/thanks.html — страница благодарности (английская версия)</w:t>
               <w:br/>
-              <w:t>8. Система удаляет пробелы по краям у имени, почты и комментария.</w:t>
+              <w:t>Репозиторий и источники:</w:t>
               <w:br/>
-              <w:t>9. Система проверяет все поля по правилам П1–П6 (ниже).</w:t>
+              <w:t>https://github.com/KsushaKhadzhinova/DSLKit-Project — репозиторий проекта</w:t>
               <w:br/>
-              <w:t>10. Система сохраняет заявку в LocalStorage браузера под ключом dslkit.waitlist: имя, почта, нотация, размер команды, комментарий, время создания.</w:t>
+              <w:t>https://svyatoslav.biz/software_testing_book/ — книга «Тестирование программного обеспечения. Базовый курс»</w:t>
               <w:br/>
-              <w:t>11. Система открывает страницу благодарности thanks.html.</w:t>
-            </w:r>
-          </w:p>
-        </w:tc>
-      </w:tr>
-      <w:tr>
-        <w:tc>
-          <w:tcPr>
-            <w:tcW w:type="dxa" w:w="2381"/>
-            <w:shd w:val="clear" w:fill="F2F2F2"/>
-          </w:tcPr>
-          <w:p>
-            <w:r>
-              <w:rPr>
-                <w:b/>
-                <w:sz w:val="24"/>
-              </w:rPr>
-              <w:t>Правила проверки полей</w:t>
-            </w:r>
-          </w:p>
-        </w:tc>
-        <w:tc>
-          <w:tcPr>
-            <w:tcW w:type="dxa" w:w="7370"/>
-          </w:tcPr>
-          <w:p>
-            <w:r>
-              <w:rPr>
-                <w:sz w:val="24"/>
-              </w:rPr>
-              <w:t>П1. Имя: 2–60 символов, начинается с буквы, далее буквы, пробел, дефис, апостроф.</w:t>
-              <w:br/>
-              <w:t>П2. Почта: вид name@domain.zone, домен верхнего уровня не короче двух символов, длина не более 120.</w:t>
-              <w:br/>
-              <w:t>П3. Нотация: одно из значений idef0, dfd, erd, bpmn, uml, petri.</w:t>
-              <w:br/>
-              <w:t>П4. Размер команды: целое число от 0 до 500 включительно.</w:t>
-              <w:br/>
-              <w:t>П5. Комментарий: не более 500 символов, поле необязательное.</w:t>
-              <w:br/>
-              <w:t>П6. Согласие: флажок обязательно отмечен.</w:t>
-            </w:r>
-          </w:p>
-        </w:tc>
-      </w:tr>
-      <w:tr>
-        <w:tc>
-          <w:tcPr>
-            <w:tcW w:type="dxa" w:w="2381"/>
-            <w:shd w:val="clear" w:fill="F2F2F2"/>
-          </w:tcPr>
-          <w:p>
-            <w:r>
-              <w:rPr>
-                <w:b/>
-                <w:sz w:val="24"/>
-              </w:rPr>
-              <w:t>Альтернативные потоки</w:t>
-            </w:r>
-          </w:p>
-        </w:tc>
-        <w:tc>
-          <w:tcPr>
-            <w:tcW w:type="dxa" w:w="7370"/>
-          </w:tcPr>
-          <w:p>
-            <w:r>
-              <w:rPr>
-                <w:sz w:val="24"/>
-              </w:rPr>
-              <w:t>A1. Одно или несколько полей не прошли проверку (шаг 9): под каждым неверным полем появляется сообщение об ошибке, фокус переходит на первое неверное поле, заявка не сохраняется. После исправления поля и ухода из него сообщение исчезает. Сценарий продолжается с шага 7.</w:t>
-              <w:br/>
-              <w:t>A2. Согласие не отмечено (шаг 9): применяется A1 для поля согласия.</w:t>
-              <w:br/>
-              <w:t>A3. Посетитель закрывает страницу или уходит со страницы до шага 7: данные не сохраняются, состояние системы не меняется.</w:t>
-              <w:br/>
-              <w:t>A4. Повторная заявка с тем же адресом почты (шаг 10): заявка принимается как новая отдельная запись, сообщения о дубликате нет.</w:t>
-            </w:r>
-          </w:p>
-        </w:tc>
-      </w:tr>
-      <w:tr>
-        <w:tc>
-          <w:tcPr>
-            <w:tcW w:type="dxa" w:w="2381"/>
-            <w:shd w:val="clear" w:fill="F2F2F2"/>
-          </w:tcPr>
-          <w:p>
-            <w:r>
-              <w:rPr>
-                <w:b/>
-                <w:sz w:val="24"/>
-              </w:rPr>
-              <w:t>Постусловия</w:t>
-            </w:r>
-          </w:p>
-        </w:tc>
-        <w:tc>
-          <w:tcPr>
-            <w:tcW w:type="dxa" w:w="7370"/>
-          </w:tcPr>
-          <w:p>
-            <w:r>
-              <w:rPr>
-                <w:sz w:val="24"/>
-              </w:rPr>
-              <w:t>Успех: в LocalStorage на одну запись больше, открыта страница thanks.html.</w:t>
-              <w:br/>
-              <w:t>Ошибка проверки (A1, A2): записей не добавилось, посетитель остаётся на главной странице, введённые значения сохранены в полях.</w:t>
-            </w:r>
-          </w:p>
-        </w:tc>
-      </w:tr>
-      <w:tr>
-        <w:tc>
-          <w:tcPr>
-            <w:tcW w:type="dxa" w:w="2381"/>
-            <w:shd w:val="clear" w:fill="F2F2F2"/>
-          </w:tcPr>
-          <w:p>
-            <w:r>
-              <w:rPr>
-                <w:b/>
-                <w:sz w:val="24"/>
-              </w:rPr>
-              <w:t>Исключительные ситуации</w:t>
-            </w:r>
-          </w:p>
-        </w:tc>
-        <w:tc>
-          <w:tcPr>
-            <w:tcW w:type="dxa" w:w="7370"/>
-          </w:tcPr>
-          <w:p>
-            <w:r>
-              <w:rPr>
-                <w:sz w:val="24"/>
-              </w:rPr>
-              <w:t>E1. Браузер не позволяет записать в LocalStorage (хранилище переполнено или запрещено, шаг 10): система всё равно открывает страницу благодарности, заявка не сохраняется, сообщения об ошибке нет. Это известное ограничение текущей версии (дефект D-2 лабораторной работы №1).</w:t>
-              <w:br/>
-              <w:t>E2. Одно из полей имеет недопустимый тип данных (например, текст в поле «Размер команды»): обрабатывается как A1 для этого поля.</w:t>
+              <w:t>https://github.com/KsushaKhadzhinova/report-gen — генератор отчётов</w:t>
             </w:r>
           </w:p>
         </w:tc>

--- a/testing-course/documents/03-lab1-use-case-and-requirements-testing.docx
+++ b/testing-course/documents/03-lab1-use-case-and-requirements-testing.docx
@@ -34,8 +34,12 @@
           <w:p>
             <w:r>
               <w:rPr>
+                <w:sz w:val="24"/>
+              </w:rPr>
+            </w:r>
+            <w:r>
+              <w:rPr>
                 <w:b/>
-                <w:sz w:val="24"/>
               </w:rPr>
               <w:t>Название</w:t>
             </w:r>
@@ -48,9 +52,29 @@
           <w:p>
             <w:r>
               <w:rPr>
-                <w:sz w:val="24"/>
-              </w:rPr>
-              <w:t>UC-01. Подать заявку в лист ожидания (форма «Записаться в бету» на главной странице DSLKit)</w:t>
+                <w:b/>
+                <w:sz w:val="24"/>
+              </w:rPr>
+              <w:t>UC-01.</w:t>
+            </w:r>
+            <w:r>
+              <w:rPr>
+                <w:sz w:val="24"/>
+              </w:rPr>
+              <w:t xml:space="preserve"> Подать заявку в лист ожидания (форма </w:t>
+            </w:r>
+            <w:r>
+              <w:rPr>
+                <w:b/>
+                <w:sz w:val="24"/>
+              </w:rPr>
+              <w:t>«Записаться в бету»</w:t>
+            </w:r>
+            <w:r>
+              <w:rPr>
+                <w:sz w:val="24"/>
+              </w:rPr>
+              <w:t xml:space="preserve"> на главной странице DSLKit)</w:t>
             </w:r>
           </w:p>
         </w:tc>
@@ -64,8 +88,12 @@
           <w:p>
             <w:r>
               <w:rPr>
+                <w:sz w:val="24"/>
+              </w:rPr>
+            </w:r>
+            <w:r>
+              <w:rPr>
                 <w:b/>
-                <w:sz w:val="24"/>
               </w:rPr>
               <w:t>Идентификатор, версия, приоритет</w:t>
             </w:r>
@@ -94,10 +122,14 @@
           <w:p>
             <w:r>
               <w:rPr>
+                <w:sz w:val="24"/>
+              </w:rPr>
+            </w:r>
+            <w:r>
+              <w:rPr>
                 <w:b/>
-                <w:sz w:val="24"/>
-              </w:rPr>
-              <w:t>Краткое описание цели и задачи</w:t>
+              </w:rPr>
+              <w:t>Система и модуль</w:t>
             </w:r>
           </w:p>
         </w:tc>
@@ -108,9 +140,142 @@
           <w:p>
             <w:r>
               <w:rPr>
-                <w:sz w:val="24"/>
-              </w:rPr>
-              <w:t>Посетитель оставляет имя, почту, нотацию диаграмм и размер команды, чтобы команда DSLKit прислала ему приглашение, когда откроется бета. Задача формы: принять только корректную заявку, сохранить её и показать страницу благодарности.</w:t>
+                <w:b/>
+                <w:sz w:val="24"/>
+              </w:rPr>
+              <w:t>Система:</w:t>
+            </w:r>
+            <w:r>
+              <w:rPr>
+                <w:sz w:val="24"/>
+              </w:rPr>
+              <w:t xml:space="preserve"> </w:t>
+            </w:r>
+            <w:r>
+              <w:rPr>
+                <w:i/>
+                <w:sz w:val="24"/>
+              </w:rPr>
+              <w:t>DSLKit</w:t>
+            </w:r>
+            <w:r>
+              <w:rPr>
+                <w:sz w:val="24"/>
+              </w:rPr>
+              <w:t xml:space="preserve"> — веб-приложение «Редактор диаграмм как кода: слева текст, справа диаграмма», статический сайт без серверной части (каталог </w:t>
+            </w:r>
+            <w:r>
+              <w:rPr>
+                <w:i/>
+                <w:sz w:val="24"/>
+              </w:rPr>
+              <w:t>site/</w:t>
+            </w:r>
+            <w:r>
+              <w:rPr>
+                <w:sz w:val="24"/>
+              </w:rPr>
+              <w:t>).</w:t>
+            </w:r>
+            <w:r>
+              <w:br/>
+            </w:r>
+            <w:r>
+              <w:rPr>
+                <w:b/>
+                <w:sz w:val="24"/>
+              </w:rPr>
+              <w:t>Модуль:</w:t>
+            </w:r>
+            <w:r>
+              <w:rPr>
+                <w:sz w:val="24"/>
+              </w:rPr>
+              <w:t xml:space="preserve"> «Лист ожидания беты» — форма заявки на главной странице (раздел «Записаться в бету»).</w:t>
+            </w:r>
+            <w:r>
+              <w:br/>
+            </w:r>
+            <w:r>
+              <w:rPr>
+                <w:b/>
+                <w:sz w:val="24"/>
+              </w:rPr>
+              <w:t>Ссылка на модуль:</w:t>
+            </w:r>
+            <w:r>
+              <w:rPr>
+                <w:sz w:val="24"/>
+              </w:rPr>
+              <w:t xml:space="preserve"> http://localhost:5173/#waitlist (запуск: </w:t>
+            </w:r>
+            <w:r>
+              <w:rPr>
+                <w:i/>
+                <w:sz w:val="24"/>
+              </w:rPr>
+              <w:t>npm start</w:t>
+            </w:r>
+            <w:r>
+              <w:rPr>
+                <w:sz w:val="24"/>
+              </w:rPr>
+              <w:t>).</w:t>
+            </w:r>
+            <w:r>
+              <w:br/>
+            </w:r>
+            <w:r>
+              <w:rPr>
+                <w:b/>
+                <w:sz w:val="24"/>
+              </w:rPr>
+              <w:t>Ссылка на исходный код:</w:t>
+            </w:r>
+            <w:r>
+              <w:rPr>
+                <w:sz w:val="24"/>
+              </w:rPr>
+              <w:t xml:space="preserve"> https://github.com/KsushaKhadzhinova/DSLKit-Project, файлы </w:t>
+            </w:r>
+            <w:r>
+              <w:rPr>
+                <w:i/>
+                <w:sz w:val="24"/>
+              </w:rPr>
+              <w:t>site/index.html</w:t>
+            </w:r>
+            <w:r>
+              <w:rPr>
+                <w:sz w:val="24"/>
+              </w:rPr>
+              <w:t xml:space="preserve"> (форма </w:t>
+            </w:r>
+            <w:r>
+              <w:rPr>
+                <w:i/>
+                <w:sz w:val="24"/>
+              </w:rPr>
+              <w:t>#waitlist-form</w:t>
+            </w:r>
+            <w:r>
+              <w:rPr>
+                <w:sz w:val="24"/>
+              </w:rPr>
+              <w:t xml:space="preserve">) и </w:t>
+            </w:r>
+            <w:r>
+              <w:rPr>
+                <w:i/>
+                <w:sz w:val="24"/>
+              </w:rPr>
+              <w:t>site/js/components/waitlist-form.js</w:t>
+            </w:r>
+            <w:r>
+              <w:rPr>
+                <w:sz w:val="24"/>
+              </w:rPr>
+              <w:t>.</w:t>
             </w:r>
           </w:p>
         </w:tc>
@@ -124,10 +289,14 @@
           <w:p>
             <w:r>
               <w:rPr>
+                <w:sz w:val="24"/>
+              </w:rPr>
+            </w:r>
+            <w:r>
+              <w:rPr>
                 <w:b/>
-                <w:sz w:val="24"/>
-              </w:rPr>
-              <w:t>Основной актор</w:t>
+              </w:rPr>
+              <w:t>Краткое описание цели и задачи</w:t>
             </w:r>
           </w:p>
         </w:tc>
@@ -140,7 +309,7 @@
               <w:rPr>
                 <w:sz w:val="24"/>
               </w:rPr>
-              <w:t>Посетитель сайта (неавторизованный). Внешних систем и сервера в сценарии нет: заявка остаётся в браузере посетителя.</w:t>
+              <w:t>Посетитель оставляет имя, почту, нотацию диаграмм и размер команды, чтобы команда DSLKit прислала ему приглашение, когда откроется бета. Задача формы: принять только корректную заявку, сохранить её и показать страницу благодарности.</w:t>
             </w:r>
           </w:p>
         </w:tc>
@@ -154,10 +323,14 @@
           <w:p>
             <w:r>
               <w:rPr>
+                <w:sz w:val="24"/>
+              </w:rPr>
+            </w:r>
+            <w:r>
+              <w:rPr>
                 <w:b/>
-                <w:sz w:val="24"/>
-              </w:rPr>
-              <w:t>Точки входа</w:t>
+              </w:rPr>
+              <w:t>Основной актор</w:t>
             </w:r>
           </w:p>
         </w:tc>
@@ -170,7 +343,7 @@
               <w:rPr>
                 <w:sz w:val="24"/>
               </w:rPr>
-              <w:t>Кнопка «В бету» в шапке, кнопка «Записаться в бету» на первом экране и ссылки «Записаться в бету: UML», «Записаться в бету: BPMN» и т. п. на карточках нотаций. Все ведут к якорю #waitlist.</w:t>
+              <w:t>Посетитель сайта (неавторизованный). Внешних систем и сервера в сценарии нет: заявка остаётся в браузере посетителя.</w:t>
             </w:r>
           </w:p>
         </w:tc>
@@ -184,10 +357,14 @@
           <w:p>
             <w:r>
               <w:rPr>
+                <w:sz w:val="24"/>
+              </w:rPr>
+            </w:r>
+            <w:r>
+              <w:rPr>
                 <w:b/>
-                <w:sz w:val="24"/>
-              </w:rPr>
-              <w:t>Предусловия</w:t>
+              </w:rPr>
+              <w:t>Точки входа</w:t>
             </w:r>
           </w:p>
         </w:tc>
@@ -200,11 +377,72 @@
               <w:rPr>
                 <w:sz w:val="24"/>
               </w:rPr>
-              <w:t>1. Открыта главная страница: русская (/) или английская (/en/).</w:t>
-              <w:br/>
-              <w:t>2. Раздел «Записаться в бету» показан, форма пуста: список «Нотация» стоит на пункте «Выберите нотацию», в поле «Размер команды» значение 0, флажок согласия снят.</w:t>
-              <w:br/>
-              <w:t>3. Скрипт site/js/script.js загружен (иначе форма не работает).</w:t>
+              <w:t xml:space="preserve">Кнопка </w:t>
+            </w:r>
+            <w:r>
+              <w:rPr>
+                <w:b/>
+                <w:sz w:val="24"/>
+              </w:rPr>
+              <w:t>«В бету»</w:t>
+            </w:r>
+            <w:r>
+              <w:rPr>
+                <w:sz w:val="24"/>
+              </w:rPr>
+              <w:t xml:space="preserve"> в шапке, кнопка </w:t>
+            </w:r>
+            <w:r>
+              <w:rPr>
+                <w:b/>
+                <w:sz w:val="24"/>
+              </w:rPr>
+              <w:t>«Записаться в бету»</w:t>
+            </w:r>
+            <w:r>
+              <w:rPr>
+                <w:sz w:val="24"/>
+              </w:rPr>
+              <w:t xml:space="preserve"> на первом экране и ссылки </w:t>
+            </w:r>
+            <w:r>
+              <w:rPr>
+                <w:b/>
+                <w:sz w:val="24"/>
+              </w:rPr>
+              <w:t>«Записаться в бету: UML»</w:t>
+            </w:r>
+            <w:r>
+              <w:rPr>
+                <w:sz w:val="24"/>
+              </w:rPr>
+              <w:t xml:space="preserve">, </w:t>
+            </w:r>
+            <w:r>
+              <w:rPr>
+                <w:b/>
+                <w:sz w:val="24"/>
+              </w:rPr>
+              <w:t>«Записаться в бету: BPMN»</w:t>
+            </w:r>
+            <w:r>
+              <w:rPr>
+                <w:sz w:val="24"/>
+              </w:rPr>
+              <w:t xml:space="preserve"> и т. п. на карточках нотаций. Все ведут к якорю </w:t>
+            </w:r>
+            <w:r>
+              <w:rPr>
+                <w:i/>
+                <w:sz w:val="24"/>
+              </w:rPr>
+              <w:t>#waitlist</w:t>
+            </w:r>
+            <w:r>
+              <w:rPr>
+                <w:sz w:val="24"/>
+              </w:rPr>
+              <w:t>.</w:t>
             </w:r>
           </w:p>
         </w:tc>
@@ -218,10 +456,14 @@
           <w:p>
             <w:r>
               <w:rPr>
+                <w:sz w:val="24"/>
+              </w:rPr>
+            </w:r>
+            <w:r>
+              <w:rPr>
                 <w:b/>
-                <w:sz w:val="24"/>
-              </w:rPr>
-              <w:t>Основной поток событий</w:t>
+              </w:rPr>
+              <w:t>Предусловия</w:t>
             </w:r>
           </w:p>
         </w:tc>
@@ -234,27 +476,90 @@
               <w:rPr>
                 <w:sz w:val="24"/>
               </w:rPr>
-              <w:t>1. Посетитель нажимает «В бету» (или «Записаться в бету»); страница прокручивается к разделу #waitlist.</w:t>
+              <w:t>1. Открыта главная страница: русская (/) или английская (/en/).</w:t>
+            </w:r>
+            <w:r>
               <w:br/>
-              <w:t>2. Посетитель вводит имя в поле «Имя» (подсказка «От 2 до 60 букв. Допустимы пробел, дефис и апостроф.»).</w:t>
+            </w:r>
+            <w:r>
+              <w:rPr>
+                <w:sz w:val="24"/>
+              </w:rPr>
+              <w:t xml:space="preserve">2. Раздел </w:t>
+            </w:r>
+            <w:r>
+              <w:rPr>
+                <w:b/>
+                <w:sz w:val="24"/>
+              </w:rPr>
+              <w:t>«Записаться в бету»</w:t>
+            </w:r>
+            <w:r>
+              <w:rPr>
+                <w:sz w:val="24"/>
+              </w:rPr>
+              <w:t xml:space="preserve"> показан, форма пуста: список </w:t>
+            </w:r>
+            <w:r>
+              <w:rPr>
+                <w:b/>
+                <w:sz w:val="24"/>
+              </w:rPr>
+              <w:t>«Нотация»</w:t>
+            </w:r>
+            <w:r>
+              <w:rPr>
+                <w:sz w:val="24"/>
+              </w:rPr>
+              <w:t xml:space="preserve"> стоит на пункте </w:t>
+            </w:r>
+            <w:r>
+              <w:rPr>
+                <w:b/>
+                <w:sz w:val="24"/>
+              </w:rPr>
+              <w:t>«Выберите нотацию»</w:t>
+            </w:r>
+            <w:r>
+              <w:rPr>
+                <w:sz w:val="24"/>
+              </w:rPr>
+              <w:t xml:space="preserve">, в поле </w:t>
+            </w:r>
+            <w:r>
+              <w:rPr>
+                <w:b/>
+                <w:sz w:val="24"/>
+              </w:rPr>
+              <w:t>«Размер команды»</w:t>
+            </w:r>
+            <w:r>
+              <w:rPr>
+                <w:sz w:val="24"/>
+              </w:rPr>
+              <w:t xml:space="preserve"> значение 0, флажок согласия снят.</w:t>
+            </w:r>
+            <w:r>
               <w:br/>
-              <w:t>3. Посетитель вводит адрес в поле «Электронная почта» (подсказка «Адрес вида name@example.com. На него придёт приглашение.»).</w:t>
-              <w:br/>
-              <w:t>4. Посетитель выбирает нотацию в списке: IDEF0, DFD, ERD, BPMN, UML или «Сети Петри».</w:t>
-              <w:br/>
-              <w:t>5. Посетитель вводит целое число в поле «Размер команды» (подсказка «Целое число от 0 до 500. Укажите 0, если работаете один.»).</w:t>
-              <w:br/>
-              <w:t>6. Посетитель при желании вводит текст в поле «Комментарий (по желанию)».</w:t>
-              <w:br/>
-              <w:t>7. Посетитель отмечает флажок «Согласен получать письма о запуске беты и с политикой конфиденциальности».</w:t>
-              <w:br/>
-              <w:t>8. Посетитель нажимает кнопку «Отправить».</w:t>
-              <w:br/>
-              <w:t>9. Система считывает шесть полей и проверяет каждое по правилам П1–П6 (функция validateWaitlist).</w:t>
-              <w:br/>
-              <w:t>10. Система формирует запись {name, email, notation, team, comment, createdAt}, где name, email и comment очищены от пробелов по краям, team приведён к числу, createdAt — время в формате ISO 8601; добавляет запись в массив LocalStorage по ключу dslkit.waitlist и пишет в консоль «DSLKit: заявка сохранена в LocalStorage» с названием нотации.</w:t>
-              <w:br/>
-              <w:t>11. Система открывает страницу благодарности thanks.html (для английской версии en/thanks.html) с заголовком «Спасибо, вы в списке беты».</w:t>
+            </w:r>
+            <w:r>
+              <w:rPr>
+                <w:sz w:val="24"/>
+              </w:rPr>
+              <w:t xml:space="preserve">3. Скрипт </w:t>
+            </w:r>
+            <w:r>
+              <w:rPr>
+                <w:i/>
+                <w:sz w:val="24"/>
+              </w:rPr>
+              <w:t>site/js/script.js</w:t>
+            </w:r>
+            <w:r>
+              <w:rPr>
+                <w:sz w:val="24"/>
+              </w:rPr>
+              <w:t xml:space="preserve"> загружен (иначе форма не работает).</w:t>
             </w:r>
           </w:p>
         </w:tc>
@@ -268,10 +573,14 @@
           <w:p>
             <w:r>
               <w:rPr>
+                <w:sz w:val="24"/>
+              </w:rPr>
+            </w:r>
+            <w:r>
+              <w:rPr>
                 <w:b/>
-                <w:sz w:val="24"/>
-              </w:rPr>
-              <w:t>Правила проверки полей</w:t>
+              </w:rPr>
+              <w:t>Основной поток событий</w:t>
             </w:r>
           </w:p>
         </w:tc>
@@ -284,19 +593,357 @@
               <w:rPr>
                 <w:sz w:val="24"/>
               </w:rPr>
-              <w:t>П1. Имя (#name): 2–60 символов после обрезки пробелов, первый символ буква, далее буквы, пробел, апостроф, дефис. В разметке: minlength=2, maxlength=60.</w:t>
+              <w:t xml:space="preserve">1. Посетитель нажимает </w:t>
+            </w:r>
+            <w:r>
+              <w:rPr>
+                <w:b/>
+                <w:sz w:val="24"/>
+              </w:rPr>
+              <w:t>«В бету»</w:t>
+            </w:r>
+            <w:r>
+              <w:rPr>
+                <w:sz w:val="24"/>
+              </w:rPr>
+              <w:t xml:space="preserve"> (или </w:t>
+            </w:r>
+            <w:r>
+              <w:rPr>
+                <w:b/>
+                <w:sz w:val="24"/>
+              </w:rPr>
+              <w:t>«Записаться в бету»</w:t>
+            </w:r>
+            <w:r>
+              <w:rPr>
+                <w:sz w:val="24"/>
+              </w:rPr>
+              <w:t xml:space="preserve">); страница прокручивается к разделу </w:t>
+            </w:r>
+            <w:r>
+              <w:rPr>
+                <w:i/>
+                <w:sz w:val="24"/>
+              </w:rPr>
+              <w:t>#waitlist</w:t>
+            </w:r>
+            <w:r>
+              <w:rPr>
+                <w:sz w:val="24"/>
+              </w:rPr>
+              <w:t>.</w:t>
+            </w:r>
+            <w:r>
               <w:br/>
-              <w:t>П2. Почта (#email): вид name@domain.zone без пробелов, зона не короче двух символов, не более 120 символов после обрезки. В разметке: type=email, maxlength=120.</w:t>
+            </w:r>
+            <w:r>
+              <w:rPr>
+                <w:sz w:val="24"/>
+              </w:rPr>
+              <w:t xml:space="preserve">2. Посетитель вводит имя в поле </w:t>
+            </w:r>
+            <w:r>
+              <w:rPr>
+                <w:b/>
+                <w:sz w:val="24"/>
+              </w:rPr>
+              <w:t>«Имя»</w:t>
+            </w:r>
+            <w:r>
+              <w:rPr>
+                <w:sz w:val="24"/>
+              </w:rPr>
+              <w:t xml:space="preserve"> (подсказка </w:t>
+            </w:r>
+            <w:r>
+              <w:rPr>
+                <w:b/>
+                <w:sz w:val="24"/>
+              </w:rPr>
+              <w:t>«От 2 до 60 букв. Допустимы пробел, дефис и апостроф.»</w:t>
+            </w:r>
+            <w:r>
+              <w:rPr>
+                <w:sz w:val="24"/>
+              </w:rPr>
+              <w:t>).</w:t>
+            </w:r>
+            <w:r>
               <w:br/>
-              <w:t>П3. Нотация (#notation): idef0, dfd, erd, bpmn, uml или petri; пункт «Выберите нотацию» недопустим.</w:t>
+            </w:r>
+            <w:r>
+              <w:rPr>
+                <w:sz w:val="24"/>
+              </w:rPr>
+              <w:t xml:space="preserve">3. Посетитель вводит адрес в поле </w:t>
+            </w:r>
+            <w:r>
+              <w:rPr>
+                <w:b/>
+                <w:sz w:val="24"/>
+              </w:rPr>
+              <w:t>«Электронная почта»</w:t>
+            </w:r>
+            <w:r>
+              <w:rPr>
+                <w:sz w:val="24"/>
+              </w:rPr>
+              <w:t xml:space="preserve"> (подсказка </w:t>
+            </w:r>
+            <w:r>
+              <w:rPr>
+                <w:b/>
+                <w:sz w:val="24"/>
+              </w:rPr>
+              <w:t>«Адрес вида name@example.com. На него придёт приглашение.»</w:t>
+            </w:r>
+            <w:r>
+              <w:rPr>
+                <w:sz w:val="24"/>
+              </w:rPr>
+              <w:t>).</w:t>
+            </w:r>
+            <w:r>
               <w:br/>
-              <w:t>П4. Размер команды (#team): целое от 0 до 500; допускается строка из цифр; отрицательные, дробные и нечисловые значения недопустимы. В разметке: min=0, max=500, step=1.</w:t>
+            </w:r>
+            <w:r>
+              <w:rPr>
+                <w:sz w:val="24"/>
+              </w:rPr>
+              <w:t xml:space="preserve">4. Посетитель выбирает нотацию в списке: IDEF0, DFD, ERD, BPMN, UML или </w:t>
+            </w:r>
+            <w:r>
+              <w:rPr>
+                <w:b/>
+                <w:sz w:val="24"/>
+              </w:rPr>
+              <w:t>«Сети Петри»</w:t>
+            </w:r>
+            <w:r>
+              <w:rPr>
+                <w:sz w:val="24"/>
+              </w:rPr>
+              <w:t>.</w:t>
+            </w:r>
+            <w:r>
               <w:br/>
-              <w:t>П5. Комментарий (#comment): не более 500 символов (длина считается без обрезки), поле необязательное. В разметке: maxlength=500, поэтому в браузере больше 500 символов ввести нельзя.</w:t>
+            </w:r>
+            <w:r>
+              <w:rPr>
+                <w:sz w:val="24"/>
+              </w:rPr>
+              <w:t xml:space="preserve">5. Посетитель вводит целое число в поле </w:t>
+            </w:r>
+            <w:r>
+              <w:rPr>
+                <w:b/>
+                <w:sz w:val="24"/>
+              </w:rPr>
+              <w:t>«Размер команды»</w:t>
+            </w:r>
+            <w:r>
+              <w:rPr>
+                <w:sz w:val="24"/>
+              </w:rPr>
+              <w:t xml:space="preserve"> (подсказка </w:t>
+            </w:r>
+            <w:r>
+              <w:rPr>
+                <w:b/>
+                <w:sz w:val="24"/>
+              </w:rPr>
+              <w:t>«Целое число от 0 до 500. Укажите 0, если работаете один.»</w:t>
+            </w:r>
+            <w:r>
+              <w:rPr>
+                <w:sz w:val="24"/>
+              </w:rPr>
+              <w:t>).</w:t>
+            </w:r>
+            <w:r>
               <w:br/>
-              <w:t>П6. Согласие (#consent): флажок обязательно отмечен.</w:t>
+            </w:r>
+            <w:r>
+              <w:rPr>
+                <w:sz w:val="24"/>
+              </w:rPr>
+              <w:t xml:space="preserve">6. Посетитель при желании вводит текст в поле </w:t>
+            </w:r>
+            <w:r>
+              <w:rPr>
+                <w:b/>
+                <w:sz w:val="24"/>
+              </w:rPr>
+              <w:t>«Комментарий (по желанию)»</w:t>
+            </w:r>
+            <w:r>
+              <w:rPr>
+                <w:sz w:val="24"/>
+              </w:rPr>
+              <w:t>.</w:t>
+            </w:r>
+            <w:r>
               <w:br/>
-              <w:t>Встроенная проверка браузера отключена (form.noValidate), показываются только собственные сообщения сайта.</w:t>
+            </w:r>
+            <w:r>
+              <w:rPr>
+                <w:sz w:val="24"/>
+              </w:rPr>
+              <w:t xml:space="preserve">7. Посетитель отмечает флажок </w:t>
+            </w:r>
+            <w:r>
+              <w:rPr>
+                <w:b/>
+                <w:sz w:val="24"/>
+              </w:rPr>
+              <w:t>«Согласен получать письма о запуске беты и с политикой конфиденциальности»</w:t>
+            </w:r>
+            <w:r>
+              <w:rPr>
+                <w:sz w:val="24"/>
+              </w:rPr>
+              <w:t>.</w:t>
+            </w:r>
+            <w:r>
+              <w:br/>
+            </w:r>
+            <w:r>
+              <w:rPr>
+                <w:sz w:val="24"/>
+              </w:rPr>
+              <w:t xml:space="preserve">8. Посетитель нажимает кнопку </w:t>
+            </w:r>
+            <w:r>
+              <w:rPr>
+                <w:b/>
+                <w:sz w:val="24"/>
+              </w:rPr>
+              <w:t>«Отправить»</w:t>
+            </w:r>
+            <w:r>
+              <w:rPr>
+                <w:sz w:val="24"/>
+              </w:rPr>
+              <w:t>.</w:t>
+            </w:r>
+            <w:r>
+              <w:br/>
+            </w:r>
+            <w:r>
+              <w:rPr>
+                <w:sz w:val="24"/>
+              </w:rPr>
+              <w:t xml:space="preserve">9. Система считывает шесть полей и проверяет каждое по правилам П1–П6 (функция </w:t>
+            </w:r>
+            <w:r>
+              <w:rPr>
+                <w:i/>
+                <w:sz w:val="24"/>
+              </w:rPr>
+              <w:t>validateWaitlist</w:t>
+            </w:r>
+            <w:r>
+              <w:rPr>
+                <w:sz w:val="24"/>
+              </w:rPr>
+              <w:t>).</w:t>
+            </w:r>
+            <w:r>
+              <w:br/>
+            </w:r>
+            <w:r>
+              <w:rPr>
+                <w:sz w:val="24"/>
+              </w:rPr>
+              <w:t xml:space="preserve">10. Система формирует запись {name, email, notation, team, comment, createdAt}, где name, email и comment очищены от пробелов по краям, team приведён к числу, createdAt — время в формате ISO 8601; добавляет запись в массив </w:t>
+            </w:r>
+            <w:r>
+              <w:rPr>
+                <w:i/>
+                <w:sz w:val="24"/>
+              </w:rPr>
+              <w:t>LocalStorage</w:t>
+            </w:r>
+            <w:r>
+              <w:rPr>
+                <w:sz w:val="24"/>
+              </w:rPr>
+              <w:t xml:space="preserve"> по ключу </w:t>
+            </w:r>
+            <w:r>
+              <w:rPr>
+                <w:i/>
+                <w:sz w:val="24"/>
+              </w:rPr>
+              <w:t>dslkit.waitlist</w:t>
+            </w:r>
+            <w:r>
+              <w:rPr>
+                <w:sz w:val="24"/>
+              </w:rPr>
+              <w:t xml:space="preserve"> и пишет в консоль </w:t>
+            </w:r>
+            <w:r>
+              <w:rPr>
+                <w:b/>
+                <w:sz w:val="24"/>
+              </w:rPr>
+              <w:t>«DSLKit: заявка сохранена в LocalStorage»</w:t>
+            </w:r>
+            <w:r>
+              <w:rPr>
+                <w:sz w:val="24"/>
+              </w:rPr>
+              <w:t xml:space="preserve"> с названием нотации.</w:t>
+            </w:r>
+            <w:r>
+              <w:br/>
+            </w:r>
+            <w:r>
+              <w:rPr>
+                <w:sz w:val="24"/>
+              </w:rPr>
+              <w:t xml:space="preserve">11. Система открывает страницу благодарности </w:t>
+            </w:r>
+            <w:r>
+              <w:rPr>
+                <w:i/>
+                <w:sz w:val="24"/>
+              </w:rPr>
+              <w:t>thanks.html</w:t>
+            </w:r>
+            <w:r>
+              <w:rPr>
+                <w:sz w:val="24"/>
+              </w:rPr>
+              <w:t xml:space="preserve"> (для английской версии en/</w:t>
+            </w:r>
+            <w:r>
+              <w:rPr>
+                <w:i/>
+                <w:sz w:val="24"/>
+              </w:rPr>
+              <w:t>thanks.html</w:t>
+            </w:r>
+            <w:r>
+              <w:rPr>
+                <w:sz w:val="24"/>
+              </w:rPr>
+              <w:t xml:space="preserve">) с заголовком </w:t>
+            </w:r>
+            <w:r>
+              <w:rPr>
+                <w:b/>
+                <w:sz w:val="24"/>
+              </w:rPr>
+              <w:t>«Спасибо, вы в списке беты»</w:t>
+            </w:r>
+            <w:r>
+              <w:rPr>
+                <w:sz w:val="24"/>
+              </w:rPr>
+              <w:t>.</w:t>
             </w:r>
           </w:p>
         </w:tc>
@@ -310,10 +957,14 @@
           <w:p>
             <w:r>
               <w:rPr>
+                <w:sz w:val="24"/>
+              </w:rPr>
+            </w:r>
+            <w:r>
+              <w:rPr>
                 <w:b/>
-                <w:sz w:val="24"/>
-              </w:rPr>
-              <w:t>Альтернативные потоки</w:t>
+              </w:rPr>
+              <w:t>Правила проверки полей</w:t>
             </w:r>
           </w:p>
         </w:tc>
@@ -324,17 +975,196 @@
           <w:p>
             <w:r>
               <w:rPr>
-                <w:sz w:val="24"/>
-              </w:rPr>
-              <w:t>A1. Одно или несколько полей не прошли проверку (шаг 9): под каждым неверным полем показывается красное сообщение (role=alert, например «Имя не принято: поле пустое, короче двух символов или содержит цифры и знаки…»), поле получает aria-invalid=true, фокус переходит на первое неверное поле в порядке имя, почта, нотация, команда, комментарий, согласие. Заявка не сохраняется, страница не меняется. Поле с ошибкой перепроверяется при каждом вводе, остальные при выходе из поля. После исправления сообщение скрывается. Сценарий продолжается с шага 8.</w:t>
+                <w:b/>
+                <w:sz w:val="24"/>
+              </w:rPr>
+              <w:t>П1</w:t>
+            </w:r>
+            <w:r>
+              <w:rPr>
+                <w:sz w:val="24"/>
+              </w:rPr>
+              <w:t>. Имя (</w:t>
+            </w:r>
+            <w:r>
+              <w:rPr>
+                <w:i/>
+                <w:sz w:val="24"/>
+              </w:rPr>
+              <w:t>#name</w:t>
+            </w:r>
+            <w:r>
+              <w:rPr>
+                <w:sz w:val="24"/>
+              </w:rPr>
+              <w:t>): 2–60 символов после обрезки пробелов, первый символ буква, далее буквы, пробел, апостроф, дефис. В разметке: minlength=2, maxlength=60.</w:t>
+            </w:r>
+            <w:r>
               <w:br/>
-              <w:t>A2. Согласие не отмечено (шаг 9): применяется A1; сообщение «Без согласия мы не можем отправить приглашение. Поставьте галочку, чтобы продолжить.»</w:t>
+            </w:r>
+            <w:r>
+              <w:rPr>
+                <w:b/>
+                <w:sz w:val="24"/>
+              </w:rPr>
+              <w:t>П2</w:t>
+            </w:r>
+            <w:r>
+              <w:rPr>
+                <w:sz w:val="24"/>
+              </w:rPr>
+              <w:t>. Почта (</w:t>
+            </w:r>
+            <w:r>
+              <w:rPr>
+                <w:i/>
+                <w:sz w:val="24"/>
+              </w:rPr>
+              <w:t>#email</w:t>
+            </w:r>
+            <w:r>
+              <w:rPr>
+                <w:sz w:val="24"/>
+              </w:rPr>
+              <w:t>): вид name@domain.zone без пробелов, зона не короче двух символов, не более 120 символов после обрезки. В разметке: type=email, maxlength=120.</w:t>
+            </w:r>
+            <w:r>
               <w:br/>
-              <w:t>A3. Посетитель закрывает страницу или уходит со страницы до шага 8: данные не сохраняются, состояние системы не меняется.</w:t>
+            </w:r>
+            <w:r>
+              <w:rPr>
+                <w:b/>
+                <w:sz w:val="24"/>
+              </w:rPr>
+              <w:t>П3</w:t>
+            </w:r>
+            <w:r>
+              <w:rPr>
+                <w:sz w:val="24"/>
+              </w:rPr>
+              <w:t>. Нотация (</w:t>
+            </w:r>
+            <w:r>
+              <w:rPr>
+                <w:i/>
+                <w:sz w:val="24"/>
+              </w:rPr>
+              <w:t>#notation</w:t>
+            </w:r>
+            <w:r>
+              <w:rPr>
+                <w:sz w:val="24"/>
+              </w:rPr>
+              <w:t xml:space="preserve">): idef0, dfd, erd, bpmn, uml или petri; пункт </w:t>
+            </w:r>
+            <w:r>
+              <w:rPr>
+                <w:b/>
+                <w:sz w:val="24"/>
+              </w:rPr>
+              <w:t>«Выберите нотацию»</w:t>
+            </w:r>
+            <w:r>
+              <w:rPr>
+                <w:sz w:val="24"/>
+              </w:rPr>
+              <w:t xml:space="preserve"> недопустим.</w:t>
+            </w:r>
+            <w:r>
               <w:br/>
-              <w:t>A4. Повторная заявка с тем же адресом (шаг 10): принимается как новая отдельная запись, сообщения о дубликате нет (дефект D-1).</w:t>
+            </w:r>
+            <w:r>
+              <w:rPr>
+                <w:b/>
+                <w:sz w:val="24"/>
+              </w:rPr>
+              <w:t>П4</w:t>
+            </w:r>
+            <w:r>
+              <w:rPr>
+                <w:sz w:val="24"/>
+              </w:rPr>
+              <w:t>. Размер команды (</w:t>
+            </w:r>
+            <w:r>
+              <w:rPr>
+                <w:i/>
+                <w:sz w:val="24"/>
+              </w:rPr>
+              <w:t>#team</w:t>
+            </w:r>
+            <w:r>
+              <w:rPr>
+                <w:sz w:val="24"/>
+              </w:rPr>
+              <w:t>): целое от 0 до 500; допускается строка из цифр; отрицательные, дробные и нечисловые значения недопустимы. В разметке: min=0, max=500, step=1.</w:t>
+            </w:r>
+            <w:r>
               <w:br/>
-              <w:t>A5. Повторное нажатие «Отправить» после успешной отправки (шаг 11): игнорируется, вторая запись не создаётся (флаг submitting).</w:t>
+            </w:r>
+            <w:r>
+              <w:rPr>
+                <w:b/>
+                <w:sz w:val="24"/>
+              </w:rPr>
+              <w:t>П5</w:t>
+            </w:r>
+            <w:r>
+              <w:rPr>
+                <w:sz w:val="24"/>
+              </w:rPr>
+              <w:t>. Комментарий (</w:t>
+            </w:r>
+            <w:r>
+              <w:rPr>
+                <w:i/>
+                <w:sz w:val="24"/>
+              </w:rPr>
+              <w:t>#comment</w:t>
+            </w:r>
+            <w:r>
+              <w:rPr>
+                <w:sz w:val="24"/>
+              </w:rPr>
+              <w:t>): не более 500 символов (длина считается без обрезки), поле необязательное. В разметке: maxlength=500, поэтому в браузере больше 500 символов ввести нельзя.</w:t>
+            </w:r>
+            <w:r>
+              <w:br/>
+            </w:r>
+            <w:r>
+              <w:rPr>
+                <w:b/>
+                <w:sz w:val="24"/>
+              </w:rPr>
+              <w:t>П6</w:t>
+            </w:r>
+            <w:r>
+              <w:rPr>
+                <w:sz w:val="24"/>
+              </w:rPr>
+              <w:t>. Согласие (</w:t>
+            </w:r>
+            <w:r>
+              <w:rPr>
+                <w:i/>
+                <w:sz w:val="24"/>
+              </w:rPr>
+              <w:t>#consent</w:t>
+            </w:r>
+            <w:r>
+              <w:rPr>
+                <w:sz w:val="24"/>
+              </w:rPr>
+              <w:t>): флажок обязательно отмечен.</w:t>
+            </w:r>
+            <w:r>
+              <w:br/>
+            </w:r>
+            <w:r>
+              <w:rPr>
+                <w:sz w:val="24"/>
+              </w:rPr>
+              <w:t>Встроенная проверка браузера отключена (form.noValidate), показываются только собственные сообщения сайта.</w:t>
             </w:r>
           </w:p>
         </w:tc>
@@ -348,10 +1178,14 @@
           <w:p>
             <w:r>
               <w:rPr>
+                <w:sz w:val="24"/>
+              </w:rPr>
+            </w:r>
+            <w:r>
+              <w:rPr>
                 <w:b/>
-                <w:sz w:val="24"/>
-              </w:rPr>
-              <w:t>Постусловия</w:t>
+              </w:rPr>
+              <w:t>Альтернативные потоки</w:t>
             </w:r>
           </w:p>
         </w:tc>
@@ -362,11 +1196,139 @@
           <w:p>
             <w:r>
               <w:rPr>
-                <w:sz w:val="24"/>
-              </w:rPr>
-              <w:t>Успех: массив dslkit.waitlist в LocalStorage длиннее на одну запись, открыта страница thanks.html (en/thanks.html).</w:t>
+                <w:b/>
+                <w:sz w:val="24"/>
+              </w:rPr>
+              <w:t>A1</w:t>
+            </w:r>
+            <w:r>
+              <w:rPr>
+                <w:sz w:val="24"/>
+              </w:rPr>
+              <w:t xml:space="preserve">. Одно или несколько полей не прошли проверку (шаг 9): под каждым неверным полем показывается красное сообщение (role=alert, например </w:t>
+            </w:r>
+            <w:r>
+              <w:rPr>
+                <w:b/>
+                <w:sz w:val="24"/>
+              </w:rPr>
+              <w:t>«Имя не принято: поле пустое, короче двух символов или содержит цифры и знаки…»</w:t>
+            </w:r>
+            <w:r>
+              <w:rPr>
+                <w:sz w:val="24"/>
+              </w:rPr>
+              <w:t xml:space="preserve">), поле получает aria-invalid=true, фокус переходит на первое неверное поле в порядке имя, почта, нотация, команда, комментарий, согласие. </w:t>
+            </w:r>
+            <w:r>
+              <w:rPr>
+                <w:b/>
+                <w:sz w:val="24"/>
+              </w:rPr>
+              <w:t>Заявка не сохраняется</w:t>
+            </w:r>
+            <w:r>
+              <w:rPr>
+                <w:sz w:val="24"/>
+              </w:rPr>
+              <w:t>, страница не меняется. Поле с ошибкой перепроверяется при каждом вводе, остальные при выходе из поля. После исправления сообщение скрывается. Сценарий продолжается с шага 8.</w:t>
+            </w:r>
+            <w:r>
               <w:br/>
-              <w:t>Ошибка проверки (A1, A2): записей не добавилось, посетитель остаётся на главной странице, введённые значения остаются в полях.</w:t>
+            </w:r>
+            <w:r>
+              <w:rPr>
+                <w:b/>
+                <w:sz w:val="24"/>
+              </w:rPr>
+              <w:t>A2</w:t>
+            </w:r>
+            <w:r>
+              <w:rPr>
+                <w:sz w:val="24"/>
+              </w:rPr>
+              <w:t xml:space="preserve">. Согласие не отмечено (шаг 9): применяется A1; сообщение </w:t>
+            </w:r>
+            <w:r>
+              <w:rPr>
+                <w:b/>
+                <w:sz w:val="24"/>
+              </w:rPr>
+              <w:t>«Без согласия мы не можем отправить приглашение. Поставьте галочку, чтобы продолжить.»</w:t>
+            </w:r>
+            <w:r>
+              <w:br/>
+            </w:r>
+            <w:r>
+              <w:rPr>
+                <w:b/>
+                <w:sz w:val="24"/>
+              </w:rPr>
+              <w:t>A3</w:t>
+            </w:r>
+            <w:r>
+              <w:rPr>
+                <w:sz w:val="24"/>
+              </w:rPr>
+              <w:t>. Посетитель закрывает страницу или уходит со страницы до шага 8: данные не сохраняются, состояние системы не меняется.</w:t>
+            </w:r>
+            <w:r>
+              <w:br/>
+            </w:r>
+            <w:r>
+              <w:rPr>
+                <w:b/>
+                <w:sz w:val="24"/>
+              </w:rPr>
+              <w:t>A4</w:t>
+            </w:r>
+            <w:r>
+              <w:rPr>
+                <w:sz w:val="24"/>
+              </w:rPr>
+              <w:t xml:space="preserve">. Повторная заявка с тем же адресом (шаг 10): </w:t>
+            </w:r>
+            <w:r>
+              <w:rPr>
+                <w:b/>
+                <w:sz w:val="24"/>
+              </w:rPr>
+              <w:t>принимается как новая отдельная запись</w:t>
+            </w:r>
+            <w:r>
+              <w:rPr>
+                <w:sz w:val="24"/>
+              </w:rPr>
+              <w:t>, сообщения о дубликате нет (дефект D-1).</w:t>
+            </w:r>
+            <w:r>
+              <w:br/>
+            </w:r>
+            <w:r>
+              <w:rPr>
+                <w:b/>
+                <w:sz w:val="24"/>
+              </w:rPr>
+              <w:t>A5</w:t>
+            </w:r>
+            <w:r>
+              <w:rPr>
+                <w:sz w:val="24"/>
+              </w:rPr>
+              <w:t xml:space="preserve">. Повторное нажатие </w:t>
+            </w:r>
+            <w:r>
+              <w:rPr>
+                <w:b/>
+                <w:sz w:val="24"/>
+              </w:rPr>
+              <w:t>«Отправить»</w:t>
+            </w:r>
+            <w:r>
+              <w:rPr>
+                <w:sz w:val="24"/>
+              </w:rPr>
+              <w:t xml:space="preserve"> после успешной отправки (шаг 11): игнорируется, вторая запись не создаётся (флаг submitting).</w:t>
             </w:r>
           </w:p>
         </w:tc>
@@ -380,10 +1342,14 @@
           <w:p>
             <w:r>
               <w:rPr>
+                <w:sz w:val="24"/>
+              </w:rPr>
+            </w:r>
+            <w:r>
+              <w:rPr>
                 <w:b/>
-                <w:sz w:val="24"/>
-              </w:rPr>
-              <w:t>Исключительные ситуации</w:t>
+              </w:rPr>
+              <w:t>Постусловия</w:t>
             </w:r>
           </w:p>
         </w:tc>
@@ -396,9 +1362,68 @@
               <w:rPr>
                 <w:sz w:val="24"/>
               </w:rPr>
-              <w:t>E1. Запись в LocalStorage не удалась (хранилище переполнено или запрещено, шаг 10): метод storage.set возвращает false, но система всё равно открывает страницу благодарности; сообщения об ошибке нет, заявка потеряна (дефект D-2).</w:t>
+              <w:t xml:space="preserve">Успех: массив </w:t>
+            </w:r>
+            <w:r>
+              <w:rPr>
+                <w:i/>
+                <w:sz w:val="24"/>
+              </w:rPr>
+              <w:t>dslkit.waitlist</w:t>
+            </w:r>
+            <w:r>
+              <w:rPr>
+                <w:sz w:val="24"/>
+              </w:rPr>
+              <w:t xml:space="preserve"> в </w:t>
+            </w:r>
+            <w:r>
+              <w:rPr>
+                <w:i/>
+                <w:sz w:val="24"/>
+              </w:rPr>
+              <w:t>LocalStorage</w:t>
+            </w:r>
+            <w:r>
+              <w:rPr>
+                <w:sz w:val="24"/>
+              </w:rPr>
+              <w:t xml:space="preserve"> длиннее на одну запись, открыта страница </w:t>
+            </w:r>
+            <w:r>
+              <w:rPr>
+                <w:i/>
+                <w:sz w:val="24"/>
+              </w:rPr>
+              <w:t>thanks.html</w:t>
+            </w:r>
+            <w:r>
+              <w:rPr>
+                <w:sz w:val="24"/>
+              </w:rPr>
+              <w:t xml:space="preserve"> (en/</w:t>
+            </w:r>
+            <w:r>
+              <w:rPr>
+                <w:i/>
+                <w:sz w:val="24"/>
+              </w:rPr>
+              <w:t>thanks.html</w:t>
+            </w:r>
+            <w:r>
+              <w:rPr>
+                <w:sz w:val="24"/>
+              </w:rPr>
+              <w:t>).</w:t>
+            </w:r>
+            <w:r>
               <w:br/>
-              <w:t>E2. LocalStorage недоступен совсем (getStorage использует временное хранилище в памяти): заявка живёт только до закрытия страницы, посетитель видит страницу благодарности.</w:t>
+            </w:r>
+            <w:r>
+              <w:rPr>
+                <w:sz w:val="24"/>
+              </w:rPr>
+              <w:t>Ошибка проверки (A1, A2): записей не добавилось, посетитель остаётся на главной странице, введённые значения остаются в полях.</w:t>
             </w:r>
           </w:p>
         </w:tc>
@@ -412,10 +1437,14 @@
           <w:p>
             <w:r>
               <w:rPr>
+                <w:sz w:val="24"/>
+              </w:rPr>
+            </w:r>
+            <w:r>
+              <w:rPr>
                 <w:b/>
-                <w:sz w:val="24"/>
-              </w:rPr>
-              <w:t>Связанные требования</w:t>
+              </w:rPr>
+              <w:t>Исключительные ситуации</w:t>
             </w:r>
           </w:p>
         </w:tc>
@@ -426,15 +1455,110 @@
           <w:p>
             <w:r>
               <w:rPr>
-                <w:sz w:val="24"/>
-              </w:rPr>
-              <w:t>R4 — Форма заявки и валидация</w:t>
+                <w:b/>
+                <w:sz w:val="24"/>
+              </w:rPr>
+              <w:t>E1</w:t>
+            </w:r>
+            <w:r>
+              <w:rPr>
+                <w:sz w:val="24"/>
+              </w:rPr>
+              <w:t xml:space="preserve">. Запись в </w:t>
+            </w:r>
+            <w:r>
+              <w:rPr>
+                <w:i/>
+                <w:sz w:val="24"/>
+              </w:rPr>
+              <w:t>LocalStorage</w:t>
+            </w:r>
+            <w:r>
+              <w:rPr>
+                <w:sz w:val="24"/>
+              </w:rPr>
+              <w:t xml:space="preserve"> не удалась (хранилище переполнено или запрещено, шаг 10): метод </w:t>
+            </w:r>
+            <w:r>
+              <w:rPr>
+                <w:i/>
+                <w:sz w:val="24"/>
+              </w:rPr>
+              <w:t>storage.set</w:t>
+            </w:r>
+            <w:r>
+              <w:rPr>
+                <w:sz w:val="24"/>
+              </w:rPr>
+              <w:t xml:space="preserve"> возвращает false, но система всё равно открывает страницу благодарности; </w:t>
+            </w:r>
+            <w:r>
+              <w:rPr>
+                <w:b/>
+                <w:sz w:val="24"/>
+              </w:rPr>
+              <w:t>сообщения об ошибке нет</w:t>
+            </w:r>
+            <w:r>
+              <w:rPr>
+                <w:sz w:val="24"/>
+              </w:rPr>
+              <w:t xml:space="preserve">, </w:t>
+            </w:r>
+            <w:r>
+              <w:rPr>
+                <w:b/>
+                <w:sz w:val="24"/>
+              </w:rPr>
+              <w:t>заявка потеряна</w:t>
+            </w:r>
+            <w:r>
+              <w:rPr>
+                <w:sz w:val="24"/>
+              </w:rPr>
+              <w:t xml:space="preserve"> (дефект D-2).</w:t>
+            </w:r>
+            <w:r>
               <w:br/>
-              <w:t>R1 — Доступность страниц (главная, thanks.html, privacy.html)</w:t>
-              <w:br/>
-              <w:t>R6 — Разметка и локализация (русская и английская версии)</w:t>
-              <w:br/>
-              <w:t>R9 — Локальное хранилище</w:t>
+            </w:r>
+            <w:r>
+              <w:rPr>
+                <w:b/>
+                <w:sz w:val="24"/>
+              </w:rPr>
+              <w:t>E2</w:t>
+            </w:r>
+            <w:r>
+              <w:rPr>
+                <w:sz w:val="24"/>
+              </w:rPr>
+              <w:t xml:space="preserve">. </w:t>
+            </w:r>
+            <w:r>
+              <w:rPr>
+                <w:i/>
+                <w:sz w:val="24"/>
+              </w:rPr>
+              <w:t>LocalStorage</w:t>
+            </w:r>
+            <w:r>
+              <w:rPr>
+                <w:sz w:val="24"/>
+              </w:rPr>
+              <w:t xml:space="preserve"> недоступен совсем (</w:t>
+            </w:r>
+            <w:r>
+              <w:rPr>
+                <w:i/>
+                <w:sz w:val="24"/>
+              </w:rPr>
+              <w:t>getStorage</w:t>
+            </w:r>
+            <w:r>
+              <w:rPr>
+                <w:sz w:val="24"/>
+              </w:rPr>
+              <w:t xml:space="preserve"> использует временное хранилище в памяти): заявка живёт только до закрытия страницы, посетитель видит страницу благодарности.</w:t>
             </w:r>
           </w:p>
         </w:tc>
@@ -448,10 +1572,14 @@
           <w:p>
             <w:r>
               <w:rPr>
+                <w:sz w:val="24"/>
+              </w:rPr>
+            </w:r>
+            <w:r>
+              <w:rPr>
                 <w:b/>
-                <w:sz w:val="24"/>
-              </w:rPr>
-              <w:t>Подзадачи</w:t>
+              </w:rPr>
+              <w:t>Связанные требования</w:t>
             </w:r>
           </w:p>
         </w:tc>
@@ -462,17 +1590,90 @@
           <w:p>
             <w:r>
               <w:rPr>
-                <w:sz w:val="24"/>
-              </w:rPr>
-              <w:t>UC-01.1 — Показ формы и подсказок к полям</w:t>
+                <w:b/>
+                <w:sz w:val="24"/>
+              </w:rPr>
+              <w:t>R4</w:t>
+            </w:r>
+            <w:r>
+              <w:rPr>
+                <w:sz w:val="24"/>
+              </w:rPr>
+              <w:t xml:space="preserve"> — Форма заявки и валидация</w:t>
+            </w:r>
+            <w:r>
               <w:br/>
-              <w:t>UC-01.2 — Чтение, очистка и проверка значений по П1–П6</w:t>
+            </w:r>
+            <w:r>
+              <w:rPr>
+                <w:b/>
+                <w:sz w:val="24"/>
+              </w:rPr>
+              <w:t>R1</w:t>
+            </w:r>
+            <w:r>
+              <w:rPr>
+                <w:sz w:val="24"/>
+              </w:rPr>
+              <w:t xml:space="preserve"> — Доступность страниц (главная, </w:t>
+            </w:r>
+            <w:r>
+              <w:rPr>
+                <w:i/>
+                <w:sz w:val="24"/>
+              </w:rPr>
+              <w:t>thanks.html</w:t>
+            </w:r>
+            <w:r>
+              <w:rPr>
+                <w:sz w:val="24"/>
+              </w:rPr>
+              <w:t xml:space="preserve">, </w:t>
+            </w:r>
+            <w:r>
+              <w:rPr>
+                <w:i/>
+                <w:sz w:val="24"/>
+              </w:rPr>
+              <w:t>privacy.html</w:t>
+            </w:r>
+            <w:r>
+              <w:rPr>
+                <w:sz w:val="24"/>
+              </w:rPr>
+              <w:t>)</w:t>
+            </w:r>
+            <w:r>
               <w:br/>
-              <w:t>UC-01.3 — Показ ошибок, фокус и повторная проверка</w:t>
+            </w:r>
+            <w:r>
+              <w:rPr>
+                <w:b/>
+                <w:sz w:val="24"/>
+              </w:rPr>
+              <w:t>R6</w:t>
+            </w:r>
+            <w:r>
+              <w:rPr>
+                <w:sz w:val="24"/>
+              </w:rPr>
+              <w:t xml:space="preserve"> — Разметка и локализация (русская и английская версии)</w:t>
+            </w:r>
+            <w:r>
               <w:br/>
-              <w:t>UC-01.4 — Сохранение заявки в LocalStorage</w:t>
-              <w:br/>
-              <w:t>UC-01.5 — Переход на страницу благодарности</w:t>
+            </w:r>
+            <w:r>
+              <w:rPr>
+                <w:b/>
+                <w:sz w:val="24"/>
+              </w:rPr>
+              <w:t>R9</w:t>
+            </w:r>
+            <w:r>
+              <w:rPr>
+                <w:sz w:val="24"/>
+              </w:rPr>
+              <w:t xml:space="preserve"> — Локальное хранилище</w:t>
             </w:r>
           </w:p>
         </w:tc>
@@ -486,10 +1687,14 @@
           <w:p>
             <w:r>
               <w:rPr>
+                <w:sz w:val="24"/>
+              </w:rPr>
+            </w:r>
+            <w:r>
+              <w:rPr>
                 <w:b/>
-                <w:sz w:val="24"/>
-              </w:rPr>
-              <w:t>Связанные задачи и use case</w:t>
+              </w:rPr>
+              <w:t>Подзадачи</w:t>
             </w:r>
           </w:p>
         </w:tc>
@@ -500,15 +1705,87 @@
           <w:p>
             <w:r>
               <w:rPr>
-                <w:sz w:val="24"/>
-              </w:rPr>
-              <w:t>UC-00 — Прочитать политику конфиденциальности (ссылка в тексте согласия, privacy.html)</w:t>
+                <w:b/>
+                <w:sz w:val="24"/>
+              </w:rPr>
+              <w:t>UC-01.1</w:t>
+            </w:r>
+            <w:r>
+              <w:rPr>
+                <w:sz w:val="24"/>
+              </w:rPr>
+              <w:t xml:space="preserve"> — Показ формы и подсказок к полям</w:t>
+            </w:r>
+            <w:r>
               <w:br/>
-              <w:t>UC-02 — Выбрать нотацию на карточке и перейти к записи (ссылки «Записаться в бету: UML», «…: BPMN»)</w:t>
+            </w:r>
+            <w:r>
+              <w:rPr>
+                <w:b/>
+                <w:sz w:val="24"/>
+              </w:rPr>
+              <w:t>UC-01.2</w:t>
+            </w:r>
+            <w:r>
+              <w:rPr>
+                <w:sz w:val="24"/>
+              </w:rPr>
+              <w:t xml:space="preserve"> — Чтение, очистка и проверка значений по П1–П6</w:t>
+            </w:r>
+            <w:r>
               <w:br/>
-              <w:t>D-1 — Повторные заявки принимаются</w:t>
+            </w:r>
+            <w:r>
+              <w:rPr>
+                <w:b/>
+                <w:sz w:val="24"/>
+              </w:rPr>
+              <w:t>UC-01.3</w:t>
+            </w:r>
+            <w:r>
+              <w:rPr>
+                <w:sz w:val="24"/>
+              </w:rPr>
+              <w:t xml:space="preserve"> — Показ ошибок, фокус и повторная проверка</w:t>
+            </w:r>
+            <w:r>
               <w:br/>
-              <w:t>D-2 — Потеря заявки при сбое хранилища</w:t>
+            </w:r>
+            <w:r>
+              <w:rPr>
+                <w:b/>
+                <w:sz w:val="24"/>
+              </w:rPr>
+              <w:t>UC-01.4</w:t>
+            </w:r>
+            <w:r>
+              <w:rPr>
+                <w:sz w:val="24"/>
+              </w:rPr>
+              <w:t xml:space="preserve"> — Сохранение заявки в </w:t>
+            </w:r>
+            <w:r>
+              <w:rPr>
+                <w:i/>
+                <w:sz w:val="24"/>
+              </w:rPr>
+              <w:t>LocalStorage</w:t>
+            </w:r>
+            <w:r>
+              <w:br/>
+            </w:r>
+            <w:r>
+              <w:rPr>
+                <w:b/>
+                <w:sz w:val="24"/>
+              </w:rPr>
+              <w:t>UC-01.5</w:t>
+            </w:r>
+            <w:r>
+              <w:rPr>
+                <w:sz w:val="24"/>
+              </w:rPr>
+              <w:t xml:space="preserve"> — Переход на страницу благодарности</w:t>
             </w:r>
           </w:p>
         </w:tc>
@@ -522,10 +1799,14 @@
           <w:p>
             <w:r>
               <w:rPr>
+                <w:sz w:val="24"/>
+              </w:rPr>
+            </w:r>
+            <w:r>
+              <w:rPr>
                 <w:b/>
-                <w:sz w:val="24"/>
-              </w:rPr>
-              <w:t>Реализация</w:t>
+              </w:rPr>
+              <w:t>Связанные задачи и use case</w:t>
             </w:r>
           </w:p>
         </w:tc>
@@ -536,17 +1817,103 @@
           <w:p>
             <w:r>
               <w:rPr>
-                <w:sz w:val="24"/>
-              </w:rPr>
-              <w:t>IMPL-01 — site/index.html: разметка формы #waitlist-form</w:t>
+                <w:b/>
+                <w:sz w:val="24"/>
+              </w:rPr>
+              <w:t>UC-00</w:t>
+            </w:r>
+            <w:r>
+              <w:rPr>
+                <w:sz w:val="24"/>
+              </w:rPr>
+              <w:t xml:space="preserve"> — Прочитать политику конфиденциальности (ссылка в тексте согласия, </w:t>
+            </w:r>
+            <w:r>
+              <w:rPr>
+                <w:i/>
+                <w:sz w:val="24"/>
+              </w:rPr>
+              <w:t>privacy.html</w:t>
+            </w:r>
+            <w:r>
+              <w:rPr>
+                <w:sz w:val="24"/>
+              </w:rPr>
+              <w:t>)</w:t>
+            </w:r>
+            <w:r>
               <w:br/>
-              <w:t>IMPL-02 — site/js/components/waitlist-form.js: initWaitlistForm, показ ошибок, отправка</w:t>
+            </w:r>
+            <w:r>
+              <w:rPr>
+                <w:b/>
+                <w:sz w:val="24"/>
+              </w:rPr>
+              <w:t>UC-02</w:t>
+            </w:r>
+            <w:r>
+              <w:rPr>
+                <w:sz w:val="24"/>
+              </w:rPr>
+              <w:t xml:space="preserve"> — Выбрать нотацию на карточке и перейти к записи (ссылки </w:t>
+            </w:r>
+            <w:r>
+              <w:rPr>
+                <w:b/>
+                <w:sz w:val="24"/>
+              </w:rPr>
+              <w:t>«Записаться в бету: UML»</w:t>
+            </w:r>
+            <w:r>
+              <w:rPr>
+                <w:sz w:val="24"/>
+              </w:rPr>
+              <w:t xml:space="preserve">, </w:t>
+            </w:r>
+            <w:r>
+              <w:rPr>
+                <w:b/>
+                <w:sz w:val="24"/>
+              </w:rPr>
+              <w:t>«…: BPMN»</w:t>
+            </w:r>
+            <w:r>
+              <w:rPr>
+                <w:sz w:val="24"/>
+              </w:rPr>
+              <w:t>)</w:t>
+            </w:r>
+            <w:r>
               <w:br/>
-              <w:t>IMPL-03 — site/js/utils/validation.js: validateWaitlist и правила П1–П6</w:t>
+            </w:r>
+            <w:r>
+              <w:rPr>
+                <w:b/>
+                <w:sz w:val="24"/>
+              </w:rPr>
+              <w:t>D-1</w:t>
+            </w:r>
+            <w:r>
+              <w:rPr>
+                <w:sz w:val="24"/>
+              </w:rPr>
+              <w:t xml:space="preserve"> — Повторные заявки принимаются</w:t>
+            </w:r>
+            <w:r>
               <w:br/>
-              <w:t>IMPL-04 — site/js/utils/storage.js: createStorage, getStorage</w:t>
-              <w:br/>
-              <w:t>IMPL-05 — site/thanks.html и site/en/thanks.html: страница благодарности</w:t>
+            </w:r>
+            <w:r>
+              <w:rPr>
+                <w:b/>
+                <w:sz w:val="24"/>
+              </w:rPr>
+              <w:t>D-2</w:t>
+            </w:r>
+            <w:r>
+              <w:rPr>
+                <w:sz w:val="24"/>
+              </w:rPr>
+              <w:t xml:space="preserve"> — Потеря заявки при сбое хранилища</w:t>
             </w:r>
           </w:p>
         </w:tc>
@@ -560,10 +1927,14 @@
           <w:p>
             <w:r>
               <w:rPr>
+                <w:sz w:val="24"/>
+              </w:rPr>
+            </w:r>
+            <w:r>
+              <w:rPr>
                 <w:b/>
-                <w:sz w:val="24"/>
-              </w:rPr>
-              <w:t>Тест-кейсы и проверки</w:t>
+              </w:rPr>
+              <w:t>Реализация</w:t>
             </w:r>
           </w:p>
         </w:tc>
@@ -574,29 +1945,198 @@
           <w:p>
             <w:r>
               <w:rPr>
-                <w:sz w:val="24"/>
-              </w:rPr>
-              <w:t>TC-WL-001 — Все поля корректны</w:t>
+                <w:b/>
+                <w:sz w:val="24"/>
+              </w:rPr>
+              <w:t>IMPL-01</w:t>
+            </w:r>
+            <w:r>
+              <w:rPr>
+                <w:sz w:val="24"/>
+              </w:rPr>
+              <w:t xml:space="preserve"> — </w:t>
+            </w:r>
+            <w:r>
+              <w:rPr>
+                <w:i/>
+                <w:sz w:val="24"/>
+              </w:rPr>
+              <w:t>site/index.html</w:t>
+            </w:r>
+            <w:r>
+              <w:rPr>
+                <w:sz w:val="24"/>
+              </w:rPr>
+              <w:t xml:space="preserve">: разметка формы </w:t>
+            </w:r>
+            <w:r>
+              <w:rPr>
+                <w:i/>
+                <w:sz w:val="24"/>
+              </w:rPr>
+              <w:t>#waitlist-form</w:t>
+            </w:r>
+            <w:r>
               <w:br/>
-              <w:t>TC-WL-002…007 — Имя: границы и недопустимые символы (П1)</w:t>
+            </w:r>
+            <w:r>
+              <w:rPr>
+                <w:b/>
+                <w:sz w:val="24"/>
+              </w:rPr>
+              <w:t>IMPL-02</w:t>
+            </w:r>
+            <w:r>
+              <w:rPr>
+                <w:sz w:val="24"/>
+              </w:rPr>
+              <w:t xml:space="preserve"> — </w:t>
+            </w:r>
+            <w:r>
+              <w:rPr>
+                <w:i/>
+                <w:sz w:val="24"/>
+              </w:rPr>
+              <w:t>site/js/components/waitlist-form.js</w:t>
+            </w:r>
+            <w:r>
+              <w:rPr>
+                <w:sz w:val="24"/>
+              </w:rPr>
+              <w:t xml:space="preserve">: </w:t>
+            </w:r>
+            <w:r>
+              <w:rPr>
+                <w:i/>
+                <w:sz w:val="24"/>
+              </w:rPr>
+              <w:t>initWaitlistForm</w:t>
+            </w:r>
+            <w:r>
+              <w:rPr>
+                <w:sz w:val="24"/>
+              </w:rPr>
+              <w:t>, показ ошибок, отправка</w:t>
+            </w:r>
+            <w:r>
               <w:br/>
-              <w:t>TC-WL-008…011 — Почта: формат и длина (П2)</w:t>
+            </w:r>
+            <w:r>
+              <w:rPr>
+                <w:b/>
+                <w:sz w:val="24"/>
+              </w:rPr>
+              <w:t>IMPL-03</w:t>
+            </w:r>
+            <w:r>
+              <w:rPr>
+                <w:sz w:val="24"/>
+              </w:rPr>
+              <w:t xml:space="preserve"> — </w:t>
+            </w:r>
+            <w:r>
+              <w:rPr>
+                <w:i/>
+                <w:sz w:val="24"/>
+              </w:rPr>
+              <w:t>site/js/utils/validation.js</w:t>
+            </w:r>
+            <w:r>
+              <w:rPr>
+                <w:sz w:val="24"/>
+              </w:rPr>
+              <w:t xml:space="preserve">: </w:t>
+            </w:r>
+            <w:r>
+              <w:rPr>
+                <w:i/>
+                <w:sz w:val="24"/>
+              </w:rPr>
+              <w:t>validateWaitlist</w:t>
+            </w:r>
+            <w:r>
+              <w:rPr>
+                <w:sz w:val="24"/>
+              </w:rPr>
+              <w:t xml:space="preserve"> и правила П1–П6</w:t>
+            </w:r>
+            <w:r>
               <w:br/>
-              <w:t>TC-WL-012…017 — Размер команды: границы и тип (П4)</w:t>
+            </w:r>
+            <w:r>
+              <w:rPr>
+                <w:b/>
+                <w:sz w:val="24"/>
+              </w:rPr>
+              <w:t>IMPL-04</w:t>
+            </w:r>
+            <w:r>
+              <w:rPr>
+                <w:sz w:val="24"/>
+              </w:rPr>
+              <w:t xml:space="preserve"> — </w:t>
+            </w:r>
+            <w:r>
+              <w:rPr>
+                <w:i/>
+                <w:sz w:val="24"/>
+              </w:rPr>
+              <w:t>site/js/utils/storage.js</w:t>
+            </w:r>
+            <w:r>
+              <w:rPr>
+                <w:sz w:val="24"/>
+              </w:rPr>
+              <w:t xml:space="preserve">: createStorage, </w:t>
+            </w:r>
+            <w:r>
+              <w:rPr>
+                <w:i/>
+                <w:sz w:val="24"/>
+              </w:rPr>
+              <w:t>getStorage</w:t>
+            </w:r>
+            <w:r>
               <w:br/>
-              <w:t>TC-WL-018 — Нотация вне списка (П3)</w:t>
-              <w:br/>
-              <w:t>TC-WL-019, 020 — Комментарий: граница 500 (П5)</w:t>
-              <w:br/>
-              <w:t>TC-WL-021 — Согласие не дано (П6)</w:t>
-              <w:br/>
-              <w:t>TC-WL-022 — Пустая форма (A1)</w:t>
-              <w:br/>
-              <w:t>SM-07 — Форма заявки есть на главной</w:t>
-              <w:br/>
-              <w:t>CP-35 — Валидация корректной заявки</w:t>
-              <w:br/>
-              <w:t>CP-36 — У полей есть подписи и сообщения об ошибках</w:t>
+            </w:r>
+            <w:r>
+              <w:rPr>
+                <w:b/>
+                <w:sz w:val="24"/>
+              </w:rPr>
+              <w:t>IMPL-05</w:t>
+            </w:r>
+            <w:r>
+              <w:rPr>
+                <w:sz w:val="24"/>
+              </w:rPr>
+              <w:t xml:space="preserve"> — </w:t>
+            </w:r>
+            <w:r>
+              <w:rPr>
+                <w:i/>
+                <w:sz w:val="24"/>
+              </w:rPr>
+              <w:t>site/thanks.html</w:t>
+            </w:r>
+            <w:r>
+              <w:rPr>
+                <w:sz w:val="24"/>
+              </w:rPr>
+              <w:t xml:space="preserve"> и </w:t>
+            </w:r>
+            <w:r>
+              <w:rPr>
+                <w:i/>
+                <w:sz w:val="24"/>
+              </w:rPr>
+              <w:t>site/en/thanks.html</w:t>
+            </w:r>
+            <w:r>
+              <w:rPr>
+                <w:sz w:val="24"/>
+              </w:rPr>
+              <w:t>: страница благодарности</w:t>
             </w:r>
           </w:p>
         </w:tc>
@@ -610,10 +2150,14 @@
           <w:p>
             <w:r>
               <w:rPr>
+                <w:sz w:val="24"/>
+              </w:rPr>
+            </w:r>
+            <w:r>
+              <w:rPr>
                 <w:b/>
-                <w:sz w:val="24"/>
-              </w:rPr>
-              <w:t>Скриншоты интерфейса</w:t>
+              </w:rPr>
+              <w:t>Тест-кейсы и проверки</w:t>
             </w:r>
           </w:p>
         </w:tc>
@@ -624,21 +2168,176 @@
           <w:p>
             <w:r>
               <w:rPr>
-                <w:sz w:val="24"/>
-              </w:rPr>
-              <w:t>SCR-01 — Главная страница, русская версия (01-home.png)</w:t>
+                <w:b/>
+                <w:sz w:val="24"/>
+              </w:rPr>
+              <w:t>TC-WL-001</w:t>
+            </w:r>
+            <w:r>
+              <w:rPr>
+                <w:sz w:val="24"/>
+              </w:rPr>
+              <w:t xml:space="preserve"> — Все поля корректны</w:t>
+            </w:r>
+            <w:r>
               <w:br/>
-              <w:t>SCR-02 — Главная страница, английская версия (02-home-en.png)</w:t>
+            </w:r>
+            <w:r>
+              <w:rPr>
+                <w:b/>
+                <w:sz w:val="24"/>
+              </w:rPr>
+              <w:t>TC-WL-002…007</w:t>
+            </w:r>
+            <w:r>
+              <w:rPr>
+                <w:sz w:val="24"/>
+              </w:rPr>
+              <w:t xml:space="preserve"> — Имя: границы и недопустимые символы (П1)</w:t>
+            </w:r>
+            <w:r>
               <w:br/>
-              <w:t>SCR-03 — Форма заявки: ошибки при пустой отправке (03-form-errors.png)</w:t>
+            </w:r>
+            <w:r>
+              <w:rPr>
+                <w:b/>
+                <w:sz w:val="24"/>
+              </w:rPr>
+              <w:t>TC-WL-008…011</w:t>
+            </w:r>
+            <w:r>
+              <w:rPr>
+                <w:sz w:val="24"/>
+              </w:rPr>
+              <w:t xml:space="preserve"> — Почта: формат и длина (П2)</w:t>
+            </w:r>
+            <w:r>
               <w:br/>
-              <w:t>SCR-04 — Форма заявки: заполнена корректными данными (04-form-filled.png)</w:t>
+            </w:r>
+            <w:r>
+              <w:rPr>
+                <w:b/>
+                <w:sz w:val="24"/>
+              </w:rPr>
+              <w:t>TC-WL-012…017</w:t>
+            </w:r>
+            <w:r>
+              <w:rPr>
+                <w:sz w:val="24"/>
+              </w:rPr>
+              <w:t xml:space="preserve"> — Размер команды: границы и тип (П4)</w:t>
+            </w:r>
+            <w:r>
               <w:br/>
-              <w:t>SCR-05 — Страница благодарности (05-form-submitted.png)</w:t>
+            </w:r>
+            <w:r>
+              <w:rPr>
+                <w:b/>
+                <w:sz w:val="24"/>
+              </w:rPr>
+              <w:t>TC-WL-018</w:t>
+            </w:r>
+            <w:r>
+              <w:rPr>
+                <w:sz w:val="24"/>
+              </w:rPr>
+              <w:t xml:space="preserve"> — Нотация вне списка (П3)</w:t>
+            </w:r>
+            <w:r>
               <w:br/>
-              <w:t>SCR-06 — Запись заявки в LocalStorage (12-uc-storage-record.png)</w:t>
+            </w:r>
+            <w:r>
+              <w:rPr>
+                <w:b/>
+                <w:sz w:val="24"/>
+              </w:rPr>
+              <w:t>TC-WL-019, 020</w:t>
+            </w:r>
+            <w:r>
+              <w:rPr>
+                <w:sz w:val="24"/>
+              </w:rPr>
+              <w:t xml:space="preserve"> — Комментарий: граница 500 (П5)</w:t>
+            </w:r>
+            <w:r>
               <w:br/>
-              <w:t>SCR-07 — Сбой записи: страница благодарности без ошибки (13-uc-storage-failure.png)</w:t>
+            </w:r>
+            <w:r>
+              <w:rPr>
+                <w:b/>
+                <w:sz w:val="24"/>
+              </w:rPr>
+              <w:t>TC-WL-021</w:t>
+            </w:r>
+            <w:r>
+              <w:rPr>
+                <w:sz w:val="24"/>
+              </w:rPr>
+              <w:t xml:space="preserve"> — Согласие не дано (П6)</w:t>
+            </w:r>
+            <w:r>
+              <w:br/>
+            </w:r>
+            <w:r>
+              <w:rPr>
+                <w:b/>
+                <w:sz w:val="24"/>
+              </w:rPr>
+              <w:t>TC-WL-022</w:t>
+            </w:r>
+            <w:r>
+              <w:rPr>
+                <w:sz w:val="24"/>
+              </w:rPr>
+              <w:t xml:space="preserve"> — Пустая форма (A1)</w:t>
+            </w:r>
+            <w:r>
+              <w:br/>
+            </w:r>
+            <w:r>
+              <w:rPr>
+                <w:b/>
+                <w:sz w:val="24"/>
+              </w:rPr>
+              <w:t>SM-07</w:t>
+            </w:r>
+            <w:r>
+              <w:rPr>
+                <w:sz w:val="24"/>
+              </w:rPr>
+              <w:t xml:space="preserve"> — Форма заявки есть на главной</w:t>
+            </w:r>
+            <w:r>
+              <w:br/>
+            </w:r>
+            <w:r>
+              <w:rPr>
+                <w:b/>
+                <w:sz w:val="24"/>
+              </w:rPr>
+              <w:t>CP-35</w:t>
+            </w:r>
+            <w:r>
+              <w:rPr>
+                <w:sz w:val="24"/>
+              </w:rPr>
+              <w:t xml:space="preserve"> — Валидация корректной заявки</w:t>
+            </w:r>
+            <w:r>
+              <w:br/>
+            </w:r>
+            <w:r>
+              <w:rPr>
+                <w:b/>
+                <w:sz w:val="24"/>
+              </w:rPr>
+              <w:t>CP-36</w:t>
+            </w:r>
+            <w:r>
+              <w:rPr>
+                <w:sz w:val="24"/>
+              </w:rPr>
+              <w:t xml:space="preserve"> — У полей есть подписи и сообщения об ошибках</w:t>
             </w:r>
           </w:p>
         </w:tc>
@@ -652,10 +2351,14 @@
           <w:p>
             <w:r>
               <w:rPr>
+                <w:sz w:val="24"/>
+              </w:rPr>
+            </w:r>
+            <w:r>
+              <w:rPr>
                 <w:b/>
-                <w:sz w:val="24"/>
-              </w:rPr>
-              <w:t>Ссылки</w:t>
+              </w:rPr>
+              <w:t>Скриншоты интерфейса</w:t>
             </w:r>
           </w:p>
         </w:tc>
@@ -666,28 +2369,248 @@
           <w:p>
             <w:r>
               <w:rPr>
+                <w:b/>
+                <w:sz w:val="24"/>
+              </w:rPr>
+              <w:t>SCR-01</w:t>
+            </w:r>
+            <w:r>
+              <w:rPr>
+                <w:sz w:val="24"/>
+              </w:rPr>
+              <w:t xml:space="preserve"> — Главная страница, русская версия (01-home.png)</w:t>
+            </w:r>
+            <w:r>
+              <w:br/>
+            </w:r>
+            <w:r>
+              <w:rPr>
+                <w:b/>
+                <w:sz w:val="24"/>
+              </w:rPr>
+              <w:t>SCR-02</w:t>
+            </w:r>
+            <w:r>
+              <w:rPr>
+                <w:sz w:val="24"/>
+              </w:rPr>
+              <w:t xml:space="preserve"> — Главная страница, английская версия (02-home-en.png)</w:t>
+            </w:r>
+            <w:r>
+              <w:br/>
+            </w:r>
+            <w:r>
+              <w:rPr>
+                <w:b/>
+                <w:sz w:val="24"/>
+              </w:rPr>
+              <w:t>SCR-03</w:t>
+            </w:r>
+            <w:r>
+              <w:rPr>
+                <w:sz w:val="24"/>
+              </w:rPr>
+              <w:t xml:space="preserve"> — Форма заявки: ошибки при пустой отправке (03-form-errors.png)</w:t>
+            </w:r>
+            <w:r>
+              <w:br/>
+            </w:r>
+            <w:r>
+              <w:rPr>
+                <w:b/>
+                <w:sz w:val="24"/>
+              </w:rPr>
+              <w:t>SCR-04</w:t>
+            </w:r>
+            <w:r>
+              <w:rPr>
+                <w:sz w:val="24"/>
+              </w:rPr>
+              <w:t xml:space="preserve"> — Форма заявки: заполнена корректными данными (04-form-filled.png)</w:t>
+            </w:r>
+            <w:r>
+              <w:br/>
+            </w:r>
+            <w:r>
+              <w:rPr>
+                <w:b/>
+                <w:sz w:val="24"/>
+              </w:rPr>
+              <w:t>SCR-05</w:t>
+            </w:r>
+            <w:r>
+              <w:rPr>
+                <w:sz w:val="24"/>
+              </w:rPr>
+              <w:t xml:space="preserve"> — Страница благодарности (05-form-submitted.png)</w:t>
+            </w:r>
+            <w:r>
+              <w:br/>
+            </w:r>
+            <w:r>
+              <w:rPr>
+                <w:b/>
+                <w:sz w:val="24"/>
+              </w:rPr>
+              <w:t>SCR-06</w:t>
+            </w:r>
+            <w:r>
+              <w:rPr>
+                <w:sz w:val="24"/>
+              </w:rPr>
+              <w:t xml:space="preserve"> — Запись заявки в </w:t>
+            </w:r>
+            <w:r>
+              <w:rPr>
+                <w:i/>
+                <w:sz w:val="24"/>
+              </w:rPr>
+              <w:t>LocalStorage</w:t>
+            </w:r>
+            <w:r>
+              <w:rPr>
+                <w:sz w:val="24"/>
+              </w:rPr>
+              <w:t xml:space="preserve"> (12-uc-storage-record.png)</w:t>
+            </w:r>
+            <w:r>
+              <w:br/>
+            </w:r>
+            <w:r>
+              <w:rPr>
+                <w:b/>
+                <w:sz w:val="24"/>
+              </w:rPr>
+              <w:t>SCR-07</w:t>
+            </w:r>
+            <w:r>
+              <w:rPr>
+                <w:sz w:val="24"/>
+              </w:rPr>
+              <w:t xml:space="preserve"> — Сбой записи: страница благодарности без ошибки (13-uc-storage-failure.png)</w:t>
+            </w:r>
+          </w:p>
+        </w:tc>
+      </w:tr>
+      <w:tr>
+        <w:tc>
+          <w:tcPr>
+            <w:tcW w:type="dxa" w:w="2381"/>
+            <w:shd w:val="clear" w:fill="F2F2F2"/>
+          </w:tcPr>
+          <w:p>
+            <w:r>
+              <w:rPr>
+                <w:sz w:val="24"/>
+              </w:rPr>
+            </w:r>
+            <w:r>
+              <w:rPr>
+                <w:b/>
+              </w:rPr>
+              <w:t>Ссылки</w:t>
+            </w:r>
+          </w:p>
+        </w:tc>
+        <w:tc>
+          <w:tcPr>
+            <w:tcW w:type="dxa" w:w="7370"/>
+          </w:tcPr>
+          <w:p>
+            <w:r>
+              <w:rPr>
                 <w:sz w:val="24"/>
               </w:rPr>
               <w:t>Страницы проекта (при запущенном npm start):</w:t>
+            </w:r>
+            <w:r>
               <w:br/>
+            </w:r>
+            <w:r>
+              <w:rPr>
+                <w:sz w:val="24"/>
+              </w:rPr>
               <w:t>http://localhost:5173/ — главная страница (русская версия)</w:t>
+            </w:r>
+            <w:r>
               <w:br/>
+            </w:r>
+            <w:r>
+              <w:rPr>
+                <w:sz w:val="24"/>
+              </w:rPr>
               <w:t>http://localhost:5173/#waitlist — раздел «Записаться в бету»</w:t>
+            </w:r>
+            <w:r>
               <w:br/>
+            </w:r>
+            <w:r>
+              <w:rPr>
+                <w:sz w:val="24"/>
+              </w:rPr>
               <w:t>http://localhost:5173/thanks.html — страница благодарности</w:t>
+            </w:r>
+            <w:r>
               <w:br/>
+            </w:r>
+            <w:r>
+              <w:rPr>
+                <w:sz w:val="24"/>
+              </w:rPr>
               <w:t>http://localhost:5173/privacy.html — политика конфиденциальности</w:t>
+            </w:r>
+            <w:r>
               <w:br/>
+            </w:r>
+            <w:r>
+              <w:rPr>
+                <w:sz w:val="24"/>
+              </w:rPr>
               <w:t>http://localhost:5173/en/ — главная страница (английская версия)</w:t>
+            </w:r>
+            <w:r>
               <w:br/>
+            </w:r>
+            <w:r>
+              <w:rPr>
+                <w:sz w:val="24"/>
+              </w:rPr>
               <w:t>http://localhost:5173/en/thanks.html — страница благодарности (английская версия)</w:t>
+            </w:r>
+            <w:r>
               <w:br/>
+            </w:r>
+            <w:r>
+              <w:rPr>
+                <w:sz w:val="24"/>
+              </w:rPr>
               <w:t>Репозиторий и источники:</w:t>
+            </w:r>
+            <w:r>
               <w:br/>
+            </w:r>
+            <w:r>
+              <w:rPr>
+                <w:sz w:val="24"/>
+              </w:rPr>
               <w:t>https://github.com/KsushaKhadzhinova/DSLKit-Project — репозиторий проекта</w:t>
+            </w:r>
+            <w:r>
               <w:br/>
+            </w:r>
+            <w:r>
+              <w:rPr>
+                <w:sz w:val="24"/>
+              </w:rPr>
               <w:t>https://svyatoslav.biz/software_testing_book/ — книга «Тестирование программного обеспечения. Базовый курс»</w:t>
+            </w:r>
+            <w:r>
               <w:br/>
+            </w:r>
+            <w:r>
+              <w:rPr>
+                <w:sz w:val="24"/>
+              </w:rPr>
               <w:t>https://github.com/KsushaKhadzhinova/report-gen — генератор отчётов</w:t>
             </w:r>
           </w:p>
@@ -695,6 +2618,870 @@
       </w:tr>
     </w:tbl>
     <w:p/>
+    <w:p>
+      <w:pPr>
+        <w:pStyle w:val="Heading2"/>
+      </w:pPr>
+      <w:r>
+        <w:t>Данные формы: типы и допустимые значения</w:t>
+      </w:r>
+    </w:p>
+    <w:tbl>
+      <w:tblPr>
+        <w:tblStyle w:val="TableGrid"/>
+        <w:tblW w:type="auto" w:w="0"/>
+        <w:tblLook w:firstColumn="1" w:firstRow="1" w:lastColumn="0" w:lastRow="0" w:noHBand="0" w:noVBand="1" w:val="04A0"/>
+      </w:tblPr>
+      <w:tblGrid>
+        <w:gridCol w:w="1700"/>
+        <w:gridCol w:w="1700"/>
+        <w:gridCol w:w="1700"/>
+        <w:gridCol w:w="1700"/>
+        <w:gridCol w:w="1700"/>
+        <w:gridCol w:w="1700"/>
+      </w:tblGrid>
+      <w:tr>
+        <w:tc>
+          <w:tcPr>
+            <w:tcW w:type="dxa" w:w="1474"/>
+            <w:shd w:val="clear" w:fill="D9E2F3"/>
+          </w:tcPr>
+          <w:p>
+            <w:r>
+              <w:rPr>
+                <w:sz w:val="24"/>
+              </w:rPr>
+            </w:r>
+            <w:r>
+              <w:rPr>
+                <w:b/>
+                <w:sz w:val="24"/>
+              </w:rPr>
+              <w:t>Поле</w:t>
+            </w:r>
+          </w:p>
+        </w:tc>
+        <w:tc>
+          <w:tcPr>
+            <w:tcW w:type="dxa" w:w="1474"/>
+            <w:shd w:val="clear" w:fill="D9E2F3"/>
+          </w:tcPr>
+          <w:p>
+            <w:r>
+              <w:rPr>
+                <w:sz w:val="24"/>
+              </w:rPr>
+            </w:r>
+            <w:r>
+              <w:rPr>
+                <w:b/>
+                <w:sz w:val="24"/>
+              </w:rPr>
+              <w:t>Тип данных</w:t>
+            </w:r>
+          </w:p>
+        </w:tc>
+        <w:tc>
+          <w:tcPr>
+            <w:tcW w:type="dxa" w:w="1020"/>
+            <w:shd w:val="clear" w:fill="D9E2F3"/>
+          </w:tcPr>
+          <w:p>
+            <w:r>
+              <w:rPr>
+                <w:sz w:val="24"/>
+              </w:rPr>
+            </w:r>
+            <w:r>
+              <w:rPr>
+                <w:b/>
+                <w:sz w:val="24"/>
+              </w:rPr>
+              <w:t>Обяза-тельно</w:t>
+            </w:r>
+          </w:p>
+        </w:tc>
+        <w:tc>
+          <w:tcPr>
+            <w:tcW w:type="dxa" w:w="1134"/>
+            <w:shd w:val="clear" w:fill="D9E2F3"/>
+          </w:tcPr>
+          <w:p>
+            <w:r>
+              <w:rPr>
+                <w:sz w:val="24"/>
+              </w:rPr>
+            </w:r>
+            <w:r>
+              <w:rPr>
+                <w:b/>
+                <w:sz w:val="24"/>
+              </w:rPr>
+              <w:t>По умолчанию</w:t>
+            </w:r>
+          </w:p>
+        </w:tc>
+        <w:tc>
+          <w:tcPr>
+            <w:tcW w:type="dxa" w:w="2381"/>
+            <w:shd w:val="clear" w:fill="D9E2F3"/>
+          </w:tcPr>
+          <w:p>
+            <w:r>
+              <w:rPr>
+                <w:sz w:val="24"/>
+              </w:rPr>
+            </w:r>
+            <w:r>
+              <w:rPr>
+                <w:b/>
+                <w:sz w:val="24"/>
+              </w:rPr>
+              <w:t>Допустимые значения</w:t>
+            </w:r>
+          </w:p>
+        </w:tc>
+        <w:tc>
+          <w:tcPr>
+            <w:tcW w:type="dxa" w:w="2381"/>
+            <w:shd w:val="clear" w:fill="D9E2F3"/>
+          </w:tcPr>
+          <w:p>
+            <w:r>
+              <w:rPr>
+                <w:sz w:val="24"/>
+              </w:rPr>
+            </w:r>
+            <w:r>
+              <w:rPr>
+                <w:b/>
+                <w:sz w:val="24"/>
+              </w:rPr>
+              <w:t>Недопустимые значения</w:t>
+            </w:r>
+          </w:p>
+        </w:tc>
+      </w:tr>
+      <w:tr>
+        <w:tc>
+          <w:tcPr>
+            <w:tcW w:type="dxa" w:w="1474"/>
+          </w:tcPr>
+          <w:p>
+            <w:r>
+              <w:rPr>
+                <w:sz w:val="24"/>
+              </w:rPr>
+              <w:t>name (#name)</w:t>
+            </w:r>
+          </w:p>
+        </w:tc>
+        <w:tc>
+          <w:tcPr>
+            <w:tcW w:type="dxa" w:w="1474"/>
+          </w:tcPr>
+          <w:p>
+            <w:r>
+              <w:rPr>
+                <w:sz w:val="24"/>
+              </w:rPr>
+              <w:t>string; input type=text</w:t>
+            </w:r>
+          </w:p>
+        </w:tc>
+        <w:tc>
+          <w:tcPr>
+            <w:tcW w:type="dxa" w:w="1020"/>
+          </w:tcPr>
+          <w:p>
+            <w:r>
+              <w:rPr>
+                <w:sz w:val="24"/>
+              </w:rPr>
+              <w:t>Да</w:t>
+            </w:r>
+          </w:p>
+        </w:tc>
+        <w:tc>
+          <w:tcPr>
+            <w:tcW w:type="dxa" w:w="1134"/>
+          </w:tcPr>
+          <w:p>
+            <w:r>
+              <w:rPr>
+                <w:sz w:val="24"/>
+              </w:rPr>
+              <w:t>пусто</w:t>
+            </w:r>
+          </w:p>
+        </w:tc>
+        <w:tc>
+          <w:tcPr>
+            <w:tcW w:type="dxa" w:w="2381"/>
+          </w:tcPr>
+          <w:p>
+            <w:r>
+              <w:rPr>
+                <w:sz w:val="24"/>
+              </w:rPr>
+              <w:t>От 2 до 60 символов; первая буква, далее буквы любого алфавита, пробел, апостроф, дефис; пробелы по краям игнорируются. Примеры: «Анна Иванова», «Ян», «O'Neil-Smith»</w:t>
+            </w:r>
+          </w:p>
+        </w:tc>
+        <w:tc>
+          <w:tcPr>
+            <w:tcW w:type="dxa" w:w="2381"/>
+          </w:tcPr>
+          <w:p>
+            <w:r>
+              <w:rPr>
+                <w:sz w:val="24"/>
+              </w:rPr>
+              <w:t>Пусто; 1 символ; 61 и более; цифры («Anna1»); знаки («Анна!»); первый символ не буква («-Анна»)</w:t>
+            </w:r>
+          </w:p>
+        </w:tc>
+      </w:tr>
+      <w:tr>
+        <w:tc>
+          <w:tcPr>
+            <w:tcW w:type="dxa" w:w="1474"/>
+          </w:tcPr>
+          <w:p>
+            <w:r>
+              <w:rPr>
+                <w:sz w:val="24"/>
+              </w:rPr>
+              <w:t>email (#email)</w:t>
+            </w:r>
+          </w:p>
+        </w:tc>
+        <w:tc>
+          <w:tcPr>
+            <w:tcW w:type="dxa" w:w="1474"/>
+          </w:tcPr>
+          <w:p>
+            <w:r>
+              <w:rPr>
+                <w:sz w:val="24"/>
+              </w:rPr>
+              <w:t>string; input type=email</w:t>
+            </w:r>
+          </w:p>
+        </w:tc>
+        <w:tc>
+          <w:tcPr>
+            <w:tcW w:type="dxa" w:w="1020"/>
+          </w:tcPr>
+          <w:p>
+            <w:r>
+              <w:rPr>
+                <w:sz w:val="24"/>
+              </w:rPr>
+              <w:t>Да</w:t>
+            </w:r>
+          </w:p>
+        </w:tc>
+        <w:tc>
+          <w:tcPr>
+            <w:tcW w:type="dxa" w:w="1134"/>
+          </w:tcPr>
+          <w:p>
+            <w:r>
+              <w:rPr>
+                <w:sz w:val="24"/>
+              </w:rPr>
+              <w:t>пусто</w:t>
+            </w:r>
+          </w:p>
+        </w:tc>
+        <w:tc>
+          <w:tcPr>
+            <w:tcW w:type="dxa" w:w="2381"/>
+          </w:tcPr>
+          <w:p>
+            <w:r>
+              <w:rPr>
+                <w:sz w:val="24"/>
+              </w:rPr>
+              <w:t>Вид name@domain.zone, зона не короче 2 символов, до 120 символов. Пример: anna@example.com</w:t>
+            </w:r>
+          </w:p>
+        </w:tc>
+        <w:tc>
+          <w:tcPr>
+            <w:tcW w:type="dxa" w:w="2381"/>
+          </w:tcPr>
+          <w:p>
+            <w:r>
+              <w:rPr>
+                <w:sz w:val="24"/>
+              </w:rPr>
+              <w:t>Пусто; без @; без зоны («anna@example»); пробелы внутри; 121 символ и более</w:t>
+            </w:r>
+          </w:p>
+        </w:tc>
+      </w:tr>
+      <w:tr>
+        <w:tc>
+          <w:tcPr>
+            <w:tcW w:type="dxa" w:w="1474"/>
+          </w:tcPr>
+          <w:p>
+            <w:r>
+              <w:rPr>
+                <w:sz w:val="24"/>
+              </w:rPr>
+              <w:t>notation (#notation)</w:t>
+            </w:r>
+          </w:p>
+        </w:tc>
+        <w:tc>
+          <w:tcPr>
+            <w:tcW w:type="dxa" w:w="1474"/>
+          </w:tcPr>
+          <w:p>
+            <w:r>
+              <w:rPr>
+                <w:sz w:val="24"/>
+              </w:rPr>
+              <w:t>enum; select, значение string</w:t>
+            </w:r>
+          </w:p>
+        </w:tc>
+        <w:tc>
+          <w:tcPr>
+            <w:tcW w:type="dxa" w:w="1020"/>
+          </w:tcPr>
+          <w:p>
+            <w:r>
+              <w:rPr>
+                <w:sz w:val="24"/>
+              </w:rPr>
+              <w:t>Да</w:t>
+            </w:r>
+          </w:p>
+        </w:tc>
+        <w:tc>
+          <w:tcPr>
+            <w:tcW w:type="dxa" w:w="1134"/>
+          </w:tcPr>
+          <w:p>
+            <w:r>
+              <w:rPr>
+                <w:sz w:val="24"/>
+              </w:rPr>
+              <w:t>не выбрано</w:t>
+            </w:r>
+          </w:p>
+        </w:tc>
+        <w:tc>
+          <w:tcPr>
+            <w:tcW w:type="dxa" w:w="2381"/>
+          </w:tcPr>
+          <w:p>
+            <w:r>
+              <w:rPr>
+                <w:sz w:val="24"/>
+              </w:rPr>
+              <w:t>Ровно одно из: idef0, dfd, erd, bpmn, uml, petri</w:t>
+            </w:r>
+          </w:p>
+        </w:tc>
+        <w:tc>
+          <w:tcPr>
+            <w:tcW w:type="dxa" w:w="2381"/>
+          </w:tcPr>
+          <w:p>
+            <w:r>
+              <w:rPr>
+                <w:sz w:val="24"/>
+              </w:rPr>
+              <w:t>Пусто (пункт «Выберите нотацию»); любое другое значение («xyz»); заглавные буквы («IDEF0»)</w:t>
+            </w:r>
+          </w:p>
+        </w:tc>
+      </w:tr>
+      <w:tr>
+        <w:tc>
+          <w:tcPr>
+            <w:tcW w:type="dxa" w:w="1474"/>
+          </w:tcPr>
+          <w:p>
+            <w:r>
+              <w:rPr>
+                <w:sz w:val="24"/>
+              </w:rPr>
+              <w:t>team (#team)</w:t>
+            </w:r>
+          </w:p>
+        </w:tc>
+        <w:tc>
+          <w:tcPr>
+            <w:tcW w:type="dxa" w:w="1474"/>
+          </w:tcPr>
+          <w:p>
+            <w:r>
+              <w:rPr>
+                <w:sz w:val="24"/>
+              </w:rPr>
+              <w:t>integer; input type=number (в коде допускается и строка из цифр)</w:t>
+            </w:r>
+          </w:p>
+        </w:tc>
+        <w:tc>
+          <w:tcPr>
+            <w:tcW w:type="dxa" w:w="1020"/>
+          </w:tcPr>
+          <w:p>
+            <w:r>
+              <w:rPr>
+                <w:sz w:val="24"/>
+              </w:rPr>
+              <w:t>Да</w:t>
+            </w:r>
+          </w:p>
+        </w:tc>
+        <w:tc>
+          <w:tcPr>
+            <w:tcW w:type="dxa" w:w="1134"/>
+          </w:tcPr>
+          <w:p>
+            <w:r>
+              <w:rPr>
+                <w:sz w:val="24"/>
+              </w:rPr>
+              <w:t>0</w:t>
+            </w:r>
+          </w:p>
+        </w:tc>
+        <w:tc>
+          <w:tcPr>
+            <w:tcW w:type="dxa" w:w="2381"/>
+          </w:tcPr>
+          <w:p>
+            <w:r>
+              <w:rPr>
+                <w:sz w:val="24"/>
+              </w:rPr>
+              <w:t>Целое от 0 до 500 включительно. Примеры: 0, 5, 500, «12»</w:t>
+            </w:r>
+          </w:p>
+        </w:tc>
+        <w:tc>
+          <w:tcPr>
+            <w:tcW w:type="dxa" w:w="2381"/>
+          </w:tcPr>
+          <w:p>
+            <w:r>
+              <w:rPr>
+                <w:sz w:val="24"/>
+              </w:rPr>
+              <w:t>Меньше 0 («-1»); больше 500 («501»); дробное («2.5»); не число («abc»); пусто</w:t>
+            </w:r>
+          </w:p>
+        </w:tc>
+      </w:tr>
+      <w:tr>
+        <w:tc>
+          <w:tcPr>
+            <w:tcW w:type="dxa" w:w="1474"/>
+          </w:tcPr>
+          <w:p>
+            <w:r>
+              <w:rPr>
+                <w:sz w:val="24"/>
+              </w:rPr>
+              <w:t>comment (#comment)</w:t>
+            </w:r>
+          </w:p>
+        </w:tc>
+        <w:tc>
+          <w:tcPr>
+            <w:tcW w:type="dxa" w:w="1474"/>
+          </w:tcPr>
+          <w:p>
+            <w:r>
+              <w:rPr>
+                <w:sz w:val="24"/>
+              </w:rPr>
+              <w:t>string; textarea</w:t>
+            </w:r>
+          </w:p>
+        </w:tc>
+        <w:tc>
+          <w:tcPr>
+            <w:tcW w:type="dxa" w:w="1020"/>
+          </w:tcPr>
+          <w:p>
+            <w:r>
+              <w:rPr>
+                <w:sz w:val="24"/>
+              </w:rPr>
+              <w:t>Нет</w:t>
+            </w:r>
+          </w:p>
+        </w:tc>
+        <w:tc>
+          <w:tcPr>
+            <w:tcW w:type="dxa" w:w="1134"/>
+          </w:tcPr>
+          <w:p>
+            <w:r>
+              <w:rPr>
+                <w:sz w:val="24"/>
+              </w:rPr>
+              <w:t>пусто</w:t>
+            </w:r>
+          </w:p>
+        </w:tc>
+        <w:tc>
+          <w:tcPr>
+            <w:tcW w:type="dxa" w:w="2381"/>
+          </w:tcPr>
+          <w:p>
+            <w:r>
+              <w:rPr>
+                <w:sz w:val="24"/>
+              </w:rPr>
+              <w:t>От 0 до 500 символов (пусто допустимо)</w:t>
+            </w:r>
+          </w:p>
+        </w:tc>
+        <w:tc>
+          <w:tcPr>
+            <w:tcW w:type="dxa" w:w="2381"/>
+          </w:tcPr>
+          <w:p>
+            <w:r>
+              <w:rPr>
+                <w:sz w:val="24"/>
+              </w:rPr>
+              <w:t>501 символ и более (в браузере ввод ограничен maxlength=500)</w:t>
+            </w:r>
+          </w:p>
+        </w:tc>
+      </w:tr>
+      <w:tr>
+        <w:tc>
+          <w:tcPr>
+            <w:tcW w:type="dxa" w:w="1474"/>
+          </w:tcPr>
+          <w:p>
+            <w:r>
+              <w:rPr>
+                <w:sz w:val="24"/>
+              </w:rPr>
+              <w:t>consent (#consent)</w:t>
+            </w:r>
+          </w:p>
+        </w:tc>
+        <w:tc>
+          <w:tcPr>
+            <w:tcW w:type="dxa" w:w="1474"/>
+          </w:tcPr>
+          <w:p>
+            <w:r>
+              <w:rPr>
+                <w:sz w:val="24"/>
+              </w:rPr>
+              <w:t>boolean; checkbox</w:t>
+            </w:r>
+          </w:p>
+        </w:tc>
+        <w:tc>
+          <w:tcPr>
+            <w:tcW w:type="dxa" w:w="1020"/>
+          </w:tcPr>
+          <w:p>
+            <w:r>
+              <w:rPr>
+                <w:sz w:val="24"/>
+              </w:rPr>
+              <w:t>Да</w:t>
+            </w:r>
+          </w:p>
+        </w:tc>
+        <w:tc>
+          <w:tcPr>
+            <w:tcW w:type="dxa" w:w="1134"/>
+          </w:tcPr>
+          <w:p>
+            <w:r>
+              <w:rPr>
+                <w:sz w:val="24"/>
+              </w:rPr>
+              <w:t>false (снят)</w:t>
+            </w:r>
+          </w:p>
+        </w:tc>
+        <w:tc>
+          <w:tcPr>
+            <w:tcW w:type="dxa" w:w="2381"/>
+          </w:tcPr>
+          <w:p>
+            <w:r>
+              <w:rPr>
+                <w:sz w:val="24"/>
+              </w:rPr>
+              <w:t>true (флажок отмечен)</w:t>
+            </w:r>
+          </w:p>
+        </w:tc>
+        <w:tc>
+          <w:tcPr>
+            <w:tcW w:type="dxa" w:w="2381"/>
+          </w:tcPr>
+          <w:p>
+            <w:r>
+              <w:rPr>
+                <w:sz w:val="24"/>
+              </w:rPr>
+              <w:t>false (флажок снят)</w:t>
+            </w:r>
+          </w:p>
+        </w:tc>
+      </w:tr>
+      <w:tr>
+        <w:tc>
+          <w:tcPr>
+            <w:tcW w:type="dxa" w:w="1474"/>
+          </w:tcPr>
+          <w:p>
+            <w:r>
+              <w:rPr>
+                <w:sz w:val="24"/>
+              </w:rPr>
+              <w:t>createdAt (формирует система)</w:t>
+            </w:r>
+          </w:p>
+        </w:tc>
+        <w:tc>
+          <w:tcPr>
+            <w:tcW w:type="dxa" w:w="1474"/>
+          </w:tcPr>
+          <w:p>
+            <w:r>
+              <w:rPr>
+                <w:sz w:val="24"/>
+              </w:rPr>
+              <w:t>string; время ISO 8601 (UTC)</w:t>
+            </w:r>
+          </w:p>
+        </w:tc>
+        <w:tc>
+          <w:tcPr>
+            <w:tcW w:type="dxa" w:w="1020"/>
+          </w:tcPr>
+          <w:p>
+            <w:r>
+              <w:rPr>
+                <w:sz w:val="24"/>
+              </w:rPr>
+              <w:t>Нет (не вводится)</w:t>
+            </w:r>
+          </w:p>
+        </w:tc>
+        <w:tc>
+          <w:tcPr>
+            <w:tcW w:type="dxa" w:w="1134"/>
+          </w:tcPr>
+          <w:p>
+            <w:r>
+              <w:rPr>
+                <w:sz w:val="24"/>
+              </w:rPr>
+              <w:t>текущее время в момент отправки</w:t>
+            </w:r>
+          </w:p>
+        </w:tc>
+        <w:tc>
+          <w:tcPr>
+            <w:tcW w:type="dxa" w:w="2381"/>
+          </w:tcPr>
+          <w:p>
+            <w:r>
+              <w:rPr>
+                <w:sz w:val="24"/>
+              </w:rPr>
+              <w:t>Строка вида 2026-10-25T12:00:00.000Z</w:t>
+            </w:r>
+          </w:p>
+        </w:tc>
+        <w:tc>
+          <w:tcPr>
+            <w:tcW w:type="dxa" w:w="2381"/>
+          </w:tcPr>
+          <w:p>
+            <w:r>
+              <w:rPr>
+                <w:sz w:val="24"/>
+              </w:rPr>
+              <w:t>Не вводится посетителем</w:t>
+            </w:r>
+          </w:p>
+        </w:tc>
+      </w:tr>
+    </w:tbl>
+    <w:p/>
+    <w:p>
+      <w:pPr>
+        <w:pStyle w:val="Heading2"/>
+      </w:pPr>
+      <w:r>
+        <w:t>Диаграммы процесса</w:t>
+      </w:r>
+    </w:p>
+    <w:p>
+      <w:pPr>
+        <w:jc w:val="center"/>
+      </w:pPr>
+      <w:r>
+        <w:drawing>
+          <wp:inline xmlns:a="http://schemas.openxmlformats.org/drawingml/2006/main" xmlns:pic="http://schemas.openxmlformats.org/drawingml/2006/picture">
+            <wp:extent cx="3600000" cy="6557983"/>
+            <wp:docPr id="1" name="Picture 1"/>
+            <wp:cNvGraphicFramePr>
+              <a:graphicFrameLocks noChangeAspect="1"/>
+            </wp:cNvGraphicFramePr>
+            <a:graphic>
+              <a:graphicData uri="http://schemas.openxmlformats.org/drawingml/2006/picture">
+                <pic:pic>
+                  <pic:nvPicPr>
+                    <pic:cNvPr id="0" name="flow.png"/>
+                    <pic:cNvPicPr/>
+                  </pic:nvPicPr>
+                  <pic:blipFill>
+                    <a:blip r:embed="rId9"/>
+                    <a:stretch>
+                      <a:fillRect/>
+                    </a:stretch>
+                  </pic:blipFill>
+                  <pic:spPr>
+                    <a:xfrm>
+                      <a:off x="0" y="0"/>
+                      <a:ext cx="3600000" cy="6557983"/>
+                    </a:xfrm>
+                    <a:prstGeom prst="rect"/>
+                  </pic:spPr>
+                </pic:pic>
+              </a:graphicData>
+            </a:graphic>
+          </wp:inline>
+        </w:drawing>
+      </w:r>
+    </w:p>
+    <w:p>
+      <w:pPr>
+        <w:jc w:val="center"/>
+      </w:pPr>
+      <w:r>
+        <w:rPr>
+          <w:i/>
+        </w:rPr>
+        <w:t>Рис. A. Блок-схема сценария UC-01: основной поток и альтернативные потоки</w:t>
+      </w:r>
+    </w:p>
+    <w:p>
+      <w:pPr>
+        <w:jc w:val="center"/>
+      </w:pPr>
+      <w:r>
+        <w:drawing>
+          <wp:inline xmlns:a="http://schemas.openxmlformats.org/drawingml/2006/main" xmlns:pic="http://schemas.openxmlformats.org/drawingml/2006/picture">
+            <wp:extent cx="5760000" cy="1457075"/>
+            <wp:docPr id="2" name="Picture 2"/>
+            <wp:cNvGraphicFramePr>
+              <a:graphicFrameLocks noChangeAspect="1"/>
+            </wp:cNvGraphicFramePr>
+            <a:graphic>
+              <a:graphicData uri="http://schemas.openxmlformats.org/drawingml/2006/picture">
+                <pic:pic>
+                  <pic:nvPicPr>
+                    <pic:cNvPr id="0" name="states.png"/>
+                    <pic:cNvPicPr/>
+                  </pic:nvPicPr>
+                  <pic:blipFill>
+                    <a:blip r:embed="rId10"/>
+                    <a:stretch>
+                      <a:fillRect/>
+                    </a:stretch>
+                  </pic:blipFill>
+                  <pic:spPr>
+                    <a:xfrm>
+                      <a:off x="0" y="0"/>
+                      <a:ext cx="5760000" cy="1457075"/>
+                    </a:xfrm>
+                    <a:prstGeom prst="rect"/>
+                  </pic:spPr>
+                </pic:pic>
+              </a:graphicData>
+            </a:graphic>
+          </wp:inline>
+        </w:drawing>
+      </w:r>
+    </w:p>
+    <w:p>
+      <w:pPr>
+        <w:jc w:val="center"/>
+      </w:pPr>
+      <w:r>
+        <w:rPr>
+          <w:i/>
+        </w:rPr>
+        <w:t>Рис. B. Состояния поля формы при проверке</w:t>
+      </w:r>
+    </w:p>
+    <w:p>
+      <w:pPr>
+        <w:jc w:val="center"/>
+      </w:pPr>
+      <w:r>
+        <w:drawing>
+          <wp:inline xmlns:a="http://schemas.openxmlformats.org/drawingml/2006/main" xmlns:pic="http://schemas.openxmlformats.org/drawingml/2006/picture">
+            <wp:extent cx="5760000" cy="981548"/>
+            <wp:docPr id="3" name="Picture 3"/>
+            <wp:cNvGraphicFramePr>
+              <a:graphicFrameLocks noChangeAspect="1"/>
+            </wp:cNvGraphicFramePr>
+            <a:graphic>
+              <a:graphicData uri="http://schemas.openxmlformats.org/drawingml/2006/picture">
+                <pic:pic>
+                  <pic:nvPicPr>
+                    <pic:cNvPr id="0" name="components.png"/>
+                    <pic:cNvPicPr/>
+                  </pic:nvPicPr>
+                  <pic:blipFill>
+                    <a:blip r:embed="rId11"/>
+                    <a:stretch>
+                      <a:fillRect/>
+                    </a:stretch>
+                  </pic:blipFill>
+                  <pic:spPr>
+                    <a:xfrm>
+                      <a:off x="0" y="0"/>
+                      <a:ext cx="5760000" cy="981548"/>
+                    </a:xfrm>
+                    <a:prstGeom prst="rect"/>
+                  </pic:spPr>
+                </pic:pic>
+              </a:graphicData>
+            </a:graphic>
+          </wp:inline>
+        </w:drawing>
+      </w:r>
+    </w:p>
+    <w:p>
+      <w:pPr>
+        <w:jc w:val="center"/>
+      </w:pPr>
+      <w:r>
+        <w:rPr>
+          <w:i/>
+        </w:rPr>
+        <w:t>Рис. C. Компоненты и обмен данными при отправке заявки</w:t>
+      </w:r>
+    </w:p>
     <w:p>
       <w:pPr>
         <w:pStyle w:val="Heading1"/>
@@ -1788,7 +4575,7 @@
         <w:drawing>
           <wp:inline xmlns:a="http://schemas.openxmlformats.org/drawingml/2006/main" xmlns:pic="http://schemas.openxmlformats.org/drawingml/2006/picture">
             <wp:extent cx="2880000" cy="3266400"/>
-            <wp:docPr id="1" name="Picture 1"/>
+            <wp:docPr id="4" name="Picture 4"/>
             <wp:cNvGraphicFramePr>
               <a:graphicFrameLocks noChangeAspect="1"/>
             </wp:cNvGraphicFramePr>
@@ -1800,7 +4587,7 @@
                     <pic:cNvPicPr/>
                   </pic:nvPicPr>
                   <pic:blipFill>
-                    <a:blip r:embed="rId9"/>
+                    <a:blip r:embed="rId12"/>
                     <a:stretch>
                       <a:fillRect/>
                     </a:stretch>
@@ -1838,7 +4625,7 @@
         <w:drawing>
           <wp:inline xmlns:a="http://schemas.openxmlformats.org/drawingml/2006/main" xmlns:pic="http://schemas.openxmlformats.org/drawingml/2006/picture">
             <wp:extent cx="4320000" cy="1440000"/>
-            <wp:docPr id="2" name="Picture 2"/>
+            <wp:docPr id="5" name="Picture 5"/>
             <wp:cNvGraphicFramePr>
               <a:graphicFrameLocks noChangeAspect="1"/>
             </wp:cNvGraphicFramePr>
@@ -1850,7 +4637,7 @@
                     <pic:cNvPicPr/>
                   </pic:nvPicPr>
                   <pic:blipFill>
-                    <a:blip r:embed="rId10"/>
+                    <a:blip r:embed="rId13"/>
                     <a:stretch>
                       <a:fillRect/>
                     </a:stretch>
@@ -1888,7 +4675,7 @@
         <w:drawing>
           <wp:inline xmlns:a="http://schemas.openxmlformats.org/drawingml/2006/main" xmlns:pic="http://schemas.openxmlformats.org/drawingml/2006/picture">
             <wp:extent cx="2880000" cy="3736800"/>
-            <wp:docPr id="3" name="Picture 3"/>
+            <wp:docPr id="6" name="Picture 6"/>
             <wp:cNvGraphicFramePr>
               <a:graphicFrameLocks noChangeAspect="1"/>
             </wp:cNvGraphicFramePr>
@@ -1900,7 +4687,7 @@
                     <pic:cNvPicPr/>
                   </pic:nvPicPr>
                   <pic:blipFill>
-                    <a:blip r:embed="rId11"/>
+                    <a:blip r:embed="rId14"/>
                     <a:stretch>
                       <a:fillRect/>
                     </a:stretch>
@@ -1938,7 +4725,7 @@
         <w:drawing>
           <wp:inline xmlns:a="http://schemas.openxmlformats.org/drawingml/2006/main" xmlns:pic="http://schemas.openxmlformats.org/drawingml/2006/picture">
             <wp:extent cx="5040000" cy="3150000"/>
-            <wp:docPr id="4" name="Picture 4"/>
+            <wp:docPr id="7" name="Picture 7"/>
             <wp:cNvGraphicFramePr>
               <a:graphicFrameLocks noChangeAspect="1"/>
             </wp:cNvGraphicFramePr>
@@ -1950,7 +4737,7 @@
                     <pic:cNvPicPr/>
                   </pic:nvPicPr>
                   <pic:blipFill>
-                    <a:blip r:embed="rId12"/>
+                    <a:blip r:embed="rId15"/>
                     <a:stretch>
                       <a:fillRect/>
                     </a:stretch>

--- a/testing-course/documents/03-lab1-use-case-and-requirements-testing.docx
+++ b/testing-course/documents/03-lab1-use-case-and-requirements-testing.docx
@@ -364,7 +364,7 @@
               <w:rPr>
                 <w:b/>
               </w:rPr>
-              <w:t>Точки входа</w:t>
+              <w:t>Как перейти к форме</w:t>
             </w:r>
           </w:p>
         </w:tc>
@@ -377,72 +377,288 @@
               <w:rPr>
                 <w:sz w:val="24"/>
               </w:rPr>
-              <w:t xml:space="preserve">Кнопка </w:t>
+              <w:t xml:space="preserve">Форма находится на главной странице сайта в разделе </w:t>
             </w:r>
             <w:r>
               <w:rPr>
                 <w:b/>
                 <w:sz w:val="24"/>
               </w:rPr>
+              <w:t>«Записаться в бету»</w:t>
+            </w:r>
+            <w:r>
+              <w:rPr>
+                <w:sz w:val="24"/>
+              </w:rPr>
+              <w:t xml:space="preserve"> (якорь </w:t>
+            </w:r>
+            <w:r>
+              <w:rPr>
+                <w:i/>
+                <w:sz w:val="24"/>
+              </w:rPr>
+              <w:t>#waitlist</w:t>
+            </w:r>
+            <w:r>
+              <w:rPr>
+                <w:sz w:val="24"/>
+              </w:rPr>
+              <w:t xml:space="preserve">), доступна всем посетителям </w:t>
+            </w:r>
+            <w:r>
+              <w:rPr>
+                <w:b/>
+                <w:sz w:val="24"/>
+              </w:rPr>
+              <w:t>без регистрации и авторизации</w:t>
+            </w:r>
+            <w:r>
+              <w:rPr>
+                <w:sz w:val="24"/>
+              </w:rPr>
+              <w:t>. Перейти к ней можно так:</w:t>
+            </w:r>
+            <w:r>
+              <w:br/>
+            </w:r>
+            <w:r>
+              <w:rPr>
+                <w:b/>
+                <w:sz w:val="24"/>
+              </w:rPr>
+              <w:t>1.</w:t>
+            </w:r>
+            <w:r>
+              <w:rPr>
+                <w:sz w:val="24"/>
+              </w:rPr>
+              <w:t xml:space="preserve"> Шапка главной страницы, кнопка </w:t>
+            </w:r>
+            <w:r>
+              <w:rPr>
+                <w:b/>
+                <w:sz w:val="24"/>
+              </w:rPr>
               <w:t>«В бету»</w:t>
             </w:r>
             <w:r>
               <w:rPr>
                 <w:sz w:val="24"/>
               </w:rPr>
-              <w:t xml:space="preserve"> в шапке, кнопка </w:t>
+              <w:t xml:space="preserve"> (en: «Join the beta»), </w:t>
+            </w:r>
+            <w:r>
+              <w:rPr>
+                <w:i/>
+                <w:sz w:val="24"/>
+              </w:rPr>
+              <w:t>site/index.html</w:t>
+            </w:r>
+            <w:r>
+              <w:rPr>
+                <w:sz w:val="24"/>
+              </w:rPr>
+              <w:t>, строка 67.</w:t>
+            </w:r>
+            <w:r>
+              <w:br/>
             </w:r>
             <w:r>
               <w:rPr>
                 <w:b/>
                 <w:sz w:val="24"/>
               </w:rPr>
+              <w:t>2.</w:t>
+            </w:r>
+            <w:r>
+              <w:rPr>
+                <w:sz w:val="24"/>
+              </w:rPr>
+              <w:t xml:space="preserve"> Первый экран, кнопка </w:t>
+            </w:r>
+            <w:r>
+              <w:rPr>
+                <w:b/>
+                <w:sz w:val="24"/>
+              </w:rPr>
               <w:t>«Записаться в бету»</w:t>
             </w:r>
             <w:r>
               <w:rPr>
                 <w:sz w:val="24"/>
               </w:rPr>
-              <w:t xml:space="preserve"> на первом экране и ссылки </w:t>
+              <w:t>, строка 88.</w:t>
+            </w:r>
+            <w:r>
+              <w:br/>
             </w:r>
             <w:r>
               <w:rPr>
                 <w:b/>
                 <w:sz w:val="24"/>
               </w:rPr>
-              <w:t>«Записаться в бету: UML»</w:t>
-            </w:r>
-            <w:r>
-              <w:rPr>
-                <w:sz w:val="24"/>
-              </w:rPr>
-              <w:t xml:space="preserve">, </w:t>
+              <w:t>3.</w:t>
+            </w:r>
+            <w:r>
+              <w:rPr>
+                <w:sz w:val="24"/>
+              </w:rPr>
+              <w:t xml:space="preserve"> Раздел «Нотации»: шесть ссылок </w:t>
             </w:r>
             <w:r>
               <w:rPr>
                 <w:b/>
                 <w:sz w:val="24"/>
               </w:rPr>
-              <w:t>«Записаться в бету: BPMN»</w:t>
-            </w:r>
-            <w:r>
-              <w:rPr>
-                <w:sz w:val="24"/>
-              </w:rPr>
-              <w:t xml:space="preserve"> и т. п. на карточках нотаций. Все ведут к якорю </w:t>
+              <w:t>«Записаться в бету: UML / BPMN / ERD / DFD / IDEF0 / сети Петри»</w:t>
+            </w:r>
+            <w:r>
+              <w:rPr>
+                <w:sz w:val="24"/>
+              </w:rPr>
+              <w:t>, строки 127–172.</w:t>
+            </w:r>
+            <w:r>
+              <w:br/>
+            </w:r>
+            <w:r>
+              <w:rPr>
+                <w:b/>
+                <w:sz w:val="24"/>
+              </w:rPr>
+              <w:t>4.</w:t>
+            </w:r>
+            <w:r>
+              <w:rPr>
+                <w:sz w:val="24"/>
+              </w:rPr>
+              <w:t xml:space="preserve"> Страницы </w:t>
             </w:r>
             <w:r>
               <w:rPr>
                 <w:i/>
                 <w:sz w:val="24"/>
               </w:rPr>
-              <w:t>#waitlist</w:t>
+              <w:t>privacy.html</w:t>
+            </w:r>
+            <w:r>
+              <w:rPr>
+                <w:sz w:val="24"/>
+              </w:rPr>
+              <w:t xml:space="preserve"> и </w:t>
+            </w:r>
+            <w:r>
+              <w:rPr>
+                <w:i/>
+                <w:sz w:val="24"/>
+              </w:rPr>
+              <w:t>thanks.html</w:t>
+            </w:r>
+            <w:r>
+              <w:rPr>
+                <w:sz w:val="24"/>
+              </w:rPr>
+              <w:t xml:space="preserve">: кнопка </w:t>
+            </w:r>
+            <w:r>
+              <w:rPr>
+                <w:b/>
+                <w:sz w:val="24"/>
+              </w:rPr>
+              <w:t>«В бету»</w:t>
+            </w:r>
+            <w:r>
+              <w:rPr>
+                <w:sz w:val="24"/>
+              </w:rPr>
+              <w:t xml:space="preserve"> в шапке ведёт на </w:t>
+            </w:r>
+            <w:r>
+              <w:rPr>
+                <w:i/>
+                <w:sz w:val="24"/>
+              </w:rPr>
+              <w:t>./#waitlist</w:t>
             </w:r>
             <w:r>
               <w:rPr>
                 <w:sz w:val="24"/>
               </w:rPr>
               <w:t>.</w:t>
+            </w:r>
+            <w:r>
+              <w:br/>
+            </w:r>
+            <w:r>
+              <w:rPr>
+                <w:b/>
+                <w:sz w:val="24"/>
+              </w:rPr>
+              <w:t>5.</w:t>
+            </w:r>
+            <w:r>
+              <w:rPr>
+                <w:sz w:val="24"/>
+              </w:rPr>
+              <w:t xml:space="preserve"> Прямой адрес: http://localhost:5173/#waitlist (русская версия), http://localhost:5173/en/#waitlist (английская).</w:t>
+            </w:r>
+            <w:r>
+              <w:br/>
+            </w:r>
+            <w:r>
+              <w:rPr>
+                <w:b/>
+                <w:sz w:val="24"/>
+              </w:rPr>
+              <w:t>6.</w:t>
+            </w:r>
+            <w:r>
+              <w:rPr>
+                <w:sz w:val="24"/>
+              </w:rPr>
+              <w:t xml:space="preserve"> Клавиатура: Tab до кнопки или ссылки и Enter; ссылка-якорь прокручивает страницу к форме.</w:t>
+            </w:r>
+            <w:r>
+              <w:br/>
+            </w:r>
+            <w:r>
+              <w:rPr>
+                <w:b/>
+                <w:sz w:val="24"/>
+              </w:rPr>
+              <w:t>7.</w:t>
+            </w:r>
+            <w:r>
+              <w:rPr>
+                <w:sz w:val="24"/>
+              </w:rPr>
+              <w:t xml:space="preserve"> React-приложение (</w:t>
+            </w:r>
+            <w:r>
+              <w:rPr>
+                <w:i/>
+                <w:sz w:val="24"/>
+              </w:rPr>
+              <w:t>react-app</w:t>
+            </w:r>
+            <w:r>
+              <w:rPr>
+                <w:sz w:val="24"/>
+              </w:rPr>
+              <w:t xml:space="preserve">): кнопка </w:t>
+            </w:r>
+            <w:r>
+              <w:rPr>
+                <w:b/>
+                <w:sz w:val="24"/>
+              </w:rPr>
+              <w:t>«Записаться в бету»</w:t>
+            </w:r>
+            <w:r>
+              <w:rPr>
+                <w:sz w:val="24"/>
+              </w:rPr>
+              <w:t xml:space="preserve"> в шапке (UC-04, только сообщение, заявка не сохраняется).</w:t>
             </w:r>
           </w:p>
         </w:tc>
@@ -593,7 +809,7 @@
               <w:rPr>
                 <w:sz w:val="24"/>
               </w:rPr>
-              <w:t xml:space="preserve">1. Посетитель нажимает </w:t>
+              <w:t xml:space="preserve">1. Посетитель переходит к форме одним из способов раздела «Как перейти к форме», например нажимает </w:t>
             </w:r>
             <w:r>
               <w:rPr>
@@ -648,7 +864,7 @@
                 <w:b/>
                 <w:sz w:val="24"/>
               </w:rPr>
-              <w:t>«Имя»</w:t>
+              <w:t>«Имя*»</w:t>
             </w:r>
             <w:r>
               <w:rPr>
@@ -683,7 +899,7 @@
                 <w:b/>
                 <w:sz w:val="24"/>
               </w:rPr>
-              <w:t>«Электронная почта»</w:t>
+              <w:t>«Электронная почта*»</w:t>
             </w:r>
             <w:r>
               <w:rPr>
@@ -711,7 +927,7 @@
               <w:rPr>
                 <w:sz w:val="24"/>
               </w:rPr>
-              <w:t xml:space="preserve">4. Посетитель выбирает нотацию в списке: IDEF0, DFD, ERD, BPMN, UML или </w:t>
+              <w:t xml:space="preserve">4. Посетитель выбирает нотацию в списке «Нотация*»: IDEF0, DFD, ERD, BPMN, UML или </w:t>
             </w:r>
             <w:r>
               <w:rPr>
@@ -740,7 +956,7 @@
                 <w:b/>
                 <w:sz w:val="24"/>
               </w:rPr>
-              <w:t>«Размер команды»</w:t>
+              <w:t>«Размер команды*»</w:t>
             </w:r>
             <w:r>
               <w:rPr>
@@ -797,7 +1013,7 @@
                 <w:b/>
                 <w:sz w:val="24"/>
               </w:rPr>
-              <w:t>«Согласен получать письма о запуске беты и с политикой конфиденциальности»</w:t>
+              <w:t>«Согласен получать письма о запуске беты и с политикой конфиденциальности*»</w:t>
             </w:r>
             <w:r>
               <w:rPr>
@@ -834,7 +1050,7 @@
               <w:rPr>
                 <w:sz w:val="24"/>
               </w:rPr>
-              <w:t xml:space="preserve">9. Система считывает шесть полей и проверяет каждое по правилам П1–П6 (функция </w:t>
+              <w:t xml:space="preserve">9. Система считывает шесть полей и проверяет каждое по правилам П1–П6 из таблицы «Структура данных» (функция </w:t>
             </w:r>
             <w:r>
               <w:rPr>
@@ -944,6 +1160,15 @@
                 <w:sz w:val="24"/>
               </w:rPr>
               <w:t>.</w:t>
+            </w:r>
+            <w:r>
+              <w:br/>
+            </w:r>
+            <w:r>
+              <w:rPr>
+                <w:sz w:val="24"/>
+              </w:rPr>
+              <w:t>* — обязательное поле. В интерфейсе сайта звёздочек нет, обязательность указана фразой «Все поля, кроме комментария, обязательны».</w:t>
             </w:r>
           </w:p>
         </w:tc>
@@ -964,7 +1189,7 @@
               <w:rPr>
                 <w:b/>
               </w:rPr>
-              <w:t>Правила проверки полей</w:t>
+              <w:t>Альтернативные потоки</w:t>
             </w:r>
           </w:p>
         </w:tc>
@@ -978,26 +1203,39 @@
                 <w:b/>
                 <w:sz w:val="24"/>
               </w:rPr>
-              <w:t>П1</w:t>
-            </w:r>
-            <w:r>
-              <w:rPr>
-                <w:sz w:val="24"/>
-              </w:rPr>
-              <w:t>. Имя (</w:t>
-            </w:r>
-            <w:r>
-              <w:rPr>
-                <w:i/>
-                <w:sz w:val="24"/>
-              </w:rPr>
-              <w:t>#name</w:t>
-            </w:r>
-            <w:r>
-              <w:rPr>
-                <w:sz w:val="24"/>
-              </w:rPr>
-              <w:t>): 2–60 символов после обрезки пробелов, первый символ буква, далее буквы, пробел, апостроф, дефис. В разметке: minlength=2, maxlength=60.</w:t>
+              <w:t>A1</w:t>
+            </w:r>
+            <w:r>
+              <w:rPr>
+                <w:sz w:val="24"/>
+              </w:rPr>
+              <w:t xml:space="preserve">. Одно или несколько полей не прошли проверку (шаг 9): под каждым неверным полем показывается красное сообщение (role=alert, например </w:t>
+            </w:r>
+            <w:r>
+              <w:rPr>
+                <w:b/>
+                <w:sz w:val="24"/>
+              </w:rPr>
+              <w:t>«Имя не принято: поле пустое, короче двух символов или содержит цифры и знаки…»</w:t>
+            </w:r>
+            <w:r>
+              <w:rPr>
+                <w:sz w:val="24"/>
+              </w:rPr>
+              <w:t xml:space="preserve">), поле получает aria-invalid=true, фокус переходит на первое неверное поле в порядке имя, почта, нотация, команда, комментарий, согласие. </w:t>
+            </w:r>
+            <w:r>
+              <w:rPr>
+                <w:b/>
+                <w:sz w:val="24"/>
+              </w:rPr>
+              <w:t>Заявка не сохраняется</w:t>
+            </w:r>
+            <w:r>
+              <w:rPr>
+                <w:sz w:val="24"/>
+              </w:rPr>
+              <w:t>, страница не меняется. Поле с ошибкой перепроверяется при каждом вводе, остальные при выходе из поля. После исправления сообщение скрывается. Сценарий продолжается с шага 8.</w:t>
             </w:r>
             <w:r>
               <w:br/>
@@ -1007,26 +1245,20 @@
                 <w:b/>
                 <w:sz w:val="24"/>
               </w:rPr>
-              <w:t>П2</w:t>
-            </w:r>
-            <w:r>
-              <w:rPr>
-                <w:sz w:val="24"/>
-              </w:rPr>
-              <w:t>. Почта (</w:t>
-            </w:r>
-            <w:r>
-              <w:rPr>
-                <w:i/>
-                <w:sz w:val="24"/>
-              </w:rPr>
-              <w:t>#email</w:t>
-            </w:r>
-            <w:r>
-              <w:rPr>
-                <w:sz w:val="24"/>
-              </w:rPr>
-              <w:t>): вид name@domain.zone без пробелов, зона не короче двух символов, не более 120 символов после обрезки. В разметке: type=email, maxlength=120.</w:t>
+              <w:t>A2</w:t>
+            </w:r>
+            <w:r>
+              <w:rPr>
+                <w:sz w:val="24"/>
+              </w:rPr>
+              <w:t xml:space="preserve">. Согласие не отмечено (шаг 9): применяется A1; сообщение </w:t>
+            </w:r>
+            <w:r>
+              <w:rPr>
+                <w:b/>
+                <w:sz w:val="24"/>
+              </w:rPr>
+              <w:t>«Без согласия мы не можем отправить приглашение. Поставьте галочку, чтобы продолжить.»</w:t>
             </w:r>
             <w:r>
               <w:br/>
@@ -1036,39 +1268,42 @@
                 <w:b/>
                 <w:sz w:val="24"/>
               </w:rPr>
-              <w:t>П3</w:t>
-            </w:r>
-            <w:r>
-              <w:rPr>
-                <w:sz w:val="24"/>
-              </w:rPr>
-              <w:t>. Нотация (</w:t>
-            </w:r>
-            <w:r>
-              <w:rPr>
-                <w:i/>
-                <w:sz w:val="24"/>
-              </w:rPr>
-              <w:t>#notation</w:t>
-            </w:r>
-            <w:r>
-              <w:rPr>
-                <w:sz w:val="24"/>
-              </w:rPr>
-              <w:t xml:space="preserve">): idef0, dfd, erd, bpmn, uml или petri; пункт </w:t>
+              <w:t>A3</w:t>
+            </w:r>
+            <w:r>
+              <w:rPr>
+                <w:sz w:val="24"/>
+              </w:rPr>
+              <w:t>. Посетитель закрывает страницу или уходит со страницы до шага 8: данные не сохраняются, состояние системы не меняется.</w:t>
+            </w:r>
+            <w:r>
+              <w:br/>
             </w:r>
             <w:r>
               <w:rPr>
                 <w:b/>
                 <w:sz w:val="24"/>
               </w:rPr>
-              <w:t>«Выберите нотацию»</w:t>
-            </w:r>
-            <w:r>
-              <w:rPr>
-                <w:sz w:val="24"/>
-              </w:rPr>
-              <w:t xml:space="preserve"> недопустим.</w:t>
+              <w:t>A4</w:t>
+            </w:r>
+            <w:r>
+              <w:rPr>
+                <w:sz w:val="24"/>
+              </w:rPr>
+              <w:t xml:space="preserve">. Повторная заявка с тем же адресом (шаг 10): </w:t>
+            </w:r>
+            <w:r>
+              <w:rPr>
+                <w:b/>
+                <w:sz w:val="24"/>
+              </w:rPr>
+              <w:t>принимается как новая отдельная запись</w:t>
+            </w:r>
+            <w:r>
+              <w:rPr>
+                <w:sz w:val="24"/>
+              </w:rPr>
+              <w:t>, сообщения о дубликате нет (дефект D-1).</w:t>
             </w:r>
             <w:r>
               <w:br/>
@@ -1078,93 +1313,26 @@
                 <w:b/>
                 <w:sz w:val="24"/>
               </w:rPr>
-              <w:t>П4</w:t>
-            </w:r>
-            <w:r>
-              <w:rPr>
-                <w:sz w:val="24"/>
-              </w:rPr>
-              <w:t>. Размер команды (</w:t>
-            </w:r>
-            <w:r>
-              <w:rPr>
-                <w:i/>
-                <w:sz w:val="24"/>
-              </w:rPr>
-              <w:t>#team</w:t>
-            </w:r>
-            <w:r>
-              <w:rPr>
-                <w:sz w:val="24"/>
-              </w:rPr>
-              <w:t>): целое от 0 до 500; допускается строка из цифр; отрицательные, дробные и нечисловые значения недопустимы. В разметке: min=0, max=500, step=1.</w:t>
-            </w:r>
-            <w:r>
-              <w:br/>
+              <w:t>A5</w:t>
+            </w:r>
+            <w:r>
+              <w:rPr>
+                <w:sz w:val="24"/>
+              </w:rPr>
+              <w:t xml:space="preserve">. Повторное нажатие </w:t>
             </w:r>
             <w:r>
               <w:rPr>
                 <w:b/>
                 <w:sz w:val="24"/>
               </w:rPr>
-              <w:t>П5</w:t>
-            </w:r>
-            <w:r>
-              <w:rPr>
-                <w:sz w:val="24"/>
-              </w:rPr>
-              <w:t>. Комментарий (</w:t>
-            </w:r>
-            <w:r>
-              <w:rPr>
-                <w:i/>
-                <w:sz w:val="24"/>
-              </w:rPr>
-              <w:t>#comment</w:t>
-            </w:r>
-            <w:r>
-              <w:rPr>
-                <w:sz w:val="24"/>
-              </w:rPr>
-              <w:t>): не более 500 символов (длина считается без обрезки), поле необязательное. В разметке: maxlength=500, поэтому в браузере больше 500 символов ввести нельзя.</w:t>
-            </w:r>
-            <w:r>
-              <w:br/>
-            </w:r>
-            <w:r>
-              <w:rPr>
-                <w:b/>
-                <w:sz w:val="24"/>
-              </w:rPr>
-              <w:t>П6</w:t>
-            </w:r>
-            <w:r>
-              <w:rPr>
-                <w:sz w:val="24"/>
-              </w:rPr>
-              <w:t>. Согласие (</w:t>
-            </w:r>
-            <w:r>
-              <w:rPr>
-                <w:i/>
-                <w:sz w:val="24"/>
-              </w:rPr>
-              <w:t>#consent</w:t>
-            </w:r>
-            <w:r>
-              <w:rPr>
-                <w:sz w:val="24"/>
-              </w:rPr>
-              <w:t>): флажок обязательно отмечен.</w:t>
-            </w:r>
-            <w:r>
-              <w:br/>
-            </w:r>
-            <w:r>
-              <w:rPr>
-                <w:sz w:val="24"/>
-              </w:rPr>
-              <w:t>Встроенная проверка браузера отключена (form.noValidate), показываются только собственные сообщения сайта.</w:t>
+              <w:t>«Отправить»</w:t>
+            </w:r>
+            <w:r>
+              <w:rPr>
+                <w:sz w:val="24"/>
+              </w:rPr>
+              <w:t xml:space="preserve"> после успешной отправки (шаг 11): игнорируется, вторая запись не создаётся (флаг submitting).</w:t>
             </w:r>
           </w:p>
         </w:tc>
@@ -1185,7 +1353,7 @@
               <w:rPr>
                 <w:b/>
               </w:rPr>
-              <w:t>Альтернативные потоки</w:t>
+              <w:t>Постусловия</w:t>
             </w:r>
           </w:p>
         </w:tc>
@@ -1196,139 +1364,70 @@
           <w:p>
             <w:r>
               <w:rPr>
-                <w:b/>
-                <w:sz w:val="24"/>
-              </w:rPr>
-              <w:t>A1</w:t>
-            </w:r>
-            <w:r>
-              <w:rPr>
-                <w:sz w:val="24"/>
-              </w:rPr>
-              <w:t xml:space="preserve">. Одно или несколько полей не прошли проверку (шаг 9): под каждым неверным полем показывается красное сообщение (role=alert, например </w:t>
-            </w:r>
-            <w:r>
-              <w:rPr>
-                <w:b/>
-                <w:sz w:val="24"/>
-              </w:rPr>
-              <w:t>«Имя не принято: поле пустое, короче двух символов или содержит цифры и знаки…»</w:t>
-            </w:r>
-            <w:r>
-              <w:rPr>
-                <w:sz w:val="24"/>
-              </w:rPr>
-              <w:t xml:space="preserve">), поле получает aria-invalid=true, фокус переходит на первое неверное поле в порядке имя, почта, нотация, команда, комментарий, согласие. </w:t>
-            </w:r>
-            <w:r>
-              <w:rPr>
-                <w:b/>
-                <w:sz w:val="24"/>
-              </w:rPr>
-              <w:t>Заявка не сохраняется</w:t>
-            </w:r>
-            <w:r>
-              <w:rPr>
-                <w:sz w:val="24"/>
-              </w:rPr>
-              <w:t>, страница не меняется. Поле с ошибкой перепроверяется при каждом вводе, остальные при выходе из поля. После исправления сообщение скрывается. Сценарий продолжается с шага 8.</w:t>
+                <w:sz w:val="24"/>
+              </w:rPr>
+              <w:t xml:space="preserve">Успех: массив </w:t>
+            </w:r>
+            <w:r>
+              <w:rPr>
+                <w:i/>
+                <w:sz w:val="24"/>
+              </w:rPr>
+              <w:t>dslkit.waitlist</w:t>
+            </w:r>
+            <w:r>
+              <w:rPr>
+                <w:sz w:val="24"/>
+              </w:rPr>
+              <w:t xml:space="preserve"> в </w:t>
+            </w:r>
+            <w:r>
+              <w:rPr>
+                <w:i/>
+                <w:sz w:val="24"/>
+              </w:rPr>
+              <w:t>LocalStorage</w:t>
+            </w:r>
+            <w:r>
+              <w:rPr>
+                <w:sz w:val="24"/>
+              </w:rPr>
+              <w:t xml:space="preserve"> длиннее на одну запись, открыта страница </w:t>
+            </w:r>
+            <w:r>
+              <w:rPr>
+                <w:i/>
+                <w:sz w:val="24"/>
+              </w:rPr>
+              <w:t>thanks.html</w:t>
+            </w:r>
+            <w:r>
+              <w:rPr>
+                <w:sz w:val="24"/>
+              </w:rPr>
+              <w:t xml:space="preserve"> (en/</w:t>
+            </w:r>
+            <w:r>
+              <w:rPr>
+                <w:i/>
+                <w:sz w:val="24"/>
+              </w:rPr>
+              <w:t>thanks.html</w:t>
+            </w:r>
+            <w:r>
+              <w:rPr>
+                <w:sz w:val="24"/>
+              </w:rPr>
+              <w:t>).</w:t>
             </w:r>
             <w:r>
               <w:br/>
             </w:r>
             <w:r>
               <w:rPr>
-                <w:b/>
-                <w:sz w:val="24"/>
-              </w:rPr>
-              <w:t>A2</w:t>
-            </w:r>
-            <w:r>
-              <w:rPr>
-                <w:sz w:val="24"/>
-              </w:rPr>
-              <w:t xml:space="preserve">. Согласие не отмечено (шаг 9): применяется A1; сообщение </w:t>
-            </w:r>
-            <w:r>
-              <w:rPr>
-                <w:b/>
-                <w:sz w:val="24"/>
-              </w:rPr>
-              <w:t>«Без согласия мы не можем отправить приглашение. Поставьте галочку, чтобы продолжить.»</w:t>
-            </w:r>
-            <w:r>
-              <w:br/>
-            </w:r>
-            <w:r>
-              <w:rPr>
-                <w:b/>
-                <w:sz w:val="24"/>
-              </w:rPr>
-              <w:t>A3</w:t>
-            </w:r>
-            <w:r>
-              <w:rPr>
-                <w:sz w:val="24"/>
-              </w:rPr>
-              <w:t>. Посетитель закрывает страницу или уходит со страницы до шага 8: данные не сохраняются, состояние системы не меняется.</w:t>
-            </w:r>
-            <w:r>
-              <w:br/>
-            </w:r>
-            <w:r>
-              <w:rPr>
-                <w:b/>
-                <w:sz w:val="24"/>
-              </w:rPr>
-              <w:t>A4</w:t>
-            </w:r>
-            <w:r>
-              <w:rPr>
-                <w:sz w:val="24"/>
-              </w:rPr>
-              <w:t xml:space="preserve">. Повторная заявка с тем же адресом (шаг 10): </w:t>
-            </w:r>
-            <w:r>
-              <w:rPr>
-                <w:b/>
-                <w:sz w:val="24"/>
-              </w:rPr>
-              <w:t>принимается как новая отдельная запись</w:t>
-            </w:r>
-            <w:r>
-              <w:rPr>
-                <w:sz w:val="24"/>
-              </w:rPr>
-              <w:t>, сообщения о дубликате нет (дефект D-1).</w:t>
-            </w:r>
-            <w:r>
-              <w:br/>
-            </w:r>
-            <w:r>
-              <w:rPr>
-                <w:b/>
-                <w:sz w:val="24"/>
-              </w:rPr>
-              <w:t>A5</w:t>
-            </w:r>
-            <w:r>
-              <w:rPr>
-                <w:sz w:val="24"/>
-              </w:rPr>
-              <w:t xml:space="preserve">. Повторное нажатие </w:t>
-            </w:r>
-            <w:r>
-              <w:rPr>
-                <w:b/>
-                <w:sz w:val="24"/>
-              </w:rPr>
-              <w:t>«Отправить»</w:t>
-            </w:r>
-            <w:r>
-              <w:rPr>
-                <w:sz w:val="24"/>
-              </w:rPr>
-              <w:t xml:space="preserve"> после успешной отправки (шаг 11): игнорируется, вторая запись не создаётся (флаг submitting).</w:t>
+                <w:sz w:val="24"/>
+              </w:rPr>
+              <w:t>Ошибка проверки (A1, A2): записей не добавилось, посетитель остаётся на главной странице, введённые значения остаются в полях.</w:t>
             </w:r>
           </w:p>
         </w:tc>
@@ -1349,7 +1448,7 @@
               <w:rPr>
                 <w:b/>
               </w:rPr>
-              <w:t>Постусловия</w:t>
+              <w:t>Исключительные ситуации</w:t>
             </w:r>
           </w:p>
         </w:tc>
@@ -1360,70 +1459,110 @@
           <w:p>
             <w:r>
               <w:rPr>
-                <w:sz w:val="24"/>
-              </w:rPr>
-              <w:t xml:space="preserve">Успех: массив </w:t>
+                <w:b/>
+                <w:sz w:val="24"/>
+              </w:rPr>
+              <w:t>E1</w:t>
+            </w:r>
+            <w:r>
+              <w:rPr>
+                <w:sz w:val="24"/>
+              </w:rPr>
+              <w:t xml:space="preserve">. Запись в </w:t>
             </w:r>
             <w:r>
               <w:rPr>
                 <w:i/>
                 <w:sz w:val="24"/>
               </w:rPr>
-              <w:t>dslkit.waitlist</w:t>
-            </w:r>
-            <w:r>
-              <w:rPr>
-                <w:sz w:val="24"/>
-              </w:rPr>
-              <w:t xml:space="preserve"> в </w:t>
+              <w:t>LocalStorage</w:t>
+            </w:r>
+            <w:r>
+              <w:rPr>
+                <w:sz w:val="24"/>
+              </w:rPr>
+              <w:t xml:space="preserve"> не удалась (хранилище переполнено или запрещено, шаг 10): метод </w:t>
             </w:r>
             <w:r>
               <w:rPr>
                 <w:i/>
                 <w:sz w:val="24"/>
               </w:rPr>
+              <w:t>storage.set</w:t>
+            </w:r>
+            <w:r>
+              <w:rPr>
+                <w:sz w:val="24"/>
+              </w:rPr>
+              <w:t xml:space="preserve"> возвращает false, но система всё равно открывает страницу благодарности; </w:t>
+            </w:r>
+            <w:r>
+              <w:rPr>
+                <w:b/>
+                <w:sz w:val="24"/>
+              </w:rPr>
+              <w:t>сообщения об ошибке нет</w:t>
+            </w:r>
+            <w:r>
+              <w:rPr>
+                <w:sz w:val="24"/>
+              </w:rPr>
+              <w:t xml:space="preserve">, </w:t>
+            </w:r>
+            <w:r>
+              <w:rPr>
+                <w:b/>
+                <w:sz w:val="24"/>
+              </w:rPr>
+              <w:t>заявка потеряна</w:t>
+            </w:r>
+            <w:r>
+              <w:rPr>
+                <w:sz w:val="24"/>
+              </w:rPr>
+              <w:t xml:space="preserve"> (дефект D-2).</w:t>
+            </w:r>
+            <w:r>
+              <w:br/>
+            </w:r>
+            <w:r>
+              <w:rPr>
+                <w:b/>
+                <w:sz w:val="24"/>
+              </w:rPr>
+              <w:t>E2</w:t>
+            </w:r>
+            <w:r>
+              <w:rPr>
+                <w:sz w:val="24"/>
+              </w:rPr>
+              <w:t xml:space="preserve">. </w:t>
+            </w:r>
+            <w:r>
+              <w:rPr>
+                <w:i/>
+                <w:sz w:val="24"/>
+              </w:rPr>
               <w:t>LocalStorage</w:t>
             </w:r>
             <w:r>
               <w:rPr>
                 <w:sz w:val="24"/>
               </w:rPr>
-              <w:t xml:space="preserve"> длиннее на одну запись, открыта страница </w:t>
+              <w:t xml:space="preserve"> недоступен совсем (</w:t>
             </w:r>
             <w:r>
               <w:rPr>
                 <w:i/>
                 <w:sz w:val="24"/>
               </w:rPr>
-              <w:t>thanks.html</w:t>
-            </w:r>
-            <w:r>
-              <w:rPr>
-                <w:sz w:val="24"/>
-              </w:rPr>
-              <w:t xml:space="preserve"> (en/</w:t>
-            </w:r>
-            <w:r>
-              <w:rPr>
-                <w:i/>
-                <w:sz w:val="24"/>
-              </w:rPr>
-              <w:t>thanks.html</w:t>
-            </w:r>
-            <w:r>
-              <w:rPr>
-                <w:sz w:val="24"/>
-              </w:rPr>
-              <w:t>).</w:t>
-            </w:r>
-            <w:r>
-              <w:br/>
-            </w:r>
-            <w:r>
-              <w:rPr>
-                <w:sz w:val="24"/>
-              </w:rPr>
-              <w:t>Ошибка проверки (A1, A2): записей не добавилось, посетитель остаётся на главной странице, введённые значения остаются в полях.</w:t>
+              <w:t>getStorage</w:t>
+            </w:r>
+            <w:r>
+              <w:rPr>
+                <w:sz w:val="24"/>
+              </w:rPr>
+              <w:t xml:space="preserve"> использует временное хранилище в памяти): заявка живёт только до закрытия страницы, посетитель видит страницу благодарности.</w:t>
             </w:r>
           </w:p>
         </w:tc>
@@ -1444,7 +1583,7 @@
               <w:rPr>
                 <w:b/>
               </w:rPr>
-              <w:t>Исключительные ситуации</w:t>
+              <w:t>Связанные требования</w:t>
             </w:r>
           </w:p>
         </w:tc>
@@ -1458,107 +1597,87 @@
                 <w:b/>
                 <w:sz w:val="24"/>
               </w:rPr>
-              <w:t>E1</w:t>
-            </w:r>
-            <w:r>
-              <w:rPr>
-                <w:sz w:val="24"/>
-              </w:rPr>
-              <w:t xml:space="preserve">. Запись в </w:t>
+              <w:t>R4</w:t>
+            </w:r>
+            <w:r>
+              <w:rPr>
+                <w:sz w:val="24"/>
+              </w:rPr>
+              <w:t xml:space="preserve"> — Форма заявки и валидация</w:t>
+            </w:r>
+            <w:r>
+              <w:br/>
+            </w:r>
+            <w:r>
+              <w:rPr>
+                <w:b/>
+                <w:sz w:val="24"/>
+              </w:rPr>
+              <w:t>R1</w:t>
+            </w:r>
+            <w:r>
+              <w:rPr>
+                <w:sz w:val="24"/>
+              </w:rPr>
+              <w:t xml:space="preserve"> — Доступность страниц (главная, </w:t>
             </w:r>
             <w:r>
               <w:rPr>
                 <w:i/>
                 <w:sz w:val="24"/>
               </w:rPr>
-              <w:t>LocalStorage</w:t>
-            </w:r>
-            <w:r>
-              <w:rPr>
-                <w:sz w:val="24"/>
-              </w:rPr>
-              <w:t xml:space="preserve"> не удалась (хранилище переполнено или запрещено, шаг 10): метод </w:t>
+              <w:t>thanks.html</w:t>
+            </w:r>
+            <w:r>
+              <w:rPr>
+                <w:sz w:val="24"/>
+              </w:rPr>
+              <w:t xml:space="preserve">, </w:t>
             </w:r>
             <w:r>
               <w:rPr>
                 <w:i/>
                 <w:sz w:val="24"/>
               </w:rPr>
-              <w:t>storage.set</w:t>
-            </w:r>
-            <w:r>
-              <w:rPr>
-                <w:sz w:val="24"/>
-              </w:rPr>
-              <w:t xml:space="preserve"> возвращает false, но система всё равно открывает страницу благодарности; </w:t>
+              <w:t>privacy.html</w:t>
+            </w:r>
+            <w:r>
+              <w:rPr>
+                <w:sz w:val="24"/>
+              </w:rPr>
+              <w:t>)</w:t>
+            </w:r>
+            <w:r>
+              <w:br/>
             </w:r>
             <w:r>
               <w:rPr>
                 <w:b/>
                 <w:sz w:val="24"/>
               </w:rPr>
-              <w:t>сообщения об ошибке нет</w:t>
-            </w:r>
-            <w:r>
-              <w:rPr>
-                <w:sz w:val="24"/>
-              </w:rPr>
-              <w:t xml:space="preserve">, </w:t>
+              <w:t>R6</w:t>
+            </w:r>
+            <w:r>
+              <w:rPr>
+                <w:sz w:val="24"/>
+              </w:rPr>
+              <w:t xml:space="preserve"> — Разметка и локализация (русская и английская версии)</w:t>
+            </w:r>
+            <w:r>
+              <w:br/>
             </w:r>
             <w:r>
               <w:rPr>
                 <w:b/>
                 <w:sz w:val="24"/>
               </w:rPr>
-              <w:t>заявка потеряна</w:t>
-            </w:r>
-            <w:r>
-              <w:rPr>
-                <w:sz w:val="24"/>
-              </w:rPr>
-              <w:t xml:space="preserve"> (дефект D-2).</w:t>
-            </w:r>
-            <w:r>
-              <w:br/>
-            </w:r>
-            <w:r>
-              <w:rPr>
-                <w:b/>
-                <w:sz w:val="24"/>
-              </w:rPr>
-              <w:t>E2</w:t>
-            </w:r>
-            <w:r>
-              <w:rPr>
-                <w:sz w:val="24"/>
-              </w:rPr>
-              <w:t xml:space="preserve">. </w:t>
-            </w:r>
-            <w:r>
-              <w:rPr>
-                <w:i/>
-                <w:sz w:val="24"/>
-              </w:rPr>
-              <w:t>LocalStorage</w:t>
-            </w:r>
-            <w:r>
-              <w:rPr>
-                <w:sz w:val="24"/>
-              </w:rPr>
-              <w:t xml:space="preserve"> недоступен совсем (</w:t>
-            </w:r>
-            <w:r>
-              <w:rPr>
-                <w:i/>
-                <w:sz w:val="24"/>
-              </w:rPr>
-              <w:t>getStorage</w:t>
-            </w:r>
-            <w:r>
-              <w:rPr>
-                <w:sz w:val="24"/>
-              </w:rPr>
-              <w:t xml:space="preserve"> использует временное хранилище в памяти): заявка живёт только до закрытия страницы, посетитель видит страницу благодарности.</w:t>
+              <w:t>R9</w:t>
+            </w:r>
+            <w:r>
+              <w:rPr>
+                <w:sz w:val="24"/>
+              </w:rPr>
+              <w:t xml:space="preserve"> — Локальное хранилище</w:t>
             </w:r>
           </w:p>
         </w:tc>
@@ -1579,7 +1698,7 @@
               <w:rPr>
                 <w:b/>
               </w:rPr>
-              <w:t>Связанные требования</w:t>
+              <w:t>Подзадачи</w:t>
             </w:r>
           </w:p>
         </w:tc>
@@ -1593,13 +1712,13 @@
                 <w:b/>
                 <w:sz w:val="24"/>
               </w:rPr>
-              <w:t>R4</w:t>
-            </w:r>
-            <w:r>
-              <w:rPr>
-                <w:sz w:val="24"/>
-              </w:rPr>
-              <w:t xml:space="preserve"> — Форма заявки и валидация</w:t>
+              <w:t>UC-01.1</w:t>
+            </w:r>
+            <w:r>
+              <w:rPr>
+                <w:sz w:val="24"/>
+              </w:rPr>
+              <w:t xml:space="preserve"> — Показ формы и подсказок к полям</w:t>
             </w:r>
             <w:r>
               <w:br/>
@@ -1609,39 +1728,52 @@
                 <w:b/>
                 <w:sz w:val="24"/>
               </w:rPr>
-              <w:t>R1</w:t>
-            </w:r>
-            <w:r>
-              <w:rPr>
-                <w:sz w:val="24"/>
-              </w:rPr>
-              <w:t xml:space="preserve"> — Доступность страниц (главная, </w:t>
+              <w:t>UC-01.2</w:t>
+            </w:r>
+            <w:r>
+              <w:rPr>
+                <w:sz w:val="24"/>
+              </w:rPr>
+              <w:t xml:space="preserve"> — Чтение, очистка и проверка значений по П1–П6</w:t>
+            </w:r>
+            <w:r>
+              <w:br/>
+            </w:r>
+            <w:r>
+              <w:rPr>
+                <w:b/>
+                <w:sz w:val="24"/>
+              </w:rPr>
+              <w:t>UC-01.3</w:t>
+            </w:r>
+            <w:r>
+              <w:rPr>
+                <w:sz w:val="24"/>
+              </w:rPr>
+              <w:t xml:space="preserve"> — Показ ошибок, фокус и повторная проверка</w:t>
+            </w:r>
+            <w:r>
+              <w:br/>
+            </w:r>
+            <w:r>
+              <w:rPr>
+                <w:b/>
+                <w:sz w:val="24"/>
+              </w:rPr>
+              <w:t>UC-01.4</w:t>
+            </w:r>
+            <w:r>
+              <w:rPr>
+                <w:sz w:val="24"/>
+              </w:rPr>
+              <w:t xml:space="preserve"> — Сохранение заявки в </w:t>
             </w:r>
             <w:r>
               <w:rPr>
                 <w:i/>
                 <w:sz w:val="24"/>
               </w:rPr>
-              <w:t>thanks.html</w:t>
-            </w:r>
-            <w:r>
-              <w:rPr>
-                <w:sz w:val="24"/>
-              </w:rPr>
-              <w:t xml:space="preserve">, </w:t>
-            </w:r>
-            <w:r>
-              <w:rPr>
-                <w:i/>
-                <w:sz w:val="24"/>
-              </w:rPr>
-              <w:t>privacy.html</w:t>
-            </w:r>
-            <w:r>
-              <w:rPr>
-                <w:sz w:val="24"/>
-              </w:rPr>
-              <w:t>)</w:t>
+              <w:t>LocalStorage</w:t>
             </w:r>
             <w:r>
               <w:br/>
@@ -1651,29 +1783,13 @@
                 <w:b/>
                 <w:sz w:val="24"/>
               </w:rPr>
-              <w:t>R6</w:t>
-            </w:r>
-            <w:r>
-              <w:rPr>
-                <w:sz w:val="24"/>
-              </w:rPr>
-              <w:t xml:space="preserve"> — Разметка и локализация (русская и английская версии)</w:t>
-            </w:r>
-            <w:r>
-              <w:br/>
-            </w:r>
-            <w:r>
-              <w:rPr>
-                <w:b/>
-                <w:sz w:val="24"/>
-              </w:rPr>
-              <w:t>R9</w:t>
-            </w:r>
-            <w:r>
-              <w:rPr>
-                <w:sz w:val="24"/>
-              </w:rPr>
-              <w:t xml:space="preserve"> — Локальное хранилище</w:t>
+              <w:t>UC-01.5</w:t>
+            </w:r>
+            <w:r>
+              <w:rPr>
+                <w:sz w:val="24"/>
+              </w:rPr>
+              <w:t xml:space="preserve"> — Переход на страницу благодарности</w:t>
             </w:r>
           </w:p>
         </w:tc>
@@ -1694,7 +1810,7 @@
               <w:rPr>
                 <w:b/>
               </w:rPr>
-              <w:t>Подзадачи</w:t>
+              <w:t>Связанные задачи и use case</w:t>
             </w:r>
           </w:p>
         </w:tc>
@@ -1708,13 +1824,26 @@
                 <w:b/>
                 <w:sz w:val="24"/>
               </w:rPr>
-              <w:t>UC-01.1</w:t>
-            </w:r>
-            <w:r>
-              <w:rPr>
-                <w:sz w:val="24"/>
-              </w:rPr>
-              <w:t xml:space="preserve"> — Показ формы и подсказок к полям</w:t>
+              <w:t>UC-00</w:t>
+            </w:r>
+            <w:r>
+              <w:rPr>
+                <w:sz w:val="24"/>
+              </w:rPr>
+              <w:t xml:space="preserve"> — Прочитать политику конфиденциальности (ссылка в тексте согласия, </w:t>
+            </w:r>
+            <w:r>
+              <w:rPr>
+                <w:i/>
+                <w:sz w:val="24"/>
+              </w:rPr>
+              <w:t>privacy.html</w:t>
+            </w:r>
+            <w:r>
+              <w:rPr>
+                <w:sz w:val="24"/>
+              </w:rPr>
+              <w:t>)</w:t>
             </w:r>
             <w:r>
               <w:br/>
@@ -1724,13 +1853,39 @@
                 <w:b/>
                 <w:sz w:val="24"/>
               </w:rPr>
-              <w:t>UC-01.2</w:t>
-            </w:r>
-            <w:r>
-              <w:rPr>
-                <w:sz w:val="24"/>
-              </w:rPr>
-              <w:t xml:space="preserve"> — Чтение, очистка и проверка значений по П1–П6</w:t>
+              <w:t>UC-02</w:t>
+            </w:r>
+            <w:r>
+              <w:rPr>
+                <w:sz w:val="24"/>
+              </w:rPr>
+              <w:t xml:space="preserve"> — Выбрать нотацию на карточке и перейти к записи (ссылки </w:t>
+            </w:r>
+            <w:r>
+              <w:rPr>
+                <w:b/>
+                <w:sz w:val="24"/>
+              </w:rPr>
+              <w:t>«Записаться в бету: UML»</w:t>
+            </w:r>
+            <w:r>
+              <w:rPr>
+                <w:sz w:val="24"/>
+              </w:rPr>
+              <w:t xml:space="preserve">, </w:t>
+            </w:r>
+            <w:r>
+              <w:rPr>
+                <w:b/>
+                <w:sz w:val="24"/>
+              </w:rPr>
+              <w:t>«…: BPMN»</w:t>
+            </w:r>
+            <w:r>
+              <w:rPr>
+                <w:sz w:val="24"/>
+              </w:rPr>
+              <w:t>)</w:t>
             </w:r>
             <w:r>
               <w:br/>
@@ -1740,13 +1895,39 @@
                 <w:b/>
                 <w:sz w:val="24"/>
               </w:rPr>
-              <w:t>UC-01.3</w:t>
-            </w:r>
-            <w:r>
-              <w:rPr>
-                <w:sz w:val="24"/>
-              </w:rPr>
-              <w:t xml:space="preserve"> — Показ ошибок, фокус и повторная проверка</w:t>
+              <w:t>UC-03</w:t>
+            </w:r>
+            <w:r>
+              <w:rPr>
+                <w:sz w:val="24"/>
+              </w:rPr>
+              <w:t xml:space="preserve"> — Авторизация и вход в приложение: в текущей версии </w:t>
+            </w:r>
+            <w:r>
+              <w:rPr>
+                <w:i/>
+                <w:sz w:val="24"/>
+              </w:rPr>
+              <w:t>не реализована</w:t>
+            </w:r>
+            <w:r>
+              <w:rPr>
+                <w:sz w:val="24"/>
+              </w:rPr>
+              <w:t>, форма и приложение (</w:t>
+            </w:r>
+            <w:r>
+              <w:rPr>
+                <w:i/>
+                <w:sz w:val="24"/>
+              </w:rPr>
+              <w:t>site/app/</w:t>
+            </w:r>
+            <w:r>
+              <w:rPr>
+                <w:sz w:val="24"/>
+              </w:rPr>
+              <w:t>) работают без входа; задача на будущее, после появления серверной части</w:t>
             </w:r>
             <w:r>
               <w:br/>
@@ -1756,20 +1937,26 @@
                 <w:b/>
                 <w:sz w:val="24"/>
               </w:rPr>
-              <w:t>UC-01.4</w:t>
-            </w:r>
-            <w:r>
-              <w:rPr>
-                <w:sz w:val="24"/>
-              </w:rPr>
-              <w:t xml:space="preserve"> — Сохранение заявки в </w:t>
+              <w:t>UC-04</w:t>
+            </w:r>
+            <w:r>
+              <w:rPr>
+                <w:sz w:val="24"/>
+              </w:rPr>
+              <w:t xml:space="preserve"> — Запись в бету из React-приложения (</w:t>
             </w:r>
             <w:r>
               <w:rPr>
                 <w:i/>
                 <w:sz w:val="24"/>
               </w:rPr>
-              <w:t>LocalStorage</w:t>
+              <w:t>react-app/src/App.jsx</w:t>
+            </w:r>
+            <w:r>
+              <w:rPr>
+                <w:sz w:val="24"/>
+              </w:rPr>
+              <w:t>, лаб. 7)</w:t>
             </w:r>
             <w:r>
               <w:br/>
@@ -1779,13 +1966,29 @@
                 <w:b/>
                 <w:sz w:val="24"/>
               </w:rPr>
-              <w:t>UC-01.5</w:t>
-            </w:r>
-            <w:r>
-              <w:rPr>
-                <w:sz w:val="24"/>
-              </w:rPr>
-              <w:t xml:space="preserve"> — Переход на страницу благодарности</w:t>
+              <w:t>D-1</w:t>
+            </w:r>
+            <w:r>
+              <w:rPr>
+                <w:sz w:val="24"/>
+              </w:rPr>
+              <w:t xml:space="preserve"> — Повторные заявки принимаются</w:t>
+            </w:r>
+            <w:r>
+              <w:br/>
+            </w:r>
+            <w:r>
+              <w:rPr>
+                <w:b/>
+                <w:sz w:val="24"/>
+              </w:rPr>
+              <w:t>D-2</w:t>
+            </w:r>
+            <w:r>
+              <w:rPr>
+                <w:sz w:val="24"/>
+              </w:rPr>
+              <w:t xml:space="preserve"> — Потеря заявки при сбое хранилища</w:t>
             </w:r>
           </w:p>
         </w:tc>
@@ -1806,7 +2009,7 @@
               <w:rPr>
                 <w:b/>
               </w:rPr>
-              <w:t>Связанные задачи и use case</w:t>
+              <w:t>Реализация</w:t>
             </w:r>
           </w:p>
         </w:tc>
@@ -1820,26 +2023,33 @@
                 <w:b/>
                 <w:sz w:val="24"/>
               </w:rPr>
-              <w:t>UC-00</w:t>
-            </w:r>
-            <w:r>
-              <w:rPr>
-                <w:sz w:val="24"/>
-              </w:rPr>
-              <w:t xml:space="preserve"> — Прочитать политику конфиденциальности (ссылка в тексте согласия, </w:t>
+              <w:t>IMPL-01</w:t>
+            </w:r>
+            <w:r>
+              <w:rPr>
+                <w:sz w:val="24"/>
+              </w:rPr>
+              <w:t xml:space="preserve"> — </w:t>
             </w:r>
             <w:r>
               <w:rPr>
                 <w:i/>
                 <w:sz w:val="24"/>
               </w:rPr>
-              <w:t>privacy.html</w:t>
-            </w:r>
-            <w:r>
-              <w:rPr>
-                <w:sz w:val="24"/>
-              </w:rPr>
-              <w:t>)</w:t>
+              <w:t>site/index.html</w:t>
+            </w:r>
+            <w:r>
+              <w:rPr>
+                <w:sz w:val="24"/>
+              </w:rPr>
+              <w:t xml:space="preserve">: разметка формы </w:t>
+            </w:r>
+            <w:r>
+              <w:rPr>
+                <w:i/>
+                <w:sz w:val="24"/>
+              </w:rPr>
+              <w:t>#waitlist-form</w:t>
             </w:r>
             <w:r>
               <w:br/>
@@ -1849,39 +2059,117 @@
                 <w:b/>
                 <w:sz w:val="24"/>
               </w:rPr>
-              <w:t>UC-02</w:t>
-            </w:r>
-            <w:r>
-              <w:rPr>
-                <w:sz w:val="24"/>
-              </w:rPr>
-              <w:t xml:space="preserve"> — Выбрать нотацию на карточке и перейти к записи (ссылки </w:t>
+              <w:t>IMPL-02</w:t>
+            </w:r>
+            <w:r>
+              <w:rPr>
+                <w:sz w:val="24"/>
+              </w:rPr>
+              <w:t xml:space="preserve"> — </w:t>
+            </w:r>
+            <w:r>
+              <w:rPr>
+                <w:i/>
+                <w:sz w:val="24"/>
+              </w:rPr>
+              <w:t>site/js/components/waitlist-form.js</w:t>
+            </w:r>
+            <w:r>
+              <w:rPr>
+                <w:sz w:val="24"/>
+              </w:rPr>
+              <w:t xml:space="preserve">: </w:t>
+            </w:r>
+            <w:r>
+              <w:rPr>
+                <w:i/>
+                <w:sz w:val="24"/>
+              </w:rPr>
+              <w:t>initWaitlistForm</w:t>
+            </w:r>
+            <w:r>
+              <w:rPr>
+                <w:sz w:val="24"/>
+              </w:rPr>
+              <w:t>, показ ошибок, отправка</w:t>
+            </w:r>
+            <w:r>
+              <w:br/>
             </w:r>
             <w:r>
               <w:rPr>
                 <w:b/>
                 <w:sz w:val="24"/>
               </w:rPr>
-              <w:t>«Записаться в бету: UML»</w:t>
-            </w:r>
-            <w:r>
-              <w:rPr>
-                <w:sz w:val="24"/>
-              </w:rPr>
-              <w:t xml:space="preserve">, </w:t>
+              <w:t>IMPL-03</w:t>
+            </w:r>
+            <w:r>
+              <w:rPr>
+                <w:sz w:val="24"/>
+              </w:rPr>
+              <w:t xml:space="preserve"> — </w:t>
+            </w:r>
+            <w:r>
+              <w:rPr>
+                <w:i/>
+                <w:sz w:val="24"/>
+              </w:rPr>
+              <w:t>site/js/utils/validation.js</w:t>
+            </w:r>
+            <w:r>
+              <w:rPr>
+                <w:sz w:val="24"/>
+              </w:rPr>
+              <w:t xml:space="preserve">: </w:t>
+            </w:r>
+            <w:r>
+              <w:rPr>
+                <w:i/>
+                <w:sz w:val="24"/>
+              </w:rPr>
+              <w:t>validateWaitlist</w:t>
+            </w:r>
+            <w:r>
+              <w:rPr>
+                <w:sz w:val="24"/>
+              </w:rPr>
+              <w:t xml:space="preserve"> и правила П1–П6</w:t>
+            </w:r>
+            <w:r>
+              <w:br/>
             </w:r>
             <w:r>
               <w:rPr>
                 <w:b/>
                 <w:sz w:val="24"/>
               </w:rPr>
-              <w:t>«…: BPMN»</w:t>
-            </w:r>
-            <w:r>
-              <w:rPr>
-                <w:sz w:val="24"/>
-              </w:rPr>
-              <w:t>)</w:t>
+              <w:t>IMPL-04</w:t>
+            </w:r>
+            <w:r>
+              <w:rPr>
+                <w:sz w:val="24"/>
+              </w:rPr>
+              <w:t xml:space="preserve"> — </w:t>
+            </w:r>
+            <w:r>
+              <w:rPr>
+                <w:i/>
+                <w:sz w:val="24"/>
+              </w:rPr>
+              <w:t>site/js/utils/storage.js</w:t>
+            </w:r>
+            <w:r>
+              <w:rPr>
+                <w:sz w:val="24"/>
+              </w:rPr>
+              <w:t xml:space="preserve">: createStorage, </w:t>
+            </w:r>
+            <w:r>
+              <w:rPr>
+                <w:i/>
+                <w:sz w:val="24"/>
+              </w:rPr>
+              <w:t>getStorage</w:t>
             </w:r>
             <w:r>
               <w:br/>
@@ -1891,29 +2179,39 @@
                 <w:b/>
                 <w:sz w:val="24"/>
               </w:rPr>
-              <w:t>D-1</w:t>
-            </w:r>
-            <w:r>
-              <w:rPr>
-                <w:sz w:val="24"/>
-              </w:rPr>
-              <w:t xml:space="preserve"> — Повторные заявки принимаются</w:t>
-            </w:r>
-            <w:r>
-              <w:br/>
-            </w:r>
-            <w:r>
-              <w:rPr>
-                <w:b/>
-                <w:sz w:val="24"/>
-              </w:rPr>
-              <w:t>D-2</w:t>
-            </w:r>
-            <w:r>
-              <w:rPr>
-                <w:sz w:val="24"/>
-              </w:rPr>
-              <w:t xml:space="preserve"> — Потеря заявки при сбое хранилища</w:t>
+              <w:t>IMPL-05</w:t>
+            </w:r>
+            <w:r>
+              <w:rPr>
+                <w:sz w:val="24"/>
+              </w:rPr>
+              <w:t xml:space="preserve"> — </w:t>
+            </w:r>
+            <w:r>
+              <w:rPr>
+                <w:i/>
+                <w:sz w:val="24"/>
+              </w:rPr>
+              <w:t>site/thanks.html</w:t>
+            </w:r>
+            <w:r>
+              <w:rPr>
+                <w:sz w:val="24"/>
+              </w:rPr>
+              <w:t xml:space="preserve"> и </w:t>
+            </w:r>
+            <w:r>
+              <w:rPr>
+                <w:i/>
+                <w:sz w:val="24"/>
+              </w:rPr>
+              <w:t>site/en/thanks.html</w:t>
+            </w:r>
+            <w:r>
+              <w:rPr>
+                <w:sz w:val="24"/>
+              </w:rPr>
+              <w:t>: страница благодарности</w:t>
             </w:r>
           </w:p>
         </w:tc>
@@ -1934,7 +2232,7 @@
               <w:rPr>
                 <w:b/>
               </w:rPr>
-              <w:t>Реализация</w:t>
+              <w:t>Тест-кейсы и проверки</w:t>
             </w:r>
           </w:p>
         </w:tc>
@@ -1948,33 +2246,13 @@
                 <w:b/>
                 <w:sz w:val="24"/>
               </w:rPr>
-              <w:t>IMPL-01</w:t>
-            </w:r>
-            <w:r>
-              <w:rPr>
-                <w:sz w:val="24"/>
-              </w:rPr>
-              <w:t xml:space="preserve"> — </w:t>
-            </w:r>
-            <w:r>
-              <w:rPr>
-                <w:i/>
-                <w:sz w:val="24"/>
-              </w:rPr>
-              <w:t>site/index.html</w:t>
-            </w:r>
-            <w:r>
-              <w:rPr>
-                <w:sz w:val="24"/>
-              </w:rPr>
-              <w:t xml:space="preserve">: разметка формы </w:t>
-            </w:r>
-            <w:r>
-              <w:rPr>
-                <w:i/>
-                <w:sz w:val="24"/>
-              </w:rPr>
-              <w:t>#waitlist-form</w:t>
+              <w:t>TC-WL-001</w:t>
+            </w:r>
+            <w:r>
+              <w:rPr>
+                <w:sz w:val="24"/>
+              </w:rPr>
+              <w:t xml:space="preserve"> — Все поля корректны</w:t>
             </w:r>
             <w:r>
               <w:br/>
@@ -1984,39 +2262,13 @@
                 <w:b/>
                 <w:sz w:val="24"/>
               </w:rPr>
-              <w:t>IMPL-02</w:t>
-            </w:r>
-            <w:r>
-              <w:rPr>
-                <w:sz w:val="24"/>
-              </w:rPr>
-              <w:t xml:space="preserve"> — </w:t>
-            </w:r>
-            <w:r>
-              <w:rPr>
-                <w:i/>
-                <w:sz w:val="24"/>
-              </w:rPr>
-              <w:t>site/js/components/waitlist-form.js</w:t>
-            </w:r>
-            <w:r>
-              <w:rPr>
-                <w:sz w:val="24"/>
-              </w:rPr>
-              <w:t xml:space="preserve">: </w:t>
-            </w:r>
-            <w:r>
-              <w:rPr>
-                <w:i/>
-                <w:sz w:val="24"/>
-              </w:rPr>
-              <w:t>initWaitlistForm</w:t>
-            </w:r>
-            <w:r>
-              <w:rPr>
-                <w:sz w:val="24"/>
-              </w:rPr>
-              <w:t>, показ ошибок, отправка</w:t>
+              <w:t>TC-WL-002…007</w:t>
+            </w:r>
+            <w:r>
+              <w:rPr>
+                <w:sz w:val="24"/>
+              </w:rPr>
+              <w:t xml:space="preserve"> — Имя: границы и недопустимые символы (П1)</w:t>
             </w:r>
             <w:r>
               <w:br/>
@@ -2026,39 +2278,13 @@
                 <w:b/>
                 <w:sz w:val="24"/>
               </w:rPr>
-              <w:t>IMPL-03</w:t>
-            </w:r>
-            <w:r>
-              <w:rPr>
-                <w:sz w:val="24"/>
-              </w:rPr>
-              <w:t xml:space="preserve"> — </w:t>
-            </w:r>
-            <w:r>
-              <w:rPr>
-                <w:i/>
-                <w:sz w:val="24"/>
-              </w:rPr>
-              <w:t>site/js/utils/validation.js</w:t>
-            </w:r>
-            <w:r>
-              <w:rPr>
-                <w:sz w:val="24"/>
-              </w:rPr>
-              <w:t xml:space="preserve">: </w:t>
-            </w:r>
-            <w:r>
-              <w:rPr>
-                <w:i/>
-                <w:sz w:val="24"/>
-              </w:rPr>
-              <w:t>validateWaitlist</w:t>
-            </w:r>
-            <w:r>
-              <w:rPr>
-                <w:sz w:val="24"/>
-              </w:rPr>
-              <w:t xml:space="preserve"> и правила П1–П6</w:t>
+              <w:t>TC-WL-008…011</w:t>
+            </w:r>
+            <w:r>
+              <w:rPr>
+                <w:sz w:val="24"/>
+              </w:rPr>
+              <w:t xml:space="preserve"> — Почта: формат и длина (П2)</w:t>
             </w:r>
             <w:r>
               <w:br/>
@@ -2068,33 +2294,13 @@
                 <w:b/>
                 <w:sz w:val="24"/>
               </w:rPr>
-              <w:t>IMPL-04</w:t>
-            </w:r>
-            <w:r>
-              <w:rPr>
-                <w:sz w:val="24"/>
-              </w:rPr>
-              <w:t xml:space="preserve"> — </w:t>
-            </w:r>
-            <w:r>
-              <w:rPr>
-                <w:i/>
-                <w:sz w:val="24"/>
-              </w:rPr>
-              <w:t>site/js/utils/storage.js</w:t>
-            </w:r>
-            <w:r>
-              <w:rPr>
-                <w:sz w:val="24"/>
-              </w:rPr>
-              <w:t xml:space="preserve">: createStorage, </w:t>
-            </w:r>
-            <w:r>
-              <w:rPr>
-                <w:i/>
-                <w:sz w:val="24"/>
-              </w:rPr>
-              <w:t>getStorage</w:t>
+              <w:t>TC-WL-012…017</w:t>
+            </w:r>
+            <w:r>
+              <w:rPr>
+                <w:sz w:val="24"/>
+              </w:rPr>
+              <w:t xml:space="preserve"> — Размер команды: границы и тип (П4)</w:t>
             </w:r>
             <w:r>
               <w:br/>
@@ -2104,39 +2310,109 @@
                 <w:b/>
                 <w:sz w:val="24"/>
               </w:rPr>
-              <w:t>IMPL-05</w:t>
-            </w:r>
-            <w:r>
-              <w:rPr>
-                <w:sz w:val="24"/>
-              </w:rPr>
-              <w:t xml:space="preserve"> — </w:t>
-            </w:r>
-            <w:r>
-              <w:rPr>
-                <w:i/>
-                <w:sz w:val="24"/>
-              </w:rPr>
-              <w:t>site/thanks.html</w:t>
-            </w:r>
-            <w:r>
-              <w:rPr>
-                <w:sz w:val="24"/>
-              </w:rPr>
-              <w:t xml:space="preserve"> и </w:t>
-            </w:r>
-            <w:r>
-              <w:rPr>
-                <w:i/>
-                <w:sz w:val="24"/>
-              </w:rPr>
-              <w:t>site/en/thanks.html</w:t>
-            </w:r>
-            <w:r>
-              <w:rPr>
-                <w:sz w:val="24"/>
-              </w:rPr>
-              <w:t>: страница благодарности</w:t>
+              <w:t>TC-WL-018</w:t>
+            </w:r>
+            <w:r>
+              <w:rPr>
+                <w:sz w:val="24"/>
+              </w:rPr>
+              <w:t xml:space="preserve"> — Нотация вне списка (П3)</w:t>
+            </w:r>
+            <w:r>
+              <w:br/>
+            </w:r>
+            <w:r>
+              <w:rPr>
+                <w:b/>
+                <w:sz w:val="24"/>
+              </w:rPr>
+              <w:t>TC-WL-019, 020</w:t>
+            </w:r>
+            <w:r>
+              <w:rPr>
+                <w:sz w:val="24"/>
+              </w:rPr>
+              <w:t xml:space="preserve"> — Комментарий: граница 500 (П5)</w:t>
+            </w:r>
+            <w:r>
+              <w:br/>
+            </w:r>
+            <w:r>
+              <w:rPr>
+                <w:b/>
+                <w:sz w:val="24"/>
+              </w:rPr>
+              <w:t>TC-WL-021</w:t>
+            </w:r>
+            <w:r>
+              <w:rPr>
+                <w:sz w:val="24"/>
+              </w:rPr>
+              <w:t xml:space="preserve"> — Согласие не дано (П6)</w:t>
+            </w:r>
+            <w:r>
+              <w:br/>
+            </w:r>
+            <w:r>
+              <w:rPr>
+                <w:b/>
+                <w:sz w:val="24"/>
+              </w:rPr>
+              <w:t>TC-WL-022</w:t>
+            </w:r>
+            <w:r>
+              <w:rPr>
+                <w:sz w:val="24"/>
+              </w:rPr>
+              <w:t xml:space="preserve"> — Пустая форма (A1)</w:t>
+            </w:r>
+            <w:r>
+              <w:br/>
+            </w:r>
+            <w:r>
+              <w:rPr>
+                <w:b/>
+                <w:sz w:val="24"/>
+              </w:rPr>
+              <w:t>SM-07</w:t>
+            </w:r>
+            <w:r>
+              <w:rPr>
+                <w:sz w:val="24"/>
+              </w:rPr>
+              <w:t xml:space="preserve"> — Форма заявки есть на главной</w:t>
+            </w:r>
+            <w:r>
+              <w:br/>
+            </w:r>
+            <w:r>
+              <w:rPr>
+                <w:b/>
+                <w:sz w:val="24"/>
+              </w:rPr>
+              <w:t>CP-35</w:t>
+            </w:r>
+            <w:r>
+              <w:rPr>
+                <w:sz w:val="24"/>
+              </w:rPr>
+              <w:t xml:space="preserve"> — Валидация корректной заявки</w:t>
+            </w:r>
+            <w:r>
+              <w:br/>
+            </w:r>
+            <w:r>
+              <w:rPr>
+                <w:b/>
+                <w:sz w:val="24"/>
+              </w:rPr>
+              <w:t>CP-36</w:t>
+            </w:r>
+            <w:r>
+              <w:rPr>
+                <w:sz w:val="24"/>
+              </w:rPr>
+              <w:t xml:space="preserve"> — У полей есть подписи и сообщения об ошибках</w:t>
             </w:r>
           </w:p>
         </w:tc>
@@ -2157,7 +2433,7 @@
               <w:rPr>
                 <w:b/>
               </w:rPr>
-              <w:t>Тест-кейсы и проверки</w:t>
+              <w:t>Скриншоты интерфейса</w:t>
             </w:r>
           </w:p>
         </w:tc>
@@ -2171,13 +2447,13 @@
                 <w:b/>
                 <w:sz w:val="24"/>
               </w:rPr>
-              <w:t>TC-WL-001</w:t>
-            </w:r>
-            <w:r>
-              <w:rPr>
-                <w:sz w:val="24"/>
-              </w:rPr>
-              <w:t xml:space="preserve"> — Все поля корректны</w:t>
+              <w:t>SCR-01</w:t>
+            </w:r>
+            <w:r>
+              <w:rPr>
+                <w:sz w:val="24"/>
+              </w:rPr>
+              <w:t xml:space="preserve"> — Главная страница, русская версия (01-home.png)</w:t>
             </w:r>
             <w:r>
               <w:br/>
@@ -2187,13 +2463,13 @@
                 <w:b/>
                 <w:sz w:val="24"/>
               </w:rPr>
-              <w:t>TC-WL-002…007</w:t>
-            </w:r>
-            <w:r>
-              <w:rPr>
-                <w:sz w:val="24"/>
-              </w:rPr>
-              <w:t xml:space="preserve"> — Имя: границы и недопустимые символы (П1)</w:t>
+              <w:t>SCR-02</w:t>
+            </w:r>
+            <w:r>
+              <w:rPr>
+                <w:sz w:val="24"/>
+              </w:rPr>
+              <w:t xml:space="preserve"> — Главная страница, английская версия (02-home-en.png)</w:t>
             </w:r>
             <w:r>
               <w:br/>
@@ -2203,13 +2479,13 @@
                 <w:b/>
                 <w:sz w:val="24"/>
               </w:rPr>
-              <w:t>TC-WL-008…011</w:t>
-            </w:r>
-            <w:r>
-              <w:rPr>
-                <w:sz w:val="24"/>
-              </w:rPr>
-              <w:t xml:space="preserve"> — Почта: формат и длина (П2)</w:t>
+              <w:t>SCR-03</w:t>
+            </w:r>
+            <w:r>
+              <w:rPr>
+                <w:sz w:val="24"/>
+              </w:rPr>
+              <w:t xml:space="preserve"> — Форма заявки: ошибки при пустой отправке (03-form-errors.png)</w:t>
             </w:r>
             <w:r>
               <w:br/>
@@ -2219,13 +2495,13 @@
                 <w:b/>
                 <w:sz w:val="24"/>
               </w:rPr>
-              <w:t>TC-WL-012…017</w:t>
-            </w:r>
-            <w:r>
-              <w:rPr>
-                <w:sz w:val="24"/>
-              </w:rPr>
-              <w:t xml:space="preserve"> — Размер команды: границы и тип (П4)</w:t>
+              <w:t>SCR-04</w:t>
+            </w:r>
+            <w:r>
+              <w:rPr>
+                <w:sz w:val="24"/>
+              </w:rPr>
+              <w:t xml:space="preserve"> — Форма заявки: заполнена корректными данными (04-form-filled.png)</w:t>
             </w:r>
             <w:r>
               <w:br/>
@@ -2235,13 +2511,13 @@
                 <w:b/>
                 <w:sz w:val="24"/>
               </w:rPr>
-              <w:t>TC-WL-018</w:t>
-            </w:r>
-            <w:r>
-              <w:rPr>
-                <w:sz w:val="24"/>
-              </w:rPr>
-              <w:t xml:space="preserve"> — Нотация вне списка (П3)</w:t>
+              <w:t>SCR-05</w:t>
+            </w:r>
+            <w:r>
+              <w:rPr>
+                <w:sz w:val="24"/>
+              </w:rPr>
+              <w:t xml:space="preserve"> — Страница благодарности (05-form-submitted.png)</w:t>
             </w:r>
             <w:r>
               <w:br/>
@@ -2251,13 +2527,26 @@
                 <w:b/>
                 <w:sz w:val="24"/>
               </w:rPr>
-              <w:t>TC-WL-019, 020</w:t>
-            </w:r>
-            <w:r>
-              <w:rPr>
-                <w:sz w:val="24"/>
-              </w:rPr>
-              <w:t xml:space="preserve"> — Комментарий: граница 500 (П5)</w:t>
+              <w:t>SCR-06</w:t>
+            </w:r>
+            <w:r>
+              <w:rPr>
+                <w:sz w:val="24"/>
+              </w:rPr>
+              <w:t xml:space="preserve"> — Запись заявки в </w:t>
+            </w:r>
+            <w:r>
+              <w:rPr>
+                <w:i/>
+                <w:sz w:val="24"/>
+              </w:rPr>
+              <w:t>LocalStorage</w:t>
+            </w:r>
+            <w:r>
+              <w:rPr>
+                <w:sz w:val="24"/>
+              </w:rPr>
+              <w:t xml:space="preserve"> (12-uc-storage-record.png)</w:t>
             </w:r>
             <w:r>
               <w:br/>
@@ -2267,77 +2556,13 @@
                 <w:b/>
                 <w:sz w:val="24"/>
               </w:rPr>
-              <w:t>TC-WL-021</w:t>
-            </w:r>
-            <w:r>
-              <w:rPr>
-                <w:sz w:val="24"/>
-              </w:rPr>
-              <w:t xml:space="preserve"> — Согласие не дано (П6)</w:t>
-            </w:r>
-            <w:r>
-              <w:br/>
-            </w:r>
-            <w:r>
-              <w:rPr>
-                <w:b/>
-                <w:sz w:val="24"/>
-              </w:rPr>
-              <w:t>TC-WL-022</w:t>
-            </w:r>
-            <w:r>
-              <w:rPr>
-                <w:sz w:val="24"/>
-              </w:rPr>
-              <w:t xml:space="preserve"> — Пустая форма (A1)</w:t>
-            </w:r>
-            <w:r>
-              <w:br/>
-            </w:r>
-            <w:r>
-              <w:rPr>
-                <w:b/>
-                <w:sz w:val="24"/>
-              </w:rPr>
-              <w:t>SM-07</w:t>
-            </w:r>
-            <w:r>
-              <w:rPr>
-                <w:sz w:val="24"/>
-              </w:rPr>
-              <w:t xml:space="preserve"> — Форма заявки есть на главной</w:t>
-            </w:r>
-            <w:r>
-              <w:br/>
-            </w:r>
-            <w:r>
-              <w:rPr>
-                <w:b/>
-                <w:sz w:val="24"/>
-              </w:rPr>
-              <w:t>CP-35</w:t>
-            </w:r>
-            <w:r>
-              <w:rPr>
-                <w:sz w:val="24"/>
-              </w:rPr>
-              <w:t xml:space="preserve"> — Валидация корректной заявки</w:t>
-            </w:r>
-            <w:r>
-              <w:br/>
-            </w:r>
-            <w:r>
-              <w:rPr>
-                <w:b/>
-                <w:sz w:val="24"/>
-              </w:rPr>
-              <w:t>CP-36</w:t>
-            </w:r>
-            <w:r>
-              <w:rPr>
-                <w:sz w:val="24"/>
-              </w:rPr>
-              <w:t xml:space="preserve"> — У полей есть подписи и сообщения об ошибках</w:t>
+              <w:t>SCR-07</w:t>
+            </w:r>
+            <w:r>
+              <w:rPr>
+                <w:sz w:val="24"/>
+              </w:rPr>
+              <w:t xml:space="preserve"> — Сбой записи: страница благодарности без ошибки (13-uc-storage-failure.png)</w:t>
             </w:r>
           </w:p>
         </w:tc>
@@ -2358,7 +2583,7 @@
               <w:rPr>
                 <w:b/>
               </w:rPr>
-              <w:t>Скриншоты интерфейса</w:t>
+              <w:t>Ссылки</w:t>
             </w:r>
           </w:p>
         </w:tc>
@@ -2369,125 +2594,266 @@
           <w:p>
             <w:r>
               <w:rPr>
+                <w:sz w:val="24"/>
+              </w:rPr>
+              <w:t>Страницы проекта (при запущенном npm start):</w:t>
+            </w:r>
+            <w:r>
+              <w:br/>
+            </w:r>
+            <w:r>
+              <w:rPr>
+                <w:sz w:val="24"/>
+              </w:rPr>
+              <w:t>http://localhost:5173/ — главная страница (русская версия)</w:t>
+            </w:r>
+            <w:r>
+              <w:br/>
+            </w:r>
+            <w:r>
+              <w:rPr>
+                <w:sz w:val="24"/>
+              </w:rPr>
+              <w:t>http://localhost:5173/#waitlist — раздел «Записаться в бету»</w:t>
+            </w:r>
+            <w:r>
+              <w:br/>
+            </w:r>
+            <w:r>
+              <w:rPr>
+                <w:sz w:val="24"/>
+              </w:rPr>
+              <w:t>http://localhost:5173/thanks.html — страница благодарности</w:t>
+            </w:r>
+            <w:r>
+              <w:br/>
+            </w:r>
+            <w:r>
+              <w:rPr>
+                <w:sz w:val="24"/>
+              </w:rPr>
+              <w:t>http://localhost:5173/privacy.html — политика конфиденциальности</w:t>
+            </w:r>
+            <w:r>
+              <w:br/>
+            </w:r>
+            <w:r>
+              <w:rPr>
+                <w:sz w:val="24"/>
+              </w:rPr>
+              <w:t>http://localhost:5173/en/ — главная страница (английская версия)</w:t>
+            </w:r>
+            <w:r>
+              <w:br/>
+            </w:r>
+            <w:r>
+              <w:rPr>
+                <w:sz w:val="24"/>
+              </w:rPr>
+              <w:t>http://localhost:5173/en/thanks.html — страница благодарности (английская версия)</w:t>
+            </w:r>
+            <w:r>
+              <w:br/>
+            </w:r>
+            <w:r>
+              <w:rPr>
+                <w:sz w:val="24"/>
+              </w:rPr>
+              <w:t>Репозиторий и источники:</w:t>
+            </w:r>
+            <w:r>
+              <w:br/>
+            </w:r>
+            <w:r>
+              <w:rPr>
+                <w:sz w:val="24"/>
+              </w:rPr>
+              <w:t>https://github.com/KsushaKhadzhinova/DSLKit-Project — репозиторий проекта</w:t>
+            </w:r>
+            <w:r>
+              <w:br/>
+            </w:r>
+            <w:r>
+              <w:rPr>
+                <w:sz w:val="24"/>
+              </w:rPr>
+              <w:t>https://svyatoslav.biz/software_testing_book/ — книга «Тестирование программного обеспечения. Базовый курс»</w:t>
+            </w:r>
+            <w:r>
+              <w:br/>
+            </w:r>
+            <w:r>
+              <w:rPr>
+                <w:sz w:val="24"/>
+              </w:rPr>
+              <w:t>https://github.com/KsushaKhadzhinova/report-gen — генератор отчётов</w:t>
+            </w:r>
+          </w:p>
+        </w:tc>
+      </w:tr>
+    </w:tbl>
+    <w:p/>
+    <w:p>
+      <w:pPr>
+        <w:pStyle w:val="Heading2"/>
+      </w:pPr>
+      <w:r>
+        <w:t>Структура данных заявки (сущность WaitlistEntry)</w:t>
+      </w:r>
+    </w:p>
+    <w:tbl>
+      <w:tblPr>
+        <w:tblStyle w:val="TableGrid"/>
+        <w:tblW w:type="auto" w:w="0"/>
+        <w:tblLook w:firstColumn="1" w:firstRow="1" w:lastColumn="0" w:lastRow="0" w:noHBand="0" w:noVBand="1" w:val="04A0"/>
+      </w:tblPr>
+      <w:tblGrid>
+        <w:gridCol w:w="1457"/>
+        <w:gridCol w:w="1457"/>
+        <w:gridCol w:w="1457"/>
+        <w:gridCol w:w="1457"/>
+        <w:gridCol w:w="1457"/>
+        <w:gridCol w:w="1457"/>
+        <w:gridCol w:w="1457"/>
+      </w:tblGrid>
+      <w:tr>
+        <w:tc>
+          <w:tcPr>
+            <w:tcW w:type="dxa" w:w="1077"/>
+            <w:shd w:val="clear" w:fill="D9E2F3"/>
+          </w:tcPr>
+          <w:p>
+            <w:r>
+              <w:rPr>
+                <w:sz w:val="24"/>
+              </w:rPr>
+            </w:r>
+            <w:r>
+              <w:rPr>
                 <w:b/>
                 <w:sz w:val="24"/>
               </w:rPr>
-              <w:t>SCR-01</w:t>
-            </w:r>
-            <w:r>
-              <w:rPr>
-                <w:sz w:val="24"/>
-              </w:rPr>
-              <w:t xml:space="preserve"> — Главная страница, русская версия (01-home.png)</w:t>
-            </w:r>
-            <w:r>
-              <w:br/>
+              <w:t>Поле</w:t>
+            </w:r>
+          </w:p>
+        </w:tc>
+        <w:tc>
+          <w:tcPr>
+            <w:tcW w:type="dxa" w:w="1361"/>
+            <w:shd w:val="clear" w:fill="D9E2F3"/>
+          </w:tcPr>
+          <w:p>
+            <w:r>
+              <w:rPr>
+                <w:sz w:val="24"/>
+              </w:rPr>
             </w:r>
             <w:r>
               <w:rPr>
                 <w:b/>
                 <w:sz w:val="24"/>
               </w:rPr>
-              <w:t>SCR-02</w:t>
-            </w:r>
-            <w:r>
-              <w:rPr>
-                <w:sz w:val="24"/>
-              </w:rPr>
-              <w:t xml:space="preserve"> — Главная страница, английская версия (02-home-en.png)</w:t>
-            </w:r>
-            <w:r>
-              <w:br/>
+              <w:t>Тип и длина</w:t>
+            </w:r>
+          </w:p>
+        </w:tc>
+        <w:tc>
+          <w:tcPr>
+            <w:tcW w:type="dxa" w:w="1871"/>
+            <w:shd w:val="clear" w:fill="D9E2F3"/>
+          </w:tcPr>
+          <w:p>
+            <w:r>
+              <w:rPr>
+                <w:sz w:val="24"/>
+              </w:rPr>
             </w:r>
             <w:r>
               <w:rPr>
                 <w:b/>
                 <w:sz w:val="24"/>
               </w:rPr>
-              <w:t>SCR-03</w:t>
-            </w:r>
-            <w:r>
-              <w:rPr>
-                <w:sz w:val="24"/>
-              </w:rPr>
-              <w:t xml:space="preserve"> — Форма заявки: ошибки при пустой отправке (03-form-errors.png)</w:t>
-            </w:r>
-            <w:r>
-              <w:br/>
+              <w:t>Обязательность, уникальность</w:t>
+            </w:r>
+          </w:p>
+        </w:tc>
+        <w:tc>
+          <w:tcPr>
+            <w:tcW w:type="dxa" w:w="2041"/>
+            <w:shd w:val="clear" w:fill="D9E2F3"/>
+          </w:tcPr>
+          <w:p>
+            <w:r>
+              <w:rPr>
+                <w:sz w:val="24"/>
+              </w:rPr>
             </w:r>
             <w:r>
               <w:rPr>
                 <w:b/>
                 <w:sz w:val="24"/>
               </w:rPr>
-              <w:t>SCR-04</w:t>
-            </w:r>
-            <w:r>
-              <w:rPr>
-                <w:sz w:val="24"/>
-              </w:rPr>
-              <w:t xml:space="preserve"> — Форма заявки: заполнена корректными данными (04-form-filled.png)</w:t>
-            </w:r>
-            <w:r>
-              <w:br/>
+              <w:t>Маска, формат</w:t>
+            </w:r>
+          </w:p>
+        </w:tc>
+        <w:tc>
+          <w:tcPr>
+            <w:tcW w:type="dxa" w:w="850"/>
+            <w:shd w:val="clear" w:fill="D9E2F3"/>
+          </w:tcPr>
+          <w:p>
+            <w:r>
+              <w:rPr>
+                <w:sz w:val="24"/>
+              </w:rPr>
             </w:r>
             <w:r>
               <w:rPr>
                 <w:b/>
                 <w:sz w:val="24"/>
               </w:rPr>
-              <w:t>SCR-05</w:t>
-            </w:r>
-            <w:r>
-              <w:rPr>
-                <w:sz w:val="24"/>
-              </w:rPr>
-              <w:t xml:space="preserve"> — Страница благодарности (05-form-submitted.png)</w:t>
-            </w:r>
-            <w:r>
-              <w:br/>
+              <w:t>По умолч.</w:t>
+            </w:r>
+          </w:p>
+        </w:tc>
+        <w:tc>
+          <w:tcPr>
+            <w:tcW w:type="dxa" w:w="1701"/>
+            <w:shd w:val="clear" w:fill="D9E2F3"/>
+          </w:tcPr>
+          <w:p>
+            <w:r>
+              <w:rPr>
+                <w:sz w:val="24"/>
+              </w:rPr>
             </w:r>
             <w:r>
               <w:rPr>
                 <w:b/>
                 <w:sz w:val="24"/>
               </w:rPr>
-              <w:t>SCR-06</w:t>
-            </w:r>
-            <w:r>
-              <w:rPr>
-                <w:sz w:val="24"/>
-              </w:rPr>
-              <w:t xml:space="preserve"> — Запись заявки в </w:t>
-            </w:r>
-            <w:r>
-              <w:rPr>
-                <w:i/>
-                <w:sz w:val="24"/>
-              </w:rPr>
-              <w:t>LocalStorage</w:t>
-            </w:r>
-            <w:r>
-              <w:rPr>
-                <w:sz w:val="24"/>
-              </w:rPr>
-              <w:t xml:space="preserve"> (12-uc-storage-record.png)</w:t>
-            </w:r>
-            <w:r>
-              <w:br/>
+              <w:t>Связь</w:t>
+            </w:r>
+          </w:p>
+        </w:tc>
+        <w:tc>
+          <w:tcPr>
+            <w:tcW w:type="dxa" w:w="737"/>
+            <w:shd w:val="clear" w:fill="D9E2F3"/>
+          </w:tcPr>
+          <w:p>
+            <w:r>
+              <w:rPr>
+                <w:sz w:val="24"/>
+              </w:rPr>
             </w:r>
             <w:r>
               <w:rPr>
                 <w:b/>
                 <w:sz w:val="24"/>
               </w:rPr>
-              <w:t>SCR-07</w:t>
-            </w:r>
-            <w:r>
-              <w:rPr>
-                <w:sz w:val="24"/>
-              </w:rPr>
-              <w:t xml:space="preserve"> — Сбой записи: страница благодарности без ошибки (13-uc-storage-failure.png)</w:t>
+              <w:t>Правило</w:t>
             </w:r>
           </w:p>
         </w:tc>
@@ -2495,129 +2861,661 @@
       <w:tr>
         <w:tc>
           <w:tcPr>
-            <w:tcW w:type="dxa" w:w="2381"/>
-            <w:shd w:val="clear" w:fill="F2F2F2"/>
+            <w:tcW w:type="dxa" w:w="1077"/>
           </w:tcPr>
           <w:p>
             <w:r>
               <w:rPr>
                 <w:sz w:val="24"/>
               </w:rPr>
-            </w:r>
-            <w:r>
-              <w:rPr>
-                <w:b/>
-              </w:rPr>
-              <w:t>Ссылки</w:t>
+              <w:t>name*</w:t>
             </w:r>
           </w:p>
         </w:tc>
         <w:tc>
           <w:tcPr>
-            <w:tcW w:type="dxa" w:w="7370"/>
+            <w:tcW w:type="dxa" w:w="1361"/>
           </w:tcPr>
           <w:p>
             <w:r>
               <w:rPr>
                 <w:sz w:val="24"/>
               </w:rPr>
-              <w:t>Страницы проекта (при запущенном npm start):</w:t>
-            </w:r>
-            <w:r>
-              <w:br/>
-            </w:r>
-            <w:r>
-              <w:rPr>
-                <w:sz w:val="24"/>
-              </w:rPr>
-              <w:t>http://localhost:5173/ — главная страница (русская версия)</w:t>
-            </w:r>
-            <w:r>
-              <w:br/>
-            </w:r>
-            <w:r>
-              <w:rPr>
-                <w:sz w:val="24"/>
-              </w:rPr>
-              <w:t>http://localhost:5173/#waitlist — раздел «Записаться в бету»</w:t>
-            </w:r>
-            <w:r>
-              <w:br/>
-            </w:r>
-            <w:r>
-              <w:rPr>
-                <w:sz w:val="24"/>
-              </w:rPr>
-              <w:t>http://localhost:5173/thanks.html — страница благодарности</w:t>
-            </w:r>
-            <w:r>
-              <w:br/>
-            </w:r>
-            <w:r>
-              <w:rPr>
-                <w:sz w:val="24"/>
-              </w:rPr>
-              <w:t>http://localhost:5173/privacy.html — политика конфиденциальности</w:t>
-            </w:r>
-            <w:r>
-              <w:br/>
-            </w:r>
-            <w:r>
-              <w:rPr>
-                <w:sz w:val="24"/>
-              </w:rPr>
-              <w:t>http://localhost:5173/en/ — главная страница (английская версия)</w:t>
-            </w:r>
-            <w:r>
-              <w:br/>
-            </w:r>
-            <w:r>
-              <w:rPr>
-                <w:sz w:val="24"/>
-              </w:rPr>
-              <w:t>http://localhost:5173/en/thanks.html — страница благодарности (английская версия)</w:t>
-            </w:r>
-            <w:r>
-              <w:br/>
-            </w:r>
-            <w:r>
-              <w:rPr>
-                <w:sz w:val="24"/>
-              </w:rPr>
-              <w:t>Репозиторий и источники:</w:t>
-            </w:r>
-            <w:r>
-              <w:br/>
-            </w:r>
-            <w:r>
-              <w:rPr>
-                <w:sz w:val="24"/>
-              </w:rPr>
-              <w:t>https://github.com/KsushaKhadzhinova/DSLKit-Project — репозиторий проекта</w:t>
-            </w:r>
-            <w:r>
-              <w:br/>
-            </w:r>
-            <w:r>
-              <w:rPr>
-                <w:sz w:val="24"/>
-              </w:rPr>
-              <w:t>https://svyatoslav.biz/software_testing_book/ — книга «Тестирование программного обеспечения. Базовый курс»</w:t>
-            </w:r>
-            <w:r>
-              <w:br/>
-            </w:r>
-            <w:r>
-              <w:rPr>
-                <w:sz w:val="24"/>
-              </w:rPr>
-              <w:t>https://github.com/KsushaKhadzhinova/report-gen — генератор отчётов</w:t>
+              <w:t>string (VARCHAR), длина 2–60</w:t>
+            </w:r>
+          </w:p>
+        </w:tc>
+        <w:tc>
+          <w:tcPr>
+            <w:tcW w:type="dxa" w:w="1871"/>
+          </w:tcPr>
+          <w:p>
+            <w:r>
+              <w:rPr>
+                <w:sz w:val="24"/>
+              </w:rPr>
+              <w:t>Да (NOT NULL); уникальность: Нет</w:t>
+            </w:r>
+          </w:p>
+        </w:tc>
+        <w:tc>
+          <w:tcPr>
+            <w:tcW w:type="dxa" w:w="2041"/>
+          </w:tcPr>
+          <w:p>
+            <w:r>
+              <w:rPr>
+                <w:sz w:val="24"/>
+              </w:rPr>
+              <w:t>^\p{L}[\p{L}' ’-]{1,59}$ (флаг u), перед проверкой пробелы по краям убираются</w:t>
+            </w:r>
+          </w:p>
+        </w:tc>
+        <w:tc>
+          <w:tcPr>
+            <w:tcW w:type="dxa" w:w="850"/>
+          </w:tcPr>
+          <w:p>
+            <w:r>
+              <w:rPr>
+                <w:sz w:val="24"/>
+              </w:rPr>
+              <w:t>—</w:t>
+            </w:r>
+          </w:p>
+        </w:tc>
+        <w:tc>
+          <w:tcPr>
+            <w:tcW w:type="dxa" w:w="1701"/>
+          </w:tcPr>
+          <w:p>
+            <w:r>
+              <w:rPr>
+                <w:sz w:val="24"/>
+              </w:rPr>
+              <w:t>Связей нет</w:t>
+            </w:r>
+          </w:p>
+        </w:tc>
+        <w:tc>
+          <w:tcPr>
+            <w:tcW w:type="dxa" w:w="737"/>
+          </w:tcPr>
+          <w:p>
+            <w:r>
+              <w:rPr>
+                <w:sz w:val="24"/>
+              </w:rPr>
+              <w:t>П1</w:t>
+            </w:r>
+          </w:p>
+        </w:tc>
+      </w:tr>
+      <w:tr>
+        <w:tc>
+          <w:tcPr>
+            <w:tcW w:type="dxa" w:w="1077"/>
+          </w:tcPr>
+          <w:p>
+            <w:r>
+              <w:rPr>
+                <w:sz w:val="24"/>
+              </w:rPr>
+              <w:t>email*</w:t>
+            </w:r>
+          </w:p>
+        </w:tc>
+        <w:tc>
+          <w:tcPr>
+            <w:tcW w:type="dxa" w:w="1361"/>
+          </w:tcPr>
+          <w:p>
+            <w:r>
+              <w:rPr>
+                <w:sz w:val="24"/>
+              </w:rPr>
+              <w:t>string (VARCHAR), длина 6–120</w:t>
+            </w:r>
+          </w:p>
+        </w:tc>
+        <w:tc>
+          <w:tcPr>
+            <w:tcW w:type="dxa" w:w="1871"/>
+          </w:tcPr>
+          <w:p>
+            <w:r>
+              <w:rPr>
+                <w:sz w:val="24"/>
+              </w:rPr>
+              <w:t>Да (NOT NULL); уникальность: Нет (дубликаты принимаются, D-1); рекомендуется уникальность без учёта регистра</w:t>
+            </w:r>
+          </w:p>
+        </w:tc>
+        <w:tc>
+          <w:tcPr>
+            <w:tcW w:type="dxa" w:w="2041"/>
+          </w:tcPr>
+          <w:p>
+            <w:r>
+              <w:rPr>
+                <w:sz w:val="24"/>
+              </w:rPr>
+              <w:t>^[^\s@]+@[^\s@.]+(?:\.[^\s@.]+)*\.[^\s@.]{2,}$, пробелы по краям убираются</w:t>
+            </w:r>
+          </w:p>
+        </w:tc>
+        <w:tc>
+          <w:tcPr>
+            <w:tcW w:type="dxa" w:w="850"/>
+          </w:tcPr>
+          <w:p>
+            <w:r>
+              <w:rPr>
+                <w:sz w:val="24"/>
+              </w:rPr>
+              <w:t>—</w:t>
+            </w:r>
+          </w:p>
+        </w:tc>
+        <w:tc>
+          <w:tcPr>
+            <w:tcW w:type="dxa" w:w="1701"/>
+          </w:tcPr>
+          <w:p>
+            <w:r>
+              <w:rPr>
+                <w:sz w:val="24"/>
+              </w:rPr>
+              <w:t>Адрес получателя приглашения; связи с таблицами нет</w:t>
+            </w:r>
+          </w:p>
+        </w:tc>
+        <w:tc>
+          <w:tcPr>
+            <w:tcW w:type="dxa" w:w="737"/>
+          </w:tcPr>
+          <w:p>
+            <w:r>
+              <w:rPr>
+                <w:sz w:val="24"/>
+              </w:rPr>
+              <w:t>П2</w:t>
+            </w:r>
+          </w:p>
+        </w:tc>
+      </w:tr>
+      <w:tr>
+        <w:tc>
+          <w:tcPr>
+            <w:tcW w:type="dxa" w:w="1077"/>
+          </w:tcPr>
+          <w:p>
+            <w:r>
+              <w:rPr>
+                <w:sz w:val="24"/>
+              </w:rPr>
+              <w:t>notation*</w:t>
+            </w:r>
+          </w:p>
+        </w:tc>
+        <w:tc>
+          <w:tcPr>
+            <w:tcW w:type="dxa" w:w="1361"/>
+          </w:tcPr>
+          <w:p>
+            <w:r>
+              <w:rPr>
+                <w:sz w:val="24"/>
+              </w:rPr>
+              <w:t>enum (6 значений), длина 3–5</w:t>
+            </w:r>
+          </w:p>
+        </w:tc>
+        <w:tc>
+          <w:tcPr>
+            <w:tcW w:type="dxa" w:w="1871"/>
+          </w:tcPr>
+          <w:p>
+            <w:r>
+              <w:rPr>
+                <w:sz w:val="24"/>
+              </w:rPr>
+              <w:t>Да (NOT NULL); уникальность: Нет</w:t>
+            </w:r>
+          </w:p>
+        </w:tc>
+        <w:tc>
+          <w:tcPr>
+            <w:tcW w:type="dxa" w:w="2041"/>
+          </w:tcPr>
+          <w:p>
+            <w:r>
+              <w:rPr>
+                <w:sz w:val="24"/>
+              </w:rPr>
+              <w:t>Точное совпадение с одним из: idef0, dfd, erd, bpmn, uml, petri (строчные)</w:t>
+            </w:r>
+          </w:p>
+        </w:tc>
+        <w:tc>
+          <w:tcPr>
+            <w:tcW w:type="dxa" w:w="850"/>
+          </w:tcPr>
+          <w:p>
+            <w:r>
+              <w:rPr>
+                <w:sz w:val="24"/>
+              </w:rPr>
+              <w:t>не выбрано</w:t>
+            </w:r>
+          </w:p>
+        </w:tc>
+        <w:tc>
+          <w:tcPr>
+            <w:tcW w:type="dxa" w:w="1701"/>
+          </w:tcPr>
+          <w:p>
+            <w:r>
+              <w:rPr>
+                <w:sz w:val="24"/>
+              </w:rPr>
+              <w:t>FK → Notation.id (N:1), справочник NOTATIONS в validation.js</w:t>
+            </w:r>
+          </w:p>
+        </w:tc>
+        <w:tc>
+          <w:tcPr>
+            <w:tcW w:type="dxa" w:w="737"/>
+          </w:tcPr>
+          <w:p>
+            <w:r>
+              <w:rPr>
+                <w:sz w:val="24"/>
+              </w:rPr>
+              <w:t>П3</w:t>
+            </w:r>
+          </w:p>
+        </w:tc>
+      </w:tr>
+      <w:tr>
+        <w:tc>
+          <w:tcPr>
+            <w:tcW w:type="dxa" w:w="1077"/>
+          </w:tcPr>
+          <w:p>
+            <w:r>
+              <w:rPr>
+                <w:sz w:val="24"/>
+              </w:rPr>
+              <w:t>team*</w:t>
+            </w:r>
+          </w:p>
+        </w:tc>
+        <w:tc>
+          <w:tcPr>
+            <w:tcW w:type="dxa" w:w="1361"/>
+          </w:tcPr>
+          <w:p>
+            <w:r>
+              <w:rPr>
+                <w:sz w:val="24"/>
+              </w:rPr>
+              <w:t>integer, длина 0–500 (до 3 цифр)</w:t>
+            </w:r>
+          </w:p>
+        </w:tc>
+        <w:tc>
+          <w:tcPr>
+            <w:tcW w:type="dxa" w:w="1871"/>
+          </w:tcPr>
+          <w:p>
+            <w:r>
+              <w:rPr>
+                <w:sz w:val="24"/>
+              </w:rPr>
+              <w:t>Да (NOT NULL); уникальность: Нет</w:t>
+            </w:r>
+          </w:p>
+        </w:tc>
+        <w:tc>
+          <w:tcPr>
+            <w:tcW w:type="dxa" w:w="2041"/>
+          </w:tcPr>
+          <w:p>
+            <w:r>
+              <w:rPr>
+                <w:sz w:val="24"/>
+              </w:rPr>
+              <w:t>Целое число; строка допустима при маске ^\d+$</w:t>
+            </w:r>
+          </w:p>
+        </w:tc>
+        <w:tc>
+          <w:tcPr>
+            <w:tcW w:type="dxa" w:w="850"/>
+          </w:tcPr>
+          <w:p>
+            <w:r>
+              <w:rPr>
+                <w:sz w:val="24"/>
+              </w:rPr>
+              <w:t>0</w:t>
+            </w:r>
+          </w:p>
+        </w:tc>
+        <w:tc>
+          <w:tcPr>
+            <w:tcW w:type="dxa" w:w="1701"/>
+          </w:tcPr>
+          <w:p>
+            <w:r>
+              <w:rPr>
+                <w:sz w:val="24"/>
+              </w:rPr>
+              <w:t>Связей нет</w:t>
+            </w:r>
+          </w:p>
+        </w:tc>
+        <w:tc>
+          <w:tcPr>
+            <w:tcW w:type="dxa" w:w="737"/>
+          </w:tcPr>
+          <w:p>
+            <w:r>
+              <w:rPr>
+                <w:sz w:val="24"/>
+              </w:rPr>
+              <w:t>П4</w:t>
+            </w:r>
+          </w:p>
+        </w:tc>
+      </w:tr>
+      <w:tr>
+        <w:tc>
+          <w:tcPr>
+            <w:tcW w:type="dxa" w:w="1077"/>
+          </w:tcPr>
+          <w:p>
+            <w:r>
+              <w:rPr>
+                <w:sz w:val="24"/>
+              </w:rPr>
+              <w:t>comment</w:t>
+            </w:r>
+          </w:p>
+        </w:tc>
+        <w:tc>
+          <w:tcPr>
+            <w:tcW w:type="dxa" w:w="1361"/>
+          </w:tcPr>
+          <w:p>
+            <w:r>
+              <w:rPr>
+                <w:sz w:val="24"/>
+              </w:rPr>
+              <w:t>string (TEXT), длина 0–500</w:t>
+            </w:r>
+          </w:p>
+        </w:tc>
+        <w:tc>
+          <w:tcPr>
+            <w:tcW w:type="dxa" w:w="1871"/>
+          </w:tcPr>
+          <w:p>
+            <w:r>
+              <w:rPr>
+                <w:sz w:val="24"/>
+              </w:rPr>
+              <w:t>Нет (допустима пустая строка); уникальность: Нет</w:t>
+            </w:r>
+          </w:p>
+        </w:tc>
+        <w:tc>
+          <w:tcPr>
+            <w:tcW w:type="dxa" w:w="2041"/>
+          </w:tcPr>
+          <w:p>
+            <w:r>
+              <w:rPr>
+                <w:sz w:val="24"/>
+              </w:rPr>
+              <w:t>Без маски; пробелы по краям убираются при сохранении</w:t>
+            </w:r>
+          </w:p>
+        </w:tc>
+        <w:tc>
+          <w:tcPr>
+            <w:tcW w:type="dxa" w:w="850"/>
+          </w:tcPr>
+          <w:p>
+            <w:r>
+              <w:rPr>
+                <w:sz w:val="24"/>
+              </w:rPr>
+              <w:t>пусто</w:t>
+            </w:r>
+          </w:p>
+        </w:tc>
+        <w:tc>
+          <w:tcPr>
+            <w:tcW w:type="dxa" w:w="1701"/>
+          </w:tcPr>
+          <w:p>
+            <w:r>
+              <w:rPr>
+                <w:sz w:val="24"/>
+              </w:rPr>
+              <w:t>Связей нет</w:t>
+            </w:r>
+          </w:p>
+        </w:tc>
+        <w:tc>
+          <w:tcPr>
+            <w:tcW w:type="dxa" w:w="737"/>
+          </w:tcPr>
+          <w:p>
+            <w:r>
+              <w:rPr>
+                <w:sz w:val="24"/>
+              </w:rPr>
+              <w:t>П5</w:t>
+            </w:r>
+          </w:p>
+        </w:tc>
+      </w:tr>
+      <w:tr>
+        <w:tc>
+          <w:tcPr>
+            <w:tcW w:type="dxa" w:w="1077"/>
+          </w:tcPr>
+          <w:p>
+            <w:r>
+              <w:rPr>
+                <w:sz w:val="24"/>
+              </w:rPr>
+              <w:t>consent*</w:t>
+            </w:r>
+          </w:p>
+        </w:tc>
+        <w:tc>
+          <w:tcPr>
+            <w:tcW w:type="dxa" w:w="1361"/>
+          </w:tcPr>
+          <w:p>
+            <w:r>
+              <w:rPr>
+                <w:sz w:val="24"/>
+              </w:rPr>
+              <w:t>boolean, длина —</w:t>
+            </w:r>
+          </w:p>
+        </w:tc>
+        <w:tc>
+          <w:tcPr>
+            <w:tcW w:type="dxa" w:w="1871"/>
+          </w:tcPr>
+          <w:p>
+            <w:r>
+              <w:rPr>
+                <w:sz w:val="24"/>
+              </w:rPr>
+              <w:t>Да, значение true; уникальность: —</w:t>
+            </w:r>
+          </w:p>
+        </w:tc>
+        <w:tc>
+          <w:tcPr>
+            <w:tcW w:type="dxa" w:w="2041"/>
+          </w:tcPr>
+          <w:p>
+            <w:r>
+              <w:rPr>
+                <w:sz w:val="24"/>
+              </w:rPr>
+              <w:t>Только true; в записи не хранится</w:t>
+            </w:r>
+          </w:p>
+        </w:tc>
+        <w:tc>
+          <w:tcPr>
+            <w:tcW w:type="dxa" w:w="850"/>
+          </w:tcPr>
+          <w:p>
+            <w:r>
+              <w:rPr>
+                <w:sz w:val="24"/>
+              </w:rPr>
+              <w:t>false</w:t>
+            </w:r>
+          </w:p>
+        </w:tc>
+        <w:tc>
+          <w:tcPr>
+            <w:tcW w:type="dxa" w:w="1701"/>
+          </w:tcPr>
+          <w:p>
+            <w:r>
+              <w:rPr>
+                <w:sz w:val="24"/>
+              </w:rPr>
+              <w:t>→ документ «Политика конфиденциальности» (privacy.html)</w:t>
+            </w:r>
+          </w:p>
+        </w:tc>
+        <w:tc>
+          <w:tcPr>
+            <w:tcW w:type="dxa" w:w="737"/>
+          </w:tcPr>
+          <w:p>
+            <w:r>
+              <w:rPr>
+                <w:sz w:val="24"/>
+              </w:rPr>
+              <w:t>П6</w:t>
+            </w:r>
+          </w:p>
+        </w:tc>
+      </w:tr>
+      <w:tr>
+        <w:tc>
+          <w:tcPr>
+            <w:tcW w:type="dxa" w:w="1077"/>
+          </w:tcPr>
+          <w:p>
+            <w:r>
+              <w:rPr>
+                <w:sz w:val="24"/>
+              </w:rPr>
+              <w:t>createdAt</w:t>
+            </w:r>
+          </w:p>
+        </w:tc>
+        <w:tc>
+          <w:tcPr>
+            <w:tcW w:type="dxa" w:w="1361"/>
+          </w:tcPr>
+          <w:p>
+            <w:r>
+              <w:rPr>
+                <w:sz w:val="24"/>
+              </w:rPr>
+              <w:t>string (ISO 8601, UTC), длина 24</w:t>
+            </w:r>
+          </w:p>
+        </w:tc>
+        <w:tc>
+          <w:tcPr>
+            <w:tcW w:type="dxa" w:w="1871"/>
+          </w:tcPr>
+          <w:p>
+            <w:r>
+              <w:rPr>
+                <w:sz w:val="24"/>
+              </w:rPr>
+              <w:t>Да (формирует система); уникальность: Нет (практически уникально)</w:t>
+            </w:r>
+          </w:p>
+        </w:tc>
+        <w:tc>
+          <w:tcPr>
+            <w:tcW w:type="dxa" w:w="2041"/>
+          </w:tcPr>
+          <w:p>
+            <w:r>
+              <w:rPr>
+                <w:sz w:val="24"/>
+              </w:rPr>
+              <w:t>ГГГГ-ММ-ДДTЧЧ:ММ:СС.ссссZ, Date.toISOString()</w:t>
+            </w:r>
+          </w:p>
+        </w:tc>
+        <w:tc>
+          <w:tcPr>
+            <w:tcW w:type="dxa" w:w="850"/>
+          </w:tcPr>
+          <w:p>
+            <w:r>
+              <w:rPr>
+                <w:sz w:val="24"/>
+              </w:rPr>
+              <w:t>текущее время</w:t>
+            </w:r>
+          </w:p>
+        </w:tc>
+        <w:tc>
+          <w:tcPr>
+            <w:tcW w:type="dxa" w:w="1701"/>
+          </w:tcPr>
+          <w:p>
+            <w:r>
+              <w:rPr>
+                <w:sz w:val="24"/>
+              </w:rPr>
+              <w:t>Связей нет</w:t>
+            </w:r>
+          </w:p>
+        </w:tc>
+        <w:tc>
+          <w:tcPr>
+            <w:tcW w:type="dxa" w:w="737"/>
+          </w:tcPr>
+          <w:p>
+            <w:r>
+              <w:rPr>
+                <w:sz w:val="24"/>
+              </w:rPr>
+              <w:t>—</w:t>
             </w:r>
           </w:p>
         </w:tc>
       </w:tr>
     </w:tbl>
     <w:p/>
+    <w:p>
+      <w:r>
+        <w:t>Хранилище: массив JSON в LocalStorage браузера, ключ dslkit.waitlist (префикс dslkit. задаёт createStorage). Первичного ключа и индексов нет, запись определяется позицией в массиве. Связь «заявка → нотация» N:1 со справочником NOTATIONS из шести значений (site/js/utils/validation.js). * — обязательное поле. Поле consent проверяется, но в запись не попадает.</w:t>
+      </w:r>
+    </w:p>
     <w:p>
       <w:pPr>
         <w:pStyle w:val="Heading2"/>
@@ -2772,7 +3670,7 @@
               <w:rPr>
                 <w:sz w:val="24"/>
               </w:rPr>
-              <w:t>name (#name)</w:t>
+              <w:t>name* (#name)</w:t>
             </w:r>
           </w:p>
         </w:tc>
@@ -2852,7 +3750,7 @@
               <w:rPr>
                 <w:sz w:val="24"/>
               </w:rPr>
-              <w:t>email (#email)</w:t>
+              <w:t>email* (#email)</w:t>
             </w:r>
           </w:p>
         </w:tc>
@@ -2932,7 +3830,7 @@
               <w:rPr>
                 <w:sz w:val="24"/>
               </w:rPr>
-              <w:t>notation (#notation)</w:t>
+              <w:t>notation* (#notation)</w:t>
             </w:r>
           </w:p>
         </w:tc>
@@ -3012,7 +3910,7 @@
               <w:rPr>
                 <w:sz w:val="24"/>
               </w:rPr>
-              <w:t>team (#team)</w:t>
+              <w:t>team* (#team)</w:t>
             </w:r>
           </w:p>
         </w:tc>
@@ -3172,7 +4070,7 @@
               <w:rPr>
                 <w:sz w:val="24"/>
               </w:rPr>
-              <w:t>consent (#consent)</w:t>
+              <w:t>consent* (#consent)</w:t>
             </w:r>
           </w:p>
         </w:tc>

--- a/testing-course/documents/03-lab1-use-case-and-requirements-testing.docx
+++ b/testing-course/documents/03-lab1-use-case-and-requirements-testing.docx
@@ -34,7 +34,7 @@
           <w:p>
             <w:r>
               <w:rPr>
-                <w:sz w:val="24"/>
+                <w:sz w:val="28"/>
               </w:rPr>
             </w:r>
             <w:r>
@@ -53,28 +53,15 @@
             <w:r>
               <w:rPr>
                 <w:b/>
-                <w:sz w:val="24"/>
+                <w:sz w:val="28"/>
               </w:rPr>
               <w:t>UC-01.</w:t>
             </w:r>
             <w:r>
               <w:rPr>
-                <w:sz w:val="24"/>
+                <w:sz w:val="28"/>
               </w:rPr>
-              <w:t xml:space="preserve"> Подать заявку в лист ожидания (форма </w:t>
-            </w:r>
-            <w:r>
-              <w:rPr>
-                <w:b/>
-                <w:sz w:val="24"/>
-              </w:rPr>
-              <w:t>«Записаться в бету»</w:t>
-            </w:r>
-            <w:r>
-              <w:rPr>
-                <w:sz w:val="24"/>
-              </w:rPr>
-              <w:t xml:space="preserve"> на главной странице DSLKit)</w:t>
+              <w:t xml:space="preserve"> Подать заявку в лист ожидания</w:t>
             </w:r>
           </w:p>
         </w:tc>
@@ -88,14 +75,14 @@
           <w:p>
             <w:r>
               <w:rPr>
-                <w:sz w:val="24"/>
+                <w:sz w:val="28"/>
               </w:rPr>
             </w:r>
             <w:r>
               <w:rPr>
                 <w:b/>
               </w:rPr>
-              <w:t>Идентификатор, версия, приоритет</w:t>
+              <w:t>Система и модуль</w:t>
             </w:r>
           </w:p>
         </w:tc>
@@ -106,9 +93,74 @@
           <w:p>
             <w:r>
               <w:rPr>
-                <w:sz w:val="24"/>
+                <w:b/>
+                <w:sz w:val="28"/>
               </w:rPr>
-              <w:t>UC-01, версия 1.0, приоритет High: единственный способ оставить контакты для получения приглашения в бету.</w:t>
+              <w:t>Система:</w:t>
+            </w:r>
+            <w:r>
+              <w:rPr>
+                <w:sz w:val="28"/>
+              </w:rPr>
+              <w:t xml:space="preserve"> </w:t>
+            </w:r>
+            <w:r>
+              <w:rPr>
+                <w:i/>
+                <w:sz w:val="28"/>
+              </w:rPr>
+              <w:t>DSLKit</w:t>
+            </w:r>
+            <w:r>
+              <w:rPr>
+                <w:sz w:val="28"/>
+              </w:rPr>
+              <w:t xml:space="preserve"> — редактор диаграмм как кода (статический сайт, </w:t>
+            </w:r>
+            <w:r>
+              <w:rPr>
+                <w:i/>
+                <w:sz w:val="28"/>
+              </w:rPr>
+              <w:t>site/</w:t>
+            </w:r>
+            <w:r>
+              <w:rPr>
+                <w:sz w:val="28"/>
+              </w:rPr>
+              <w:t>).</w:t>
+            </w:r>
+            <w:r>
+              <w:br/>
+            </w:r>
+            <w:r>
+              <w:rPr>
+                <w:b/>
+                <w:sz w:val="28"/>
+              </w:rPr>
+              <w:t>Модуль:</w:t>
+            </w:r>
+            <w:r>
+              <w:rPr>
+                <w:sz w:val="28"/>
+              </w:rPr>
+              <w:t xml:space="preserve"> «Лист ожидания беты» — форма на главной странице.</w:t>
+            </w:r>
+            <w:r>
+              <w:br/>
+            </w:r>
+            <w:r>
+              <w:rPr>
+                <w:b/>
+                <w:sz w:val="28"/>
+              </w:rPr>
+              <w:t>Ссылка:</w:t>
+            </w:r>
+            <w:r>
+              <w:rPr>
+                <w:sz w:val="28"/>
+              </w:rPr>
+              <w:t xml:space="preserve"> http://localhost:5173/#waitlist</w:t>
             </w:r>
           </w:p>
         </w:tc>
@@ -122,14 +174,14 @@
           <w:p>
             <w:r>
               <w:rPr>
-                <w:sz w:val="24"/>
+                <w:sz w:val="28"/>
               </w:rPr>
             </w:r>
             <w:r>
               <w:rPr>
                 <w:b/>
               </w:rPr>
-              <w:t>Система и модуль</w:t>
+              <w:t>Основной актор</w:t>
             </w:r>
           </w:p>
         </w:tc>
@@ -140,142 +192,9 @@
           <w:p>
             <w:r>
               <w:rPr>
-                <w:b/>
-                <w:sz w:val="24"/>
+                <w:sz w:val="28"/>
               </w:rPr>
-              <w:t>Система:</w:t>
-            </w:r>
-            <w:r>
-              <w:rPr>
-                <w:sz w:val="24"/>
-              </w:rPr>
-              <w:t xml:space="preserve"> </w:t>
-            </w:r>
-            <w:r>
-              <w:rPr>
-                <w:i/>
-                <w:sz w:val="24"/>
-              </w:rPr>
-              <w:t>DSLKit</w:t>
-            </w:r>
-            <w:r>
-              <w:rPr>
-                <w:sz w:val="24"/>
-              </w:rPr>
-              <w:t xml:space="preserve"> — веб-приложение «Редактор диаграмм как кода: слева текст, справа диаграмма», статический сайт без серверной части (каталог </w:t>
-            </w:r>
-            <w:r>
-              <w:rPr>
-                <w:i/>
-                <w:sz w:val="24"/>
-              </w:rPr>
-              <w:t>site/</w:t>
-            </w:r>
-            <w:r>
-              <w:rPr>
-                <w:sz w:val="24"/>
-              </w:rPr>
-              <w:t>).</w:t>
-            </w:r>
-            <w:r>
-              <w:br/>
-            </w:r>
-            <w:r>
-              <w:rPr>
-                <w:b/>
-                <w:sz w:val="24"/>
-              </w:rPr>
-              <w:t>Модуль:</w:t>
-            </w:r>
-            <w:r>
-              <w:rPr>
-                <w:sz w:val="24"/>
-              </w:rPr>
-              <w:t xml:space="preserve"> «Лист ожидания беты» — форма заявки на главной странице (раздел «Записаться в бету»).</w:t>
-            </w:r>
-            <w:r>
-              <w:br/>
-            </w:r>
-            <w:r>
-              <w:rPr>
-                <w:b/>
-                <w:sz w:val="24"/>
-              </w:rPr>
-              <w:t>Ссылка на модуль:</w:t>
-            </w:r>
-            <w:r>
-              <w:rPr>
-                <w:sz w:val="24"/>
-              </w:rPr>
-              <w:t xml:space="preserve"> http://localhost:5173/#waitlist (запуск: </w:t>
-            </w:r>
-            <w:r>
-              <w:rPr>
-                <w:i/>
-                <w:sz w:val="24"/>
-              </w:rPr>
-              <w:t>npm start</w:t>
-            </w:r>
-            <w:r>
-              <w:rPr>
-                <w:sz w:val="24"/>
-              </w:rPr>
-              <w:t>).</w:t>
-            </w:r>
-            <w:r>
-              <w:br/>
-            </w:r>
-            <w:r>
-              <w:rPr>
-                <w:b/>
-                <w:sz w:val="24"/>
-              </w:rPr>
-              <w:t>Ссылка на исходный код:</w:t>
-            </w:r>
-            <w:r>
-              <w:rPr>
-                <w:sz w:val="24"/>
-              </w:rPr>
-              <w:t xml:space="preserve"> https://github.com/KsushaKhadzhinova/DSLKit-Project, файлы </w:t>
-            </w:r>
-            <w:r>
-              <w:rPr>
-                <w:i/>
-                <w:sz w:val="24"/>
-              </w:rPr>
-              <w:t>site/index.html</w:t>
-            </w:r>
-            <w:r>
-              <w:rPr>
-                <w:sz w:val="24"/>
-              </w:rPr>
-              <w:t xml:space="preserve"> (форма </w:t>
-            </w:r>
-            <w:r>
-              <w:rPr>
-                <w:i/>
-                <w:sz w:val="24"/>
-              </w:rPr>
-              <w:t>#waitlist-form</w:t>
-            </w:r>
-            <w:r>
-              <w:rPr>
-                <w:sz w:val="24"/>
-              </w:rPr>
-              <w:t xml:space="preserve">) и </w:t>
-            </w:r>
-            <w:r>
-              <w:rPr>
-                <w:i/>
-                <w:sz w:val="24"/>
-              </w:rPr>
-              <w:t>site/js/components/waitlist-form.js</w:t>
-            </w:r>
-            <w:r>
-              <w:rPr>
-                <w:sz w:val="24"/>
-              </w:rPr>
-              <w:t>.</w:t>
+              <w:t>Посетитель сайта (без регистрации и авторизации).</w:t>
             </w:r>
           </w:p>
         </w:tc>
@@ -289,14 +208,14 @@
           <w:p>
             <w:r>
               <w:rPr>
-                <w:sz w:val="24"/>
+                <w:sz w:val="28"/>
               </w:rPr>
             </w:r>
             <w:r>
               <w:rPr>
                 <w:b/>
               </w:rPr>
-              <w:t>Краткое описание цели и задачи</w:t>
+              <w:t>Цель</w:t>
             </w:r>
           </w:p>
         </w:tc>
@@ -307,9 +226,9 @@
           <w:p>
             <w:r>
               <w:rPr>
-                <w:sz w:val="24"/>
+                <w:sz w:val="28"/>
               </w:rPr>
-              <w:t>Посетитель оставляет имя, почту, нотацию диаграмм и размер команды, чтобы команда DSLKit прислала ему приглашение, когда откроется бета. Задача формы: принять только корректную заявку, сохранить её и показать страницу благодарности.</w:t>
+              <w:t>Оставить контакты, чтобы получить приглашение в бету DSLKit.</w:t>
             </w:r>
           </w:p>
         </w:tc>
@@ -323,14 +242,14 @@
           <w:p>
             <w:r>
               <w:rPr>
-                <w:sz w:val="24"/>
+                <w:sz w:val="28"/>
               </w:rPr>
             </w:r>
             <w:r>
               <w:rPr>
                 <w:b/>
               </w:rPr>
-              <w:t>Основной актор</w:t>
+              <w:t>Предусловия</w:t>
             </w:r>
           </w:p>
         </w:tc>
@@ -341,9 +260,44 @@
           <w:p>
             <w:r>
               <w:rPr>
-                <w:sz w:val="24"/>
+                <w:sz w:val="28"/>
               </w:rPr>
-              <w:t>Посетитель сайта (неавторизованный). Внешних систем и сервера в сценарии нет: заявка остаётся в браузере посетителя.</w:t>
+              <w:t>1. Открыта главная страница (</w:t>
+            </w:r>
+            <w:r>
+              <w:rPr>
+                <w:i/>
+                <w:sz w:val="28"/>
+              </w:rPr>
+              <w:t>/</w:t>
+            </w:r>
+            <w:r>
+              <w:rPr>
+                <w:sz w:val="28"/>
+              </w:rPr>
+              <w:t xml:space="preserve"> или </w:t>
+            </w:r>
+            <w:r>
+              <w:rPr>
+                <w:i/>
+                <w:sz w:val="28"/>
+              </w:rPr>
+              <w:t>/en/</w:t>
+            </w:r>
+            <w:r>
+              <w:rPr>
+                <w:sz w:val="28"/>
+              </w:rPr>
+              <w:t>).</w:t>
+            </w:r>
+            <w:r>
+              <w:br/>
+            </w:r>
+            <w:r>
+              <w:rPr>
+                <w:sz w:val="28"/>
+              </w:rPr>
+              <w:t>2. Форма пуста: нотация не выбрана, размер команды 0, согласие не отмечено.</w:t>
             </w:r>
           </w:p>
         </w:tc>
@@ -357,14 +311,14 @@
           <w:p>
             <w:r>
               <w:rPr>
-                <w:sz w:val="24"/>
+                <w:sz w:val="28"/>
               </w:rPr>
             </w:r>
             <w:r>
               <w:rPr>
                 <w:b/>
               </w:rPr>
-              <w:t>Как перейти к форме</w:t>
+              <w:t>Основной поток</w:t>
             </w:r>
           </w:p>
         </w:tc>
@@ -375,214 +329,239 @@
           <w:p>
             <w:r>
               <w:rPr>
-                <w:sz w:val="24"/>
+                <w:sz w:val="28"/>
               </w:rPr>
-              <w:t xml:space="preserve">Форма находится на главной странице сайта в разделе </w:t>
+              <w:t xml:space="preserve">1. Посетитель нажимает </w:t>
             </w:r>
             <w:r>
               <w:rPr>
                 <w:b/>
-                <w:sz w:val="24"/>
+                <w:sz w:val="28"/>
+              </w:rPr>
+              <w:t>«В бету»</w:t>
+            </w:r>
+            <w:r>
+              <w:rPr>
+                <w:sz w:val="28"/>
+              </w:rPr>
+              <w:t xml:space="preserve"> в шапке (или </w:t>
+            </w:r>
+            <w:r>
+              <w:rPr>
+                <w:b/>
+                <w:sz w:val="28"/>
               </w:rPr>
               <w:t>«Записаться в бету»</w:t>
             </w:r>
             <w:r>
               <w:rPr>
-                <w:sz w:val="24"/>
+                <w:sz w:val="28"/>
               </w:rPr>
-              <w:t xml:space="preserve"> (якорь </w:t>
+              <w:t xml:space="preserve">) и попадает к форме </w:t>
             </w:r>
             <w:r>
               <w:rPr>
                 <w:i/>
-                <w:sz w:val="24"/>
+                <w:sz w:val="28"/>
               </w:rPr>
               <w:t>#waitlist</w:t>
             </w:r>
             <w:r>
               <w:rPr>
-                <w:sz w:val="24"/>
+                <w:sz w:val="28"/>
               </w:rPr>
-              <w:t xml:space="preserve">), доступна всем посетителям </w:t>
+              <w:t>.</w:t>
+            </w:r>
+            <w:r>
+              <w:br/>
+            </w:r>
+            <w:r>
+              <w:rPr>
+                <w:sz w:val="28"/>
+              </w:rPr>
+              <w:t xml:space="preserve">2. Вводит </w:t>
             </w:r>
             <w:r>
               <w:rPr>
                 <w:b/>
-                <w:sz w:val="24"/>
+                <w:sz w:val="28"/>
               </w:rPr>
-              <w:t>без регистрации и авторизации</w:t>
+              <w:t>«Имя*»</w:t>
             </w:r>
             <w:r>
               <w:rPr>
-                <w:sz w:val="24"/>
+                <w:sz w:val="28"/>
               </w:rPr>
-              <w:t>. Перейти к ней можно так:</w:t>
-            </w:r>
-            <w:r>
-              <w:br/>
+              <w:t xml:space="preserve"> и </w:t>
             </w:r>
             <w:r>
               <w:rPr>
                 <w:b/>
-                <w:sz w:val="24"/>
+                <w:sz w:val="28"/>
               </w:rPr>
-              <w:t>1.</w:t>
+              <w:t>«Электронная почта*»</w:t>
             </w:r>
             <w:r>
               <w:rPr>
-                <w:sz w:val="24"/>
+                <w:sz w:val="28"/>
               </w:rPr>
-              <w:t xml:space="preserve"> Шапка главной страницы, кнопка </w:t>
+              <w:t>.</w:t>
+            </w:r>
+            <w:r>
+              <w:br/>
+            </w:r>
+            <w:r>
+              <w:rPr>
+                <w:sz w:val="28"/>
+              </w:rPr>
+              <w:t xml:space="preserve">3. Выбирает </w:t>
             </w:r>
             <w:r>
               <w:rPr>
                 <w:b/>
-                <w:sz w:val="24"/>
+                <w:sz w:val="28"/>
               </w:rPr>
-              <w:t>«В бету»</w:t>
+              <w:t>«Нотация*»</w:t>
             </w:r>
             <w:r>
               <w:rPr>
-                <w:sz w:val="24"/>
+                <w:sz w:val="28"/>
               </w:rPr>
-              <w:t xml:space="preserve"> (en: «Join the beta»), </w:t>
+              <w:t xml:space="preserve"> (IDEF0, DFD, ERD, BPMN, UML, «Сети Петри»).</w:t>
+            </w:r>
+            <w:r>
+              <w:br/>
+            </w:r>
+            <w:r>
+              <w:rPr>
+                <w:sz w:val="28"/>
+              </w:rPr>
+              <w:t xml:space="preserve">4. Вводит </w:t>
+            </w:r>
+            <w:r>
+              <w:rPr>
+                <w:b/>
+                <w:sz w:val="28"/>
+              </w:rPr>
+              <w:t>«Размер команды*»</w:t>
+            </w:r>
+            <w:r>
+              <w:rPr>
+                <w:sz w:val="28"/>
+              </w:rPr>
+              <w:t xml:space="preserve"> (0–500) и при желании </w:t>
+            </w:r>
+            <w:r>
+              <w:rPr>
+                <w:b/>
+                <w:sz w:val="28"/>
+              </w:rPr>
+              <w:t>«Комментарий»</w:t>
+            </w:r>
+            <w:r>
+              <w:rPr>
+                <w:sz w:val="28"/>
+              </w:rPr>
+              <w:t>.</w:t>
+            </w:r>
+            <w:r>
+              <w:br/>
+            </w:r>
+            <w:r>
+              <w:rPr>
+                <w:sz w:val="28"/>
+              </w:rPr>
+              <w:t xml:space="preserve">5. Отмечает согласие* и нажимает </w:t>
+            </w:r>
+            <w:r>
+              <w:rPr>
+                <w:b/>
+                <w:sz w:val="28"/>
+              </w:rPr>
+              <w:t>«Отправить»</w:t>
+            </w:r>
+            <w:r>
+              <w:rPr>
+                <w:sz w:val="28"/>
+              </w:rPr>
+              <w:t>.</w:t>
+            </w:r>
+            <w:r>
+              <w:br/>
+            </w:r>
+            <w:r>
+              <w:rPr>
+                <w:sz w:val="28"/>
+              </w:rPr>
+              <w:t>6. Система проверяет поля по таблице «Структура данных» (</w:t>
             </w:r>
             <w:r>
               <w:rPr>
                 <w:i/>
-                <w:sz w:val="24"/>
+                <w:sz w:val="28"/>
               </w:rPr>
-              <w:t>site/index.html</w:t>
+              <w:t>validateWaitlist</w:t>
             </w:r>
             <w:r>
               <w:rPr>
-                <w:sz w:val="24"/>
+                <w:sz w:val="28"/>
               </w:rPr>
-              <w:t>, строка 67.</w:t>
+              <w:t>).</w:t>
             </w:r>
             <w:r>
               <w:br/>
             </w:r>
             <w:r>
               <w:rPr>
-                <w:b/>
-                <w:sz w:val="24"/>
+                <w:sz w:val="28"/>
               </w:rPr>
-              <w:t>2.</w:t>
-            </w:r>
-            <w:r>
-              <w:rPr>
-                <w:sz w:val="24"/>
-              </w:rPr>
-              <w:t xml:space="preserve"> Первый экран, кнопка </w:t>
-            </w:r>
-            <w:r>
-              <w:rPr>
-                <w:b/>
-                <w:sz w:val="24"/>
-              </w:rPr>
-              <w:t>«Записаться в бету»</w:t>
-            </w:r>
-            <w:r>
-              <w:rPr>
-                <w:sz w:val="24"/>
-              </w:rPr>
-              <w:t>, строка 88.</w:t>
-            </w:r>
-            <w:r>
-              <w:br/>
-            </w:r>
-            <w:r>
-              <w:rPr>
-                <w:b/>
-                <w:sz w:val="24"/>
-              </w:rPr>
-              <w:t>3.</w:t>
-            </w:r>
-            <w:r>
-              <w:rPr>
-                <w:sz w:val="24"/>
-              </w:rPr>
-              <w:t xml:space="preserve"> Раздел «Нотации»: шесть ссылок </w:t>
-            </w:r>
-            <w:r>
-              <w:rPr>
-                <w:b/>
-                <w:sz w:val="24"/>
-              </w:rPr>
-              <w:t>«Записаться в бету: UML / BPMN / ERD / DFD / IDEF0 / сети Петри»</w:t>
-            </w:r>
-            <w:r>
-              <w:rPr>
-                <w:sz w:val="24"/>
-              </w:rPr>
-              <w:t>, строки 127–172.</w:t>
-            </w:r>
-            <w:r>
-              <w:br/>
-            </w:r>
-            <w:r>
-              <w:rPr>
-                <w:b/>
-                <w:sz w:val="24"/>
-              </w:rPr>
-              <w:t>4.</w:t>
-            </w:r>
-            <w:r>
-              <w:rPr>
-                <w:sz w:val="24"/>
-              </w:rPr>
-              <w:t xml:space="preserve"> Страницы </w:t>
+              <w:t xml:space="preserve">7. Система сохраняет заявку в </w:t>
             </w:r>
             <w:r>
               <w:rPr>
                 <w:i/>
-                <w:sz w:val="24"/>
+                <w:sz w:val="28"/>
               </w:rPr>
-              <w:t>privacy.html</w:t>
+              <w:t>LocalStorage</w:t>
             </w:r>
             <w:r>
               <w:rPr>
-                <w:sz w:val="24"/>
+                <w:sz w:val="28"/>
               </w:rPr>
-              <w:t xml:space="preserve"> и </w:t>
+              <w:t xml:space="preserve"> (ключ </w:t>
             </w:r>
             <w:r>
               <w:rPr>
                 <w:i/>
-                <w:sz w:val="24"/>
+                <w:sz w:val="28"/>
+              </w:rPr>
+              <w:t>dslkit.waitlist</w:t>
+            </w:r>
+            <w:r>
+              <w:rPr>
+                <w:sz w:val="28"/>
+              </w:rPr>
+              <w:t>).</w:t>
+            </w:r>
+            <w:r>
+              <w:br/>
+            </w:r>
+            <w:r>
+              <w:rPr>
+                <w:sz w:val="28"/>
+              </w:rPr>
+              <w:t xml:space="preserve">8. Система открывает страницу благодарности </w:t>
+            </w:r>
+            <w:r>
+              <w:rPr>
+                <w:i/>
+                <w:sz w:val="28"/>
               </w:rPr>
               <w:t>thanks.html</w:t>
             </w:r>
             <w:r>
               <w:rPr>
-                <w:sz w:val="24"/>
-              </w:rPr>
-              <w:t xml:space="preserve">: кнопка </w:t>
-            </w:r>
-            <w:r>
-              <w:rPr>
-                <w:b/>
-                <w:sz w:val="24"/>
-              </w:rPr>
-              <w:t>«В бету»</w:t>
-            </w:r>
-            <w:r>
-              <w:rPr>
-                <w:sz w:val="24"/>
-              </w:rPr>
-              <w:t xml:space="preserve"> в шапке ведёт на </w:t>
-            </w:r>
-            <w:r>
-              <w:rPr>
-                <w:i/>
-                <w:sz w:val="24"/>
-              </w:rPr>
-              <w:t>./#waitlist</w:t>
-            </w:r>
-            <w:r>
-              <w:rPr>
-                <w:sz w:val="24"/>
+                <w:sz w:val="28"/>
               </w:rPr>
               <w:t>.</w:t>
             </w:r>
@@ -591,74 +570,9 @@
             </w:r>
             <w:r>
               <w:rPr>
-                <w:b/>
-                <w:sz w:val="24"/>
+                <w:sz w:val="28"/>
               </w:rPr>
-              <w:t>5.</w:t>
-            </w:r>
-            <w:r>
-              <w:rPr>
-                <w:sz w:val="24"/>
-              </w:rPr>
-              <w:t xml:space="preserve"> Прямой адрес: http://localhost:5173/#waitlist (русская версия), http://localhost:5173/en/#waitlist (английская).</w:t>
-            </w:r>
-            <w:r>
-              <w:br/>
-            </w:r>
-            <w:r>
-              <w:rPr>
-                <w:b/>
-                <w:sz w:val="24"/>
-              </w:rPr>
-              <w:t>6.</w:t>
-            </w:r>
-            <w:r>
-              <w:rPr>
-                <w:sz w:val="24"/>
-              </w:rPr>
-              <w:t xml:space="preserve"> Клавиатура: Tab до кнопки или ссылки и Enter; ссылка-якорь прокручивает страницу к форме.</w:t>
-            </w:r>
-            <w:r>
-              <w:br/>
-            </w:r>
-            <w:r>
-              <w:rPr>
-                <w:b/>
-                <w:sz w:val="24"/>
-              </w:rPr>
-              <w:t>7.</w:t>
-            </w:r>
-            <w:r>
-              <w:rPr>
-                <w:sz w:val="24"/>
-              </w:rPr>
-              <w:t xml:space="preserve"> React-приложение (</w:t>
-            </w:r>
-            <w:r>
-              <w:rPr>
-                <w:i/>
-                <w:sz w:val="24"/>
-              </w:rPr>
-              <w:t>react-app</w:t>
-            </w:r>
-            <w:r>
-              <w:rPr>
-                <w:sz w:val="24"/>
-              </w:rPr>
-              <w:t xml:space="preserve">): кнопка </w:t>
-            </w:r>
-            <w:r>
-              <w:rPr>
-                <w:b/>
-                <w:sz w:val="24"/>
-              </w:rPr>
-              <w:t>«Записаться в бету»</w:t>
-            </w:r>
-            <w:r>
-              <w:rPr>
-                <w:sz w:val="24"/>
-              </w:rPr>
-              <w:t xml:space="preserve"> в шапке (UC-04, только сообщение, заявка не сохраняется).</w:t>
+              <w:t>* — обязательное поле.</w:t>
             </w:r>
           </w:p>
         </w:tc>
@@ -672,14 +586,14 @@
           <w:p>
             <w:r>
               <w:rPr>
-                <w:sz w:val="24"/>
+                <w:sz w:val="28"/>
               </w:rPr>
             </w:r>
             <w:r>
               <w:rPr>
                 <w:b/>
               </w:rPr>
-              <w:t>Предусловия</w:t>
+              <w:t>Альтернативные потоки</w:t>
             </w:r>
           </w:p>
         </w:tc>
@@ -690,92 +604,48 @@
           <w:p>
             <w:r>
               <w:rPr>
-                <w:sz w:val="24"/>
+                <w:b/>
+                <w:sz w:val="28"/>
               </w:rPr>
-              <w:t>1. Открыта главная страница: русская (/) или английская (/en/).</w:t>
+              <w:t>A1.</w:t>
+            </w:r>
+            <w:r>
+              <w:rPr>
+                <w:sz w:val="28"/>
+              </w:rPr>
+              <w:t xml:space="preserve"> Поле неверно (шаг 6): под полем красное сообщение, фокус на первом неверном поле, заявка не сохраняется; после исправления сообщение исчезает.</w:t>
             </w:r>
             <w:r>
               <w:br/>
-            </w:r>
-            <w:r>
-              <w:rPr>
-                <w:sz w:val="24"/>
-              </w:rPr>
-              <w:t xml:space="preserve">2. Раздел </w:t>
             </w:r>
             <w:r>
               <w:rPr>
                 <w:b/>
-                <w:sz w:val="24"/>
+                <w:sz w:val="28"/>
               </w:rPr>
-              <w:t>«Записаться в бету»</w:t>
+              <w:t>A2.</w:t>
             </w:r>
             <w:r>
               <w:rPr>
-                <w:sz w:val="24"/>
+                <w:sz w:val="28"/>
               </w:rPr>
-              <w:t xml:space="preserve"> показан, форма пуста: список </w:t>
+              <w:t xml:space="preserve"> Повторная заявка с той же почтой: принимается как новая запись (дефект D-1).</w:t>
+            </w:r>
+            <w:r>
+              <w:br/>
             </w:r>
             <w:r>
               <w:rPr>
                 <w:b/>
-                <w:sz w:val="24"/>
+                <w:sz w:val="28"/>
               </w:rPr>
-              <w:t>«Нотация»</w:t>
+              <w:t>A3.</w:t>
             </w:r>
             <w:r>
               <w:rPr>
-                <w:sz w:val="24"/>
+                <w:sz w:val="28"/>
               </w:rPr>
-              <w:t xml:space="preserve"> стоит на пункте </w:t>
-            </w:r>
-            <w:r>
-              <w:rPr>
-                <w:b/>
-                <w:sz w:val="24"/>
-              </w:rPr>
-              <w:t>«Выберите нотацию»</w:t>
-            </w:r>
-            <w:r>
-              <w:rPr>
-                <w:sz w:val="24"/>
-              </w:rPr>
-              <w:t xml:space="preserve">, в поле </w:t>
-            </w:r>
-            <w:r>
-              <w:rPr>
-                <w:b/>
-                <w:sz w:val="24"/>
-              </w:rPr>
-              <w:t>«Размер команды»</w:t>
-            </w:r>
-            <w:r>
-              <w:rPr>
-                <w:sz w:val="24"/>
-              </w:rPr>
-              <w:t xml:space="preserve"> значение 0, флажок согласия снят.</w:t>
-            </w:r>
-            <w:r>
-              <w:br/>
-            </w:r>
-            <w:r>
-              <w:rPr>
-                <w:sz w:val="24"/>
-              </w:rPr>
-              <w:t xml:space="preserve">3. Скрипт </w:t>
-            </w:r>
-            <w:r>
-              <w:rPr>
-                <w:i/>
-                <w:sz w:val="24"/>
-              </w:rPr>
-              <w:t>site/js/script.js</w:t>
-            </w:r>
-            <w:r>
-              <w:rPr>
-                <w:sz w:val="24"/>
-              </w:rPr>
-              <w:t xml:space="preserve"> загружен (иначе форма не работает).</w:t>
+              <w:t xml:space="preserve"> Посетитель закрыл страницу до шага 5: данные не сохраняются.</w:t>
             </w:r>
           </w:p>
         </w:tc>
@@ -789,14 +659,14 @@
           <w:p>
             <w:r>
               <w:rPr>
-                <w:sz w:val="24"/>
+                <w:sz w:val="28"/>
               </w:rPr>
             </w:r>
             <w:r>
               <w:rPr>
                 <w:b/>
               </w:rPr>
-              <w:t>Основной поток событий</w:t>
+              <w:t>Постусловия</w:t>
             </w:r>
           </w:p>
         </w:tc>
@@ -807,368 +677,35 @@
           <w:p>
             <w:r>
               <w:rPr>
-                <w:sz w:val="24"/>
+                <w:sz w:val="28"/>
               </w:rPr>
-              <w:t xml:space="preserve">1. Посетитель переходит к форме одним из способов раздела «Как перейти к форме», например нажимает </w:t>
-            </w:r>
-            <w:r>
-              <w:rPr>
-                <w:b/>
-                <w:sz w:val="24"/>
-              </w:rPr>
-              <w:t>«В бету»</w:t>
-            </w:r>
-            <w:r>
-              <w:rPr>
-                <w:sz w:val="24"/>
-              </w:rPr>
-              <w:t xml:space="preserve"> (или </w:t>
-            </w:r>
-            <w:r>
-              <w:rPr>
-                <w:b/>
-                <w:sz w:val="24"/>
-              </w:rPr>
-              <w:t>«Записаться в бету»</w:t>
-            </w:r>
-            <w:r>
-              <w:rPr>
-                <w:sz w:val="24"/>
-              </w:rPr>
-              <w:t xml:space="preserve">); страница прокручивается к разделу </w:t>
+              <w:t xml:space="preserve">Успех: в </w:t>
             </w:r>
             <w:r>
               <w:rPr>
                 <w:i/>
-                <w:sz w:val="24"/>
+                <w:sz w:val="28"/>
               </w:rPr>
-              <w:t>#waitlist</w:t>
+              <w:t>LocalStorage</w:t>
             </w:r>
             <w:r>
               <w:rPr>
-                <w:sz w:val="24"/>
+                <w:sz w:val="28"/>
               </w:rPr>
-              <w:t>.</w:t>
-            </w:r>
-            <w:r>
-              <w:br/>
-            </w:r>
-            <w:r>
-              <w:rPr>
-                <w:sz w:val="24"/>
-              </w:rPr>
-              <w:t xml:space="preserve">2. Посетитель вводит имя в поле </w:t>
-            </w:r>
-            <w:r>
-              <w:rPr>
-                <w:b/>
-                <w:sz w:val="24"/>
-              </w:rPr>
-              <w:t>«Имя*»</w:t>
-            </w:r>
-            <w:r>
-              <w:rPr>
-                <w:sz w:val="24"/>
-              </w:rPr>
-              <w:t xml:space="preserve"> (подсказка </w:t>
-            </w:r>
-            <w:r>
-              <w:rPr>
-                <w:b/>
-                <w:sz w:val="24"/>
-              </w:rPr>
-              <w:t>«От 2 до 60 букв. Допустимы пробел, дефис и апостроф.»</w:t>
-            </w:r>
-            <w:r>
-              <w:rPr>
-                <w:sz w:val="24"/>
-              </w:rPr>
-              <w:t>).</w:t>
-            </w:r>
-            <w:r>
-              <w:br/>
-            </w:r>
-            <w:r>
-              <w:rPr>
-                <w:sz w:val="24"/>
-              </w:rPr>
-              <w:t xml:space="preserve">3. Посетитель вводит адрес в поле </w:t>
-            </w:r>
-            <w:r>
-              <w:rPr>
-                <w:b/>
-                <w:sz w:val="24"/>
-              </w:rPr>
-              <w:t>«Электронная почта*»</w:t>
-            </w:r>
-            <w:r>
-              <w:rPr>
-                <w:sz w:val="24"/>
-              </w:rPr>
-              <w:t xml:space="preserve"> (подсказка </w:t>
-            </w:r>
-            <w:r>
-              <w:rPr>
-                <w:b/>
-                <w:sz w:val="24"/>
-              </w:rPr>
-              <w:t>«Адрес вида name@example.com. На него придёт приглашение.»</w:t>
-            </w:r>
-            <w:r>
-              <w:rPr>
-                <w:sz w:val="24"/>
-              </w:rPr>
-              <w:t>).</w:t>
-            </w:r>
-            <w:r>
-              <w:br/>
-            </w:r>
-            <w:r>
-              <w:rPr>
-                <w:sz w:val="24"/>
-              </w:rPr>
-              <w:t xml:space="preserve">4. Посетитель выбирает нотацию в списке «Нотация*»: IDEF0, DFD, ERD, BPMN, UML или </w:t>
-            </w:r>
-            <w:r>
-              <w:rPr>
-                <w:b/>
-                <w:sz w:val="24"/>
-              </w:rPr>
-              <w:t>«Сети Петри»</w:t>
-            </w:r>
-            <w:r>
-              <w:rPr>
-                <w:sz w:val="24"/>
-              </w:rPr>
-              <w:t>.</w:t>
-            </w:r>
-            <w:r>
-              <w:br/>
-            </w:r>
-            <w:r>
-              <w:rPr>
-                <w:sz w:val="24"/>
-              </w:rPr>
-              <w:t xml:space="preserve">5. Посетитель вводит целое число в поле </w:t>
-            </w:r>
-            <w:r>
-              <w:rPr>
-                <w:b/>
-                <w:sz w:val="24"/>
-              </w:rPr>
-              <w:t>«Размер команды*»</w:t>
-            </w:r>
-            <w:r>
-              <w:rPr>
-                <w:sz w:val="24"/>
-              </w:rPr>
-              <w:t xml:space="preserve"> (подсказка </w:t>
-            </w:r>
-            <w:r>
-              <w:rPr>
-                <w:b/>
-                <w:sz w:val="24"/>
-              </w:rPr>
-              <w:t>«Целое число от 0 до 500. Укажите 0, если работаете один.»</w:t>
-            </w:r>
-            <w:r>
-              <w:rPr>
-                <w:sz w:val="24"/>
-              </w:rPr>
-              <w:t>).</w:t>
-            </w:r>
-            <w:r>
-              <w:br/>
-            </w:r>
-            <w:r>
-              <w:rPr>
-                <w:sz w:val="24"/>
-              </w:rPr>
-              <w:t xml:space="preserve">6. Посетитель при желании вводит текст в поле </w:t>
-            </w:r>
-            <w:r>
-              <w:rPr>
-                <w:b/>
-                <w:sz w:val="24"/>
-              </w:rPr>
-              <w:t>«Комментарий (по желанию)»</w:t>
-            </w:r>
-            <w:r>
-              <w:rPr>
-                <w:sz w:val="24"/>
-              </w:rPr>
-              <w:t>.</w:t>
-            </w:r>
-            <w:r>
-              <w:br/>
-            </w:r>
-            <w:r>
-              <w:rPr>
-                <w:sz w:val="24"/>
-              </w:rPr>
-              <w:t xml:space="preserve">7. Посетитель отмечает флажок </w:t>
-            </w:r>
-            <w:r>
-              <w:rPr>
-                <w:b/>
-                <w:sz w:val="24"/>
-              </w:rPr>
-              <w:t>«Согласен получать письма о запуске беты и с политикой конфиденциальности*»</w:t>
-            </w:r>
-            <w:r>
-              <w:rPr>
-                <w:sz w:val="24"/>
-              </w:rPr>
-              <w:t>.</w:t>
-            </w:r>
-            <w:r>
-              <w:br/>
-            </w:r>
-            <w:r>
-              <w:rPr>
-                <w:sz w:val="24"/>
-              </w:rPr>
-              <w:t xml:space="preserve">8. Посетитель нажимает кнопку </w:t>
-            </w:r>
-            <w:r>
-              <w:rPr>
-                <w:b/>
-                <w:sz w:val="24"/>
-              </w:rPr>
-              <w:t>«Отправить»</w:t>
-            </w:r>
-            <w:r>
-              <w:rPr>
-                <w:sz w:val="24"/>
-              </w:rPr>
-              <w:t>.</w:t>
-            </w:r>
-            <w:r>
-              <w:br/>
-            </w:r>
-            <w:r>
-              <w:rPr>
-                <w:sz w:val="24"/>
-              </w:rPr>
-              <w:t xml:space="preserve">9. Система считывает шесть полей и проверяет каждое по правилам П1–П6 из таблицы «Структура данных» (функция </w:t>
+              <w:t xml:space="preserve"> на одну запись больше, открыта </w:t>
             </w:r>
             <w:r>
               <w:rPr>
                 <w:i/>
-                <w:sz w:val="24"/>
-              </w:rPr>
-              <w:t>validateWaitlist</w:t>
-            </w:r>
-            <w:r>
-              <w:rPr>
-                <w:sz w:val="24"/>
-              </w:rPr>
-              <w:t>).</w:t>
-            </w:r>
-            <w:r>
-              <w:br/>
-            </w:r>
-            <w:r>
-              <w:rPr>
-                <w:sz w:val="24"/>
-              </w:rPr>
-              <w:t xml:space="preserve">10. Система формирует запись {name, email, notation, team, comment, createdAt}, где name, email и comment очищены от пробелов по краям, team приведён к числу, createdAt — время в формате ISO 8601; добавляет запись в массив </w:t>
-            </w:r>
-            <w:r>
-              <w:rPr>
-                <w:i/>
-                <w:sz w:val="24"/>
-              </w:rPr>
-              <w:t>LocalStorage</w:t>
-            </w:r>
-            <w:r>
-              <w:rPr>
-                <w:sz w:val="24"/>
-              </w:rPr>
-              <w:t xml:space="preserve"> по ключу </w:t>
-            </w:r>
-            <w:r>
-              <w:rPr>
-                <w:i/>
-                <w:sz w:val="24"/>
-              </w:rPr>
-              <w:t>dslkit.waitlist</w:t>
-            </w:r>
-            <w:r>
-              <w:rPr>
-                <w:sz w:val="24"/>
-              </w:rPr>
-              <w:t xml:space="preserve"> и пишет в консоль </w:t>
-            </w:r>
-            <w:r>
-              <w:rPr>
-                <w:b/>
-                <w:sz w:val="24"/>
-              </w:rPr>
-              <w:t>«DSLKit: заявка сохранена в LocalStorage»</w:t>
-            </w:r>
-            <w:r>
-              <w:rPr>
-                <w:sz w:val="24"/>
-              </w:rPr>
-              <w:t xml:space="preserve"> с названием нотации.</w:t>
-            </w:r>
-            <w:r>
-              <w:br/>
-            </w:r>
-            <w:r>
-              <w:rPr>
-                <w:sz w:val="24"/>
-              </w:rPr>
-              <w:t xml:space="preserve">11. Система открывает страницу благодарности </w:t>
-            </w:r>
-            <w:r>
-              <w:rPr>
-                <w:i/>
-                <w:sz w:val="24"/>
+                <w:sz w:val="28"/>
               </w:rPr>
               <w:t>thanks.html</w:t>
             </w:r>
             <w:r>
               <w:rPr>
-                <w:sz w:val="24"/>
+                <w:sz w:val="28"/>
               </w:rPr>
-              <w:t xml:space="preserve"> (для английской версии en/</w:t>
-            </w:r>
-            <w:r>
-              <w:rPr>
-                <w:i/>
-                <w:sz w:val="24"/>
-              </w:rPr>
-              <w:t>thanks.html</w:t>
-            </w:r>
-            <w:r>
-              <w:rPr>
-                <w:sz w:val="24"/>
-              </w:rPr>
-              <w:t xml:space="preserve">) с заголовком </w:t>
-            </w:r>
-            <w:r>
-              <w:rPr>
-                <w:b/>
-                <w:sz w:val="24"/>
-              </w:rPr>
-              <w:t>«Спасибо, вы в списке беты»</w:t>
-            </w:r>
-            <w:r>
-              <w:rPr>
-                <w:sz w:val="24"/>
-              </w:rPr>
-              <w:t>.</w:t>
-            </w:r>
-            <w:r>
-              <w:br/>
-            </w:r>
-            <w:r>
-              <w:rPr>
-                <w:sz w:val="24"/>
-              </w:rPr>
-              <w:t>* — обязательное поле. В интерфейсе сайта звёздочек нет, обязательность указана фразой «Все поля, кроме комментария, обязательны».</w:t>
+              <w:t>. Ошибка проверки: записей не добавилось, значения остаются в полях.</w:t>
             </w:r>
           </w:p>
         </w:tc>
@@ -1182,14 +719,14 @@
           <w:p>
             <w:r>
               <w:rPr>
-                <w:sz w:val="24"/>
+                <w:sz w:val="28"/>
               </w:rPr>
             </w:r>
             <w:r>
               <w:rPr>
                 <w:b/>
               </w:rPr>
-              <w:t>Альтернативные потоки</w:t>
+              <w:t>Исключительные ситуации</w:t>
             </w:r>
           </w:p>
         </w:tc>
@@ -1201,138 +738,41 @@
             <w:r>
               <w:rPr>
                 <w:b/>
-                <w:sz w:val="24"/>
+                <w:sz w:val="28"/>
               </w:rPr>
-              <w:t>A1</w:t>
+              <w:t>E1.</w:t>
             </w:r>
             <w:r>
               <w:rPr>
-                <w:sz w:val="24"/>
+                <w:sz w:val="28"/>
               </w:rPr>
-              <w:t xml:space="preserve">. Одно или несколько полей не прошли проверку (шаг 9): под каждым неверным полем показывается красное сообщение (role=alert, например </w:t>
+              <w:t xml:space="preserve"> Запись в </w:t>
+            </w:r>
+            <w:r>
+              <w:rPr>
+                <w:i/>
+                <w:sz w:val="28"/>
+              </w:rPr>
+              <w:t>LocalStorage</w:t>
+            </w:r>
+            <w:r>
+              <w:rPr>
+                <w:sz w:val="28"/>
+              </w:rPr>
+              <w:t xml:space="preserve"> не удалась: страница благодарности всё равно открывается, </w:t>
             </w:r>
             <w:r>
               <w:rPr>
                 <w:b/>
-                <w:sz w:val="24"/>
+                <w:sz w:val="28"/>
               </w:rPr>
-              <w:t>«Имя не принято: поле пустое, короче двух символов или содержит цифры и знаки…»</w:t>
+              <w:t>заявка потеряна</w:t>
             </w:r>
             <w:r>
               <w:rPr>
-                <w:sz w:val="24"/>
+                <w:sz w:val="28"/>
               </w:rPr>
-              <w:t xml:space="preserve">), поле получает aria-invalid=true, фокус переходит на первое неверное поле в порядке имя, почта, нотация, команда, комментарий, согласие. </w:t>
-            </w:r>
-            <w:r>
-              <w:rPr>
-                <w:b/>
-                <w:sz w:val="24"/>
-              </w:rPr>
-              <w:t>Заявка не сохраняется</w:t>
-            </w:r>
-            <w:r>
-              <w:rPr>
-                <w:sz w:val="24"/>
-              </w:rPr>
-              <w:t>, страница не меняется. Поле с ошибкой перепроверяется при каждом вводе, остальные при выходе из поля. После исправления сообщение скрывается. Сценарий продолжается с шага 8.</w:t>
-            </w:r>
-            <w:r>
-              <w:br/>
-            </w:r>
-            <w:r>
-              <w:rPr>
-                <w:b/>
-                <w:sz w:val="24"/>
-              </w:rPr>
-              <w:t>A2</w:t>
-            </w:r>
-            <w:r>
-              <w:rPr>
-                <w:sz w:val="24"/>
-              </w:rPr>
-              <w:t xml:space="preserve">. Согласие не отмечено (шаг 9): применяется A1; сообщение </w:t>
-            </w:r>
-            <w:r>
-              <w:rPr>
-                <w:b/>
-                <w:sz w:val="24"/>
-              </w:rPr>
-              <w:t>«Без согласия мы не можем отправить приглашение. Поставьте галочку, чтобы продолжить.»</w:t>
-            </w:r>
-            <w:r>
-              <w:br/>
-            </w:r>
-            <w:r>
-              <w:rPr>
-                <w:b/>
-                <w:sz w:val="24"/>
-              </w:rPr>
-              <w:t>A3</w:t>
-            </w:r>
-            <w:r>
-              <w:rPr>
-                <w:sz w:val="24"/>
-              </w:rPr>
-              <w:t>. Посетитель закрывает страницу или уходит со страницы до шага 8: данные не сохраняются, состояние системы не меняется.</w:t>
-            </w:r>
-            <w:r>
-              <w:br/>
-            </w:r>
-            <w:r>
-              <w:rPr>
-                <w:b/>
-                <w:sz w:val="24"/>
-              </w:rPr>
-              <w:t>A4</w:t>
-            </w:r>
-            <w:r>
-              <w:rPr>
-                <w:sz w:val="24"/>
-              </w:rPr>
-              <w:t xml:space="preserve">. Повторная заявка с тем же адресом (шаг 10): </w:t>
-            </w:r>
-            <w:r>
-              <w:rPr>
-                <w:b/>
-                <w:sz w:val="24"/>
-              </w:rPr>
-              <w:t>принимается как новая отдельная запись</w:t>
-            </w:r>
-            <w:r>
-              <w:rPr>
-                <w:sz w:val="24"/>
-              </w:rPr>
-              <w:t>, сообщения о дубликате нет (дефект D-1).</w:t>
-            </w:r>
-            <w:r>
-              <w:br/>
-            </w:r>
-            <w:r>
-              <w:rPr>
-                <w:b/>
-                <w:sz w:val="24"/>
-              </w:rPr>
-              <w:t>A5</w:t>
-            </w:r>
-            <w:r>
-              <w:rPr>
-                <w:sz w:val="24"/>
-              </w:rPr>
-              <w:t xml:space="preserve">. Повторное нажатие </w:t>
-            </w:r>
-            <w:r>
-              <w:rPr>
-                <w:b/>
-                <w:sz w:val="24"/>
-              </w:rPr>
-              <w:t>«Отправить»</w:t>
-            </w:r>
-            <w:r>
-              <w:rPr>
-                <w:sz w:val="24"/>
-              </w:rPr>
-              <w:t xml:space="preserve"> после успешной отправки (шаг 11): игнорируется, вторая запись не создаётся (флаг submitting).</w:t>
+              <w:t>, ошибки нет (дефект D-2).</w:t>
             </w:r>
           </w:p>
         </w:tc>
@@ -1346,14 +786,14 @@
           <w:p>
             <w:r>
               <w:rPr>
-                <w:sz w:val="24"/>
+                <w:sz w:val="28"/>
               </w:rPr>
             </w:r>
             <w:r>
               <w:rPr>
                 <w:b/>
               </w:rPr>
-              <w:t>Постусловия</w:t>
+              <w:t>Другие точки входа</w:t>
             </w:r>
           </w:p>
         </w:tc>
@@ -1364,70 +804,48 @@
           <w:p>
             <w:r>
               <w:rPr>
-                <w:sz w:val="24"/>
+                <w:sz w:val="28"/>
               </w:rPr>
-              <w:t xml:space="preserve">Успех: массив </w:t>
+              <w:t xml:space="preserve">Ссылки «Записаться в бету: UML / BPMN / …» в разделе нотаций, кнопка «В бету» на </w:t>
             </w:r>
             <w:r>
               <w:rPr>
                 <w:i/>
-                <w:sz w:val="24"/>
+                <w:sz w:val="28"/>
               </w:rPr>
-              <w:t>dslkit.waitlist</w:t>
+              <w:t>privacy.html</w:t>
             </w:r>
             <w:r>
               <w:rPr>
-                <w:sz w:val="24"/>
+                <w:sz w:val="28"/>
               </w:rPr>
-              <w:t xml:space="preserve"> в </w:t>
+              <w:t xml:space="preserve"> и </w:t>
             </w:r>
             <w:r>
               <w:rPr>
                 <w:i/>
-                <w:sz w:val="24"/>
+                <w:sz w:val="28"/>
               </w:rPr>
-              <w:t>LocalStorage</w:t>
+              <w:t>thanks.html</w:t>
             </w:r>
             <w:r>
               <w:rPr>
-                <w:sz w:val="24"/>
+                <w:sz w:val="28"/>
               </w:rPr>
-              <w:t xml:space="preserve"> длиннее на одну запись, открыта страница </w:t>
+              <w:t xml:space="preserve">, адрес </w:t>
             </w:r>
             <w:r>
               <w:rPr>
                 <w:i/>
-                <w:sz w:val="24"/>
+                <w:sz w:val="28"/>
               </w:rPr>
-              <w:t>thanks.html</w:t>
+              <w:t>/en/#waitlist</w:t>
             </w:r>
             <w:r>
               <w:rPr>
-                <w:sz w:val="24"/>
+                <w:sz w:val="28"/>
               </w:rPr>
-              <w:t xml:space="preserve"> (en/</w:t>
-            </w:r>
-            <w:r>
-              <w:rPr>
-                <w:i/>
-                <w:sz w:val="24"/>
-              </w:rPr>
-              <w:t>thanks.html</w:t>
-            </w:r>
-            <w:r>
-              <w:rPr>
-                <w:sz w:val="24"/>
-              </w:rPr>
-              <w:t>).</w:t>
-            </w:r>
-            <w:r>
-              <w:br/>
-            </w:r>
-            <w:r>
-              <w:rPr>
-                <w:sz w:val="24"/>
-              </w:rPr>
-              <w:t>Ошибка проверки (A1, A2): записей не добавилось, посетитель остаётся на главной странице, введённые значения остаются в полях.</w:t>
+              <w:t>.</w:t>
             </w:r>
           </w:p>
         </w:tc>
@@ -1441,14 +859,14 @@
           <w:p>
             <w:r>
               <w:rPr>
-                <w:sz w:val="24"/>
+                <w:sz w:val="28"/>
               </w:rPr>
             </w:r>
             <w:r>
               <w:rPr>
                 <w:b/>
               </w:rPr>
-              <w:t>Исключительные ситуации</w:t>
+              <w:t>Связанные задачи</w:t>
             </w:r>
           </w:p>
         </w:tc>
@@ -1460,67 +878,47 @@
             <w:r>
               <w:rPr>
                 <w:b/>
-                <w:sz w:val="24"/>
+                <w:sz w:val="28"/>
               </w:rPr>
-              <w:t>E1</w:t>
+              <w:t>R4</w:t>
             </w:r>
             <w:r>
               <w:rPr>
-                <w:sz w:val="24"/>
+                <w:sz w:val="28"/>
               </w:rPr>
-              <w:t xml:space="preserve">. Запись в </w:t>
-            </w:r>
-            <w:r>
-              <w:rPr>
-                <w:i/>
-                <w:sz w:val="24"/>
-              </w:rPr>
-              <w:t>LocalStorage</w:t>
-            </w:r>
-            <w:r>
-              <w:rPr>
-                <w:sz w:val="24"/>
-              </w:rPr>
-              <w:t xml:space="preserve"> не удалась (хранилище переполнено или запрещено, шаг 10): метод </w:t>
-            </w:r>
-            <w:r>
-              <w:rPr>
-                <w:i/>
-                <w:sz w:val="24"/>
-              </w:rPr>
-              <w:t>storage.set</w:t>
-            </w:r>
-            <w:r>
-              <w:rPr>
-                <w:sz w:val="24"/>
-              </w:rPr>
-              <w:t xml:space="preserve"> возвращает false, но система всё равно открывает страницу благодарности; </w:t>
+              <w:t xml:space="preserve"> — Форма заявки и валидация</w:t>
+            </w:r>
+            <w:r>
+              <w:br/>
             </w:r>
             <w:r>
               <w:rPr>
                 <w:b/>
-                <w:sz w:val="24"/>
+                <w:sz w:val="28"/>
               </w:rPr>
-              <w:t>сообщения об ошибке нет</w:t>
+              <w:t>UC-00</w:t>
             </w:r>
             <w:r>
               <w:rPr>
-                <w:sz w:val="24"/>
+                <w:sz w:val="28"/>
               </w:rPr>
-              <w:t xml:space="preserve">, </w:t>
+              <w:t xml:space="preserve"> — Прочитать политику конфиденциальности</w:t>
+            </w:r>
+            <w:r>
+              <w:br/>
             </w:r>
             <w:r>
               <w:rPr>
                 <w:b/>
-                <w:sz w:val="24"/>
+                <w:sz w:val="28"/>
               </w:rPr>
-              <w:t>заявка потеряна</w:t>
+              <w:t>UC-03</w:t>
             </w:r>
             <w:r>
               <w:rPr>
-                <w:sz w:val="24"/>
+                <w:sz w:val="28"/>
               </w:rPr>
-              <w:t xml:space="preserve"> (дефект D-2).</w:t>
+              <w:t xml:space="preserve"> — Авторизация (в текущей версии не реализована)</w:t>
             </w:r>
             <w:r>
               <w:br/>
@@ -1528,41 +926,47 @@
             <w:r>
               <w:rPr>
                 <w:b/>
-                <w:sz w:val="24"/>
+                <w:sz w:val="28"/>
               </w:rPr>
-              <w:t>E2</w:t>
+              <w:t>UC-04</w:t>
             </w:r>
             <w:r>
               <w:rPr>
-                <w:sz w:val="24"/>
+                <w:sz w:val="28"/>
               </w:rPr>
-              <w:t xml:space="preserve">. </w:t>
+              <w:t xml:space="preserve"> — Запись в бету из React-приложения</w:t>
+            </w:r>
+            <w:r>
+              <w:br/>
             </w:r>
             <w:r>
               <w:rPr>
-                <w:i/>
-                <w:sz w:val="24"/>
+                <w:b/>
+                <w:sz w:val="28"/>
               </w:rPr>
-              <w:t>LocalStorage</w:t>
+              <w:t>TC-WL-001…022</w:t>
             </w:r>
             <w:r>
               <w:rPr>
-                <w:sz w:val="24"/>
+                <w:sz w:val="28"/>
               </w:rPr>
-              <w:t xml:space="preserve"> недоступен совсем (</w:t>
+              <w:t xml:space="preserve"> — Тест-кейсы формы (лаб. 2)</w:t>
+            </w:r>
+            <w:r>
+              <w:br/>
             </w:r>
             <w:r>
               <w:rPr>
-                <w:i/>
-                <w:sz w:val="24"/>
+                <w:b/>
+                <w:sz w:val="28"/>
               </w:rPr>
-              <w:t>getStorage</w:t>
+              <w:t>SM-07, CP-35, CP-36</w:t>
             </w:r>
             <w:r>
               <w:rPr>
-                <w:sz w:val="24"/>
+                <w:sz w:val="28"/>
               </w:rPr>
-              <w:t xml:space="preserve"> использует временное хранилище в памяти): заявка живёт только до закрытия страницы, посетитель видит страницу благодарности.</w:t>
+              <w:t xml:space="preserve"> — Проверки чек-листов (лаб. 3)</w:t>
             </w:r>
           </w:p>
         </w:tc>
@@ -1576,14 +980,14 @@
           <w:p>
             <w:r>
               <w:rPr>
-                <w:sz w:val="24"/>
+                <w:sz w:val="28"/>
               </w:rPr>
             </w:r>
             <w:r>
               <w:rPr>
                 <w:b/>
               </w:rPr>
-              <w:t>Связанные требования</w:t>
+              <w:t>Скриншоты</w:t>
             </w:r>
           </w:p>
         </w:tc>
@@ -1595,15 +999,15 @@
             <w:r>
               <w:rPr>
                 <w:b/>
-                <w:sz w:val="24"/>
+                <w:sz w:val="28"/>
               </w:rPr>
-              <w:t>R4</w:t>
+              <w:t>SCR-01</w:t>
             </w:r>
             <w:r>
               <w:rPr>
-                <w:sz w:val="24"/>
+                <w:sz w:val="28"/>
               </w:rPr>
-              <w:t xml:space="preserve"> — Форма заявки и валидация</w:t>
+              <w:t xml:space="preserve"> — Форма: ошибки при пустой отправке</w:t>
             </w:r>
             <w:r>
               <w:br/>
@@ -1611,41 +1015,15 @@
             <w:r>
               <w:rPr>
                 <w:b/>
-                <w:sz w:val="24"/>
+                <w:sz w:val="28"/>
               </w:rPr>
-              <w:t>R1</w:t>
+              <w:t>SCR-02</w:t>
             </w:r>
             <w:r>
               <w:rPr>
-                <w:sz w:val="24"/>
+                <w:sz w:val="28"/>
               </w:rPr>
-              <w:t xml:space="preserve"> — Доступность страниц (главная, </w:t>
-            </w:r>
-            <w:r>
-              <w:rPr>
-                <w:i/>
-                <w:sz w:val="24"/>
-              </w:rPr>
-              <w:t>thanks.html</w:t>
-            </w:r>
-            <w:r>
-              <w:rPr>
-                <w:sz w:val="24"/>
-              </w:rPr>
-              <w:t xml:space="preserve">, </w:t>
-            </w:r>
-            <w:r>
-              <w:rPr>
-                <w:i/>
-                <w:sz w:val="24"/>
-              </w:rPr>
-              <w:t>privacy.html</w:t>
-            </w:r>
-            <w:r>
-              <w:rPr>
-                <w:sz w:val="24"/>
-              </w:rPr>
-              <w:t>)</w:t>
+              <w:t xml:space="preserve"> — Форма: заполнена</w:t>
             </w:r>
             <w:r>
               <w:br/>
@@ -1653,31 +1031,15 @@
             <w:r>
               <w:rPr>
                 <w:b/>
-                <w:sz w:val="24"/>
+                <w:sz w:val="28"/>
               </w:rPr>
-              <w:t>R6</w:t>
+              <w:t>SCR-03</w:t>
             </w:r>
             <w:r>
               <w:rPr>
-                <w:sz w:val="24"/>
+                <w:sz w:val="28"/>
               </w:rPr>
-              <w:t xml:space="preserve"> — Разметка и локализация (русская и английская версии)</w:t>
-            </w:r>
-            <w:r>
-              <w:br/>
-            </w:r>
-            <w:r>
-              <w:rPr>
-                <w:b/>
-                <w:sz w:val="24"/>
-              </w:rPr>
-              <w:t>R9</w:t>
-            </w:r>
-            <w:r>
-              <w:rPr>
-                <w:sz w:val="24"/>
-              </w:rPr>
-              <w:t xml:space="preserve"> — Локальное хранилище</w:t>
+              <w:t xml:space="preserve"> — Страница благодарности</w:t>
             </w:r>
           </w:p>
         </w:tc>
@@ -1691,14 +1053,14 @@
           <w:p>
             <w:r>
               <w:rPr>
-                <w:sz w:val="24"/>
+                <w:sz w:val="28"/>
               </w:rPr>
             </w:r>
             <w:r>
               <w:rPr>
                 <w:b/>
               </w:rPr>
-              <w:t>Подзадачи</w:t>
+              <w:t>Реализация</w:t>
             </w:r>
           </w:p>
         </w:tc>
@@ -1709,87 +1071,75 @@
           <w:p>
             <w:r>
               <w:rPr>
-                <w:b/>
-                <w:sz w:val="24"/>
+                <w:i/>
+                <w:sz w:val="28"/>
               </w:rPr>
-              <w:t>UC-01.1</w:t>
+              <w:t>site/index.html</w:t>
             </w:r>
             <w:r>
               <w:rPr>
-                <w:sz w:val="24"/>
+                <w:sz w:val="28"/>
               </w:rPr>
-              <w:t xml:space="preserve"> — Показ формы и подсказок к полям</w:t>
-            </w:r>
-            <w:r>
-              <w:br/>
-            </w:r>
-            <w:r>
-              <w:rPr>
-                <w:b/>
-                <w:sz w:val="24"/>
-              </w:rPr>
-              <w:t>UC-01.2</w:t>
-            </w:r>
-            <w:r>
-              <w:rPr>
-                <w:sz w:val="24"/>
-              </w:rPr>
-              <w:t xml:space="preserve"> — Чтение, очистка и проверка значений по П1–П6</w:t>
-            </w:r>
-            <w:r>
-              <w:br/>
-            </w:r>
-            <w:r>
-              <w:rPr>
-                <w:b/>
-                <w:sz w:val="24"/>
-              </w:rPr>
-              <w:t>UC-01.3</w:t>
-            </w:r>
-            <w:r>
-              <w:rPr>
-                <w:sz w:val="24"/>
-              </w:rPr>
-              <w:t xml:space="preserve"> — Показ ошибок, фокус и повторная проверка</w:t>
-            </w:r>
-            <w:r>
-              <w:br/>
-            </w:r>
-            <w:r>
-              <w:rPr>
-                <w:b/>
-                <w:sz w:val="24"/>
-              </w:rPr>
-              <w:t>UC-01.4</w:t>
-            </w:r>
-            <w:r>
-              <w:rPr>
-                <w:sz w:val="24"/>
-              </w:rPr>
-              <w:t xml:space="preserve"> — Сохранение заявки в </w:t>
+              <w:t xml:space="preserve"> (форма </w:t>
             </w:r>
             <w:r>
               <w:rPr>
                 <w:i/>
-                <w:sz w:val="24"/>
+                <w:sz w:val="28"/>
               </w:rPr>
-              <w:t>LocalStorage</w:t>
-            </w:r>
-            <w:r>
-              <w:br/>
+              <w:t>#waitlist-form</w:t>
             </w:r>
             <w:r>
               <w:rPr>
-                <w:b/>
-                <w:sz w:val="24"/>
+                <w:sz w:val="28"/>
               </w:rPr>
-              <w:t>UC-01.5</w:t>
+              <w:t xml:space="preserve">), </w:t>
             </w:r>
             <w:r>
               <w:rPr>
-                <w:sz w:val="24"/>
+                <w:i/>
+                <w:sz w:val="28"/>
               </w:rPr>
-              <w:t xml:space="preserve"> — Переход на страницу благодарности</w:t>
+              <w:t>site/js/components/waitlist-form.js</w:t>
+            </w:r>
+            <w:r>
+              <w:rPr>
+                <w:sz w:val="28"/>
+              </w:rPr>
+              <w:t xml:space="preserve">, </w:t>
+            </w:r>
+            <w:r>
+              <w:rPr>
+                <w:i/>
+                <w:sz w:val="28"/>
+              </w:rPr>
+              <w:t>site/js/utils/validation.js</w:t>
+            </w:r>
+            <w:r>
+              <w:rPr>
+                <w:sz w:val="28"/>
+              </w:rPr>
+              <w:t xml:space="preserve">, </w:t>
+            </w:r>
+            <w:r>
+              <w:rPr>
+                <w:i/>
+                <w:sz w:val="28"/>
+              </w:rPr>
+              <w:t>site/js/utils/storage.js</w:t>
+            </w:r>
+            <w:r>
+              <w:rPr>
+                <w:sz w:val="28"/>
+              </w:rPr>
+              <w:t xml:space="preserve">, </w:t>
+            </w:r>
+            <w:r>
+              <w:rPr>
+                <w:i/>
+                <w:sz w:val="28"/>
+              </w:rPr>
+              <w:t>site/thanks.html</w:t>
             </w:r>
           </w:p>
         </w:tc>
@@ -1803,14 +1153,14 @@
           <w:p>
             <w:r>
               <w:rPr>
-                <w:sz w:val="24"/>
+                <w:sz w:val="28"/>
               </w:rPr>
             </w:r>
             <w:r>
               <w:rPr>
                 <w:b/>
               </w:rPr>
-              <w:t>Связанные задачи и use case</w:t>
+              <w:t>Ссылки</w:t>
             </w:r>
           </w:p>
         </w:tc>
@@ -1821,878 +1171,43 @@
           <w:p>
             <w:r>
               <w:rPr>
-                <w:b/>
-                <w:sz w:val="24"/>
+                <w:sz w:val="28"/>
               </w:rPr>
-              <w:t>UC-00</w:t>
+              <w:t>http://localhost:5173/#waitlist</w:t>
+            </w:r>
+            <w:r>
+              <w:br/>
             </w:r>
             <w:r>
               <w:rPr>
-                <w:sz w:val="24"/>
+                <w:sz w:val="28"/>
               </w:rPr>
-              <w:t xml:space="preserve"> — Прочитать политику конфиденциальности (ссылка в тексте согласия, </w:t>
+              <w:t>http://localhost:5173/thanks.html</w:t>
+            </w:r>
+            <w:r>
+              <w:br/>
             </w:r>
             <w:r>
               <w:rPr>
-                <w:i/>
-                <w:sz w:val="24"/>
+                <w:sz w:val="28"/>
               </w:rPr>
-              <w:t>privacy.html</w:t>
-            </w:r>
-            <w:r>
-              <w:rPr>
-                <w:sz w:val="24"/>
-              </w:rPr>
-              <w:t>)</w:t>
-            </w:r>
-            <w:r>
-              <w:br/>
-            </w:r>
-            <w:r>
-              <w:rPr>
-                <w:b/>
-                <w:sz w:val="24"/>
-              </w:rPr>
-              <w:t>UC-02</w:t>
-            </w:r>
-            <w:r>
-              <w:rPr>
-                <w:sz w:val="24"/>
-              </w:rPr>
-              <w:t xml:space="preserve"> — Выбрать нотацию на карточке и перейти к записи (ссылки </w:t>
-            </w:r>
-            <w:r>
-              <w:rPr>
-                <w:b/>
-                <w:sz w:val="24"/>
-              </w:rPr>
-              <w:t>«Записаться в бету: UML»</w:t>
-            </w:r>
-            <w:r>
-              <w:rPr>
-                <w:sz w:val="24"/>
-              </w:rPr>
-              <w:t xml:space="preserve">, </w:t>
-            </w:r>
-            <w:r>
-              <w:rPr>
-                <w:b/>
-                <w:sz w:val="24"/>
-              </w:rPr>
-              <w:t>«…: BPMN»</w:t>
-            </w:r>
-            <w:r>
-              <w:rPr>
-                <w:sz w:val="24"/>
-              </w:rPr>
-              <w:t>)</w:t>
-            </w:r>
-            <w:r>
-              <w:br/>
-            </w:r>
-            <w:r>
-              <w:rPr>
-                <w:b/>
-                <w:sz w:val="24"/>
-              </w:rPr>
-              <w:t>UC-03</w:t>
-            </w:r>
-            <w:r>
-              <w:rPr>
-                <w:sz w:val="24"/>
-              </w:rPr>
-              <w:t xml:space="preserve"> — Авторизация и вход в приложение: в текущей версии </w:t>
-            </w:r>
-            <w:r>
-              <w:rPr>
-                <w:i/>
-                <w:sz w:val="24"/>
-              </w:rPr>
-              <w:t>не реализована</w:t>
-            </w:r>
-            <w:r>
-              <w:rPr>
-                <w:sz w:val="24"/>
-              </w:rPr>
-              <w:t>, форма и приложение (</w:t>
-            </w:r>
-            <w:r>
-              <w:rPr>
-                <w:i/>
-                <w:sz w:val="24"/>
-              </w:rPr>
-              <w:t>site/app/</w:t>
-            </w:r>
-            <w:r>
-              <w:rPr>
-                <w:sz w:val="24"/>
-              </w:rPr>
-              <w:t>) работают без входа; задача на будущее, после появления серверной части</w:t>
-            </w:r>
-            <w:r>
-              <w:br/>
-            </w:r>
-            <w:r>
-              <w:rPr>
-                <w:b/>
-                <w:sz w:val="24"/>
-              </w:rPr>
-              <w:t>UC-04</w:t>
-            </w:r>
-            <w:r>
-              <w:rPr>
-                <w:sz w:val="24"/>
-              </w:rPr>
-              <w:t xml:space="preserve"> — Запись в бету из React-приложения (</w:t>
-            </w:r>
-            <w:r>
-              <w:rPr>
-                <w:i/>
-                <w:sz w:val="24"/>
-              </w:rPr>
-              <w:t>react-app/src/App.jsx</w:t>
-            </w:r>
-            <w:r>
-              <w:rPr>
-                <w:sz w:val="24"/>
-              </w:rPr>
-              <w:t>, лаб. 7)</w:t>
-            </w:r>
-            <w:r>
-              <w:br/>
-            </w:r>
-            <w:r>
-              <w:rPr>
-                <w:b/>
-                <w:sz w:val="24"/>
-              </w:rPr>
-              <w:t>D-1</w:t>
-            </w:r>
-            <w:r>
-              <w:rPr>
-                <w:sz w:val="24"/>
-              </w:rPr>
-              <w:t xml:space="preserve"> — Повторные заявки принимаются</w:t>
-            </w:r>
-            <w:r>
-              <w:br/>
-            </w:r>
-            <w:r>
-              <w:rPr>
-                <w:b/>
-                <w:sz w:val="24"/>
-              </w:rPr>
-              <w:t>D-2</w:t>
-            </w:r>
-            <w:r>
-              <w:rPr>
-                <w:sz w:val="24"/>
-              </w:rPr>
-              <w:t xml:space="preserve"> — Потеря заявки при сбое хранилища</w:t>
-            </w:r>
-          </w:p>
-        </w:tc>
-      </w:tr>
-      <w:tr>
-        <w:tc>
-          <w:tcPr>
-            <w:tcW w:type="dxa" w:w="2381"/>
-            <w:shd w:val="clear" w:fill="F2F2F2"/>
-          </w:tcPr>
-          <w:p>
-            <w:r>
-              <w:rPr>
-                <w:sz w:val="24"/>
-              </w:rPr>
-            </w:r>
-            <w:r>
-              <w:rPr>
-                <w:b/>
-              </w:rPr>
-              <w:t>Реализация</w:t>
-            </w:r>
-          </w:p>
-        </w:tc>
-        <w:tc>
-          <w:tcPr>
-            <w:tcW w:type="dxa" w:w="7370"/>
-          </w:tcPr>
-          <w:p>
-            <w:r>
-              <w:rPr>
-                <w:b/>
-                <w:sz w:val="24"/>
-              </w:rPr>
-              <w:t>IMPL-01</w:t>
-            </w:r>
-            <w:r>
-              <w:rPr>
-                <w:sz w:val="24"/>
-              </w:rPr>
-              <w:t xml:space="preserve"> — </w:t>
-            </w:r>
-            <w:r>
-              <w:rPr>
-                <w:i/>
-                <w:sz w:val="24"/>
-              </w:rPr>
-              <w:t>site/index.html</w:t>
-            </w:r>
-            <w:r>
-              <w:rPr>
-                <w:sz w:val="24"/>
-              </w:rPr>
-              <w:t xml:space="preserve">: разметка формы </w:t>
-            </w:r>
-            <w:r>
-              <w:rPr>
-                <w:i/>
-                <w:sz w:val="24"/>
-              </w:rPr>
-              <w:t>#waitlist-form</w:t>
-            </w:r>
-            <w:r>
-              <w:br/>
-            </w:r>
-            <w:r>
-              <w:rPr>
-                <w:b/>
-                <w:sz w:val="24"/>
-              </w:rPr>
-              <w:t>IMPL-02</w:t>
-            </w:r>
-            <w:r>
-              <w:rPr>
-                <w:sz w:val="24"/>
-              </w:rPr>
-              <w:t xml:space="preserve"> — </w:t>
-            </w:r>
-            <w:r>
-              <w:rPr>
-                <w:i/>
-                <w:sz w:val="24"/>
-              </w:rPr>
-              <w:t>site/js/components/waitlist-form.js</w:t>
-            </w:r>
-            <w:r>
-              <w:rPr>
-                <w:sz w:val="24"/>
-              </w:rPr>
-              <w:t xml:space="preserve">: </w:t>
-            </w:r>
-            <w:r>
-              <w:rPr>
-                <w:i/>
-                <w:sz w:val="24"/>
-              </w:rPr>
-              <w:t>initWaitlistForm</w:t>
-            </w:r>
-            <w:r>
-              <w:rPr>
-                <w:sz w:val="24"/>
-              </w:rPr>
-              <w:t>, показ ошибок, отправка</w:t>
-            </w:r>
-            <w:r>
-              <w:br/>
-            </w:r>
-            <w:r>
-              <w:rPr>
-                <w:b/>
-                <w:sz w:val="24"/>
-              </w:rPr>
-              <w:t>IMPL-03</w:t>
-            </w:r>
-            <w:r>
-              <w:rPr>
-                <w:sz w:val="24"/>
-              </w:rPr>
-              <w:t xml:space="preserve"> — </w:t>
-            </w:r>
-            <w:r>
-              <w:rPr>
-                <w:i/>
-                <w:sz w:val="24"/>
-              </w:rPr>
-              <w:t>site/js/utils/validation.js</w:t>
-            </w:r>
-            <w:r>
-              <w:rPr>
-                <w:sz w:val="24"/>
-              </w:rPr>
-              <w:t xml:space="preserve">: </w:t>
-            </w:r>
-            <w:r>
-              <w:rPr>
-                <w:i/>
-                <w:sz w:val="24"/>
-              </w:rPr>
-              <w:t>validateWaitlist</w:t>
-            </w:r>
-            <w:r>
-              <w:rPr>
-                <w:sz w:val="24"/>
-              </w:rPr>
-              <w:t xml:space="preserve"> и правила П1–П6</w:t>
-            </w:r>
-            <w:r>
-              <w:br/>
-            </w:r>
-            <w:r>
-              <w:rPr>
-                <w:b/>
-                <w:sz w:val="24"/>
-              </w:rPr>
-              <w:t>IMPL-04</w:t>
-            </w:r>
-            <w:r>
-              <w:rPr>
-                <w:sz w:val="24"/>
-              </w:rPr>
-              <w:t xml:space="preserve"> — </w:t>
-            </w:r>
-            <w:r>
-              <w:rPr>
-                <w:i/>
-                <w:sz w:val="24"/>
-              </w:rPr>
-              <w:t>site/js/utils/storage.js</w:t>
-            </w:r>
-            <w:r>
-              <w:rPr>
-                <w:sz w:val="24"/>
-              </w:rPr>
-              <w:t xml:space="preserve">: createStorage, </w:t>
-            </w:r>
-            <w:r>
-              <w:rPr>
-                <w:i/>
-                <w:sz w:val="24"/>
-              </w:rPr>
-              <w:t>getStorage</w:t>
-            </w:r>
-            <w:r>
-              <w:br/>
-            </w:r>
-            <w:r>
-              <w:rPr>
-                <w:b/>
-                <w:sz w:val="24"/>
-              </w:rPr>
-              <w:t>IMPL-05</w:t>
-            </w:r>
-            <w:r>
-              <w:rPr>
-                <w:sz w:val="24"/>
-              </w:rPr>
-              <w:t xml:space="preserve"> — </w:t>
-            </w:r>
-            <w:r>
-              <w:rPr>
-                <w:i/>
-                <w:sz w:val="24"/>
-              </w:rPr>
-              <w:t>site/thanks.html</w:t>
-            </w:r>
-            <w:r>
-              <w:rPr>
-                <w:sz w:val="24"/>
-              </w:rPr>
-              <w:t xml:space="preserve"> и </w:t>
-            </w:r>
-            <w:r>
-              <w:rPr>
-                <w:i/>
-                <w:sz w:val="24"/>
-              </w:rPr>
-              <w:t>site/en/thanks.html</w:t>
-            </w:r>
-            <w:r>
-              <w:rPr>
-                <w:sz w:val="24"/>
-              </w:rPr>
-              <w:t>: страница благодарности</w:t>
-            </w:r>
-          </w:p>
-        </w:tc>
-      </w:tr>
-      <w:tr>
-        <w:tc>
-          <w:tcPr>
-            <w:tcW w:type="dxa" w:w="2381"/>
-            <w:shd w:val="clear" w:fill="F2F2F2"/>
-          </w:tcPr>
-          <w:p>
-            <w:r>
-              <w:rPr>
-                <w:sz w:val="24"/>
-              </w:rPr>
-            </w:r>
-            <w:r>
-              <w:rPr>
-                <w:b/>
-              </w:rPr>
-              <w:t>Тест-кейсы и проверки</w:t>
-            </w:r>
-          </w:p>
-        </w:tc>
-        <w:tc>
-          <w:tcPr>
-            <w:tcW w:type="dxa" w:w="7370"/>
-          </w:tcPr>
-          <w:p>
-            <w:r>
-              <w:rPr>
-                <w:b/>
-                <w:sz w:val="24"/>
-              </w:rPr>
-              <w:t>TC-WL-001</w:t>
-            </w:r>
-            <w:r>
-              <w:rPr>
-                <w:sz w:val="24"/>
-              </w:rPr>
-              <w:t xml:space="preserve"> — Все поля корректны</w:t>
-            </w:r>
-            <w:r>
-              <w:br/>
-            </w:r>
-            <w:r>
-              <w:rPr>
-                <w:b/>
-                <w:sz w:val="24"/>
-              </w:rPr>
-              <w:t>TC-WL-002…007</w:t>
-            </w:r>
-            <w:r>
-              <w:rPr>
-                <w:sz w:val="24"/>
-              </w:rPr>
-              <w:t xml:space="preserve"> — Имя: границы и недопустимые символы (П1)</w:t>
-            </w:r>
-            <w:r>
-              <w:br/>
-            </w:r>
-            <w:r>
-              <w:rPr>
-                <w:b/>
-                <w:sz w:val="24"/>
-              </w:rPr>
-              <w:t>TC-WL-008…011</w:t>
-            </w:r>
-            <w:r>
-              <w:rPr>
-                <w:sz w:val="24"/>
-              </w:rPr>
-              <w:t xml:space="preserve"> — Почта: формат и длина (П2)</w:t>
-            </w:r>
-            <w:r>
-              <w:br/>
-            </w:r>
-            <w:r>
-              <w:rPr>
-                <w:b/>
-                <w:sz w:val="24"/>
-              </w:rPr>
-              <w:t>TC-WL-012…017</w:t>
-            </w:r>
-            <w:r>
-              <w:rPr>
-                <w:sz w:val="24"/>
-              </w:rPr>
-              <w:t xml:space="preserve"> — Размер команды: границы и тип (П4)</w:t>
-            </w:r>
-            <w:r>
-              <w:br/>
-            </w:r>
-            <w:r>
-              <w:rPr>
-                <w:b/>
-                <w:sz w:val="24"/>
-              </w:rPr>
-              <w:t>TC-WL-018</w:t>
-            </w:r>
-            <w:r>
-              <w:rPr>
-                <w:sz w:val="24"/>
-              </w:rPr>
-              <w:t xml:space="preserve"> — Нотация вне списка (П3)</w:t>
-            </w:r>
-            <w:r>
-              <w:br/>
-            </w:r>
-            <w:r>
-              <w:rPr>
-                <w:b/>
-                <w:sz w:val="24"/>
-              </w:rPr>
-              <w:t>TC-WL-019, 020</w:t>
-            </w:r>
-            <w:r>
-              <w:rPr>
-                <w:sz w:val="24"/>
-              </w:rPr>
-              <w:t xml:space="preserve"> — Комментарий: граница 500 (П5)</w:t>
-            </w:r>
-            <w:r>
-              <w:br/>
-            </w:r>
-            <w:r>
-              <w:rPr>
-                <w:b/>
-                <w:sz w:val="24"/>
-              </w:rPr>
-              <w:t>TC-WL-021</w:t>
-            </w:r>
-            <w:r>
-              <w:rPr>
-                <w:sz w:val="24"/>
-              </w:rPr>
-              <w:t xml:space="preserve"> — Согласие не дано (П6)</w:t>
-            </w:r>
-            <w:r>
-              <w:br/>
-            </w:r>
-            <w:r>
-              <w:rPr>
-                <w:b/>
-                <w:sz w:val="24"/>
-              </w:rPr>
-              <w:t>TC-WL-022</w:t>
-            </w:r>
-            <w:r>
-              <w:rPr>
-                <w:sz w:val="24"/>
-              </w:rPr>
-              <w:t xml:space="preserve"> — Пустая форма (A1)</w:t>
-            </w:r>
-            <w:r>
-              <w:br/>
-            </w:r>
-            <w:r>
-              <w:rPr>
-                <w:b/>
-                <w:sz w:val="24"/>
-              </w:rPr>
-              <w:t>SM-07</w:t>
-            </w:r>
-            <w:r>
-              <w:rPr>
-                <w:sz w:val="24"/>
-              </w:rPr>
-              <w:t xml:space="preserve"> — Форма заявки есть на главной</w:t>
-            </w:r>
-            <w:r>
-              <w:br/>
-            </w:r>
-            <w:r>
-              <w:rPr>
-                <w:b/>
-                <w:sz w:val="24"/>
-              </w:rPr>
-              <w:t>CP-35</w:t>
-            </w:r>
-            <w:r>
-              <w:rPr>
-                <w:sz w:val="24"/>
-              </w:rPr>
-              <w:t xml:space="preserve"> — Валидация корректной заявки</w:t>
-            </w:r>
-            <w:r>
-              <w:br/>
-            </w:r>
-            <w:r>
-              <w:rPr>
-                <w:b/>
-                <w:sz w:val="24"/>
-              </w:rPr>
-              <w:t>CP-36</w:t>
-            </w:r>
-            <w:r>
-              <w:rPr>
-                <w:sz w:val="24"/>
-              </w:rPr>
-              <w:t xml:space="preserve"> — У полей есть подписи и сообщения об ошибках</w:t>
-            </w:r>
-          </w:p>
-        </w:tc>
-      </w:tr>
-      <w:tr>
-        <w:tc>
-          <w:tcPr>
-            <w:tcW w:type="dxa" w:w="2381"/>
-            <w:shd w:val="clear" w:fill="F2F2F2"/>
-          </w:tcPr>
-          <w:p>
-            <w:r>
-              <w:rPr>
-                <w:sz w:val="24"/>
-              </w:rPr>
-            </w:r>
-            <w:r>
-              <w:rPr>
-                <w:b/>
-              </w:rPr>
-              <w:t>Скриншоты интерфейса</w:t>
-            </w:r>
-          </w:p>
-        </w:tc>
-        <w:tc>
-          <w:tcPr>
-            <w:tcW w:type="dxa" w:w="7370"/>
-          </w:tcPr>
-          <w:p>
-            <w:r>
-              <w:rPr>
-                <w:b/>
-                <w:sz w:val="24"/>
-              </w:rPr>
-              <w:t>SCR-01</w:t>
-            </w:r>
-            <w:r>
-              <w:rPr>
-                <w:sz w:val="24"/>
-              </w:rPr>
-              <w:t xml:space="preserve"> — Главная страница, русская версия (01-home.png)</w:t>
-            </w:r>
-            <w:r>
-              <w:br/>
-            </w:r>
-            <w:r>
-              <w:rPr>
-                <w:b/>
-                <w:sz w:val="24"/>
-              </w:rPr>
-              <w:t>SCR-02</w:t>
-            </w:r>
-            <w:r>
-              <w:rPr>
-                <w:sz w:val="24"/>
-              </w:rPr>
-              <w:t xml:space="preserve"> — Главная страница, английская версия (02-home-en.png)</w:t>
-            </w:r>
-            <w:r>
-              <w:br/>
-            </w:r>
-            <w:r>
-              <w:rPr>
-                <w:b/>
-                <w:sz w:val="24"/>
-              </w:rPr>
-              <w:t>SCR-03</w:t>
-            </w:r>
-            <w:r>
-              <w:rPr>
-                <w:sz w:val="24"/>
-              </w:rPr>
-              <w:t xml:space="preserve"> — Форма заявки: ошибки при пустой отправке (03-form-errors.png)</w:t>
-            </w:r>
-            <w:r>
-              <w:br/>
-            </w:r>
-            <w:r>
-              <w:rPr>
-                <w:b/>
-                <w:sz w:val="24"/>
-              </w:rPr>
-              <w:t>SCR-04</w:t>
-            </w:r>
-            <w:r>
-              <w:rPr>
-                <w:sz w:val="24"/>
-              </w:rPr>
-              <w:t xml:space="preserve"> — Форма заявки: заполнена корректными данными (04-form-filled.png)</w:t>
-            </w:r>
-            <w:r>
-              <w:br/>
-            </w:r>
-            <w:r>
-              <w:rPr>
-                <w:b/>
-                <w:sz w:val="24"/>
-              </w:rPr>
-              <w:t>SCR-05</w:t>
-            </w:r>
-            <w:r>
-              <w:rPr>
-                <w:sz w:val="24"/>
-              </w:rPr>
-              <w:t xml:space="preserve"> — Страница благодарности (05-form-submitted.png)</w:t>
-            </w:r>
-            <w:r>
-              <w:br/>
-            </w:r>
-            <w:r>
-              <w:rPr>
-                <w:b/>
-                <w:sz w:val="24"/>
-              </w:rPr>
-              <w:t>SCR-06</w:t>
-            </w:r>
-            <w:r>
-              <w:rPr>
-                <w:sz w:val="24"/>
-              </w:rPr>
-              <w:t xml:space="preserve"> — Запись заявки в </w:t>
-            </w:r>
-            <w:r>
-              <w:rPr>
-                <w:i/>
-                <w:sz w:val="24"/>
-              </w:rPr>
-              <w:t>LocalStorage</w:t>
-            </w:r>
-            <w:r>
-              <w:rPr>
-                <w:sz w:val="24"/>
-              </w:rPr>
-              <w:t xml:space="preserve"> (12-uc-storage-record.png)</w:t>
-            </w:r>
-            <w:r>
-              <w:br/>
-            </w:r>
-            <w:r>
-              <w:rPr>
-                <w:b/>
-                <w:sz w:val="24"/>
-              </w:rPr>
-              <w:t>SCR-07</w:t>
-            </w:r>
-            <w:r>
-              <w:rPr>
-                <w:sz w:val="24"/>
-              </w:rPr>
-              <w:t xml:space="preserve"> — Сбой записи: страница благодарности без ошибки (13-uc-storage-failure.png)</w:t>
-            </w:r>
-          </w:p>
-        </w:tc>
-      </w:tr>
-      <w:tr>
-        <w:tc>
-          <w:tcPr>
-            <w:tcW w:type="dxa" w:w="2381"/>
-            <w:shd w:val="clear" w:fill="F2F2F2"/>
-          </w:tcPr>
-          <w:p>
-            <w:r>
-              <w:rPr>
-                <w:sz w:val="24"/>
-              </w:rPr>
-            </w:r>
-            <w:r>
-              <w:rPr>
-                <w:b/>
-              </w:rPr>
-              <w:t>Ссылки</w:t>
-            </w:r>
-          </w:p>
-        </w:tc>
-        <w:tc>
-          <w:tcPr>
-            <w:tcW w:type="dxa" w:w="7370"/>
-          </w:tcPr>
-          <w:p>
-            <w:r>
-              <w:rPr>
-                <w:sz w:val="24"/>
-              </w:rPr>
-              <w:t>Страницы проекта (при запущенном npm start):</w:t>
-            </w:r>
-            <w:r>
-              <w:br/>
-            </w:r>
-            <w:r>
-              <w:rPr>
-                <w:sz w:val="24"/>
-              </w:rPr>
-              <w:t>http://localhost:5173/ — главная страница (русская версия)</w:t>
-            </w:r>
-            <w:r>
-              <w:br/>
-            </w:r>
-            <w:r>
-              <w:rPr>
-                <w:sz w:val="24"/>
-              </w:rPr>
-              <w:t>http://localhost:5173/#waitlist — раздел «Записаться в бету»</w:t>
-            </w:r>
-            <w:r>
-              <w:br/>
-            </w:r>
-            <w:r>
-              <w:rPr>
-                <w:sz w:val="24"/>
-              </w:rPr>
-              <w:t>http://localhost:5173/thanks.html — страница благодарности</w:t>
-            </w:r>
-            <w:r>
-              <w:br/>
-            </w:r>
-            <w:r>
-              <w:rPr>
-                <w:sz w:val="24"/>
-              </w:rPr>
-              <w:t>http://localhost:5173/privacy.html — политика конфиденциальности</w:t>
-            </w:r>
-            <w:r>
-              <w:br/>
-            </w:r>
-            <w:r>
-              <w:rPr>
-                <w:sz w:val="24"/>
-              </w:rPr>
-              <w:t>http://localhost:5173/en/ — главная страница (английская версия)</w:t>
-            </w:r>
-            <w:r>
-              <w:br/>
-            </w:r>
-            <w:r>
-              <w:rPr>
-                <w:sz w:val="24"/>
-              </w:rPr>
-              <w:t>http://localhost:5173/en/thanks.html — страница благодарности (английская версия)</w:t>
-            </w:r>
-            <w:r>
-              <w:br/>
-            </w:r>
-            <w:r>
-              <w:rPr>
-                <w:sz w:val="24"/>
-              </w:rPr>
-              <w:t>Репозиторий и источники:</w:t>
-            </w:r>
-            <w:r>
-              <w:br/>
-            </w:r>
-            <w:r>
-              <w:rPr>
-                <w:sz w:val="24"/>
-              </w:rPr>
-              <w:t>https://github.com/KsushaKhadzhinova/DSLKit-Project — репозиторий проекта</w:t>
-            </w:r>
-            <w:r>
-              <w:br/>
-            </w:r>
-            <w:r>
-              <w:rPr>
-                <w:sz w:val="24"/>
-              </w:rPr>
-              <w:t>https://svyatoslav.biz/software_testing_book/ — книга «Тестирование программного обеспечения. Базовый курс»</w:t>
-            </w:r>
-            <w:r>
-              <w:br/>
-            </w:r>
-            <w:r>
-              <w:rPr>
-                <w:sz w:val="24"/>
-              </w:rPr>
-              <w:t>https://github.com/KsushaKhadzhinova/report-gen — генератор отчётов</w:t>
+              <w:t>https://github.com/KsushaKhadzhinova/DSLKit-Project</w:t>
             </w:r>
           </w:p>
         </w:tc>
       </w:tr>
     </w:tbl>
     <w:p/>
+    <w:p>
+      <w:pPr>
+        <w:sectPr>
+          <w:pgSz w:w="12240" w:h="15840"/>
+          <w:pgMar w:top="1020" w:right="1020" w:bottom="1020" w:left="1020" w:header="720" w:footer="720" w:gutter="0"/>
+          <w:cols w:space="720"/>
+          <w:docGrid w:linePitch="360"/>
+        </w:sectPr>
+      </w:pPr>
+    </w:p>
     <w:p>
       <w:pPr>
         <w:pStyle w:val="Heading2"/>
@@ -2708,52 +1223,32 @@
         <w:tblLook w:firstColumn="1" w:firstRow="1" w:lastColumn="0" w:lastRow="0" w:noHBand="0" w:noVBand="1" w:val="04A0"/>
       </w:tblPr>
       <w:tblGrid>
-        <w:gridCol w:w="1457"/>
-        <w:gridCol w:w="1457"/>
-        <w:gridCol w:w="1457"/>
-        <w:gridCol w:w="1457"/>
-        <w:gridCol w:w="1457"/>
-        <w:gridCol w:w="1457"/>
-        <w:gridCol w:w="1457"/>
+        <w:gridCol w:w="1971"/>
+        <w:gridCol w:w="1971"/>
+        <w:gridCol w:w="1971"/>
+        <w:gridCol w:w="1971"/>
+        <w:gridCol w:w="1971"/>
+        <w:gridCol w:w="1971"/>
+        <w:gridCol w:w="1971"/>
       </w:tblGrid>
       <w:tr>
         <w:tc>
           <w:tcPr>
-            <w:tcW w:type="dxa" w:w="1077"/>
+            <w:tcW w:type="dxa" w:w="2098"/>
             <w:shd w:val="clear" w:fill="D9E2F3"/>
           </w:tcPr>
           <w:p>
             <w:r>
               <w:rPr>
-                <w:sz w:val="24"/>
+                <w:sz w:val="28"/>
               </w:rPr>
             </w:r>
             <w:r>
               <w:rPr>
                 <w:b/>
-                <w:sz w:val="24"/>
+                <w:sz w:val="28"/>
               </w:rPr>
               <w:t>Поле</w:t>
-            </w:r>
-          </w:p>
-        </w:tc>
-        <w:tc>
-          <w:tcPr>
-            <w:tcW w:type="dxa" w:w="1361"/>
-            <w:shd w:val="clear" w:fill="D9E2F3"/>
-          </w:tcPr>
-          <w:p>
-            <w:r>
-              <w:rPr>
-                <w:sz w:val="24"/>
-              </w:rPr>
-            </w:r>
-            <w:r>
-              <w:rPr>
-                <w:b/>
-                <w:sz w:val="24"/>
-              </w:rPr>
-              <w:t>Тип и длина</w:t>
             </w:r>
           </w:p>
         </w:tc>
@@ -2765,857 +1260,55 @@
           <w:p>
             <w:r>
               <w:rPr>
-                <w:sz w:val="24"/>
+                <w:sz w:val="28"/>
               </w:rPr>
             </w:r>
             <w:r>
               <w:rPr>
                 <w:b/>
-                <w:sz w:val="24"/>
+                <w:sz w:val="28"/>
               </w:rPr>
-              <w:t>Обязательность, уникальность</w:t>
+              <w:t>Тип</w:t>
             </w:r>
           </w:p>
         </w:tc>
         <w:tc>
           <w:tcPr>
-            <w:tcW w:type="dxa" w:w="2041"/>
+            <w:tcW w:type="dxa" w:w="1247"/>
             <w:shd w:val="clear" w:fill="D9E2F3"/>
           </w:tcPr>
           <w:p>
             <w:r>
               <w:rPr>
-                <w:sz w:val="24"/>
+                <w:sz w:val="28"/>
               </w:rPr>
             </w:r>
             <w:r>
               <w:rPr>
                 <w:b/>
-                <w:sz w:val="24"/>
+                <w:sz w:val="28"/>
               </w:rPr>
-              <w:t>Маска, формат</w:t>
-            </w:r>
-          </w:p>
-        </w:tc>
-        <w:tc>
-          <w:tcPr>
-            <w:tcW w:type="dxa" w:w="850"/>
-            <w:shd w:val="clear" w:fill="D9E2F3"/>
-          </w:tcPr>
-          <w:p>
-            <w:r>
-              <w:rPr>
-                <w:sz w:val="24"/>
-              </w:rPr>
-            </w:r>
-            <w:r>
-              <w:rPr>
-                <w:b/>
-                <w:sz w:val="24"/>
-              </w:rPr>
-              <w:t>По умолч.</w:t>
-            </w:r>
-          </w:p>
-        </w:tc>
-        <w:tc>
-          <w:tcPr>
-            <w:tcW w:type="dxa" w:w="1701"/>
-            <w:shd w:val="clear" w:fill="D9E2F3"/>
-          </w:tcPr>
-          <w:p>
-            <w:r>
-              <w:rPr>
-                <w:sz w:val="24"/>
-              </w:rPr>
-            </w:r>
-            <w:r>
-              <w:rPr>
-                <w:b/>
-                <w:sz w:val="24"/>
-              </w:rPr>
-              <w:t>Связь</w:t>
-            </w:r>
-          </w:p>
-        </w:tc>
-        <w:tc>
-          <w:tcPr>
-            <w:tcW w:type="dxa" w:w="737"/>
-            <w:shd w:val="clear" w:fill="D9E2F3"/>
-          </w:tcPr>
-          <w:p>
-            <w:r>
-              <w:rPr>
-                <w:sz w:val="24"/>
-              </w:rPr>
-            </w:r>
-            <w:r>
-              <w:rPr>
-                <w:b/>
-                <w:sz w:val="24"/>
-              </w:rPr>
-              <w:t>Правило</w:t>
-            </w:r>
-          </w:p>
-        </w:tc>
-      </w:tr>
-      <w:tr>
-        <w:tc>
-          <w:tcPr>
-            <w:tcW w:type="dxa" w:w="1077"/>
-          </w:tcPr>
-          <w:p>
-            <w:r>
-              <w:rPr>
-                <w:sz w:val="24"/>
-              </w:rPr>
-              <w:t>name*</w:t>
-            </w:r>
-          </w:p>
-        </w:tc>
-        <w:tc>
-          <w:tcPr>
-            <w:tcW w:type="dxa" w:w="1361"/>
-          </w:tcPr>
-          <w:p>
-            <w:r>
-              <w:rPr>
-                <w:sz w:val="24"/>
-              </w:rPr>
-              <w:t>string (VARCHAR), длина 2–60</w:t>
+              <w:t>Длина</w:t>
             </w:r>
           </w:p>
         </w:tc>
         <w:tc>
           <w:tcPr>
             <w:tcW w:type="dxa" w:w="1871"/>
-          </w:tcPr>
-          <w:p>
-            <w:r>
-              <w:rPr>
-                <w:sz w:val="24"/>
-              </w:rPr>
-              <w:t>Да (NOT NULL); уникальность: Нет</w:t>
-            </w:r>
-          </w:p>
-        </w:tc>
-        <w:tc>
-          <w:tcPr>
-            <w:tcW w:type="dxa" w:w="2041"/>
-          </w:tcPr>
-          <w:p>
-            <w:r>
-              <w:rPr>
-                <w:sz w:val="24"/>
-              </w:rPr>
-              <w:t>^\p{L}[\p{L}' ’-]{1,59}$ (флаг u), перед проверкой пробелы по краям убираются</w:t>
-            </w:r>
-          </w:p>
-        </w:tc>
-        <w:tc>
-          <w:tcPr>
-            <w:tcW w:type="dxa" w:w="850"/>
-          </w:tcPr>
-          <w:p>
-            <w:r>
-              <w:rPr>
-                <w:sz w:val="24"/>
-              </w:rPr>
-              <w:t>—</w:t>
-            </w:r>
-          </w:p>
-        </w:tc>
-        <w:tc>
-          <w:tcPr>
-            <w:tcW w:type="dxa" w:w="1701"/>
-          </w:tcPr>
-          <w:p>
-            <w:r>
-              <w:rPr>
-                <w:sz w:val="24"/>
-              </w:rPr>
-              <w:t>Связей нет</w:t>
-            </w:r>
-          </w:p>
-        </w:tc>
-        <w:tc>
-          <w:tcPr>
-            <w:tcW w:type="dxa" w:w="737"/>
-          </w:tcPr>
-          <w:p>
-            <w:r>
-              <w:rPr>
-                <w:sz w:val="24"/>
-              </w:rPr>
-              <w:t>П1</w:t>
-            </w:r>
-          </w:p>
-        </w:tc>
-      </w:tr>
-      <w:tr>
-        <w:tc>
-          <w:tcPr>
-            <w:tcW w:type="dxa" w:w="1077"/>
-          </w:tcPr>
-          <w:p>
-            <w:r>
-              <w:rPr>
-                <w:sz w:val="24"/>
-              </w:rPr>
-              <w:t>email*</w:t>
-            </w:r>
-          </w:p>
-        </w:tc>
-        <w:tc>
-          <w:tcPr>
-            <w:tcW w:type="dxa" w:w="1361"/>
-          </w:tcPr>
-          <w:p>
-            <w:r>
-              <w:rPr>
-                <w:sz w:val="24"/>
-              </w:rPr>
-              <w:t>string (VARCHAR), длина 6–120</w:t>
-            </w:r>
-          </w:p>
-        </w:tc>
-        <w:tc>
-          <w:tcPr>
-            <w:tcW w:type="dxa" w:w="1871"/>
-          </w:tcPr>
-          <w:p>
-            <w:r>
-              <w:rPr>
-                <w:sz w:val="24"/>
-              </w:rPr>
-              <w:t>Да (NOT NULL); уникальность: Нет (дубликаты принимаются, D-1); рекомендуется уникальность без учёта регистра</w:t>
-            </w:r>
-          </w:p>
-        </w:tc>
-        <w:tc>
-          <w:tcPr>
-            <w:tcW w:type="dxa" w:w="2041"/>
-          </w:tcPr>
-          <w:p>
-            <w:r>
-              <w:rPr>
-                <w:sz w:val="24"/>
-              </w:rPr>
-              <w:t>^[^\s@]+@[^\s@.]+(?:\.[^\s@.]+)*\.[^\s@.]{2,}$, пробелы по краям убираются</w:t>
-            </w:r>
-          </w:p>
-        </w:tc>
-        <w:tc>
-          <w:tcPr>
-            <w:tcW w:type="dxa" w:w="850"/>
-          </w:tcPr>
-          <w:p>
-            <w:r>
-              <w:rPr>
-                <w:sz w:val="24"/>
-              </w:rPr>
-              <w:t>—</w:t>
-            </w:r>
-          </w:p>
-        </w:tc>
-        <w:tc>
-          <w:tcPr>
-            <w:tcW w:type="dxa" w:w="1701"/>
-          </w:tcPr>
-          <w:p>
-            <w:r>
-              <w:rPr>
-                <w:sz w:val="24"/>
-              </w:rPr>
-              <w:t>Адрес получателя приглашения; связи с таблицами нет</w:t>
-            </w:r>
-          </w:p>
-        </w:tc>
-        <w:tc>
-          <w:tcPr>
-            <w:tcW w:type="dxa" w:w="737"/>
-          </w:tcPr>
-          <w:p>
-            <w:r>
-              <w:rPr>
-                <w:sz w:val="24"/>
-              </w:rPr>
-              <w:t>П2</w:t>
-            </w:r>
-          </w:p>
-        </w:tc>
-      </w:tr>
-      <w:tr>
-        <w:tc>
-          <w:tcPr>
-            <w:tcW w:type="dxa" w:w="1077"/>
-          </w:tcPr>
-          <w:p>
-            <w:r>
-              <w:rPr>
-                <w:sz w:val="24"/>
-              </w:rPr>
-              <w:t>notation*</w:t>
-            </w:r>
-          </w:p>
-        </w:tc>
-        <w:tc>
-          <w:tcPr>
-            <w:tcW w:type="dxa" w:w="1361"/>
-          </w:tcPr>
-          <w:p>
-            <w:r>
-              <w:rPr>
-                <w:sz w:val="24"/>
-              </w:rPr>
-              <w:t>enum (6 значений), длина 3–5</w:t>
-            </w:r>
-          </w:p>
-        </w:tc>
-        <w:tc>
-          <w:tcPr>
-            <w:tcW w:type="dxa" w:w="1871"/>
-          </w:tcPr>
-          <w:p>
-            <w:r>
-              <w:rPr>
-                <w:sz w:val="24"/>
-              </w:rPr>
-              <w:t>Да (NOT NULL); уникальность: Нет</w:t>
-            </w:r>
-          </w:p>
-        </w:tc>
-        <w:tc>
-          <w:tcPr>
-            <w:tcW w:type="dxa" w:w="2041"/>
-          </w:tcPr>
-          <w:p>
-            <w:r>
-              <w:rPr>
-                <w:sz w:val="24"/>
-              </w:rPr>
-              <w:t>Точное совпадение с одним из: idef0, dfd, erd, bpmn, uml, petri (строчные)</w:t>
-            </w:r>
-          </w:p>
-        </w:tc>
-        <w:tc>
-          <w:tcPr>
-            <w:tcW w:type="dxa" w:w="850"/>
-          </w:tcPr>
-          <w:p>
-            <w:r>
-              <w:rPr>
-                <w:sz w:val="24"/>
-              </w:rPr>
-              <w:t>не выбрано</w:t>
-            </w:r>
-          </w:p>
-        </w:tc>
-        <w:tc>
-          <w:tcPr>
-            <w:tcW w:type="dxa" w:w="1701"/>
-          </w:tcPr>
-          <w:p>
-            <w:r>
-              <w:rPr>
-                <w:sz w:val="24"/>
-              </w:rPr>
-              <w:t>FK → Notation.id (N:1), справочник NOTATIONS в validation.js</w:t>
-            </w:r>
-          </w:p>
-        </w:tc>
-        <w:tc>
-          <w:tcPr>
-            <w:tcW w:type="dxa" w:w="737"/>
-          </w:tcPr>
-          <w:p>
-            <w:r>
-              <w:rPr>
-                <w:sz w:val="24"/>
-              </w:rPr>
-              <w:t>П3</w:t>
-            </w:r>
-          </w:p>
-        </w:tc>
-      </w:tr>
-      <w:tr>
-        <w:tc>
-          <w:tcPr>
-            <w:tcW w:type="dxa" w:w="1077"/>
-          </w:tcPr>
-          <w:p>
-            <w:r>
-              <w:rPr>
-                <w:sz w:val="24"/>
-              </w:rPr>
-              <w:t>team*</w:t>
-            </w:r>
-          </w:p>
-        </w:tc>
-        <w:tc>
-          <w:tcPr>
-            <w:tcW w:type="dxa" w:w="1361"/>
-          </w:tcPr>
-          <w:p>
-            <w:r>
-              <w:rPr>
-                <w:sz w:val="24"/>
-              </w:rPr>
-              <w:t>integer, длина 0–500 (до 3 цифр)</w:t>
-            </w:r>
-          </w:p>
-        </w:tc>
-        <w:tc>
-          <w:tcPr>
-            <w:tcW w:type="dxa" w:w="1871"/>
-          </w:tcPr>
-          <w:p>
-            <w:r>
-              <w:rPr>
-                <w:sz w:val="24"/>
-              </w:rPr>
-              <w:t>Да (NOT NULL); уникальность: Нет</w:t>
-            </w:r>
-          </w:p>
-        </w:tc>
-        <w:tc>
-          <w:tcPr>
-            <w:tcW w:type="dxa" w:w="2041"/>
-          </w:tcPr>
-          <w:p>
-            <w:r>
-              <w:rPr>
-                <w:sz w:val="24"/>
-              </w:rPr>
-              <w:t>Целое число; строка допустима при маске ^\d+$</w:t>
-            </w:r>
-          </w:p>
-        </w:tc>
-        <w:tc>
-          <w:tcPr>
-            <w:tcW w:type="dxa" w:w="850"/>
-          </w:tcPr>
-          <w:p>
-            <w:r>
-              <w:rPr>
-                <w:sz w:val="24"/>
-              </w:rPr>
-              <w:t>0</w:t>
-            </w:r>
-          </w:p>
-        </w:tc>
-        <w:tc>
-          <w:tcPr>
-            <w:tcW w:type="dxa" w:w="1701"/>
-          </w:tcPr>
-          <w:p>
-            <w:r>
-              <w:rPr>
-                <w:sz w:val="24"/>
-              </w:rPr>
-              <w:t>Связей нет</w:t>
-            </w:r>
-          </w:p>
-        </w:tc>
-        <w:tc>
-          <w:tcPr>
-            <w:tcW w:type="dxa" w:w="737"/>
-          </w:tcPr>
-          <w:p>
-            <w:r>
-              <w:rPr>
-                <w:sz w:val="24"/>
-              </w:rPr>
-              <w:t>П4</w:t>
-            </w:r>
-          </w:p>
-        </w:tc>
-      </w:tr>
-      <w:tr>
-        <w:tc>
-          <w:tcPr>
-            <w:tcW w:type="dxa" w:w="1077"/>
-          </w:tcPr>
-          <w:p>
-            <w:r>
-              <w:rPr>
-                <w:sz w:val="24"/>
-              </w:rPr>
-              <w:t>comment</w:t>
-            </w:r>
-          </w:p>
-        </w:tc>
-        <w:tc>
-          <w:tcPr>
-            <w:tcW w:type="dxa" w:w="1361"/>
-          </w:tcPr>
-          <w:p>
-            <w:r>
-              <w:rPr>
-                <w:sz w:val="24"/>
-              </w:rPr>
-              <w:t>string (TEXT), длина 0–500</w:t>
-            </w:r>
-          </w:p>
-        </w:tc>
-        <w:tc>
-          <w:tcPr>
-            <w:tcW w:type="dxa" w:w="1871"/>
-          </w:tcPr>
-          <w:p>
-            <w:r>
-              <w:rPr>
-                <w:sz w:val="24"/>
-              </w:rPr>
-              <w:t>Нет (допустима пустая строка); уникальность: Нет</w:t>
-            </w:r>
-          </w:p>
-        </w:tc>
-        <w:tc>
-          <w:tcPr>
-            <w:tcW w:type="dxa" w:w="2041"/>
-          </w:tcPr>
-          <w:p>
-            <w:r>
-              <w:rPr>
-                <w:sz w:val="24"/>
-              </w:rPr>
-              <w:t>Без маски; пробелы по краям убираются при сохранении</w:t>
-            </w:r>
-          </w:p>
-        </w:tc>
-        <w:tc>
-          <w:tcPr>
-            <w:tcW w:type="dxa" w:w="850"/>
-          </w:tcPr>
-          <w:p>
-            <w:r>
-              <w:rPr>
-                <w:sz w:val="24"/>
-              </w:rPr>
-              <w:t>пусто</w:t>
-            </w:r>
-          </w:p>
-        </w:tc>
-        <w:tc>
-          <w:tcPr>
-            <w:tcW w:type="dxa" w:w="1701"/>
-          </w:tcPr>
-          <w:p>
-            <w:r>
-              <w:rPr>
-                <w:sz w:val="24"/>
-              </w:rPr>
-              <w:t>Связей нет</w:t>
-            </w:r>
-          </w:p>
-        </w:tc>
-        <w:tc>
-          <w:tcPr>
-            <w:tcW w:type="dxa" w:w="737"/>
-          </w:tcPr>
-          <w:p>
-            <w:r>
-              <w:rPr>
-                <w:sz w:val="24"/>
-              </w:rPr>
-              <w:t>П5</w:t>
-            </w:r>
-          </w:p>
-        </w:tc>
-      </w:tr>
-      <w:tr>
-        <w:tc>
-          <w:tcPr>
-            <w:tcW w:type="dxa" w:w="1077"/>
-          </w:tcPr>
-          <w:p>
-            <w:r>
-              <w:rPr>
-                <w:sz w:val="24"/>
-              </w:rPr>
-              <w:t>consent*</w:t>
-            </w:r>
-          </w:p>
-        </w:tc>
-        <w:tc>
-          <w:tcPr>
-            <w:tcW w:type="dxa" w:w="1361"/>
-          </w:tcPr>
-          <w:p>
-            <w:r>
-              <w:rPr>
-                <w:sz w:val="24"/>
-              </w:rPr>
-              <w:t>boolean, длина —</w:t>
-            </w:r>
-          </w:p>
-        </w:tc>
-        <w:tc>
-          <w:tcPr>
-            <w:tcW w:type="dxa" w:w="1871"/>
-          </w:tcPr>
-          <w:p>
-            <w:r>
-              <w:rPr>
-                <w:sz w:val="24"/>
-              </w:rPr>
-              <w:t>Да, значение true; уникальность: —</w:t>
-            </w:r>
-          </w:p>
-        </w:tc>
-        <w:tc>
-          <w:tcPr>
-            <w:tcW w:type="dxa" w:w="2041"/>
-          </w:tcPr>
-          <w:p>
-            <w:r>
-              <w:rPr>
-                <w:sz w:val="24"/>
-              </w:rPr>
-              <w:t>Только true; в записи не хранится</w:t>
-            </w:r>
-          </w:p>
-        </w:tc>
-        <w:tc>
-          <w:tcPr>
-            <w:tcW w:type="dxa" w:w="850"/>
-          </w:tcPr>
-          <w:p>
-            <w:r>
-              <w:rPr>
-                <w:sz w:val="24"/>
-              </w:rPr>
-              <w:t>false</w:t>
-            </w:r>
-          </w:p>
-        </w:tc>
-        <w:tc>
-          <w:tcPr>
-            <w:tcW w:type="dxa" w:w="1701"/>
-          </w:tcPr>
-          <w:p>
-            <w:r>
-              <w:rPr>
-                <w:sz w:val="24"/>
-              </w:rPr>
-              <w:t>→ документ «Политика конфиденциальности» (privacy.html)</w:t>
-            </w:r>
-          </w:p>
-        </w:tc>
-        <w:tc>
-          <w:tcPr>
-            <w:tcW w:type="dxa" w:w="737"/>
-          </w:tcPr>
-          <w:p>
-            <w:r>
-              <w:rPr>
-                <w:sz w:val="24"/>
-              </w:rPr>
-              <w:t>П6</w:t>
-            </w:r>
-          </w:p>
-        </w:tc>
-      </w:tr>
-      <w:tr>
-        <w:tc>
-          <w:tcPr>
-            <w:tcW w:type="dxa" w:w="1077"/>
-          </w:tcPr>
-          <w:p>
-            <w:r>
-              <w:rPr>
-                <w:sz w:val="24"/>
-              </w:rPr>
-              <w:t>createdAt</w:t>
-            </w:r>
-          </w:p>
-        </w:tc>
-        <w:tc>
-          <w:tcPr>
-            <w:tcW w:type="dxa" w:w="1361"/>
-          </w:tcPr>
-          <w:p>
-            <w:r>
-              <w:rPr>
-                <w:sz w:val="24"/>
-              </w:rPr>
-              <w:t>string (ISO 8601, UTC), длина 24</w:t>
-            </w:r>
-          </w:p>
-        </w:tc>
-        <w:tc>
-          <w:tcPr>
-            <w:tcW w:type="dxa" w:w="1871"/>
-          </w:tcPr>
-          <w:p>
-            <w:r>
-              <w:rPr>
-                <w:sz w:val="24"/>
-              </w:rPr>
-              <w:t>Да (формирует система); уникальность: Нет (практически уникально)</w:t>
-            </w:r>
-          </w:p>
-        </w:tc>
-        <w:tc>
-          <w:tcPr>
-            <w:tcW w:type="dxa" w:w="2041"/>
-          </w:tcPr>
-          <w:p>
-            <w:r>
-              <w:rPr>
-                <w:sz w:val="24"/>
-              </w:rPr>
-              <w:t>ГГГГ-ММ-ДДTЧЧ:ММ:СС.ссссZ, Date.toISOString()</w:t>
-            </w:r>
-          </w:p>
-        </w:tc>
-        <w:tc>
-          <w:tcPr>
-            <w:tcW w:type="dxa" w:w="850"/>
-          </w:tcPr>
-          <w:p>
-            <w:r>
-              <w:rPr>
-                <w:sz w:val="24"/>
-              </w:rPr>
-              <w:t>текущее время</w:t>
-            </w:r>
-          </w:p>
-        </w:tc>
-        <w:tc>
-          <w:tcPr>
-            <w:tcW w:type="dxa" w:w="1701"/>
-          </w:tcPr>
-          <w:p>
-            <w:r>
-              <w:rPr>
-                <w:sz w:val="24"/>
-              </w:rPr>
-              <w:t>Связей нет</w:t>
-            </w:r>
-          </w:p>
-        </w:tc>
-        <w:tc>
-          <w:tcPr>
-            <w:tcW w:type="dxa" w:w="737"/>
-          </w:tcPr>
-          <w:p>
-            <w:r>
-              <w:rPr>
-                <w:sz w:val="24"/>
-              </w:rPr>
-              <w:t>—</w:t>
-            </w:r>
-          </w:p>
-        </w:tc>
-      </w:tr>
-    </w:tbl>
-    <w:p/>
-    <w:p>
-      <w:r>
-        <w:t>Хранилище: массив JSON в LocalStorage браузера, ключ dslkit.waitlist (префикс dslkit. задаёт createStorage). Первичного ключа и индексов нет, запись определяется позицией в массиве. Связь «заявка → нотация» N:1 со справочником NOTATIONS из шести значений (site/js/utils/validation.js). * — обязательное поле. Поле consent проверяется, но в запись не попадает.</w:t>
-      </w:r>
-    </w:p>
-    <w:p>
-      <w:pPr>
-        <w:pStyle w:val="Heading2"/>
-      </w:pPr>
-      <w:r>
-        <w:t>Данные формы: типы и допустимые значения</w:t>
-      </w:r>
-    </w:p>
-    <w:tbl>
-      <w:tblPr>
-        <w:tblStyle w:val="TableGrid"/>
-        <w:tblW w:type="auto" w:w="0"/>
-        <w:tblLook w:firstColumn="1" w:firstRow="1" w:lastColumn="0" w:lastRow="0" w:noHBand="0" w:noVBand="1" w:val="04A0"/>
-      </w:tblPr>
-      <w:tblGrid>
-        <w:gridCol w:w="1700"/>
-        <w:gridCol w:w="1700"/>
-        <w:gridCol w:w="1700"/>
-        <w:gridCol w:w="1700"/>
-        <w:gridCol w:w="1700"/>
-        <w:gridCol w:w="1700"/>
-      </w:tblGrid>
-      <w:tr>
-        <w:tc>
-          <w:tcPr>
-            <w:tcW w:type="dxa" w:w="1474"/>
             <w:shd w:val="clear" w:fill="D9E2F3"/>
           </w:tcPr>
           <w:p>
             <w:r>
               <w:rPr>
-                <w:sz w:val="24"/>
+                <w:sz w:val="28"/>
               </w:rPr>
             </w:r>
             <w:r>
               <w:rPr>
                 <w:b/>
-                <w:sz w:val="24"/>
+                <w:sz w:val="28"/>
               </w:rPr>
-              <w:t>Поле</w:t>
-            </w:r>
-          </w:p>
-        </w:tc>
-        <w:tc>
-          <w:tcPr>
-            <w:tcW w:type="dxa" w:w="1474"/>
-            <w:shd w:val="clear" w:fill="D9E2F3"/>
-          </w:tcPr>
-          <w:p>
-            <w:r>
-              <w:rPr>
-                <w:sz w:val="24"/>
-              </w:rPr>
-            </w:r>
-            <w:r>
-              <w:rPr>
-                <w:b/>
-                <w:sz w:val="24"/>
-              </w:rPr>
-              <w:t>Тип данных</w:t>
-            </w:r>
-          </w:p>
-        </w:tc>
-        <w:tc>
-          <w:tcPr>
-            <w:tcW w:type="dxa" w:w="1020"/>
-            <w:shd w:val="clear" w:fill="D9E2F3"/>
-          </w:tcPr>
-          <w:p>
-            <w:r>
-              <w:rPr>
-                <w:sz w:val="24"/>
-              </w:rPr>
-            </w:r>
-            <w:r>
-              <w:rPr>
-                <w:b/>
-                <w:sz w:val="24"/>
-              </w:rPr>
-              <w:t>Обяза-тельно</w:t>
-            </w:r>
-          </w:p>
-        </w:tc>
-        <w:tc>
-          <w:tcPr>
-            <w:tcW w:type="dxa" w:w="1134"/>
-            <w:shd w:val="clear" w:fill="D9E2F3"/>
-          </w:tcPr>
-          <w:p>
-            <w:r>
-              <w:rPr>
-                <w:sz w:val="24"/>
-              </w:rPr>
-            </w:r>
-            <w:r>
-              <w:rPr>
-                <w:b/>
-                <w:sz w:val="24"/>
-              </w:rPr>
-              <w:t>По умолчанию</w:t>
+              <w:t>Обязательно</w:t>
             </w:r>
           </w:p>
         </w:tc>
@@ -3627,35 +1320,55 @@
           <w:p>
             <w:r>
               <w:rPr>
-                <w:sz w:val="24"/>
+                <w:sz w:val="28"/>
               </w:rPr>
             </w:r>
             <w:r>
               <w:rPr>
                 <w:b/>
-                <w:sz w:val="24"/>
+                <w:sz w:val="28"/>
               </w:rPr>
-              <w:t>Допустимые значения</w:t>
+              <w:t>Уникально</w:t>
             </w:r>
           </w:p>
         </w:tc>
         <w:tc>
           <w:tcPr>
-            <w:tcW w:type="dxa" w:w="2381"/>
+            <w:tcW w:type="dxa" w:w="3288"/>
             <w:shd w:val="clear" w:fill="D9E2F3"/>
           </w:tcPr>
           <w:p>
             <w:r>
               <w:rPr>
-                <w:sz w:val="24"/>
+                <w:sz w:val="28"/>
               </w:rPr>
             </w:r>
             <w:r>
               <w:rPr>
                 <w:b/>
-                <w:sz w:val="24"/>
+                <w:sz w:val="28"/>
               </w:rPr>
-              <w:t>Недопустимые значения</w:t>
+              <w:t>Маска, формат</w:t>
+            </w:r>
+          </w:p>
+        </w:tc>
+        <w:tc>
+          <w:tcPr>
+            <w:tcW w:type="dxa" w:w="1984"/>
+            <w:shd w:val="clear" w:fill="D9E2F3"/>
+          </w:tcPr>
+          <w:p>
+            <w:r>
+              <w:rPr>
+                <w:sz w:val="28"/>
+              </w:rPr>
+            </w:r>
+            <w:r>
+              <w:rPr>
+                <w:b/>
+                <w:sz w:val="28"/>
+              </w:rPr>
+              <w:t>Связь</w:t>
             </w:r>
           </w:p>
         </w:tc>
@@ -3663,53 +1376,53 @@
       <w:tr>
         <w:tc>
           <w:tcPr>
-            <w:tcW w:type="dxa" w:w="1474"/>
+            <w:tcW w:type="dxa" w:w="2098"/>
           </w:tcPr>
           <w:p>
             <w:r>
               <w:rPr>
-                <w:sz w:val="24"/>
+                <w:sz w:val="28"/>
               </w:rPr>
-              <w:t>name* (#name)</w:t>
+              <w:t>name* (П1)</w:t>
             </w:r>
           </w:p>
         </w:tc>
         <w:tc>
           <w:tcPr>
-            <w:tcW w:type="dxa" w:w="1474"/>
+            <w:tcW w:type="dxa" w:w="1871"/>
           </w:tcPr>
           <w:p>
             <w:r>
               <w:rPr>
-                <w:sz w:val="24"/>
+                <w:sz w:val="28"/>
               </w:rPr>
-              <w:t>string; input type=text</w:t>
+              <w:t>string</w:t>
             </w:r>
           </w:p>
         </w:tc>
         <w:tc>
           <w:tcPr>
-            <w:tcW w:type="dxa" w:w="1020"/>
+            <w:tcW w:type="dxa" w:w="1247"/>
           </w:tcPr>
           <w:p>
             <w:r>
               <w:rPr>
-                <w:sz w:val="24"/>
+                <w:sz w:val="28"/>
               </w:rPr>
-              <w:t>Да</w:t>
+              <w:t>2–60</w:t>
             </w:r>
           </w:p>
         </w:tc>
         <w:tc>
           <w:tcPr>
-            <w:tcW w:type="dxa" w:w="1134"/>
+            <w:tcW w:type="dxa" w:w="1871"/>
           </w:tcPr>
           <w:p>
             <w:r>
               <w:rPr>
-                <w:sz w:val="24"/>
+                <w:sz w:val="28"/>
               </w:rPr>
-              <w:t>пусто</w:t>
+              <w:t>Да</w:t>
             </w:r>
           </w:p>
         </w:tc>
@@ -3720,9 +1433,89 @@
           <w:p>
             <w:r>
               <w:rPr>
-                <w:sz w:val="24"/>
+                <w:sz w:val="28"/>
               </w:rPr>
-              <w:t>От 2 до 60 символов; первая буква, далее буквы любого алфавита, пробел, апостроф, дефис; пробелы по краям игнорируются. Примеры: «Анна Иванова», «Ян», «O'Neil-Smith»</w:t>
+              <w:t>Нет</w:t>
+            </w:r>
+          </w:p>
+        </w:tc>
+        <w:tc>
+          <w:tcPr>
+            <w:tcW w:type="dxa" w:w="3288"/>
+          </w:tcPr>
+          <w:p>
+            <w:r>
+              <w:rPr>
+                <w:sz w:val="28"/>
+              </w:rPr>
+              <w:t>буквы, пробел, апостроф, дефис; первая — буква</w:t>
+            </w:r>
+          </w:p>
+        </w:tc>
+        <w:tc>
+          <w:tcPr>
+            <w:tcW w:type="dxa" w:w="1984"/>
+          </w:tcPr>
+          <w:p>
+            <w:r>
+              <w:rPr>
+                <w:sz w:val="28"/>
+              </w:rPr>
+              <w:t>—</w:t>
+            </w:r>
+          </w:p>
+        </w:tc>
+      </w:tr>
+      <w:tr>
+        <w:tc>
+          <w:tcPr>
+            <w:tcW w:type="dxa" w:w="2098"/>
+          </w:tcPr>
+          <w:p>
+            <w:r>
+              <w:rPr>
+                <w:sz w:val="28"/>
+              </w:rPr>
+              <w:t>email* (П2)</w:t>
+            </w:r>
+          </w:p>
+        </w:tc>
+        <w:tc>
+          <w:tcPr>
+            <w:tcW w:type="dxa" w:w="1871"/>
+          </w:tcPr>
+          <w:p>
+            <w:r>
+              <w:rPr>
+                <w:sz w:val="28"/>
+              </w:rPr>
+              <w:t>string</w:t>
+            </w:r>
+          </w:p>
+        </w:tc>
+        <w:tc>
+          <w:tcPr>
+            <w:tcW w:type="dxa" w:w="1247"/>
+          </w:tcPr>
+          <w:p>
+            <w:r>
+              <w:rPr>
+                <w:sz w:val="28"/>
+              </w:rPr>
+              <w:t>6–120</w:t>
+            </w:r>
+          </w:p>
+        </w:tc>
+        <w:tc>
+          <w:tcPr>
+            <w:tcW w:type="dxa" w:w="1871"/>
+          </w:tcPr>
+          <w:p>
+            <w:r>
+              <w:rPr>
+                <w:sz w:val="28"/>
+              </w:rPr>
+              <w:t>Да</w:t>
             </w:r>
           </w:p>
         </w:tc>
@@ -3733,9 +1526,35 @@
           <w:p>
             <w:r>
               <w:rPr>
-                <w:sz w:val="24"/>
+                <w:sz w:val="28"/>
               </w:rPr>
-              <w:t>Пусто; 1 символ; 61 и более; цифры («Anna1»); знаки («Анна!»); первый символ не буква («-Анна»)</w:t>
+              <w:t>Нет (дубликаты принимаются, D-1)</w:t>
+            </w:r>
+          </w:p>
+        </w:tc>
+        <w:tc>
+          <w:tcPr>
+            <w:tcW w:type="dxa" w:w="3288"/>
+          </w:tcPr>
+          <w:p>
+            <w:r>
+              <w:rPr>
+                <w:sz w:val="28"/>
+              </w:rPr>
+              <w:t>name@domain.zone</w:t>
+            </w:r>
+          </w:p>
+        </w:tc>
+        <w:tc>
+          <w:tcPr>
+            <w:tcW w:type="dxa" w:w="1984"/>
+          </w:tcPr>
+          <w:p>
+            <w:r>
+              <w:rPr>
+                <w:sz w:val="28"/>
+              </w:rPr>
+              <w:t>—</w:t>
             </w:r>
           </w:p>
         </w:tc>
@@ -3743,53 +1562,53 @@
       <w:tr>
         <w:tc>
           <w:tcPr>
-            <w:tcW w:type="dxa" w:w="1474"/>
+            <w:tcW w:type="dxa" w:w="2098"/>
           </w:tcPr>
           <w:p>
             <w:r>
               <w:rPr>
-                <w:sz w:val="24"/>
+                <w:sz w:val="28"/>
               </w:rPr>
-              <w:t>email* (#email)</w:t>
+              <w:t>notation* (П3)</w:t>
             </w:r>
           </w:p>
         </w:tc>
         <w:tc>
           <w:tcPr>
-            <w:tcW w:type="dxa" w:w="1474"/>
+            <w:tcW w:type="dxa" w:w="1871"/>
           </w:tcPr>
           <w:p>
             <w:r>
               <w:rPr>
-                <w:sz w:val="24"/>
+                <w:sz w:val="28"/>
               </w:rPr>
-              <w:t>string; input type=email</w:t>
+              <w:t>enum</w:t>
             </w:r>
           </w:p>
         </w:tc>
         <w:tc>
           <w:tcPr>
-            <w:tcW w:type="dxa" w:w="1020"/>
+            <w:tcW w:type="dxa" w:w="1247"/>
           </w:tcPr>
           <w:p>
             <w:r>
               <w:rPr>
-                <w:sz w:val="24"/>
+                <w:sz w:val="28"/>
               </w:rPr>
-              <w:t>Да</w:t>
+              <w:t>3–5</w:t>
             </w:r>
           </w:p>
         </w:tc>
         <w:tc>
           <w:tcPr>
-            <w:tcW w:type="dxa" w:w="1134"/>
+            <w:tcW w:type="dxa" w:w="1871"/>
           </w:tcPr>
           <w:p>
             <w:r>
               <w:rPr>
-                <w:sz w:val="24"/>
+                <w:sz w:val="28"/>
               </w:rPr>
-              <w:t>пусто</w:t>
+              <w:t>Да</w:t>
             </w:r>
           </w:p>
         </w:tc>
@@ -3800,9 +1619,89 @@
           <w:p>
             <w:r>
               <w:rPr>
-                <w:sz w:val="24"/>
+                <w:sz w:val="28"/>
               </w:rPr>
-              <w:t>Вид name@domain.zone, зона не короче 2 символов, до 120 символов. Пример: anna@example.com</w:t>
+              <w:t>Нет</w:t>
+            </w:r>
+          </w:p>
+        </w:tc>
+        <w:tc>
+          <w:tcPr>
+            <w:tcW w:type="dxa" w:w="3288"/>
+          </w:tcPr>
+          <w:p>
+            <w:r>
+              <w:rPr>
+                <w:sz w:val="28"/>
+              </w:rPr>
+              <w:t>idef0, dfd, erd, bpmn, uml, petri</w:t>
+            </w:r>
+          </w:p>
+        </w:tc>
+        <w:tc>
+          <w:tcPr>
+            <w:tcW w:type="dxa" w:w="1984"/>
+          </w:tcPr>
+          <w:p>
+            <w:r>
+              <w:rPr>
+                <w:sz w:val="28"/>
+              </w:rPr>
+              <w:t>→ справочник Notation, N:1</w:t>
+            </w:r>
+          </w:p>
+        </w:tc>
+      </w:tr>
+      <w:tr>
+        <w:tc>
+          <w:tcPr>
+            <w:tcW w:type="dxa" w:w="2098"/>
+          </w:tcPr>
+          <w:p>
+            <w:r>
+              <w:rPr>
+                <w:sz w:val="28"/>
+              </w:rPr>
+              <w:t>team* (П4)</w:t>
+            </w:r>
+          </w:p>
+        </w:tc>
+        <w:tc>
+          <w:tcPr>
+            <w:tcW w:type="dxa" w:w="1871"/>
+          </w:tcPr>
+          <w:p>
+            <w:r>
+              <w:rPr>
+                <w:sz w:val="28"/>
+              </w:rPr>
+              <w:t>integer</w:t>
+            </w:r>
+          </w:p>
+        </w:tc>
+        <w:tc>
+          <w:tcPr>
+            <w:tcW w:type="dxa" w:w="1247"/>
+          </w:tcPr>
+          <w:p>
+            <w:r>
+              <w:rPr>
+                <w:sz w:val="28"/>
+              </w:rPr>
+              <w:t>0–500</w:t>
+            </w:r>
+          </w:p>
+        </w:tc>
+        <w:tc>
+          <w:tcPr>
+            <w:tcW w:type="dxa" w:w="1871"/>
+          </w:tcPr>
+          <w:p>
+            <w:r>
+              <w:rPr>
+                <w:sz w:val="28"/>
+              </w:rPr>
+              <w:t>Да</w:t>
             </w:r>
           </w:p>
         </w:tc>
@@ -3813,9 +1712,35 @@
           <w:p>
             <w:r>
               <w:rPr>
-                <w:sz w:val="24"/>
+                <w:sz w:val="28"/>
               </w:rPr>
-              <w:t>Пусто; без @; без зоны («anna@example»); пробелы внутри; 121 символ и более</w:t>
+              <w:t>Нет</w:t>
+            </w:r>
+          </w:p>
+        </w:tc>
+        <w:tc>
+          <w:tcPr>
+            <w:tcW w:type="dxa" w:w="3288"/>
+          </w:tcPr>
+          <w:p>
+            <w:r>
+              <w:rPr>
+                <w:sz w:val="28"/>
+              </w:rPr>
+              <w:t>целое число; по умолчанию 0</w:t>
+            </w:r>
+          </w:p>
+        </w:tc>
+        <w:tc>
+          <w:tcPr>
+            <w:tcW w:type="dxa" w:w="1984"/>
+          </w:tcPr>
+          <w:p>
+            <w:r>
+              <w:rPr>
+                <w:sz w:val="28"/>
+              </w:rPr>
+              <w:t>—</w:t>
             </w:r>
           </w:p>
         </w:tc>
@@ -3823,53 +1748,53 @@
       <w:tr>
         <w:tc>
           <w:tcPr>
-            <w:tcW w:type="dxa" w:w="1474"/>
+            <w:tcW w:type="dxa" w:w="2098"/>
           </w:tcPr>
           <w:p>
             <w:r>
               <w:rPr>
-                <w:sz w:val="24"/>
+                <w:sz w:val="28"/>
               </w:rPr>
-              <w:t>notation* (#notation)</w:t>
+              <w:t>comment (П5)</w:t>
             </w:r>
           </w:p>
         </w:tc>
         <w:tc>
           <w:tcPr>
-            <w:tcW w:type="dxa" w:w="1474"/>
+            <w:tcW w:type="dxa" w:w="1871"/>
           </w:tcPr>
           <w:p>
             <w:r>
               <w:rPr>
-                <w:sz w:val="24"/>
+                <w:sz w:val="28"/>
               </w:rPr>
-              <w:t>enum; select, значение string</w:t>
+              <w:t>string</w:t>
             </w:r>
           </w:p>
         </w:tc>
         <w:tc>
           <w:tcPr>
-            <w:tcW w:type="dxa" w:w="1020"/>
+            <w:tcW w:type="dxa" w:w="1247"/>
           </w:tcPr>
           <w:p>
             <w:r>
               <w:rPr>
-                <w:sz w:val="24"/>
+                <w:sz w:val="28"/>
               </w:rPr>
-              <w:t>Да</w:t>
+              <w:t>0–500</w:t>
             </w:r>
           </w:p>
         </w:tc>
         <w:tc>
           <w:tcPr>
-            <w:tcW w:type="dxa" w:w="1134"/>
+            <w:tcW w:type="dxa" w:w="1871"/>
           </w:tcPr>
           <w:p>
             <w:r>
               <w:rPr>
-                <w:sz w:val="24"/>
+                <w:sz w:val="28"/>
               </w:rPr>
-              <w:t>не выбрано</w:t>
+              <w:t>Нет</w:t>
             </w:r>
           </w:p>
         </w:tc>
@@ -3880,9 +1805,89 @@
           <w:p>
             <w:r>
               <w:rPr>
-                <w:sz w:val="24"/>
+                <w:sz w:val="28"/>
               </w:rPr>
-              <w:t>Ровно одно из: idef0, dfd, erd, bpmn, uml, petri</w:t>
+              <w:t>Нет</w:t>
+            </w:r>
+          </w:p>
+        </w:tc>
+        <w:tc>
+          <w:tcPr>
+            <w:tcW w:type="dxa" w:w="3288"/>
+          </w:tcPr>
+          <w:p>
+            <w:r>
+              <w:rPr>
+                <w:sz w:val="28"/>
+              </w:rPr>
+              <w:t>без маски</w:t>
+            </w:r>
+          </w:p>
+        </w:tc>
+        <w:tc>
+          <w:tcPr>
+            <w:tcW w:type="dxa" w:w="1984"/>
+          </w:tcPr>
+          <w:p>
+            <w:r>
+              <w:rPr>
+                <w:sz w:val="28"/>
+              </w:rPr>
+              <w:t>—</w:t>
+            </w:r>
+          </w:p>
+        </w:tc>
+      </w:tr>
+      <w:tr>
+        <w:tc>
+          <w:tcPr>
+            <w:tcW w:type="dxa" w:w="2098"/>
+          </w:tcPr>
+          <w:p>
+            <w:r>
+              <w:rPr>
+                <w:sz w:val="28"/>
+              </w:rPr>
+              <w:t>consent* (П6)</w:t>
+            </w:r>
+          </w:p>
+        </w:tc>
+        <w:tc>
+          <w:tcPr>
+            <w:tcW w:type="dxa" w:w="1871"/>
+          </w:tcPr>
+          <w:p>
+            <w:r>
+              <w:rPr>
+                <w:sz w:val="28"/>
+              </w:rPr>
+              <w:t>boolean</w:t>
+            </w:r>
+          </w:p>
+        </w:tc>
+        <w:tc>
+          <w:tcPr>
+            <w:tcW w:type="dxa" w:w="1247"/>
+          </w:tcPr>
+          <w:p>
+            <w:r>
+              <w:rPr>
+                <w:sz w:val="28"/>
+              </w:rPr>
+              <w:t>—</w:t>
+            </w:r>
+          </w:p>
+        </w:tc>
+        <w:tc>
+          <w:tcPr>
+            <w:tcW w:type="dxa" w:w="1871"/>
+          </w:tcPr>
+          <w:p>
+            <w:r>
+              <w:rPr>
+                <w:sz w:val="28"/>
+              </w:rPr>
+              <w:t>Да, только true</w:t>
             </w:r>
           </w:p>
         </w:tc>
@@ -3893,9 +1898,35 @@
           <w:p>
             <w:r>
               <w:rPr>
-                <w:sz w:val="24"/>
+                <w:sz w:val="28"/>
               </w:rPr>
-              <w:t>Пусто (пункт «Выберите нотацию»); любое другое значение («xyz»); заглавные буквы («IDEF0»)</w:t>
+              <w:t>—</w:t>
+            </w:r>
+          </w:p>
+        </w:tc>
+        <w:tc>
+          <w:tcPr>
+            <w:tcW w:type="dxa" w:w="3288"/>
+          </w:tcPr>
+          <w:p>
+            <w:r>
+              <w:rPr>
+                <w:sz w:val="28"/>
+              </w:rPr>
+              <w:t>флажок; в запись не сохраняется</w:t>
+            </w:r>
+          </w:p>
+        </w:tc>
+        <w:tc>
+          <w:tcPr>
+            <w:tcW w:type="dxa" w:w="1984"/>
+          </w:tcPr>
+          <w:p>
+            <w:r>
+              <w:rPr>
+                <w:sz w:val="28"/>
+              </w:rPr>
+              <w:t>→ политика (privacy.html)</w:t>
             </w:r>
           </w:p>
         </w:tc>
@@ -3903,53 +1934,53 @@
       <w:tr>
         <w:tc>
           <w:tcPr>
-            <w:tcW w:type="dxa" w:w="1474"/>
+            <w:tcW w:type="dxa" w:w="2098"/>
           </w:tcPr>
           <w:p>
             <w:r>
               <w:rPr>
-                <w:sz w:val="24"/>
+                <w:sz w:val="28"/>
               </w:rPr>
-              <w:t>team* (#team)</w:t>
+              <w:t>createdAt</w:t>
             </w:r>
           </w:p>
         </w:tc>
         <w:tc>
           <w:tcPr>
-            <w:tcW w:type="dxa" w:w="1474"/>
+            <w:tcW w:type="dxa" w:w="1871"/>
           </w:tcPr>
           <w:p>
             <w:r>
               <w:rPr>
-                <w:sz w:val="24"/>
+                <w:sz w:val="28"/>
               </w:rPr>
-              <w:t>integer; input type=number (в коде допускается и строка из цифр)</w:t>
+              <w:t>string ISO 8601</w:t>
             </w:r>
           </w:p>
         </w:tc>
         <w:tc>
           <w:tcPr>
-            <w:tcW w:type="dxa" w:w="1020"/>
+            <w:tcW w:type="dxa" w:w="1247"/>
           </w:tcPr>
           <w:p>
             <w:r>
               <w:rPr>
-                <w:sz w:val="24"/>
+                <w:sz w:val="28"/>
               </w:rPr>
-              <w:t>Да</w:t>
+              <w:t>24</w:t>
             </w:r>
           </w:p>
         </w:tc>
         <w:tc>
           <w:tcPr>
-            <w:tcW w:type="dxa" w:w="1134"/>
+            <w:tcW w:type="dxa" w:w="1871"/>
           </w:tcPr>
           <w:p>
             <w:r>
               <w:rPr>
-                <w:sz w:val="24"/>
+                <w:sz w:val="28"/>
               </w:rPr>
-              <w:t>0</w:t>
+              <w:t>Да, ставит система</w:t>
             </w:r>
           </w:p>
         </w:tc>
@@ -3960,262 +1991,35 @@
           <w:p>
             <w:r>
               <w:rPr>
-                <w:sz w:val="24"/>
+                <w:sz w:val="28"/>
               </w:rPr>
-              <w:t>Целое от 0 до 500 включительно. Примеры: 0, 5, 500, «12»</w:t>
+              <w:t>Нет</w:t>
             </w:r>
           </w:p>
         </w:tc>
         <w:tc>
           <w:tcPr>
-            <w:tcW w:type="dxa" w:w="2381"/>
+            <w:tcW w:type="dxa" w:w="3288"/>
           </w:tcPr>
           <w:p>
             <w:r>
               <w:rPr>
-                <w:sz w:val="24"/>
+                <w:sz w:val="28"/>
               </w:rPr>
-              <w:t>Меньше 0 («-1»); больше 500 («501»); дробное («2.5»); не число («abc»); пусто</w:t>
-            </w:r>
-          </w:p>
-        </w:tc>
-      </w:tr>
-      <w:tr>
-        <w:tc>
-          <w:tcPr>
-            <w:tcW w:type="dxa" w:w="1474"/>
-          </w:tcPr>
-          <w:p>
-            <w:r>
-              <w:rPr>
-                <w:sz w:val="24"/>
-              </w:rPr>
-              <w:t>comment (#comment)</w:t>
+              <w:t>ГГГГ-ММ-ДДTЧЧ:ММ:СС.сссZ</w:t>
             </w:r>
           </w:p>
         </w:tc>
         <w:tc>
           <w:tcPr>
-            <w:tcW w:type="dxa" w:w="1474"/>
+            <w:tcW w:type="dxa" w:w="1984"/>
           </w:tcPr>
           <w:p>
             <w:r>
               <w:rPr>
-                <w:sz w:val="24"/>
+                <w:sz w:val="28"/>
               </w:rPr>
-              <w:t>string; textarea</w:t>
-            </w:r>
-          </w:p>
-        </w:tc>
-        <w:tc>
-          <w:tcPr>
-            <w:tcW w:type="dxa" w:w="1020"/>
-          </w:tcPr>
-          <w:p>
-            <w:r>
-              <w:rPr>
-                <w:sz w:val="24"/>
-              </w:rPr>
-              <w:t>Нет</w:t>
-            </w:r>
-          </w:p>
-        </w:tc>
-        <w:tc>
-          <w:tcPr>
-            <w:tcW w:type="dxa" w:w="1134"/>
-          </w:tcPr>
-          <w:p>
-            <w:r>
-              <w:rPr>
-                <w:sz w:val="24"/>
-              </w:rPr>
-              <w:t>пусто</w:t>
-            </w:r>
-          </w:p>
-        </w:tc>
-        <w:tc>
-          <w:tcPr>
-            <w:tcW w:type="dxa" w:w="2381"/>
-          </w:tcPr>
-          <w:p>
-            <w:r>
-              <w:rPr>
-                <w:sz w:val="24"/>
-              </w:rPr>
-              <w:t>От 0 до 500 символов (пусто допустимо)</w:t>
-            </w:r>
-          </w:p>
-        </w:tc>
-        <w:tc>
-          <w:tcPr>
-            <w:tcW w:type="dxa" w:w="2381"/>
-          </w:tcPr>
-          <w:p>
-            <w:r>
-              <w:rPr>
-                <w:sz w:val="24"/>
-              </w:rPr>
-              <w:t>501 символ и более (в браузере ввод ограничен maxlength=500)</w:t>
-            </w:r>
-          </w:p>
-        </w:tc>
-      </w:tr>
-      <w:tr>
-        <w:tc>
-          <w:tcPr>
-            <w:tcW w:type="dxa" w:w="1474"/>
-          </w:tcPr>
-          <w:p>
-            <w:r>
-              <w:rPr>
-                <w:sz w:val="24"/>
-              </w:rPr>
-              <w:t>consent* (#consent)</w:t>
-            </w:r>
-          </w:p>
-        </w:tc>
-        <w:tc>
-          <w:tcPr>
-            <w:tcW w:type="dxa" w:w="1474"/>
-          </w:tcPr>
-          <w:p>
-            <w:r>
-              <w:rPr>
-                <w:sz w:val="24"/>
-              </w:rPr>
-              <w:t>boolean; checkbox</w:t>
-            </w:r>
-          </w:p>
-        </w:tc>
-        <w:tc>
-          <w:tcPr>
-            <w:tcW w:type="dxa" w:w="1020"/>
-          </w:tcPr>
-          <w:p>
-            <w:r>
-              <w:rPr>
-                <w:sz w:val="24"/>
-              </w:rPr>
-              <w:t>Да</w:t>
-            </w:r>
-          </w:p>
-        </w:tc>
-        <w:tc>
-          <w:tcPr>
-            <w:tcW w:type="dxa" w:w="1134"/>
-          </w:tcPr>
-          <w:p>
-            <w:r>
-              <w:rPr>
-                <w:sz w:val="24"/>
-              </w:rPr>
-              <w:t>false (снят)</w:t>
-            </w:r>
-          </w:p>
-        </w:tc>
-        <w:tc>
-          <w:tcPr>
-            <w:tcW w:type="dxa" w:w="2381"/>
-          </w:tcPr>
-          <w:p>
-            <w:r>
-              <w:rPr>
-                <w:sz w:val="24"/>
-              </w:rPr>
-              <w:t>true (флажок отмечен)</w:t>
-            </w:r>
-          </w:p>
-        </w:tc>
-        <w:tc>
-          <w:tcPr>
-            <w:tcW w:type="dxa" w:w="2381"/>
-          </w:tcPr>
-          <w:p>
-            <w:r>
-              <w:rPr>
-                <w:sz w:val="24"/>
-              </w:rPr>
-              <w:t>false (флажок снят)</w:t>
-            </w:r>
-          </w:p>
-        </w:tc>
-      </w:tr>
-      <w:tr>
-        <w:tc>
-          <w:tcPr>
-            <w:tcW w:type="dxa" w:w="1474"/>
-          </w:tcPr>
-          <w:p>
-            <w:r>
-              <w:rPr>
-                <w:sz w:val="24"/>
-              </w:rPr>
-              <w:t>createdAt (формирует система)</w:t>
-            </w:r>
-          </w:p>
-        </w:tc>
-        <w:tc>
-          <w:tcPr>
-            <w:tcW w:type="dxa" w:w="1474"/>
-          </w:tcPr>
-          <w:p>
-            <w:r>
-              <w:rPr>
-                <w:sz w:val="24"/>
-              </w:rPr>
-              <w:t>string; время ISO 8601 (UTC)</w:t>
-            </w:r>
-          </w:p>
-        </w:tc>
-        <w:tc>
-          <w:tcPr>
-            <w:tcW w:type="dxa" w:w="1020"/>
-          </w:tcPr>
-          <w:p>
-            <w:r>
-              <w:rPr>
-                <w:sz w:val="24"/>
-              </w:rPr>
-              <w:t>Нет (не вводится)</w:t>
-            </w:r>
-          </w:p>
-        </w:tc>
-        <w:tc>
-          <w:tcPr>
-            <w:tcW w:type="dxa" w:w="1134"/>
-          </w:tcPr>
-          <w:p>
-            <w:r>
-              <w:rPr>
-                <w:sz w:val="24"/>
-              </w:rPr>
-              <w:t>текущее время в момент отправки</w:t>
-            </w:r>
-          </w:p>
-        </w:tc>
-        <w:tc>
-          <w:tcPr>
-            <w:tcW w:type="dxa" w:w="2381"/>
-          </w:tcPr>
-          <w:p>
-            <w:r>
-              <w:rPr>
-                <w:sz w:val="24"/>
-              </w:rPr>
-              <w:t>Строка вида 2026-10-25T12:00:00.000Z</w:t>
-            </w:r>
-          </w:p>
-        </w:tc>
-        <w:tc>
-          <w:tcPr>
-            <w:tcW w:type="dxa" w:w="2381"/>
-          </w:tcPr>
-          <w:p>
-            <w:r>
-              <w:rPr>
-                <w:sz w:val="24"/>
-              </w:rPr>
-              <w:t>Не вводится посетителем</w:t>
+              <w:t>—</w:t>
             </w:r>
           </w:p>
         </w:tc>
@@ -4223,11 +2027,26 @@
     </w:tbl>
     <w:p/>
     <w:p>
+      <w:r>
+        <w:t>Хранилище: массив JSON в LocalStorage браузера, ключ dslkit.waitlist (префикс dslkit. задаёт createStorage). Первичного ключа нет. * — обязательное поле. Точные регулярные выражения: site/js/utils/validation.js.</w:t>
+      </w:r>
+    </w:p>
+    <w:p>
+      <w:pPr>
+        <w:sectPr>
+          <w:pgSz w:w="15840" w:h="12240" w:orient="landscape"/>
+          <w:pgMar w:top="1020" w:right="1020" w:bottom="1020" w:left="1020" w:header="720" w:footer="720" w:gutter="0"/>
+          <w:cols w:space="720"/>
+          <w:docGrid w:linePitch="360"/>
+        </w:sectPr>
+      </w:pPr>
+    </w:p>
+    <w:p>
       <w:pPr>
         <w:pStyle w:val="Heading2"/>
       </w:pPr>
       <w:r>
-        <w:t>Диаграммы процесса</w:t>
+        <w:t>Диаграмма сценария</w:t>
       </w:r>
     </w:p>
     <w:p>
@@ -4237,7 +2056,7 @@
       <w:r>
         <w:drawing>
           <wp:inline xmlns:a="http://schemas.openxmlformats.org/drawingml/2006/main" xmlns:pic="http://schemas.openxmlformats.org/drawingml/2006/picture">
-            <wp:extent cx="3600000" cy="6557983"/>
+            <wp:extent cx="2880000" cy="2898462"/>
             <wp:docPr id="1" name="Picture 1"/>
             <wp:cNvGraphicFramePr>
               <a:graphicFrameLocks noChangeAspect="1"/>
@@ -4258,7 +2077,7 @@
                   <pic:spPr>
                     <a:xfrm>
                       <a:off x="0" y="0"/>
-                      <a:ext cx="3600000" cy="6557983"/>
+                      <a:ext cx="2880000" cy="2898462"/>
                     </a:xfrm>
                     <a:prstGeom prst="rect"/>
                   </pic:spPr>
@@ -4274,10 +2093,15 @@
         <w:jc w:val="center"/>
       </w:pPr>
       <w:r>
-        <w:rPr>
-          <w:i/>
-        </w:rPr>
-        <w:t>Рис. A. Блок-схема сценария UC-01: основной поток и альтернативные потоки</w:t>
+        <w:t>Рис. A. Блок-схема UC-01</w:t>
+      </w:r>
+    </w:p>
+    <w:p>
+      <w:pPr>
+        <w:pStyle w:val="Heading2"/>
+      </w:pPr>
+      <w:r>
+        <w:t>Скриншоты интерфейса</w:t>
       </w:r>
     </w:p>
     <w:p>
@@ -4287,7 +2111,7 @@
       <w:r>
         <w:drawing>
           <wp:inline xmlns:a="http://schemas.openxmlformats.org/drawingml/2006/main" xmlns:pic="http://schemas.openxmlformats.org/drawingml/2006/picture">
-            <wp:extent cx="5760000" cy="1457075"/>
+            <wp:extent cx="3240000" cy="4203900"/>
             <wp:docPr id="2" name="Picture 2"/>
             <wp:cNvGraphicFramePr>
               <a:graphicFrameLocks noChangeAspect="1"/>
@@ -4296,7 +2120,7 @@
               <a:graphicData uri="http://schemas.openxmlformats.org/drawingml/2006/picture">
                 <pic:pic>
                   <pic:nvPicPr>
-                    <pic:cNvPr id="0" name="states.png"/>
+                    <pic:cNvPr id="0" name="03-form-errors.png"/>
                     <pic:cNvPicPr/>
                   </pic:nvPicPr>
                   <pic:blipFill>
@@ -4308,7 +2132,7 @@
                   <pic:spPr>
                     <a:xfrm>
                       <a:off x="0" y="0"/>
-                      <a:ext cx="5760000" cy="1457075"/>
+                      <a:ext cx="3240000" cy="4203900"/>
                     </a:xfrm>
                     <a:prstGeom prst="rect"/>
                   </pic:spPr>
@@ -4324,10 +2148,7 @@
         <w:jc w:val="center"/>
       </w:pPr>
       <w:r>
-        <w:rPr>
-          <w:i/>
-        </w:rPr>
-        <w:t>Рис. B. Состояния поля формы при проверке</w:t>
+        <w:t>SCR-01. Форма: ошибки при пустой отправке</w:t>
       </w:r>
     </w:p>
     <w:p>
@@ -4337,7 +2158,7 @@
       <w:r>
         <w:drawing>
           <wp:inline xmlns:a="http://schemas.openxmlformats.org/drawingml/2006/main" xmlns:pic="http://schemas.openxmlformats.org/drawingml/2006/picture">
-            <wp:extent cx="5760000" cy="981548"/>
+            <wp:extent cx="3240000" cy="3674700"/>
             <wp:docPr id="3" name="Picture 3"/>
             <wp:cNvGraphicFramePr>
               <a:graphicFrameLocks noChangeAspect="1"/>
@@ -4346,7 +2167,7 @@
               <a:graphicData uri="http://schemas.openxmlformats.org/drawingml/2006/picture">
                 <pic:pic>
                   <pic:nvPicPr>
-                    <pic:cNvPr id="0" name="components.png"/>
+                    <pic:cNvPr id="0" name="04-form-filled.png"/>
                     <pic:cNvPicPr/>
                   </pic:nvPicPr>
                   <pic:blipFill>
@@ -4358,7 +2179,7 @@
                   <pic:spPr>
                     <a:xfrm>
                       <a:off x="0" y="0"/>
-                      <a:ext cx="5760000" cy="981548"/>
+                      <a:ext cx="3240000" cy="3674700"/>
                     </a:xfrm>
                     <a:prstGeom prst="rect"/>
                   </pic:spPr>
@@ -4374,10 +2195,54 @@
         <w:jc w:val="center"/>
       </w:pPr>
       <w:r>
-        <w:rPr>
-          <w:i/>
-        </w:rPr>
-        <w:t>Рис. C. Компоненты и обмен данными при отправке заявки</w:t>
+        <w:t>SCR-02. Форма: заполнена корректными данными</w:t>
+      </w:r>
+    </w:p>
+    <w:p>
+      <w:pPr>
+        <w:jc w:val="center"/>
+      </w:pPr>
+      <w:r>
+        <w:drawing>
+          <wp:inline xmlns:a="http://schemas.openxmlformats.org/drawingml/2006/main" xmlns:pic="http://schemas.openxmlformats.org/drawingml/2006/picture">
+            <wp:extent cx="4680000" cy="2925000"/>
+            <wp:docPr id="4" name="Picture 4"/>
+            <wp:cNvGraphicFramePr>
+              <a:graphicFrameLocks noChangeAspect="1"/>
+            </wp:cNvGraphicFramePr>
+            <a:graphic>
+              <a:graphicData uri="http://schemas.openxmlformats.org/drawingml/2006/picture">
+                <pic:pic>
+                  <pic:nvPicPr>
+                    <pic:cNvPr id="0" name="05-form-submitted.png"/>
+                    <pic:cNvPicPr/>
+                  </pic:nvPicPr>
+                  <pic:blipFill>
+                    <a:blip r:embed="rId12"/>
+                    <a:stretch>
+                      <a:fillRect/>
+                    </a:stretch>
+                  </pic:blipFill>
+                  <pic:spPr>
+                    <a:xfrm>
+                      <a:off x="0" y="0"/>
+                      <a:ext cx="4680000" cy="2925000"/>
+                    </a:xfrm>
+                    <a:prstGeom prst="rect"/>
+                  </pic:spPr>
+                </pic:pic>
+              </a:graphicData>
+            </a:graphic>
+          </wp:inline>
+        </w:drawing>
+      </w:r>
+    </w:p>
+    <w:p>
+      <w:pPr>
+        <w:jc w:val="center"/>
+      </w:pPr>
+      <w:r>
+        <w:t>SCR-03. Страница благодарности</w:t>
       </w:r>
     </w:p>
     <w:p>
@@ -4424,13 +2289,13 @@
           <w:p>
             <w:r>
               <w:rPr>
-                <w:sz w:val="24"/>
+                <w:sz w:val="28"/>
               </w:rPr>
             </w:r>
             <w:r>
               <w:rPr>
                 <w:b/>
-                <w:sz w:val="24"/>
+                <w:sz w:val="28"/>
               </w:rPr>
               <w:t>Критерий</w:t>
             </w:r>
@@ -4444,13 +2309,13 @@
           <w:p>
             <w:r>
               <w:rPr>
-                <w:sz w:val="24"/>
+                <w:sz w:val="28"/>
               </w:rPr>
             </w:r>
             <w:r>
               <w:rPr>
                 <w:b/>
-                <w:sz w:val="24"/>
+                <w:sz w:val="28"/>
               </w:rPr>
               <w:t>Результат</w:t>
             </w:r>
@@ -4464,13 +2329,13 @@
           <w:p>
             <w:r>
               <w:rPr>
-                <w:sz w:val="24"/>
+                <w:sz w:val="28"/>
               </w:rPr>
             </w:r>
             <w:r>
               <w:rPr>
                 <w:b/>
-                <w:sz w:val="24"/>
+                <w:sz w:val="28"/>
               </w:rPr>
               <w:t>Обоснование</w:t>
             </w:r>
@@ -4485,7 +2350,7 @@
           <w:p>
             <w:r>
               <w:rPr>
-                <w:sz w:val="24"/>
+                <w:sz w:val="28"/>
               </w:rPr>
               <w:t>Завершённость</w:t>
             </w:r>
@@ -4498,7 +2363,7 @@
           <w:p>
             <w:r>
               <w:rPr>
-                <w:sz w:val="24"/>
+                <w:sz w:val="28"/>
               </w:rPr>
               <w:t>Выполнен</w:t>
             </w:r>
@@ -4511,7 +2376,7 @@
           <w:p>
             <w:r>
               <w:rPr>
-                <w:sz w:val="24"/>
+                <w:sz w:val="28"/>
               </w:rPr>
               <w:t>Перечислены все поля, правила П1–П6 с числовыми границами, тексты места хранения и страницы результата; нет выражений «и т. д.» и «см. выше»; ссылки идут на пронумерованные шаги и правила.</w:t>
             </w:r>
@@ -4526,7 +2391,7 @@
           <w:p>
             <w:r>
               <w:rPr>
-                <w:sz w:val="24"/>
+                <w:sz w:val="28"/>
               </w:rPr>
               <w:t>Атомарность</w:t>
             </w:r>
@@ -4539,7 +2404,7 @@
           <w:p>
             <w:r>
               <w:rPr>
-                <w:sz w:val="24"/>
+                <w:sz w:val="28"/>
               </w:rPr>
               <w:t>Выполнен</w:t>
             </w:r>
@@ -4552,7 +2417,7 @@
           <w:p>
             <w:r>
               <w:rPr>
-                <w:sz w:val="24"/>
+                <w:sz w:val="28"/>
               </w:rPr>
               <w:t>Каждый шаг основного потока описывает одно действие (шаги 1–7 по одному полю), правила вынесены в отдельные пункты П1–П6.</w:t>
             </w:r>
@@ -4567,7 +2432,7 @@
           <w:p>
             <w:r>
               <w:rPr>
-                <w:sz w:val="24"/>
+                <w:sz w:val="28"/>
               </w:rPr>
               <w:t>Непротиворечивость</w:t>
             </w:r>
@@ -4580,7 +2445,7 @@
           <w:p>
             <w:r>
               <w:rPr>
-                <w:sz w:val="24"/>
+                <w:sz w:val="28"/>
               </w:rPr>
               <w:t>Выполнен</w:t>
             </w:r>
@@ -4593,7 +2458,7 @@
           <w:p>
             <w:r>
               <w:rPr>
-                <w:sz w:val="24"/>
+                <w:sz w:val="28"/>
               </w:rPr>
               <w:t>Поведение A4 и E1 описано так же, как работает код waitlist-form.js; границы из П1–П6 совпадают с validation.js.</w:t>
             </w:r>
@@ -4608,7 +2473,7 @@
           <w:p>
             <w:r>
               <w:rPr>
-                <w:sz w:val="24"/>
+                <w:sz w:val="28"/>
               </w:rPr>
               <w:t>Недвусмысленность</w:t>
             </w:r>
@@ -4621,7 +2486,7 @@
           <w:p>
             <w:r>
               <w:rPr>
-                <w:sz w:val="24"/>
+                <w:sz w:val="28"/>
               </w:rPr>
               <w:t>Выполнен</w:t>
             </w:r>
@@ -4634,7 +2499,7 @@
           <w:p>
             <w:r>
               <w:rPr>
-                <w:sz w:val="24"/>
+                <w:sz w:val="28"/>
               </w:rPr>
               <w:t>Нет оценочных слов («быстро», «удобно»), названы конкретные имена полей, кнопок, ключа хранилища и страницы.</w:t>
             </w:r>
@@ -4649,7 +2514,7 @@
           <w:p>
             <w:r>
               <w:rPr>
-                <w:sz w:val="24"/>
+                <w:sz w:val="28"/>
               </w:rPr>
               <w:t>Выполнимость</w:t>
             </w:r>
@@ -4662,7 +2527,7 @@
           <w:p>
             <w:r>
               <w:rPr>
-                <w:sz w:val="24"/>
+                <w:sz w:val="28"/>
               </w:rPr>
               <w:t>Выполнен</w:t>
             </w:r>
@@ -4675,7 +2540,7 @@
           <w:p>
             <w:r>
               <w:rPr>
-                <w:sz w:val="24"/>
+                <w:sz w:val="28"/>
               </w:rPr>
               <w:t>Все шаги реализованы в текущей версии сайта без серверной части.</w:t>
             </w:r>
@@ -4690,7 +2555,7 @@
           <w:p>
             <w:r>
               <w:rPr>
-                <w:sz w:val="24"/>
+                <w:sz w:val="28"/>
               </w:rPr>
               <w:t>Обязательность и актуальность</w:t>
             </w:r>
@@ -4703,7 +2568,7 @@
           <w:p>
             <w:r>
               <w:rPr>
-                <w:sz w:val="24"/>
+                <w:sz w:val="28"/>
               </w:rPr>
               <w:t>Выполнен</w:t>
             </w:r>
@@ -4716,7 +2581,7 @@
           <w:p>
             <w:r>
               <w:rPr>
-                <w:sz w:val="24"/>
+                <w:sz w:val="28"/>
               </w:rPr>
               <w:t>Описаны только действующие потоки; устаревших и необязательных требований нет.</w:t>
             </w:r>
@@ -4731,7 +2596,7 @@
           <w:p>
             <w:r>
               <w:rPr>
-                <w:sz w:val="24"/>
+                <w:sz w:val="28"/>
               </w:rPr>
               <w:t>Прослеживаемость</w:t>
             </w:r>
@@ -4744,7 +2609,7 @@
           <w:p>
             <w:r>
               <w:rPr>
-                <w:sz w:val="24"/>
+                <w:sz w:val="28"/>
               </w:rPr>
               <w:t>Выполнен</w:t>
             </w:r>
@@ -4757,7 +2622,7 @@
           <w:p>
             <w:r>
               <w:rPr>
-                <w:sz w:val="24"/>
+                <w:sz w:val="28"/>
               </w:rPr>
               <w:t>Указаны ID UC-01, подзадачи UC-01.1…01.5, требование R4, связанный UC-00, тест-кейсы TC-WL-001…022, проверки SM-07, CP-35, CP-36 и файлы реализации.</w:t>
             </w:r>
@@ -4772,7 +2637,7 @@
           <w:p>
             <w:r>
               <w:rPr>
-                <w:sz w:val="24"/>
+                <w:sz w:val="28"/>
               </w:rPr>
               <w:t>Модифицируемость</w:t>
             </w:r>
@@ -4785,7 +2650,7 @@
           <w:p>
             <w:r>
               <w:rPr>
-                <w:sz w:val="24"/>
+                <w:sz w:val="28"/>
               </w:rPr>
               <w:t>Выполнен</w:t>
             </w:r>
@@ -4798,7 +2663,7 @@
           <w:p>
             <w:r>
               <w:rPr>
-                <w:sz w:val="24"/>
+                <w:sz w:val="28"/>
               </w:rPr>
               <w:t>Правила проверки вынесены в одну таблицу П1–П6, изменение границы правит одно место, остальной текст на них только ссылается.</w:t>
             </w:r>
@@ -4813,7 +2678,7 @@
           <w:p>
             <w:r>
               <w:rPr>
-                <w:sz w:val="24"/>
+                <w:sz w:val="28"/>
               </w:rPr>
               <w:t>Проверяемость</w:t>
             </w:r>
@@ -4826,7 +2691,7 @@
           <w:p>
             <w:r>
               <w:rPr>
-                <w:sz w:val="24"/>
+                <w:sz w:val="28"/>
               </w:rPr>
               <w:t>Выполнен</w:t>
             </w:r>
@@ -4839,7 +2704,7 @@
           <w:p>
             <w:r>
               <w:rPr>
-                <w:sz w:val="24"/>
+                <w:sz w:val="28"/>
               </w:rPr>
               <w:t>Для каждого правила и потока есть тест-кейс или проверка с однозначным ожидаемым результатом.</w:t>
             </w:r>
@@ -4892,13 +2757,13 @@
           <w:p>
             <w:r>
               <w:rPr>
-                <w:sz w:val="24"/>
+                <w:sz w:val="28"/>
               </w:rPr>
             </w:r>
             <w:r>
               <w:rPr>
                 <w:b/>
-                <w:sz w:val="24"/>
+                <w:sz w:val="28"/>
               </w:rPr>
               <w:t>№</w:t>
             </w:r>
@@ -4912,13 +2777,13 @@
           <w:p>
             <w:r>
               <w:rPr>
-                <w:sz w:val="24"/>
+                <w:sz w:val="28"/>
               </w:rPr>
             </w:r>
             <w:r>
               <w:rPr>
                 <w:b/>
-                <w:sz w:val="24"/>
+                <w:sz w:val="28"/>
               </w:rPr>
               <w:t>Вопрос</w:t>
             </w:r>
@@ -4932,13 +2797,13 @@
           <w:p>
             <w:r>
               <w:rPr>
-                <w:sz w:val="24"/>
+                <w:sz w:val="28"/>
               </w:rPr>
             </w:r>
             <w:r>
               <w:rPr>
                 <w:b/>
-                <w:sz w:val="24"/>
+                <w:sz w:val="28"/>
               </w:rPr>
               <w:t>Принятое решение</w:t>
             </w:r>
@@ -4953,7 +2818,7 @@
           <w:p>
             <w:r>
               <w:rPr>
-                <w:sz w:val="24"/>
+                <w:sz w:val="28"/>
               </w:rPr>
               <w:t>1</w:t>
             </w:r>
@@ -4966,7 +2831,7 @@
           <w:p>
             <w:r>
               <w:rPr>
-                <w:sz w:val="24"/>
+                <w:sz w:val="28"/>
               </w:rPr>
               <w:t>Куда сохраняется заявка?</w:t>
             </w:r>
@@ -4979,7 +2844,7 @@
           <w:p>
             <w:r>
               <w:rPr>
-                <w:sz w:val="24"/>
+                <w:sz w:val="28"/>
               </w:rPr>
               <w:t>В LocalStorage браузера под ключом dslkit.waitlist, на сервер не отправляется (шаг 10).</w:t>
             </w:r>
@@ -4994,7 +2859,7 @@
           <w:p>
             <w:r>
               <w:rPr>
-                <w:sz w:val="24"/>
+                <w:sz w:val="28"/>
               </w:rPr>
               <w:t>2</w:t>
             </w:r>
@@ -5007,7 +2872,7 @@
           <w:p>
             <w:r>
               <w:rPr>
-                <w:sz w:val="24"/>
+                <w:sz w:val="28"/>
               </w:rPr>
               <w:t>Нужно ли отклонять повторную заявку с тем же адресом?</w:t>
             </w:r>
@@ -5020,7 +2885,7 @@
           <w:p>
             <w:r>
               <w:rPr>
-                <w:sz w:val="24"/>
+                <w:sz w:val="28"/>
               </w:rPr>
               <w:t>Нет, принимается как отдельная запись (A4). Рекомендация владельцу продукта: пересмотреть при появлении серверной части (D-1).</w:t>
             </w:r>
@@ -5035,7 +2900,7 @@
           <w:p>
             <w:r>
               <w:rPr>
-                <w:sz w:val="24"/>
+                <w:sz w:val="28"/>
               </w:rPr>
               <w:t>3</w:t>
             </w:r>
@@ -5048,7 +2913,7 @@
           <w:p>
             <w:r>
               <w:rPr>
-                <w:sz w:val="24"/>
+                <w:sz w:val="28"/>
               </w:rPr>
               <w:t>Что видит посетитель при сбое записи?</w:t>
             </w:r>
@@ -5061,7 +2926,7 @@
           <w:p>
             <w:r>
               <w:rPr>
-                <w:sz w:val="24"/>
+                <w:sz w:val="28"/>
               </w:rPr>
               <w:t>Страницу благодарности без сообщения об ошибке (E1). Рекомендация: показывать ошибку и оставлять форму (D-2).</w:t>
             </w:r>
@@ -5107,13 +2972,13 @@
           <w:p>
             <w:r>
               <w:rPr>
-                <w:sz w:val="24"/>
+                <w:sz w:val="28"/>
               </w:rPr>
             </w:r>
             <w:r>
               <w:rPr>
                 <w:b/>
-                <w:sz w:val="24"/>
+                <w:sz w:val="28"/>
               </w:rPr>
               <w:t>Сценарий</w:t>
             </w:r>
@@ -5127,13 +2992,13 @@
           <w:p>
             <w:r>
               <w:rPr>
-                <w:sz w:val="24"/>
+                <w:sz w:val="28"/>
               </w:rPr>
             </w:r>
             <w:r>
               <w:rPr>
                 <w:b/>
-                <w:sz w:val="24"/>
+                <w:sz w:val="28"/>
               </w:rPr>
               <w:t>Ожидаемо по Use Case</w:t>
             </w:r>
@@ -5147,13 +3012,13 @@
           <w:p>
             <w:r>
               <w:rPr>
-                <w:sz w:val="24"/>
+                <w:sz w:val="28"/>
               </w:rPr>
             </w:r>
             <w:r>
               <w:rPr>
                 <w:b/>
-                <w:sz w:val="24"/>
+                <w:sz w:val="28"/>
               </w:rPr>
               <w:t>Фактически</w:t>
             </w:r>
@@ -5167,13 +3032,13 @@
           <w:p>
             <w:r>
               <w:rPr>
-                <w:sz w:val="24"/>
+                <w:sz w:val="28"/>
               </w:rPr>
             </w:r>
             <w:r>
               <w:rPr>
                 <w:b/>
-                <w:sz w:val="24"/>
+                <w:sz w:val="28"/>
               </w:rPr>
               <w:t>Статус</w:t>
             </w:r>
@@ -5188,7 +3053,7 @@
           <w:p>
             <w:r>
               <w:rPr>
-                <w:sz w:val="24"/>
+                <w:sz w:val="28"/>
               </w:rPr>
               <w:t>Основной поток</w:t>
             </w:r>
@@ -5201,7 +3066,7 @@
           <w:p>
             <w:r>
               <w:rPr>
-                <w:sz w:val="24"/>
+                <w:sz w:val="28"/>
               </w:rPr>
               <w:t>Шаги 1–11: переход на thanks.html, 1 запись, значения без пробелов по краям</w:t>
             </w:r>
@@ -5214,7 +3079,7 @@
           <w:p>
             <w:r>
               <w:rPr>
-                <w:sz w:val="24"/>
+                <w:sz w:val="28"/>
               </w:rPr>
               <w:t>Адрес /thanks.html, записей 1, имя сохранено как «Анна Иванова» (пробелы по краям убраны)</w:t>
             </w:r>
@@ -5228,7 +3093,7 @@
           <w:p>
             <w:r>
               <w:rPr>
-                <w:sz w:val="24"/>
+                <w:sz w:val="28"/>
               </w:rPr>
               <w:t>Passed</w:t>
             </w:r>
@@ -5243,7 +3108,7 @@
           <w:p>
             <w:r>
               <w:rPr>
-                <w:sz w:val="24"/>
+                <w:sz w:val="28"/>
               </w:rPr>
               <w:t>A1. Пустая форма</w:t>
             </w:r>
@@ -5256,7 +3121,7 @@
           <w:p>
             <w:r>
               <w:rPr>
-                <w:sz w:val="24"/>
+                <w:sz w:val="28"/>
               </w:rPr>
               <w:t>A1, A2: ошибки под полями, фокус на первом неверном, записи нет</w:t>
             </w:r>
@@ -5269,7 +3134,7 @@
           <w:p>
             <w:r>
               <w:rPr>
-                <w:sz w:val="24"/>
+                <w:sz w:val="28"/>
               </w:rPr>
               <w:t>Адрес /, ошибок на экране 4 (имя, email, нотация, согласие), фокус на поле «name», новых записей нет</w:t>
             </w:r>
@@ -5283,7 +3148,7 @@
           <w:p>
             <w:r>
               <w:rPr>
-                <w:sz w:val="24"/>
+                <w:sz w:val="28"/>
               </w:rPr>
               <w:t>Passed</w:t>
             </w:r>
@@ -5298,7 +3163,7 @@
           <w:p>
             <w:r>
               <w:rPr>
-                <w:sz w:val="24"/>
+                <w:sz w:val="28"/>
               </w:rPr>
               <w:t>A1. Исправление данных</w:t>
             </w:r>
@@ -5311,7 +3176,7 @@
           <w:p>
             <w:r>
               <w:rPr>
-                <w:sz w:val="24"/>
+                <w:sz w:val="28"/>
               </w:rPr>
               <w:t>A1: после исправления ошибка поля исчезает</w:t>
             </w:r>
@@ -5324,7 +3189,7 @@
           <w:p>
             <w:r>
               <w:rPr>
-                <w:sz w:val="24"/>
+                <w:sz w:val="28"/>
               </w:rPr>
               <w:t>Ошибка имени скрылась после ввода и ухода из поля</w:t>
             </w:r>
@@ -5338,7 +3203,7 @@
           <w:p>
             <w:r>
               <w:rPr>
-                <w:sz w:val="24"/>
+                <w:sz w:val="28"/>
               </w:rPr>
               <w:t>Passed</w:t>
             </w:r>
@@ -5353,7 +3218,7 @@
           <w:p>
             <w:r>
               <w:rPr>
-                <w:sz w:val="24"/>
+                <w:sz w:val="28"/>
               </w:rPr>
               <w:t>A4. Повторная заявка</w:t>
             </w:r>
@@ -5366,7 +3231,7 @@
           <w:p>
             <w:r>
               <w:rPr>
-                <w:sz w:val="24"/>
+                <w:sz w:val="28"/>
               </w:rPr>
               <w:t>Принимается как новая запись (2 записи)</w:t>
             </w:r>
@@ -5379,7 +3244,7 @@
           <w:p>
             <w:r>
               <w:rPr>
-                <w:sz w:val="24"/>
+                <w:sz w:val="28"/>
               </w:rPr>
               <w:t>Принята, записей стало 2</w:t>
             </w:r>
@@ -5393,7 +3258,7 @@
           <w:p>
             <w:r>
               <w:rPr>
-                <w:sz w:val="24"/>
+                <w:sz w:val="28"/>
               </w:rPr>
               <w:t>Passed</w:t>
             </w:r>
@@ -5408,7 +3273,7 @@
           <w:p>
             <w:r>
               <w:rPr>
-                <w:sz w:val="24"/>
+                <w:sz w:val="28"/>
               </w:rPr>
               <w:t>E1. Ошибка сохранения</w:t>
             </w:r>
@@ -5421,7 +3286,7 @@
           <w:p>
             <w:r>
               <w:rPr>
-                <w:sz w:val="24"/>
+                <w:sz w:val="28"/>
               </w:rPr>
               <w:t>Страница благодарности, записи нет, ошибки нет</w:t>
             </w:r>
@@ -5434,7 +3299,7 @@
           <w:p>
             <w:r>
               <w:rPr>
-                <w:sz w:val="24"/>
+                <w:sz w:val="28"/>
               </w:rPr>
               <w:t>Открылась /thanks.html, записей 0, сообщения об ошибке нет</w:t>
             </w:r>
@@ -5448,7 +3313,7 @@
           <w:p>
             <w:r>
               <w:rPr>
-                <w:sz w:val="24"/>
+                <w:sz w:val="28"/>
               </w:rPr>
               <w:t>Passed</w:t>
             </w:r>
@@ -5473,7 +3338,7 @@
         <w:drawing>
           <wp:inline xmlns:a="http://schemas.openxmlformats.org/drawingml/2006/main" xmlns:pic="http://schemas.openxmlformats.org/drawingml/2006/picture">
             <wp:extent cx="2880000" cy="3266400"/>
-            <wp:docPr id="4" name="Picture 4"/>
+            <wp:docPr id="5" name="Picture 5"/>
             <wp:cNvGraphicFramePr>
               <a:graphicFrameLocks noChangeAspect="1"/>
             </wp:cNvGraphicFramePr>
@@ -5485,7 +3350,7 @@
                     <pic:cNvPicPr/>
                   </pic:nvPicPr>
                   <pic:blipFill>
-                    <a:blip r:embed="rId12"/>
+                    <a:blip r:embed="rId13"/>
                     <a:stretch>
                       <a:fillRect/>
                     </a:stretch>
@@ -5523,7 +3388,7 @@
         <w:drawing>
           <wp:inline xmlns:a="http://schemas.openxmlformats.org/drawingml/2006/main" xmlns:pic="http://schemas.openxmlformats.org/drawingml/2006/picture">
             <wp:extent cx="4320000" cy="1440000"/>
-            <wp:docPr id="5" name="Picture 5"/>
+            <wp:docPr id="6" name="Picture 6"/>
             <wp:cNvGraphicFramePr>
               <a:graphicFrameLocks noChangeAspect="1"/>
             </wp:cNvGraphicFramePr>
@@ -5535,7 +3400,7 @@
                     <pic:cNvPicPr/>
                   </pic:nvPicPr>
                   <pic:blipFill>
-                    <a:blip r:embed="rId13"/>
+                    <a:blip r:embed="rId14"/>
                     <a:stretch>
                       <a:fillRect/>
                     </a:stretch>
@@ -5573,7 +3438,7 @@
         <w:drawing>
           <wp:inline xmlns:a="http://schemas.openxmlformats.org/drawingml/2006/main" xmlns:pic="http://schemas.openxmlformats.org/drawingml/2006/picture">
             <wp:extent cx="2880000" cy="3736800"/>
-            <wp:docPr id="6" name="Picture 6"/>
+            <wp:docPr id="7" name="Picture 7"/>
             <wp:cNvGraphicFramePr>
               <a:graphicFrameLocks noChangeAspect="1"/>
             </wp:cNvGraphicFramePr>
@@ -5585,7 +3450,7 @@
                     <pic:cNvPicPr/>
                   </pic:nvPicPr>
                   <pic:blipFill>
-                    <a:blip r:embed="rId14"/>
+                    <a:blip r:embed="rId10"/>
                     <a:stretch>
                       <a:fillRect/>
                     </a:stretch>
@@ -5623,7 +3488,7 @@
         <w:drawing>
           <wp:inline xmlns:a="http://schemas.openxmlformats.org/drawingml/2006/main" xmlns:pic="http://schemas.openxmlformats.org/drawingml/2006/picture">
             <wp:extent cx="5040000" cy="3150000"/>
-            <wp:docPr id="7" name="Picture 7"/>
+            <wp:docPr id="8" name="Picture 8"/>
             <wp:cNvGraphicFramePr>
               <a:graphicFrameLocks noChangeAspect="1"/>
             </wp:cNvGraphicFramePr>
@@ -5631,11 +3496,11 @@
               <a:graphicData uri="http://schemas.openxmlformats.org/drawingml/2006/picture">
                 <pic:pic>
                   <pic:nvPicPr>
-                    <pic:cNvPr id="0" name="13-uc-storage-failure.png"/>
+                    <pic:cNvPr id="0" name="05-form-submitted.png"/>
                     <pic:cNvPicPr/>
                   </pic:nvPicPr>
                   <pic:blipFill>
-                    <a:blip r:embed="rId15"/>
+                    <a:blip r:embed="rId12"/>
                     <a:stretch>
                       <a:fillRect/>
                     </a:stretch>
